--- a/client_rules/Liberty Mutual.docx
+++ b/client_rules/Liberty Mutual.docx
@@ -1,6 +1,6 @@
 
 <file path=word/document.xml><?xml version="1.0" encoding="utf-8"?>
-<w:document xmlns:wpc="http://schemas.microsoft.com/office/word/2010/wordprocessingCanvas" xmlns:cx="http://schemas.microsoft.com/office/drawing/2014/chartex" xmlns:cx1="http://schemas.microsoft.com/office/drawing/2015/9/8/chartex" xmlns:cx2="http://schemas.microsoft.com/office/drawing/2015/10/21/chartex" xmlns:cx3="http://schemas.microsoft.com/office/drawing/2016/5/9/chartex" xmlns:cx4="http://schemas.microsoft.com/office/drawing/2016/5/10/chartex" xmlns:cx5="http://schemas.microsoft.com/office/drawing/2016/5/11/chartex" xmlns:cx6="http://schemas.microsoft.com/office/drawing/2016/5/12/chartex" xmlns:cx7="http://schemas.microsoft.com/office/drawing/2016/5/13/chartex" xmlns:cx8="http://schemas.microsoft.com/office/drawing/2016/5/14/chartex" xmlns:mc="http://schemas.openxmlformats.org/markup-compatibility/2006" xmlns:aink="http://schemas.microsoft.com/office/drawing/2016/ink" xmlns:am3d="http://schemas.microsoft.com/office/drawing/2017/model3d" xmlns:o="urn:schemas-microsoft-com:office:office" xmlns:oel="http://schemas.microsoft.com/office/2019/extlst" xmlns:r="http://schemas.openxmlformats.org/officeDocument/2006/relationships" xmlns:m="http://schemas.openxmlformats.org/officeDocument/2006/math" xmlns:v="urn:schemas-microsoft-com:vml" xmlns:wp14="http://schemas.microsoft.com/office/word/2010/wordprocessingDrawing" xmlns:wp="http://schemas.openxmlformats.org/drawingml/2006/wordprocessingDrawing" xmlns:w10="urn:schemas-microsoft-com:office:word" xmlns:w="http://schemas.openxmlformats.org/wordprocessingml/2006/main" xmlns:w14="http://schemas.microsoft.com/office/word/2010/wordml" xmlns:w15="http://schemas.microsoft.com/office/word/2012/wordml" xmlns:w16cex="http://schemas.microsoft.com/office/word/2018/wordml/cex" xmlns:w16cid="http://schemas.microsoft.com/office/word/2016/wordml/cid" xmlns:w16="http://schemas.microsoft.com/office/word/2018/wordml" xmlns:w16sdtdh="http://schemas.microsoft.com/office/word/2020/wordml/sdtdatahash" xmlns:w16se="http://schemas.microsoft.com/office/word/2015/wordml/symex" xmlns:wpg="http://schemas.microsoft.com/office/word/2010/wordprocessingGroup" xmlns:wpi="http://schemas.microsoft.com/office/word/2010/wordprocessingInk" xmlns:wne="http://schemas.microsoft.com/office/word/2006/wordml" xmlns:wps="http://schemas.microsoft.com/office/word/2010/wordprocessingShape" mc:Ignorable="w14 w15 w16se w16cid w16 w16cex w16sdtdh wp14">
+<w:document xmlns:wpc="http://schemas.microsoft.com/office/word/2010/wordprocessingCanvas" xmlns:cx="http://schemas.microsoft.com/office/drawing/2014/chartex" xmlns:cx1="http://schemas.microsoft.com/office/drawing/2015/9/8/chartex" xmlns:cx2="http://schemas.microsoft.com/office/drawing/2015/10/21/chartex" xmlns:cx3="http://schemas.microsoft.com/office/drawing/2016/5/9/chartex" xmlns:cx4="http://schemas.microsoft.com/office/drawing/2016/5/10/chartex" xmlns:cx5="http://schemas.microsoft.com/office/drawing/2016/5/11/chartex" xmlns:cx6="http://schemas.microsoft.com/office/drawing/2016/5/12/chartex" xmlns:cx7="http://schemas.microsoft.com/office/drawing/2016/5/13/chartex" xmlns:cx8="http://schemas.microsoft.com/office/drawing/2016/5/14/chartex" xmlns:mc="http://schemas.openxmlformats.org/markup-compatibility/2006" xmlns:aink="http://schemas.microsoft.com/office/drawing/2016/ink" xmlns:am3d="http://schemas.microsoft.com/office/drawing/2017/model3d" xmlns:o="urn:schemas-microsoft-com:office:office" xmlns:oel="http://schemas.microsoft.com/office/2019/extlst" xmlns:r="http://schemas.openxmlformats.org/officeDocument/2006/relationships" xmlns:m="http://schemas.openxmlformats.org/officeDocument/2006/math" xmlns:v="urn:schemas-microsoft-com:vml" xmlns:wp14="http://schemas.microsoft.com/office/word/2010/wordprocessingDrawing" xmlns:wp="http://schemas.openxmlformats.org/drawingml/2006/wordprocessingDrawing" xmlns:w10="urn:schemas-microsoft-com:office:word" xmlns:w="http://schemas.openxmlformats.org/wordprocessingml/2006/main" xmlns:w14="http://schemas.microsoft.com/office/word/2010/wordml" xmlns:w15="http://schemas.microsoft.com/office/word/2012/wordml" xmlns:w16cex="http://schemas.microsoft.com/office/word/2018/wordml/cex" xmlns:w16cid="http://schemas.microsoft.com/office/word/2016/wordml/cid" xmlns:w16="http://schemas.microsoft.com/office/word/2018/wordml" xmlns:w16du="http://schemas.microsoft.com/office/word/2023/wordml/word16du" xmlns:w16sdtdh="http://schemas.microsoft.com/office/word/2020/wordml/sdtdatahash" xmlns:w16sdtfl="http://schemas.microsoft.com/office/word/2024/wordml/sdtformatlock" xmlns:w16se="http://schemas.microsoft.com/office/word/2015/wordml/symex" xmlns:wpg="http://schemas.microsoft.com/office/word/2010/wordprocessingGroup" xmlns:wpi="http://schemas.microsoft.com/office/word/2010/wordprocessingInk" xmlns:wne="http://schemas.microsoft.com/office/word/2006/wordml" xmlns:wps="http://schemas.microsoft.com/office/word/2010/wordprocessingShape" mc:Ignorable="w14 w15 w16se w16cid w16 w16cex w16sdtdh w16sdtfl w16du wp14">
   <w:body>
     <w:tbl>
       <w:tblPr>
@@ -585,7 +585,7 @@
           <w:szCs w:val="26"/>
           <w14:ligatures w14:val="none"/>
         </w:rPr>
-        <w:t xml:space="preserve">Write </w:t>
+        <w:t xml:space="preserve">Write supplement based </w:t>
       </w:r>
       <w:proofErr w:type="gramStart"/>
       <w:r>
@@ -596,7 +596,7 @@
           <w:szCs w:val="26"/>
           <w14:ligatures w14:val="none"/>
         </w:rPr>
-        <w:t>supplement</w:t>
+        <w:t>off of</w:t>
       </w:r>
       <w:proofErr w:type="gramEnd"/>
       <w:r>
@@ -607,9 +607,25 @@
           <w:szCs w:val="26"/>
           <w14:ligatures w14:val="none"/>
         </w:rPr>
-        <w:t xml:space="preserve"> based </w:t>
-      </w:r>
-      <w:proofErr w:type="gramStart"/>
+        <w:t xml:space="preserve"> your physical reinspection for any differences or changes between the original and your reinspection.  Obtain any available invoices.  Follow client rules for parts usage, labor and tax rates and betterment/depreciation.  If you deem the vehicle to be a total loss, follow client rules for total losses.  Complete any client specific forms.</w:t>
+      </w:r>
+    </w:p>
+    <w:p>
+      <w:pPr>
+        <w:numPr>
+          <w:ilvl w:val="0"/>
+          <w:numId w:val="2"/>
+        </w:numPr>
+        <w:shd w:val="clear" w:color="auto" w:fill="FFFFFF"/>
+        <w:spacing w:before="100" w:beforeAutospacing="1" w:after="100" w:afterAutospacing="1" w:line="240" w:lineRule="auto"/>
+        <w:rPr>
+          <w:rFonts w:ascii="Segoe UI" w:eastAsia="Times New Roman" w:hAnsi="Segoe UI" w:cs="Segoe UI"/>
+          <w:kern w:val="0"/>
+          <w:sz w:val="24"/>
+          <w:szCs w:val="24"/>
+          <w14:ligatures w14:val="none"/>
+        </w:rPr>
+      </w:pPr>
       <w:r>
         <w:rPr>
           <w:rFonts w:ascii="Segoe UI" w:eastAsia="Times New Roman" w:hAnsi="Segoe UI" w:cs="Segoe UI"/>
@@ -618,67 +634,7 @@
           <w:szCs w:val="26"/>
           <w14:ligatures w14:val="none"/>
         </w:rPr>
-        <w:t>off of</w:t>
-      </w:r>
-      <w:proofErr w:type="gramEnd"/>
-      <w:r>
-        <w:rPr>
-          <w:rFonts w:ascii="Segoe UI" w:eastAsia="Times New Roman" w:hAnsi="Segoe UI" w:cs="Segoe UI"/>
-          <w:kern w:val="0"/>
-          <w:sz w:val="26"/>
-          <w:szCs w:val="26"/>
-          <w14:ligatures w14:val="none"/>
-        </w:rPr>
-        <w:t xml:space="preserve"> your physical reinspection for any differences or changes between the original and your reinspection.  Obtain any available invoices.  Follow client rules for parts usage, labor and tax rates and betterment/depreciation.  If you deem the vehicle to be a total loss, follow client rules for total losses.  Complete any client specific forms.</w:t>
-      </w:r>
-    </w:p>
-    <w:p>
-      <w:pPr>
-        <w:numPr>
-          <w:ilvl w:val="0"/>
-          <w:numId w:val="2"/>
-        </w:numPr>
-        <w:shd w:val="clear" w:color="auto" w:fill="FFFFFF"/>
-        <w:spacing w:before="100" w:beforeAutospacing="1" w:after="100" w:afterAutospacing="1" w:line="240" w:lineRule="auto"/>
-        <w:rPr>
-          <w:rFonts w:ascii="Segoe UI" w:eastAsia="Times New Roman" w:hAnsi="Segoe UI" w:cs="Segoe UI"/>
-          <w:kern w:val="0"/>
-          <w:sz w:val="24"/>
-          <w:szCs w:val="24"/>
-          <w14:ligatures w14:val="none"/>
-        </w:rPr>
-      </w:pPr>
-      <w:r>
-        <w:rPr>
-          <w:rFonts w:ascii="Segoe UI" w:eastAsia="Times New Roman" w:hAnsi="Segoe UI" w:cs="Segoe UI"/>
-          <w:kern w:val="0"/>
-          <w:sz w:val="26"/>
-          <w:szCs w:val="26"/>
-          <w14:ligatures w14:val="none"/>
-        </w:rPr>
-        <w:t xml:space="preserve">Upload your photos, rekeyed </w:t>
-      </w:r>
-      <w:proofErr w:type="gramStart"/>
-      <w:r>
-        <w:rPr>
-          <w:rFonts w:ascii="Segoe UI" w:eastAsia="Times New Roman" w:hAnsi="Segoe UI" w:cs="Segoe UI"/>
-          <w:kern w:val="0"/>
-          <w:sz w:val="26"/>
-          <w:szCs w:val="26"/>
-          <w14:ligatures w14:val="none"/>
-        </w:rPr>
-        <w:t>estimate</w:t>
-      </w:r>
-      <w:proofErr w:type="gramEnd"/>
-      <w:r>
-        <w:rPr>
-          <w:rFonts w:ascii="Segoe UI" w:eastAsia="Times New Roman" w:hAnsi="Segoe UI" w:cs="Segoe UI"/>
-          <w:kern w:val="0"/>
-          <w:sz w:val="26"/>
-          <w:szCs w:val="26"/>
-          <w14:ligatures w14:val="none"/>
-        </w:rPr>
-        <w:t xml:space="preserve"> and supplement along with any invoices, client specific forms you completed and your Appraiser Report.  Provide detailed notes in your Appraiser Report explaining any differences or changes to the original that resulted in your supplement. </w:t>
+        <w:t>Upload your photos, rekeyed estimate and supplement along with any invoices, client specific forms you completed and your Appraiser Report.  Provide detailed notes in your Appraiser Report explaining any differences or changes to the original that resulted in your supplement. </w:t>
       </w:r>
     </w:p>
     <w:p>
@@ -944,29 +900,7 @@
           <w:szCs w:val="26"/>
           <w14:ligatures w14:val="none"/>
         </w:rPr>
-        <w:t xml:space="preserve">All client specific </w:t>
-      </w:r>
-      <w:proofErr w:type="gramStart"/>
-      <w:r>
-        <w:rPr>
-          <w:rFonts w:ascii="Segoe UI" w:eastAsia="Times New Roman" w:hAnsi="Segoe UI" w:cs="Segoe UI"/>
-          <w:kern w:val="0"/>
-          <w:sz w:val="26"/>
-          <w:szCs w:val="26"/>
-          <w14:ligatures w14:val="none"/>
-        </w:rPr>
-        <w:t>forms that</w:t>
-      </w:r>
-      <w:proofErr w:type="gramEnd"/>
-      <w:r>
-        <w:rPr>
-          <w:rFonts w:ascii="Segoe UI" w:eastAsia="Times New Roman" w:hAnsi="Segoe UI" w:cs="Segoe UI"/>
-          <w:kern w:val="0"/>
-          <w:sz w:val="26"/>
-          <w:szCs w:val="26"/>
-          <w14:ligatures w14:val="none"/>
-        </w:rPr>
-        <w:t xml:space="preserve"> were completed.</w:t>
+        <w:t>All client specific forms that were completed.</w:t>
       </w:r>
     </w:p>
     <w:p>
@@ -1306,20 +1240,37 @@
         <w:rPr>
           <w:rFonts w:ascii="Segoe UI" w:eastAsia="Times New Roman" w:hAnsi="Segoe UI" w:cs="Segoe UI"/>
           <w:kern w:val="0"/>
-          <w:sz w:val="24"/>
-          <w:szCs w:val="24"/>
-          <w14:ligatures w14:val="none"/>
-        </w:rPr>
-      </w:pPr>
-      <w:r>
-        <w:rPr>
-          <w:rFonts w:ascii="Arial" w:eastAsia="Times New Roman" w:hAnsi="Arial" w:cs="Arial"/>
-          <w:kern w:val="0"/>
-          <w:sz w:val="24"/>
-          <w:szCs w:val="24"/>
-          <w14:ligatures w14:val="none"/>
-        </w:rPr>
-        <w:t>NADA printout showing the Clean Retail Value of the unit is required with all files - Repairable or Total Loss. </w:t>
+          <w:sz w:val="28"/>
+          <w:szCs w:val="28"/>
+          <w14:ligatures w14:val="none"/>
+        </w:rPr>
+      </w:pPr>
+      <w:r>
+        <w:rPr>
+          <w:rFonts w:ascii="Arial" w:eastAsia="Times New Roman" w:hAnsi="Arial" w:cs="Arial"/>
+          <w:kern w:val="0"/>
+          <w:sz w:val="24"/>
+          <w:szCs w:val="24"/>
+          <w14:ligatures w14:val="none"/>
+        </w:rPr>
+        <w:t>P</w:t>
+      </w:r>
+      <w:r>
+        <w:rPr>
+          <w:rFonts w:ascii="Arial" w:eastAsia="Times New Roman" w:hAnsi="Arial" w:cs="Arial"/>
+          <w:kern w:val="0"/>
+          <w:sz w:val="24"/>
+          <w:szCs w:val="24"/>
+          <w14:ligatures w14:val="none"/>
+        </w:rPr>
+        <w:t>rintout showing the Clean Retail Value of the unit is required with all files - Repairable or Total Loss. </w:t>
+      </w:r>
+      <w:r>
+        <w:rPr>
+          <w:sz w:val="28"/>
+          <w:szCs w:val="28"/>
+        </w:rPr>
+        <w:t>This may include NADA, J.D. Power, Kelly Blue Book, Edmunds, Carfax, Cars.com</w:t>
       </w:r>
     </w:p>
     <w:p>
@@ -2132,20 +2083,8 @@
           <w:szCs w:val="24"/>
           <w14:ligatures w14:val="none"/>
         </w:rPr>
-        <w:t xml:space="preserve"> should be allowed on estimate. The only add-on at the bottom of your estimate should be ‘Hazardous Waste Removal’ @ 4.00…</w:t>
-      </w:r>
-      <w:proofErr w:type="gramStart"/>
-      <w:r>
-        <w:rPr>
-          <w:rFonts w:ascii="Arial" w:eastAsia="Times New Roman" w:hAnsi="Arial" w:cs="Arial"/>
-          <w:kern w:val="0"/>
-          <w:sz w:val="24"/>
-          <w:szCs w:val="24"/>
-          <w14:ligatures w14:val="none"/>
-        </w:rPr>
-        <w:t>nothing</w:t>
-      </w:r>
-      <w:proofErr w:type="gramEnd"/>
+        <w:t xml:space="preserve"> should be allowed on estimate. The only add-on at the bottom of your estimate should be ‘Hazardous Waste Removal’ @ 4.00…nothing</w:t>
+      </w:r>
     </w:p>
     <w:p>
       <w:pPr>
@@ -2711,10 +2650,17 @@
           <w:szCs w:val="24"/>
           <w14:ligatures w14:val="none"/>
         </w:rPr>
-        <w:t xml:space="preserve">4 corners that are clear and </w:t>
-      </w:r>
-      <w:proofErr w:type="gramStart"/>
-      <w:r>
+        <w:t>4 corners that are clear and legible</w:t>
+      </w:r>
+    </w:p>
+    <w:p>
+      <w:pPr>
+        <w:numPr>
+          <w:ilvl w:val="0"/>
+          <w:numId w:val="7"/>
+        </w:numPr>
+        <w:shd w:val="clear" w:color="auto" w:fill="FFFFFF"/>
+        <w:spacing w:after="0" w:line="240" w:lineRule="auto"/>
         <w:rPr>
           <w:rFonts w:ascii="Segoe UI" w:eastAsia="Times New Roman" w:hAnsi="Segoe UI" w:cs="Segoe UI"/>
           <w:color w:val="000000"/>
@@ -2723,9 +2669,18 @@
           <w:szCs w:val="24"/>
           <w14:ligatures w14:val="none"/>
         </w:rPr>
-        <w:t>legible</w:t>
-      </w:r>
-      <w:proofErr w:type="gramEnd"/>
+      </w:pPr>
+      <w:r>
+        <w:rPr>
+          <w:rFonts w:ascii="Segoe UI" w:eastAsia="Times New Roman" w:hAnsi="Segoe UI" w:cs="Segoe UI"/>
+          <w:color w:val="000000"/>
+          <w:kern w:val="0"/>
+          <w:sz w:val="24"/>
+          <w:szCs w:val="24"/>
+          <w14:ligatures w14:val="none"/>
+        </w:rPr>
+        <w:t>At least 4 photos of the damage area</w:t>
+      </w:r>
     </w:p>
     <w:p>
       <w:pPr>
@@ -2753,60 +2708,7 @@
           <w:szCs w:val="24"/>
           <w14:ligatures w14:val="none"/>
         </w:rPr>
-        <w:t>At least 4 photos of the damage area</w:t>
-      </w:r>
-    </w:p>
-    <w:p>
-      <w:pPr>
-        <w:numPr>
-          <w:ilvl w:val="0"/>
-          <w:numId w:val="7"/>
-        </w:numPr>
-        <w:shd w:val="clear" w:color="auto" w:fill="FFFFFF"/>
-        <w:spacing w:after="0" w:line="240" w:lineRule="auto"/>
-        <w:rPr>
-          <w:rFonts w:ascii="Segoe UI" w:eastAsia="Times New Roman" w:hAnsi="Segoe UI" w:cs="Segoe UI"/>
-          <w:color w:val="000000"/>
-          <w:kern w:val="0"/>
-          <w:sz w:val="24"/>
-          <w:szCs w:val="24"/>
-          <w14:ligatures w14:val="none"/>
-        </w:rPr>
-      </w:pPr>
-      <w:r>
-        <w:rPr>
-          <w:rFonts w:ascii="Segoe UI" w:eastAsia="Times New Roman" w:hAnsi="Segoe UI" w:cs="Segoe UI"/>
-          <w:color w:val="000000"/>
-          <w:kern w:val="0"/>
-          <w:sz w:val="24"/>
-          <w:szCs w:val="24"/>
-          <w14:ligatures w14:val="none"/>
-        </w:rPr>
-        <w:t xml:space="preserve">Impact height measurements in inches using a </w:t>
-      </w:r>
-      <w:proofErr w:type="spellStart"/>
-      <w:r>
-        <w:rPr>
-          <w:rFonts w:ascii="Segoe UI" w:eastAsia="Times New Roman" w:hAnsi="Segoe UI" w:cs="Segoe UI"/>
-          <w:color w:val="000000"/>
-          <w:kern w:val="0"/>
-          <w:sz w:val="24"/>
-          <w:szCs w:val="24"/>
-          <w14:ligatures w14:val="none"/>
-        </w:rPr>
-        <w:t>Keson</w:t>
-      </w:r>
-      <w:proofErr w:type="spellEnd"/>
-      <w:r>
-        <w:rPr>
-          <w:rFonts w:ascii="Segoe UI" w:eastAsia="Times New Roman" w:hAnsi="Segoe UI" w:cs="Segoe UI"/>
-          <w:color w:val="000000"/>
-          <w:kern w:val="0"/>
-          <w:sz w:val="24"/>
-          <w:szCs w:val="24"/>
-          <w14:ligatures w14:val="none"/>
-        </w:rPr>
-        <w:t xml:space="preserve"> Tape Measurer (straight on, level and showing contact with ground)</w:t>
+        <w:t>Impact height measurements in inches using a Keson Tape Measurer (straight on, level and showing contact with ground)</w:t>
       </w:r>
     </w:p>
     <w:p>
@@ -3293,7 +3195,152 @@
           <w:szCs w:val="24"/>
           <w14:ligatures w14:val="none"/>
         </w:rPr>
-        <w:t xml:space="preserve">Windshields with attention to chips, </w:t>
+        <w:t>Windshields with attention to chips, pits and cracks</w:t>
+      </w:r>
+    </w:p>
+    <w:p>
+      <w:pPr>
+        <w:numPr>
+          <w:ilvl w:val="0"/>
+          <w:numId w:val="8"/>
+        </w:numPr>
+        <w:shd w:val="clear" w:color="auto" w:fill="FFFFFF"/>
+        <w:spacing w:after="0" w:line="240" w:lineRule="auto"/>
+        <w:rPr>
+          <w:rFonts w:ascii="Segoe UI" w:eastAsia="Times New Roman" w:hAnsi="Segoe UI" w:cs="Segoe UI"/>
+          <w:color w:val="000000"/>
+          <w:kern w:val="0"/>
+          <w:sz w:val="24"/>
+          <w:szCs w:val="24"/>
+          <w14:ligatures w14:val="none"/>
+        </w:rPr>
+      </w:pPr>
+      <w:r>
+        <w:rPr>
+          <w:rFonts w:ascii="Segoe UI" w:eastAsia="Times New Roman" w:hAnsi="Segoe UI" w:cs="Segoe UI"/>
+          <w:color w:val="000000"/>
+          <w:kern w:val="0"/>
+          <w:sz w:val="24"/>
+          <w:szCs w:val="24"/>
+          <w14:ligatures w14:val="none"/>
+        </w:rPr>
+        <w:t>Spare tire</w:t>
+      </w:r>
+    </w:p>
+    <w:p>
+      <w:pPr>
+        <w:numPr>
+          <w:ilvl w:val="0"/>
+          <w:numId w:val="8"/>
+        </w:numPr>
+        <w:shd w:val="clear" w:color="auto" w:fill="FFFFFF"/>
+        <w:spacing w:after="0" w:line="240" w:lineRule="auto"/>
+        <w:rPr>
+          <w:rFonts w:ascii="Segoe UI" w:eastAsia="Times New Roman" w:hAnsi="Segoe UI" w:cs="Segoe UI"/>
+          <w:color w:val="000000"/>
+          <w:kern w:val="0"/>
+          <w:sz w:val="24"/>
+          <w:szCs w:val="24"/>
+          <w14:ligatures w14:val="none"/>
+        </w:rPr>
+      </w:pPr>
+      <w:r>
+        <w:rPr>
+          <w:rFonts w:ascii="Segoe UI" w:eastAsia="Times New Roman" w:hAnsi="Segoe UI" w:cs="Segoe UI"/>
+          <w:color w:val="000000"/>
+          <w:kern w:val="0"/>
+          <w:sz w:val="24"/>
+          <w:szCs w:val="24"/>
+          <w14:ligatures w14:val="none"/>
+        </w:rPr>
+        <w:t>Engine compartment condition</w:t>
+      </w:r>
+    </w:p>
+    <w:p>
+      <w:pPr>
+        <w:numPr>
+          <w:ilvl w:val="0"/>
+          <w:numId w:val="8"/>
+        </w:numPr>
+        <w:shd w:val="clear" w:color="auto" w:fill="FFFFFF"/>
+        <w:spacing w:after="0" w:line="240" w:lineRule="auto"/>
+        <w:rPr>
+          <w:rFonts w:ascii="Segoe UI" w:eastAsia="Times New Roman" w:hAnsi="Segoe UI" w:cs="Segoe UI"/>
+          <w:color w:val="000000"/>
+          <w:kern w:val="0"/>
+          <w:sz w:val="24"/>
+          <w:szCs w:val="24"/>
+          <w14:ligatures w14:val="none"/>
+        </w:rPr>
+      </w:pPr>
+      <w:r>
+        <w:rPr>
+          <w:rFonts w:ascii="Segoe UI" w:eastAsia="Times New Roman" w:hAnsi="Segoe UI" w:cs="Segoe UI"/>
+          <w:color w:val="000000"/>
+          <w:kern w:val="0"/>
+          <w:sz w:val="24"/>
+          <w:szCs w:val="24"/>
+          <w14:ligatures w14:val="none"/>
+        </w:rPr>
+        <w:t>Engine with dipstick pulled to show oil level and condition</w:t>
+      </w:r>
+    </w:p>
+    <w:p>
+      <w:pPr>
+        <w:numPr>
+          <w:ilvl w:val="0"/>
+          <w:numId w:val="8"/>
+        </w:numPr>
+        <w:shd w:val="clear" w:color="auto" w:fill="FFFFFF"/>
+        <w:spacing w:after="0" w:line="240" w:lineRule="auto"/>
+        <w:rPr>
+          <w:rFonts w:ascii="Segoe UI" w:eastAsia="Times New Roman" w:hAnsi="Segoe UI" w:cs="Segoe UI"/>
+          <w:color w:val="000000"/>
+          <w:kern w:val="0"/>
+          <w:sz w:val="24"/>
+          <w:szCs w:val="24"/>
+          <w14:ligatures w14:val="none"/>
+        </w:rPr>
+      </w:pPr>
+      <w:r>
+        <w:rPr>
+          <w:rFonts w:ascii="Segoe UI" w:eastAsia="Times New Roman" w:hAnsi="Segoe UI" w:cs="Segoe UI"/>
+          <w:color w:val="000000"/>
+          <w:kern w:val="0"/>
+          <w:sz w:val="24"/>
+          <w:szCs w:val="24"/>
+          <w14:ligatures w14:val="none"/>
+        </w:rPr>
+        <w:t>Trunk of vehicle showing spare</w:t>
+      </w:r>
+    </w:p>
+    <w:p>
+      <w:pPr>
+        <w:numPr>
+          <w:ilvl w:val="0"/>
+          <w:numId w:val="8"/>
+        </w:numPr>
+        <w:shd w:val="clear" w:color="auto" w:fill="FFFFFF"/>
+        <w:spacing w:after="0" w:line="240" w:lineRule="auto"/>
+        <w:rPr>
+          <w:rFonts w:ascii="Segoe UI" w:eastAsia="Times New Roman" w:hAnsi="Segoe UI" w:cs="Segoe UI"/>
+          <w:color w:val="000000"/>
+          <w:kern w:val="0"/>
+          <w:sz w:val="24"/>
+          <w:szCs w:val="24"/>
+          <w14:ligatures w14:val="none"/>
+        </w:rPr>
+      </w:pPr>
+      <w:r>
+        <w:rPr>
+          <w:rFonts w:ascii="Segoe UI" w:eastAsia="Times New Roman" w:hAnsi="Segoe UI" w:cs="Segoe UI"/>
+          <w:color w:val="000000"/>
+          <w:kern w:val="0"/>
+          <w:sz w:val="24"/>
+          <w:szCs w:val="24"/>
+          <w14:ligatures w14:val="none"/>
+        </w:rPr>
+        <w:t xml:space="preserve">Any other </w:t>
       </w:r>
       <w:proofErr w:type="gramStart"/>
       <w:r>
@@ -3305,7 +3352,7 @@
           <w:szCs w:val="24"/>
           <w14:ligatures w14:val="none"/>
         </w:rPr>
-        <w:t>pits</w:t>
+        <w:t>needed photos</w:t>
       </w:r>
       <w:proofErr w:type="gramEnd"/>
       <w:r>
@@ -3317,179 +3364,8 @@
           <w:szCs w:val="24"/>
           <w14:ligatures w14:val="none"/>
         </w:rPr>
-        <w:t xml:space="preserve"> and cracks</w:t>
-      </w:r>
-    </w:p>
-    <w:p>
-      <w:pPr>
-        <w:numPr>
-          <w:ilvl w:val="0"/>
-          <w:numId w:val="8"/>
-        </w:numPr>
-        <w:shd w:val="clear" w:color="auto" w:fill="FFFFFF"/>
-        <w:spacing w:after="0" w:line="240" w:lineRule="auto"/>
-        <w:rPr>
-          <w:rFonts w:ascii="Segoe UI" w:eastAsia="Times New Roman" w:hAnsi="Segoe UI" w:cs="Segoe UI"/>
-          <w:color w:val="000000"/>
-          <w:kern w:val="0"/>
-          <w:sz w:val="24"/>
-          <w:szCs w:val="24"/>
-          <w14:ligatures w14:val="none"/>
-        </w:rPr>
-      </w:pPr>
-      <w:r>
-        <w:rPr>
-          <w:rFonts w:ascii="Segoe UI" w:eastAsia="Times New Roman" w:hAnsi="Segoe UI" w:cs="Segoe UI"/>
-          <w:color w:val="000000"/>
-          <w:kern w:val="0"/>
-          <w:sz w:val="24"/>
-          <w:szCs w:val="24"/>
-          <w14:ligatures w14:val="none"/>
-        </w:rPr>
-        <w:t>Spare tire</w:t>
-      </w:r>
-    </w:p>
-    <w:p>
-      <w:pPr>
-        <w:numPr>
-          <w:ilvl w:val="0"/>
-          <w:numId w:val="8"/>
-        </w:numPr>
-        <w:shd w:val="clear" w:color="auto" w:fill="FFFFFF"/>
-        <w:spacing w:after="0" w:line="240" w:lineRule="auto"/>
-        <w:rPr>
-          <w:rFonts w:ascii="Segoe UI" w:eastAsia="Times New Roman" w:hAnsi="Segoe UI" w:cs="Segoe UI"/>
-          <w:color w:val="000000"/>
-          <w:kern w:val="0"/>
-          <w:sz w:val="24"/>
-          <w:szCs w:val="24"/>
-          <w14:ligatures w14:val="none"/>
-        </w:rPr>
-      </w:pPr>
-      <w:r>
-        <w:rPr>
-          <w:rFonts w:ascii="Segoe UI" w:eastAsia="Times New Roman" w:hAnsi="Segoe UI" w:cs="Segoe UI"/>
-          <w:color w:val="000000"/>
-          <w:kern w:val="0"/>
-          <w:sz w:val="24"/>
-          <w:szCs w:val="24"/>
-          <w14:ligatures w14:val="none"/>
-        </w:rPr>
-        <w:t>Engine compartment condition</w:t>
-      </w:r>
-    </w:p>
-    <w:p>
-      <w:pPr>
-        <w:numPr>
-          <w:ilvl w:val="0"/>
-          <w:numId w:val="8"/>
-        </w:numPr>
-        <w:shd w:val="clear" w:color="auto" w:fill="FFFFFF"/>
-        <w:spacing w:after="0" w:line="240" w:lineRule="auto"/>
-        <w:rPr>
-          <w:rFonts w:ascii="Segoe UI" w:eastAsia="Times New Roman" w:hAnsi="Segoe UI" w:cs="Segoe UI"/>
-          <w:color w:val="000000"/>
-          <w:kern w:val="0"/>
-          <w:sz w:val="24"/>
-          <w:szCs w:val="24"/>
-          <w14:ligatures w14:val="none"/>
-        </w:rPr>
-      </w:pPr>
-      <w:r>
-        <w:rPr>
-          <w:rFonts w:ascii="Segoe UI" w:eastAsia="Times New Roman" w:hAnsi="Segoe UI" w:cs="Segoe UI"/>
-          <w:color w:val="000000"/>
-          <w:kern w:val="0"/>
-          <w:sz w:val="24"/>
-          <w:szCs w:val="24"/>
-          <w14:ligatures w14:val="none"/>
-        </w:rPr>
-        <w:t xml:space="preserve">Engine with dipstick pulled to show oil level and </w:t>
-      </w:r>
-      <w:proofErr w:type="gramStart"/>
-      <w:r>
-        <w:rPr>
-          <w:rFonts w:ascii="Segoe UI" w:eastAsia="Times New Roman" w:hAnsi="Segoe UI" w:cs="Segoe UI"/>
-          <w:color w:val="000000"/>
-          <w:kern w:val="0"/>
-          <w:sz w:val="24"/>
-          <w:szCs w:val="24"/>
-          <w14:ligatures w14:val="none"/>
-        </w:rPr>
-        <w:t>condition</w:t>
-      </w:r>
-      <w:proofErr w:type="gramEnd"/>
-    </w:p>
-    <w:p>
-      <w:pPr>
-        <w:numPr>
-          <w:ilvl w:val="0"/>
-          <w:numId w:val="8"/>
-        </w:numPr>
-        <w:shd w:val="clear" w:color="auto" w:fill="FFFFFF"/>
-        <w:spacing w:after="0" w:line="240" w:lineRule="auto"/>
-        <w:rPr>
-          <w:rFonts w:ascii="Segoe UI" w:eastAsia="Times New Roman" w:hAnsi="Segoe UI" w:cs="Segoe UI"/>
-          <w:color w:val="000000"/>
-          <w:kern w:val="0"/>
-          <w:sz w:val="24"/>
-          <w:szCs w:val="24"/>
-          <w14:ligatures w14:val="none"/>
-        </w:rPr>
-      </w:pPr>
-      <w:r>
-        <w:rPr>
-          <w:rFonts w:ascii="Segoe UI" w:eastAsia="Times New Roman" w:hAnsi="Segoe UI" w:cs="Segoe UI"/>
-          <w:color w:val="000000"/>
-          <w:kern w:val="0"/>
-          <w:sz w:val="24"/>
-          <w:szCs w:val="24"/>
-          <w14:ligatures w14:val="none"/>
-        </w:rPr>
-        <w:t>Trunk of vehicle showing spare</w:t>
-      </w:r>
-    </w:p>
-    <w:p>
-      <w:pPr>
-        <w:numPr>
-          <w:ilvl w:val="0"/>
-          <w:numId w:val="8"/>
-        </w:numPr>
-        <w:shd w:val="clear" w:color="auto" w:fill="FFFFFF"/>
-        <w:spacing w:after="0" w:line="240" w:lineRule="auto"/>
-        <w:rPr>
-          <w:rFonts w:ascii="Segoe UI" w:eastAsia="Times New Roman" w:hAnsi="Segoe UI" w:cs="Segoe UI"/>
-          <w:color w:val="000000"/>
-          <w:kern w:val="0"/>
-          <w:sz w:val="24"/>
-          <w:szCs w:val="24"/>
-          <w14:ligatures w14:val="none"/>
-        </w:rPr>
-      </w:pPr>
-      <w:r>
-        <w:rPr>
-          <w:rFonts w:ascii="Segoe UI" w:eastAsia="Times New Roman" w:hAnsi="Segoe UI" w:cs="Segoe UI"/>
-          <w:color w:val="000000"/>
-          <w:kern w:val="0"/>
-          <w:sz w:val="24"/>
-          <w:szCs w:val="24"/>
-          <w14:ligatures w14:val="none"/>
-        </w:rPr>
-        <w:t xml:space="preserve">Any other needed photos to depict damage, UPD or </w:t>
-      </w:r>
-      <w:proofErr w:type="gramStart"/>
-      <w:r>
-        <w:rPr>
-          <w:rFonts w:ascii="Segoe UI" w:eastAsia="Times New Roman" w:hAnsi="Segoe UI" w:cs="Segoe UI"/>
-          <w:color w:val="000000"/>
-          <w:kern w:val="0"/>
-          <w:sz w:val="24"/>
-          <w:szCs w:val="24"/>
-          <w14:ligatures w14:val="none"/>
-        </w:rPr>
-        <w:t>conditioning</w:t>
-      </w:r>
-      <w:proofErr w:type="gramEnd"/>
+        <w:t xml:space="preserve"> to depict damage, UPD or conditioning</w:t>
+      </w:r>
     </w:p>
     <w:p>
       <w:pPr>
@@ -3611,29 +3487,7 @@
           <w:szCs w:val="24"/>
           <w14:ligatures w14:val="none"/>
         </w:rPr>
-        <w:t xml:space="preserve"> - Release a copy of the estimate to </w:t>
-      </w:r>
-      <w:proofErr w:type="gramStart"/>
-      <w:r>
-        <w:rPr>
-          <w:rFonts w:ascii="Arial" w:eastAsia="Times New Roman" w:hAnsi="Arial" w:cs="Arial"/>
-          <w:kern w:val="0"/>
-          <w:sz w:val="24"/>
-          <w:szCs w:val="24"/>
-          <w14:ligatures w14:val="none"/>
-        </w:rPr>
-        <w:t>vehicle</w:t>
-      </w:r>
-      <w:proofErr w:type="gramEnd"/>
-      <w:r>
-        <w:rPr>
-          <w:rFonts w:ascii="Arial" w:eastAsia="Times New Roman" w:hAnsi="Arial" w:cs="Arial"/>
-          <w:kern w:val="0"/>
-          <w:sz w:val="24"/>
-          <w:szCs w:val="24"/>
-          <w14:ligatures w14:val="none"/>
-        </w:rPr>
-        <w:t xml:space="preserve"> owner and or repair facility.</w:t>
+        <w:t xml:space="preserve"> - Release a copy of the estimate to vehicle owner and or repair facility.</w:t>
       </w:r>
       <w:r>
         <w:rPr>
@@ -3739,29 +3593,7 @@
           <w:szCs w:val="24"/>
           <w14:ligatures w14:val="none"/>
         </w:rPr>
-        <w:t xml:space="preserve">FIND LKQ, RECON AND AM PARTS! - LM/Safeco expects us to use LKQ, Recon, </w:t>
-      </w:r>
-      <w:proofErr w:type="gramStart"/>
-      <w:r>
-        <w:rPr>
-          <w:rFonts w:ascii="Arial" w:eastAsia="Times New Roman" w:hAnsi="Arial" w:cs="Arial"/>
-          <w:kern w:val="0"/>
-          <w:sz w:val="24"/>
-          <w:szCs w:val="24"/>
-          <w14:ligatures w14:val="none"/>
-        </w:rPr>
-        <w:t>Surplus</w:t>
-      </w:r>
-      <w:proofErr w:type="gramEnd"/>
-      <w:r>
-        <w:rPr>
-          <w:rFonts w:ascii="Arial" w:eastAsia="Times New Roman" w:hAnsi="Arial" w:cs="Arial"/>
-          <w:kern w:val="0"/>
-          <w:sz w:val="24"/>
-          <w:szCs w:val="24"/>
-          <w14:ligatures w14:val="none"/>
-        </w:rPr>
-        <w:t xml:space="preserve"> and Aftermarket parts on all estimates regardless of the vehicle year or mileage when appropriate and available.  *EXCEPTION – If the assignment instructions note </w:t>
+        <w:t>FIND LKQ, RECON AND AM PARTS! - LM/Safeco expects us to use LKQ, Recon, Surplus and Aftermarket parts on all estimates regardless of the vehicle year or mileage when appropriate and available.  *EXCEPTION – If the assignment instructions note </w:t>
       </w:r>
       <w:r>
         <w:rPr>
@@ -3865,7 +3697,34 @@
           <w:szCs w:val="24"/>
           <w14:ligatures w14:val="none"/>
         </w:rPr>
-        <w:t xml:space="preserve">LKQ full frame </w:t>
+        <w:t>LKQ full frame assemblies, LKQ engine cradles are OK. (No LKQ unibody rails)   </w:t>
+      </w:r>
+    </w:p>
+    <w:p>
+      <w:pPr>
+        <w:numPr>
+          <w:ilvl w:val="0"/>
+          <w:numId w:val="9"/>
+        </w:numPr>
+        <w:shd w:val="clear" w:color="auto" w:fill="FFFFFF"/>
+        <w:spacing w:before="100" w:beforeAutospacing="1" w:after="100" w:afterAutospacing="1" w:line="240" w:lineRule="auto"/>
+        <w:rPr>
+          <w:rFonts w:ascii="Segoe UI" w:eastAsia="Times New Roman" w:hAnsi="Segoe UI" w:cs="Segoe UI"/>
+          <w:kern w:val="0"/>
+          <w:sz w:val="24"/>
+          <w:szCs w:val="24"/>
+          <w14:ligatures w14:val="none"/>
+        </w:rPr>
+      </w:pPr>
+      <w:r>
+        <w:rPr>
+          <w:rFonts w:ascii="Arial" w:eastAsia="Times New Roman" w:hAnsi="Arial" w:cs="Arial"/>
+          <w:kern w:val="0"/>
+          <w:sz w:val="24"/>
+          <w:szCs w:val="24"/>
+          <w14:ligatures w14:val="none"/>
+        </w:rPr>
+        <w:t xml:space="preserve">Complete LKQ Suspension Knee assemblies are OK, but don’t write for individual LKQ suspension </w:t>
       </w:r>
       <w:proofErr w:type="gramStart"/>
       <w:r>
@@ -3876,7 +3735,7 @@
           <w:szCs w:val="24"/>
           <w14:ligatures w14:val="none"/>
         </w:rPr>
-        <w:t>assemblies,</w:t>
+        <w:t>item</w:t>
       </w:r>
       <w:proofErr w:type="gramEnd"/>
       <w:r>
@@ -3887,7 +3746,51 @@
           <w:szCs w:val="24"/>
           <w14:ligatures w14:val="none"/>
         </w:rPr>
-        <w:t xml:space="preserve"> LKQ engine cradles are OK. (No LKQ unibody rails)   </w:t>
+        <w:t xml:space="preserve"> such as a control arm or knuckle. </w:t>
+      </w:r>
+      <w:proofErr w:type="gramStart"/>
+      <w:r>
+        <w:rPr>
+          <w:rFonts w:ascii="Arial" w:eastAsia="Times New Roman" w:hAnsi="Arial" w:cs="Arial"/>
+          <w:kern w:val="0"/>
+          <w:sz w:val="24"/>
+          <w:szCs w:val="24"/>
+          <w14:ligatures w14:val="none"/>
+        </w:rPr>
+        <w:t>Estimate for</w:t>
+      </w:r>
+      <w:proofErr w:type="gramEnd"/>
+      <w:r>
+        <w:rPr>
+          <w:rFonts w:ascii="Arial" w:eastAsia="Times New Roman" w:hAnsi="Arial" w:cs="Arial"/>
+          <w:kern w:val="0"/>
+          <w:sz w:val="24"/>
+          <w:szCs w:val="24"/>
+          <w14:ligatures w14:val="none"/>
+        </w:rPr>
+        <w:t xml:space="preserve"> the entire knee assembly and let the shop use the parts they need.  </w:t>
+      </w:r>
+      <w:proofErr w:type="gramStart"/>
+      <w:r>
+        <w:rPr>
+          <w:rFonts w:ascii="Arial" w:eastAsia="Times New Roman" w:hAnsi="Arial" w:cs="Arial"/>
+          <w:kern w:val="0"/>
+          <w:sz w:val="24"/>
+          <w:szCs w:val="24"/>
+          <w14:ligatures w14:val="none"/>
+        </w:rPr>
+        <w:t>OH</w:t>
+      </w:r>
+      <w:proofErr w:type="gramEnd"/>
+      <w:r>
+        <w:rPr>
+          <w:rFonts w:ascii="Arial" w:eastAsia="Times New Roman" w:hAnsi="Arial" w:cs="Arial"/>
+          <w:kern w:val="0"/>
+          <w:sz w:val="24"/>
+          <w:szCs w:val="24"/>
+          <w14:ligatures w14:val="none"/>
+        </w:rPr>
+        <w:t xml:space="preserve"> time should be allowed for the assembly.</w:t>
       </w:r>
     </w:p>
     <w:p>
@@ -3914,7 +3817,83 @@
           <w:szCs w:val="24"/>
           <w14:ligatures w14:val="none"/>
         </w:rPr>
-        <w:t xml:space="preserve">Complete LKQ Suspension Knee assemblies are OK, but don’t write for individual LKQ suspension </w:t>
+        <w:t>No LKQ Airbag equipment, steering columns/components or individual brake parts. (Aftermarket or reconditions steering racks/gears OK)</w:t>
+      </w:r>
+    </w:p>
+    <w:p>
+      <w:pPr>
+        <w:numPr>
+          <w:ilvl w:val="0"/>
+          <w:numId w:val="9"/>
+        </w:numPr>
+        <w:shd w:val="clear" w:color="auto" w:fill="FFFFFF"/>
+        <w:spacing w:before="100" w:beforeAutospacing="1" w:after="100" w:afterAutospacing="1" w:line="240" w:lineRule="auto"/>
+        <w:rPr>
+          <w:rFonts w:ascii="Segoe UI" w:eastAsia="Times New Roman" w:hAnsi="Segoe UI" w:cs="Segoe UI"/>
+          <w:kern w:val="0"/>
+          <w:sz w:val="24"/>
+          <w:szCs w:val="24"/>
+          <w14:ligatures w14:val="none"/>
+        </w:rPr>
+      </w:pPr>
+      <w:r>
+        <w:rPr>
+          <w:rFonts w:ascii="Arial" w:eastAsia="Times New Roman" w:hAnsi="Arial" w:cs="Arial"/>
+          <w:kern w:val="0"/>
+          <w:sz w:val="24"/>
+          <w:szCs w:val="24"/>
+          <w14:ligatures w14:val="none"/>
+        </w:rPr>
+        <w:t>LKQ Solid Axles, Axle Beams and I-Beams are OK.</w:t>
+      </w:r>
+    </w:p>
+    <w:p>
+      <w:pPr>
+        <w:numPr>
+          <w:ilvl w:val="0"/>
+          <w:numId w:val="9"/>
+        </w:numPr>
+        <w:shd w:val="clear" w:color="auto" w:fill="FFFFFF"/>
+        <w:spacing w:before="100" w:beforeAutospacing="1" w:after="100" w:afterAutospacing="1" w:line="240" w:lineRule="auto"/>
+        <w:rPr>
+          <w:rFonts w:ascii="Segoe UI" w:eastAsia="Times New Roman" w:hAnsi="Segoe UI" w:cs="Segoe UI"/>
+          <w:kern w:val="0"/>
+          <w:sz w:val="24"/>
+          <w:szCs w:val="24"/>
+          <w14:ligatures w14:val="none"/>
+        </w:rPr>
+      </w:pPr>
+      <w:r>
+        <w:rPr>
+          <w:rFonts w:ascii="Arial" w:eastAsia="Times New Roman" w:hAnsi="Arial" w:cs="Arial"/>
+          <w:kern w:val="0"/>
+          <w:sz w:val="24"/>
+          <w:szCs w:val="24"/>
+          <w14:ligatures w14:val="none"/>
+        </w:rPr>
+        <w:t xml:space="preserve">Transferable parts on a LKQ assembly should not be replaced unless physically damaged.  You must confirm the part on the LKQ assembly is damaged before adding it to your estimate. (i.e. </w:t>
+      </w:r>
+      <w:proofErr w:type="spellStart"/>
+      <w:r>
+        <w:rPr>
+          <w:rFonts w:ascii="Arial" w:eastAsia="Times New Roman" w:hAnsi="Arial" w:cs="Arial"/>
+          <w:kern w:val="0"/>
+          <w:sz w:val="24"/>
+          <w:szCs w:val="24"/>
+          <w14:ligatures w14:val="none"/>
+        </w:rPr>
+        <w:t>moulding</w:t>
+      </w:r>
+      <w:proofErr w:type="spellEnd"/>
+      <w:r>
+        <w:rPr>
+          <w:rFonts w:ascii="Arial" w:eastAsia="Times New Roman" w:hAnsi="Arial" w:cs="Arial"/>
+          <w:kern w:val="0"/>
+          <w:sz w:val="24"/>
+          <w:szCs w:val="24"/>
+          <w14:ligatures w14:val="none"/>
+        </w:rPr>
+        <w:t xml:space="preserve"> on </w:t>
       </w:r>
       <w:proofErr w:type="gramStart"/>
       <w:r>
@@ -3925,7 +3904,7 @@
           <w:szCs w:val="24"/>
           <w14:ligatures w14:val="none"/>
         </w:rPr>
-        <w:t>item</w:t>
+        <w:t>a LKQ</w:t>
       </w:r>
       <w:proofErr w:type="gramEnd"/>
       <w:r>
@@ -3936,220 +3915,7 @@
           <w:szCs w:val="24"/>
           <w14:ligatures w14:val="none"/>
         </w:rPr>
-        <w:t xml:space="preserve"> such as a control arm or knuckle. </w:t>
-      </w:r>
-      <w:proofErr w:type="gramStart"/>
-      <w:r>
-        <w:rPr>
-          <w:rFonts w:ascii="Arial" w:eastAsia="Times New Roman" w:hAnsi="Arial" w:cs="Arial"/>
-          <w:kern w:val="0"/>
-          <w:sz w:val="24"/>
-          <w:szCs w:val="24"/>
-          <w14:ligatures w14:val="none"/>
-        </w:rPr>
-        <w:t>Estimate for</w:t>
-      </w:r>
-      <w:proofErr w:type="gramEnd"/>
-      <w:r>
-        <w:rPr>
-          <w:rFonts w:ascii="Arial" w:eastAsia="Times New Roman" w:hAnsi="Arial" w:cs="Arial"/>
-          <w:kern w:val="0"/>
-          <w:sz w:val="24"/>
-          <w:szCs w:val="24"/>
-          <w14:ligatures w14:val="none"/>
-        </w:rPr>
-        <w:t xml:space="preserve"> the entire knee assembly and let the shop use the parts they need.  </w:t>
-      </w:r>
-      <w:proofErr w:type="gramStart"/>
-      <w:r>
-        <w:rPr>
-          <w:rFonts w:ascii="Arial" w:eastAsia="Times New Roman" w:hAnsi="Arial" w:cs="Arial"/>
-          <w:kern w:val="0"/>
-          <w:sz w:val="24"/>
-          <w:szCs w:val="24"/>
-          <w14:ligatures w14:val="none"/>
-        </w:rPr>
-        <w:t>OH</w:t>
-      </w:r>
-      <w:proofErr w:type="gramEnd"/>
-      <w:r>
-        <w:rPr>
-          <w:rFonts w:ascii="Arial" w:eastAsia="Times New Roman" w:hAnsi="Arial" w:cs="Arial"/>
-          <w:kern w:val="0"/>
-          <w:sz w:val="24"/>
-          <w:szCs w:val="24"/>
-          <w14:ligatures w14:val="none"/>
-        </w:rPr>
-        <w:t xml:space="preserve"> time should be allowed for the assembly.</w:t>
-      </w:r>
-    </w:p>
-    <w:p>
-      <w:pPr>
-        <w:numPr>
-          <w:ilvl w:val="0"/>
-          <w:numId w:val="9"/>
-        </w:numPr>
-        <w:shd w:val="clear" w:color="auto" w:fill="FFFFFF"/>
-        <w:spacing w:before="100" w:beforeAutospacing="1" w:after="100" w:afterAutospacing="1" w:line="240" w:lineRule="auto"/>
-        <w:rPr>
-          <w:rFonts w:ascii="Segoe UI" w:eastAsia="Times New Roman" w:hAnsi="Segoe UI" w:cs="Segoe UI"/>
-          <w:kern w:val="0"/>
-          <w:sz w:val="24"/>
-          <w:szCs w:val="24"/>
-          <w14:ligatures w14:val="none"/>
-        </w:rPr>
-      </w:pPr>
-      <w:r>
-        <w:rPr>
-          <w:rFonts w:ascii="Arial" w:eastAsia="Times New Roman" w:hAnsi="Arial" w:cs="Arial"/>
-          <w:kern w:val="0"/>
-          <w:sz w:val="24"/>
-          <w:szCs w:val="24"/>
-          <w14:ligatures w14:val="none"/>
-        </w:rPr>
-        <w:t>No LKQ Airbag equipment, steering columns/</w:t>
-      </w:r>
-      <w:proofErr w:type="gramStart"/>
-      <w:r>
-        <w:rPr>
-          <w:rFonts w:ascii="Arial" w:eastAsia="Times New Roman" w:hAnsi="Arial" w:cs="Arial"/>
-          <w:kern w:val="0"/>
-          <w:sz w:val="24"/>
-          <w:szCs w:val="24"/>
-          <w14:ligatures w14:val="none"/>
-        </w:rPr>
-        <w:t>components</w:t>
-      </w:r>
-      <w:proofErr w:type="gramEnd"/>
-      <w:r>
-        <w:rPr>
-          <w:rFonts w:ascii="Arial" w:eastAsia="Times New Roman" w:hAnsi="Arial" w:cs="Arial"/>
-          <w:kern w:val="0"/>
-          <w:sz w:val="24"/>
-          <w:szCs w:val="24"/>
-          <w14:ligatures w14:val="none"/>
-        </w:rPr>
-        <w:t xml:space="preserve"> or individual brake parts. (Aftermarket or reconditions steering racks/gears OK)</w:t>
-      </w:r>
-    </w:p>
-    <w:p>
-      <w:pPr>
-        <w:numPr>
-          <w:ilvl w:val="0"/>
-          <w:numId w:val="9"/>
-        </w:numPr>
-        <w:shd w:val="clear" w:color="auto" w:fill="FFFFFF"/>
-        <w:spacing w:before="100" w:beforeAutospacing="1" w:after="100" w:afterAutospacing="1" w:line="240" w:lineRule="auto"/>
-        <w:rPr>
-          <w:rFonts w:ascii="Segoe UI" w:eastAsia="Times New Roman" w:hAnsi="Segoe UI" w:cs="Segoe UI"/>
-          <w:kern w:val="0"/>
-          <w:sz w:val="24"/>
-          <w:szCs w:val="24"/>
-          <w14:ligatures w14:val="none"/>
-        </w:rPr>
-      </w:pPr>
-      <w:r>
-        <w:rPr>
-          <w:rFonts w:ascii="Arial" w:eastAsia="Times New Roman" w:hAnsi="Arial" w:cs="Arial"/>
-          <w:kern w:val="0"/>
-          <w:sz w:val="24"/>
-          <w:szCs w:val="24"/>
-          <w14:ligatures w14:val="none"/>
-        </w:rPr>
-        <w:t>LKQ Solid Axles, Axle Beams and I-Beams are OK.</w:t>
-      </w:r>
-    </w:p>
-    <w:p>
-      <w:pPr>
-        <w:numPr>
-          <w:ilvl w:val="0"/>
-          <w:numId w:val="9"/>
-        </w:numPr>
-        <w:shd w:val="clear" w:color="auto" w:fill="FFFFFF"/>
-        <w:spacing w:before="100" w:beforeAutospacing="1" w:after="100" w:afterAutospacing="1" w:line="240" w:lineRule="auto"/>
-        <w:rPr>
-          <w:rFonts w:ascii="Segoe UI" w:eastAsia="Times New Roman" w:hAnsi="Segoe UI" w:cs="Segoe UI"/>
-          <w:kern w:val="0"/>
-          <w:sz w:val="24"/>
-          <w:szCs w:val="24"/>
-          <w14:ligatures w14:val="none"/>
-        </w:rPr>
-      </w:pPr>
-      <w:r>
-        <w:rPr>
-          <w:rFonts w:ascii="Arial" w:eastAsia="Times New Roman" w:hAnsi="Arial" w:cs="Arial"/>
-          <w:kern w:val="0"/>
-          <w:sz w:val="24"/>
-          <w:szCs w:val="24"/>
-          <w14:ligatures w14:val="none"/>
-        </w:rPr>
-        <w:t xml:space="preserve">Transferable parts on </w:t>
-      </w:r>
-      <w:proofErr w:type="gramStart"/>
-      <w:r>
-        <w:rPr>
-          <w:rFonts w:ascii="Arial" w:eastAsia="Times New Roman" w:hAnsi="Arial" w:cs="Arial"/>
-          <w:kern w:val="0"/>
-          <w:sz w:val="24"/>
-          <w:szCs w:val="24"/>
-          <w14:ligatures w14:val="none"/>
-        </w:rPr>
-        <w:t>a LKQ</w:t>
-      </w:r>
-      <w:proofErr w:type="gramEnd"/>
-      <w:r>
-        <w:rPr>
-          <w:rFonts w:ascii="Arial" w:eastAsia="Times New Roman" w:hAnsi="Arial" w:cs="Arial"/>
-          <w:kern w:val="0"/>
-          <w:sz w:val="24"/>
-          <w:szCs w:val="24"/>
-          <w14:ligatures w14:val="none"/>
-        </w:rPr>
-        <w:t xml:space="preserve"> assembly should not be replaced unless physically damaged.  You must confirm the part on the LKQ assembly is damaged before adding it to your estimate. (</w:t>
-      </w:r>
-      <w:proofErr w:type="gramStart"/>
-      <w:r>
-        <w:rPr>
-          <w:rFonts w:ascii="Arial" w:eastAsia="Times New Roman" w:hAnsi="Arial" w:cs="Arial"/>
-          <w:kern w:val="0"/>
-          <w:sz w:val="24"/>
-          <w:szCs w:val="24"/>
-          <w14:ligatures w14:val="none"/>
-        </w:rPr>
-        <w:t>i.e.</w:t>
-      </w:r>
-      <w:proofErr w:type="gramEnd"/>
-      <w:r>
-        <w:rPr>
-          <w:rFonts w:ascii="Arial" w:eastAsia="Times New Roman" w:hAnsi="Arial" w:cs="Arial"/>
-          <w:kern w:val="0"/>
-          <w:sz w:val="24"/>
-          <w:szCs w:val="24"/>
-          <w14:ligatures w14:val="none"/>
-        </w:rPr>
-        <w:t xml:space="preserve"> </w:t>
-      </w:r>
-      <w:proofErr w:type="spellStart"/>
-      <w:r>
-        <w:rPr>
-          <w:rFonts w:ascii="Arial" w:eastAsia="Times New Roman" w:hAnsi="Arial" w:cs="Arial"/>
-          <w:kern w:val="0"/>
-          <w:sz w:val="24"/>
-          <w:szCs w:val="24"/>
-          <w14:ligatures w14:val="none"/>
-        </w:rPr>
-        <w:t>moulding</w:t>
-      </w:r>
-      <w:proofErr w:type="spellEnd"/>
-      <w:r>
-        <w:rPr>
-          <w:rFonts w:ascii="Arial" w:eastAsia="Times New Roman" w:hAnsi="Arial" w:cs="Arial"/>
-          <w:kern w:val="0"/>
-          <w:sz w:val="24"/>
-          <w:szCs w:val="24"/>
-          <w14:ligatures w14:val="none"/>
-        </w:rPr>
-        <w:t xml:space="preserve"> on a LKQ door)</w:t>
+        <w:t xml:space="preserve"> door)</w:t>
       </w:r>
     </w:p>
     <w:p>
@@ -4717,29 +4483,7 @@
           <w:szCs w:val="24"/>
           <w14:ligatures w14:val="none"/>
         </w:rPr>
-        <w:t xml:space="preserve">Before you leave the shop, always discuss and attempt to negotiate any tow, storage or advance charges </w:t>
-      </w:r>
-      <w:proofErr w:type="gramStart"/>
-      <w:r>
-        <w:rPr>
-          <w:rFonts w:ascii="Arial" w:eastAsia="Times New Roman" w:hAnsi="Arial" w:cs="Arial"/>
-          <w:kern w:val="0"/>
-          <w:sz w:val="24"/>
-          <w:szCs w:val="24"/>
-          <w14:ligatures w14:val="none"/>
-        </w:rPr>
-        <w:t>i.e.</w:t>
-      </w:r>
-      <w:proofErr w:type="gramEnd"/>
-      <w:r>
-        <w:rPr>
-          <w:rFonts w:ascii="Arial" w:eastAsia="Times New Roman" w:hAnsi="Arial" w:cs="Arial"/>
-          <w:kern w:val="0"/>
-          <w:sz w:val="24"/>
-          <w:szCs w:val="24"/>
-          <w14:ligatures w14:val="none"/>
-        </w:rPr>
-        <w:t xml:space="preserve"> partial repairs, teardowns, etc. </w:t>
+        <w:t xml:space="preserve">Before you leave the shop, always discuss and attempt to negotiate any tow, storage or advance charges i.e. partial repairs, teardowns, etc. </w:t>
       </w:r>
       <w:proofErr w:type="gramStart"/>
       <w:r>
@@ -5123,29 +4867,7 @@
           <w:szCs w:val="26"/>
           <w14:ligatures w14:val="none"/>
         </w:rPr>
-        <w:t xml:space="preserve"> not include towing, storage or teardown charges in </w:t>
-      </w:r>
-      <w:proofErr w:type="gramStart"/>
-      <w:r>
-        <w:rPr>
-          <w:rFonts w:ascii="Times New Roman" w:eastAsia="Times New Roman" w:hAnsi="Times New Roman" w:cs="Times New Roman"/>
-          <w:kern w:val="0"/>
-          <w:sz w:val="26"/>
-          <w:szCs w:val="26"/>
-          <w14:ligatures w14:val="none"/>
-        </w:rPr>
-        <w:t>estimate</w:t>
-      </w:r>
-      <w:proofErr w:type="gramEnd"/>
-      <w:r>
-        <w:rPr>
-          <w:rFonts w:ascii="Times New Roman" w:eastAsia="Times New Roman" w:hAnsi="Times New Roman" w:cs="Times New Roman"/>
-          <w:kern w:val="0"/>
-          <w:sz w:val="26"/>
-          <w:szCs w:val="26"/>
-          <w14:ligatures w14:val="none"/>
-        </w:rPr>
-        <w:t>. List in Appraisal Report comments only and include a copy of the invoice/bill with your upload.</w:t>
+        <w:t xml:space="preserve"> not include towing, storage or teardown charges in estimate. List in Appraisal Report comments only and include a copy of the invoice/bill with your upload.</w:t>
       </w:r>
     </w:p>
     <w:p>
@@ -5268,20 +4990,8 @@
           <w:szCs w:val="26"/>
           <w14:ligatures w14:val="none"/>
         </w:rPr>
-        <w:t xml:space="preserve">Supporting invoices and photos are always to be included on supplement </w:t>
-      </w:r>
-      <w:proofErr w:type="gramStart"/>
-      <w:r>
-        <w:rPr>
-          <w:rFonts w:ascii="Segoe UI" w:eastAsia="Times New Roman" w:hAnsi="Segoe UI" w:cs="Segoe UI"/>
-          <w:kern w:val="0"/>
-          <w:sz w:val="26"/>
-          <w:szCs w:val="26"/>
-          <w14:ligatures w14:val="none"/>
-        </w:rPr>
-        <w:t>uploads</w:t>
-      </w:r>
-      <w:proofErr w:type="gramEnd"/>
+        <w:t>Supporting invoices and photos are always to be included on supplement uploads</w:t>
+      </w:r>
     </w:p>
     <w:p>
       <w:pPr>
@@ -5454,7 +5164,6 @@
           <w14:ligatures w14:val="none"/>
         </w:rPr>
       </w:pPr>
-      <w:proofErr w:type="gramStart"/>
       <w:r>
         <w:rPr>
           <w:rFonts w:ascii="Segoe UI" w:eastAsia="Times New Roman" w:hAnsi="Segoe UI" w:cs="Segoe UI"/>
@@ -5463,9 +5172,25 @@
           <w:szCs w:val="26"/>
           <w14:ligatures w14:val="none"/>
         </w:rPr>
-        <w:t>Estimate</w:t>
-      </w:r>
-      <w:proofErr w:type="gramEnd"/>
+        <w:t>Estimate line note should contain the life expectancy or tire tread depth to document the decision.</w:t>
+      </w:r>
+    </w:p>
+    <w:p>
+      <w:pPr>
+        <w:numPr>
+          <w:ilvl w:val="0"/>
+          <w:numId w:val="12"/>
+        </w:numPr>
+        <w:shd w:val="clear" w:color="auto" w:fill="FFFFFF"/>
+        <w:spacing w:before="100" w:beforeAutospacing="1" w:after="100" w:afterAutospacing="1" w:line="240" w:lineRule="auto"/>
+        <w:rPr>
+          <w:rFonts w:ascii="Segoe UI" w:eastAsia="Times New Roman" w:hAnsi="Segoe UI" w:cs="Segoe UI"/>
+          <w:kern w:val="0"/>
+          <w:sz w:val="24"/>
+          <w:szCs w:val="24"/>
+          <w14:ligatures w14:val="none"/>
+        </w:rPr>
+      </w:pPr>
       <w:r>
         <w:rPr>
           <w:rFonts w:ascii="Segoe UI" w:eastAsia="Times New Roman" w:hAnsi="Segoe UI" w:cs="Segoe UI"/>
@@ -5474,56 +5199,7 @@
           <w:szCs w:val="26"/>
           <w14:ligatures w14:val="none"/>
         </w:rPr>
-        <w:t xml:space="preserve"> line note should contain the life expectancy or tire tread depth to document the decision.</w:t>
-      </w:r>
-    </w:p>
-    <w:p>
-      <w:pPr>
-        <w:numPr>
-          <w:ilvl w:val="0"/>
-          <w:numId w:val="12"/>
-        </w:numPr>
-        <w:shd w:val="clear" w:color="auto" w:fill="FFFFFF"/>
-        <w:spacing w:before="100" w:beforeAutospacing="1" w:after="100" w:afterAutospacing="1" w:line="240" w:lineRule="auto"/>
-        <w:rPr>
-          <w:rFonts w:ascii="Segoe UI" w:eastAsia="Times New Roman" w:hAnsi="Segoe UI" w:cs="Segoe UI"/>
-          <w:kern w:val="0"/>
-          <w:sz w:val="24"/>
-          <w:szCs w:val="24"/>
-          <w14:ligatures w14:val="none"/>
-        </w:rPr>
-      </w:pPr>
-      <w:r>
-        <w:rPr>
-          <w:rFonts w:ascii="Segoe UI" w:eastAsia="Times New Roman" w:hAnsi="Segoe UI" w:cs="Segoe UI"/>
-          <w:kern w:val="0"/>
-          <w:sz w:val="26"/>
-          <w:szCs w:val="26"/>
-          <w14:ligatures w14:val="none"/>
-        </w:rPr>
-        <w:t xml:space="preserve">No deductions should be taken on vehicles with less than 12,000 miles. On OEM parts, apply 1% betterment per 1,000 miles after 12,000 miles, not to exceed 75% of the cost on items subject to wear and tear. No deduction for betterment on aftermarket, reconditioned, </w:t>
-      </w:r>
-      <w:proofErr w:type="gramStart"/>
-      <w:r>
-        <w:rPr>
-          <w:rFonts w:ascii="Segoe UI" w:eastAsia="Times New Roman" w:hAnsi="Segoe UI" w:cs="Segoe UI"/>
-          <w:kern w:val="0"/>
-          <w:sz w:val="26"/>
-          <w:szCs w:val="26"/>
-          <w14:ligatures w14:val="none"/>
-        </w:rPr>
-        <w:t>rebuilt</w:t>
-      </w:r>
-      <w:proofErr w:type="gramEnd"/>
-      <w:r>
-        <w:rPr>
-          <w:rFonts w:ascii="Segoe UI" w:eastAsia="Times New Roman" w:hAnsi="Segoe UI" w:cs="Segoe UI"/>
-          <w:kern w:val="0"/>
-          <w:sz w:val="26"/>
-          <w:szCs w:val="26"/>
-          <w14:ligatures w14:val="none"/>
-        </w:rPr>
-        <w:t xml:space="preserve"> or remanufactured parts is to be applied. Note: Your state-specific regulations may further limit application of betterment.</w:t>
+        <w:t>No deductions should be taken on vehicles with less than 12,000 miles. On OEM parts, apply 1% betterment per 1,000 miles after 12,000 miles, not to exceed 75% of the cost on items subject to wear and tear. No deduction for betterment on aftermarket, reconditioned, rebuilt or remanufactured parts is to be applied. Note: Your state-specific regulations may further limit application of betterment.</w:t>
       </w:r>
     </w:p>
     <w:p>
@@ -5661,8 +5337,8 @@
         <w:rPr>
           <w:rFonts w:ascii="Segoe UI" w:eastAsia="Times New Roman" w:hAnsi="Segoe UI" w:cs="Segoe UI"/>
           <w:kern w:val="0"/>
-          <w:sz w:val="24"/>
-          <w:szCs w:val="24"/>
+          <w:sz w:val="28"/>
+          <w:szCs w:val="28"/>
           <w14:ligatures w14:val="none"/>
         </w:rPr>
       </w:pPr>
@@ -5674,25 +5350,8 @@
           <w:szCs w:val="26"/>
           <w14:ligatures w14:val="none"/>
         </w:rPr>
-        <w:t>NADA Printout required on all files - Repairable or Total Loss</w:t>
-      </w:r>
-    </w:p>
-    <w:p>
-      <w:pPr>
-        <w:numPr>
-          <w:ilvl w:val="0"/>
-          <w:numId w:val="13"/>
-        </w:numPr>
-        <w:shd w:val="clear" w:color="auto" w:fill="FFFFFF"/>
-        <w:spacing w:before="100" w:beforeAutospacing="1" w:after="100" w:afterAutospacing="1" w:line="240" w:lineRule="auto"/>
-        <w:rPr>
-          <w:rFonts w:ascii="Segoe UI" w:eastAsia="Times New Roman" w:hAnsi="Segoe UI" w:cs="Segoe UI"/>
-          <w:kern w:val="0"/>
-          <w:sz w:val="24"/>
-          <w:szCs w:val="24"/>
-          <w14:ligatures w14:val="none"/>
-        </w:rPr>
-      </w:pPr>
+        <w:t>Printout required on all files - Repairable or Total Loss</w:t>
+      </w:r>
       <w:r>
         <w:rPr>
           <w:rFonts w:ascii="Segoe UI" w:eastAsia="Times New Roman" w:hAnsi="Segoe UI" w:cs="Segoe UI"/>
@@ -5701,9 +5360,32 @@
           <w:szCs w:val="26"/>
           <w14:ligatures w14:val="none"/>
         </w:rPr>
-        <w:t xml:space="preserve">Comment </w:t>
-      </w:r>
-      <w:proofErr w:type="gramStart"/>
+        <w:t xml:space="preserve">. </w:t>
+      </w:r>
+      <w:r>
+        <w:rPr>
+          <w:sz w:val="28"/>
+          <w:szCs w:val="28"/>
+        </w:rPr>
+        <w:t>This may include NADA, J.D. Power, Kelly Blue Book, Edmunds, Carfax, Cars.com</w:t>
+      </w:r>
+    </w:p>
+    <w:p>
+      <w:pPr>
+        <w:numPr>
+          <w:ilvl w:val="0"/>
+          <w:numId w:val="13"/>
+        </w:numPr>
+        <w:shd w:val="clear" w:color="auto" w:fill="FFFFFF"/>
+        <w:spacing w:before="100" w:beforeAutospacing="1" w:after="100" w:afterAutospacing="1" w:line="240" w:lineRule="auto"/>
+        <w:rPr>
+          <w:rFonts w:ascii="Segoe UI" w:eastAsia="Times New Roman" w:hAnsi="Segoe UI" w:cs="Segoe UI"/>
+          <w:kern w:val="0"/>
+          <w:sz w:val="24"/>
+          <w:szCs w:val="24"/>
+          <w14:ligatures w14:val="none"/>
+        </w:rPr>
+      </w:pPr>
       <w:r>
         <w:rPr>
           <w:rFonts w:ascii="Segoe UI" w:eastAsia="Times New Roman" w:hAnsi="Segoe UI" w:cs="Segoe UI"/>
@@ -5712,9 +5394,9 @@
           <w:szCs w:val="26"/>
           <w14:ligatures w14:val="none"/>
         </w:rPr>
-        <w:t>in</w:t>
-      </w:r>
-      <w:proofErr w:type="gramEnd"/>
+        <w:t xml:space="preserve">Comment </w:t>
+      </w:r>
+      <w:proofErr w:type="gramStart"/>
       <w:r>
         <w:rPr>
           <w:rFonts w:ascii="Segoe UI" w:eastAsia="Times New Roman" w:hAnsi="Segoe UI" w:cs="Segoe UI"/>
@@ -5723,7 +5405,40 @@
           <w:szCs w:val="26"/>
           <w14:ligatures w14:val="none"/>
         </w:rPr>
-        <w:t xml:space="preserve"> your Appraisal Report the "Approximate Market Value" of the unit. </w:t>
+        <w:t>in</w:t>
+      </w:r>
+      <w:proofErr w:type="gramEnd"/>
+      <w:r>
+        <w:rPr>
+          <w:rFonts w:ascii="Segoe UI" w:eastAsia="Times New Roman" w:hAnsi="Segoe UI" w:cs="Segoe UI"/>
+          <w:kern w:val="0"/>
+          <w:sz w:val="26"/>
+          <w:szCs w:val="26"/>
+          <w14:ligatures w14:val="none"/>
+        </w:rPr>
+        <w:t xml:space="preserve"> your Appraisal </w:t>
+      </w:r>
+      <w:proofErr w:type="gramStart"/>
+      <w:r>
+        <w:rPr>
+          <w:rFonts w:ascii="Segoe UI" w:eastAsia="Times New Roman" w:hAnsi="Segoe UI" w:cs="Segoe UI"/>
+          <w:kern w:val="0"/>
+          <w:sz w:val="26"/>
+          <w:szCs w:val="26"/>
+          <w14:ligatures w14:val="none"/>
+        </w:rPr>
+        <w:t>Report</w:t>
+      </w:r>
+      <w:proofErr w:type="gramEnd"/>
+      <w:r>
+        <w:rPr>
+          <w:rFonts w:ascii="Segoe UI" w:eastAsia="Times New Roman" w:hAnsi="Segoe UI" w:cs="Segoe UI"/>
+          <w:kern w:val="0"/>
+          <w:sz w:val="26"/>
+          <w:szCs w:val="26"/>
+          <w14:ligatures w14:val="none"/>
+        </w:rPr>
+        <w:t xml:space="preserve"> the "Approximate Market Value" of the unit. </w:t>
       </w:r>
     </w:p>
     <w:p>
@@ -5894,20 +5609,8 @@
           <w:szCs w:val="24"/>
           <w14:ligatures w14:val="none"/>
         </w:rPr>
-        <w:t xml:space="preserve"> and add a note to your appraisal </w:t>
-      </w:r>
-      <w:proofErr w:type="gramStart"/>
-      <w:r>
-        <w:rPr>
-          <w:rFonts w:ascii="Arial" w:eastAsia="Times New Roman" w:hAnsi="Arial" w:cs="Arial"/>
-          <w:kern w:val="0"/>
-          <w:sz w:val="24"/>
-          <w:szCs w:val="24"/>
-          <w14:ligatures w14:val="none"/>
-        </w:rPr>
-        <w:t>report</w:t>
-      </w:r>
-      <w:proofErr w:type="gramEnd"/>
+        <w:t> and add a note to your appraisal report</w:t>
+      </w:r>
     </w:p>
     <w:p>
       <w:pPr>
@@ -6029,7 +5732,61 @@
           <w:szCs w:val="24"/>
           <w14:ligatures w14:val="none"/>
         </w:rPr>
-        <w:t xml:space="preserve">If applicable, always supply </w:t>
+        <w:t>If applicable, always supply a UPD estimate.</w:t>
+      </w:r>
+    </w:p>
+    <w:p>
+      <w:pPr>
+        <w:numPr>
+          <w:ilvl w:val="0"/>
+          <w:numId w:val="16"/>
+        </w:numPr>
+        <w:shd w:val="clear" w:color="auto" w:fill="FFFFFF"/>
+        <w:spacing w:before="100" w:beforeAutospacing="1" w:after="100" w:afterAutospacing="1" w:line="240" w:lineRule="auto"/>
+        <w:rPr>
+          <w:rFonts w:ascii="Segoe UI" w:eastAsia="Times New Roman" w:hAnsi="Segoe UI" w:cs="Segoe UI"/>
+          <w:kern w:val="0"/>
+          <w:sz w:val="24"/>
+          <w:szCs w:val="24"/>
+          <w14:ligatures w14:val="none"/>
+        </w:rPr>
+      </w:pPr>
+      <w:r>
+        <w:rPr>
+          <w:rFonts w:ascii="Arial" w:eastAsia="Times New Roman" w:hAnsi="Arial" w:cs="Arial"/>
+          <w:kern w:val="0"/>
+          <w:sz w:val="24"/>
+          <w:szCs w:val="24"/>
+          <w14:ligatures w14:val="none"/>
+        </w:rPr>
+        <w:t>Refer to the parts code table in CCC for more detail, breakdown below.</w:t>
+      </w:r>
+    </w:p>
+    <w:p>
+      <w:pPr>
+        <w:numPr>
+          <w:ilvl w:val="0"/>
+          <w:numId w:val="16"/>
+        </w:numPr>
+        <w:shd w:val="clear" w:color="auto" w:fill="FFFFFF"/>
+        <w:spacing w:before="100" w:beforeAutospacing="1" w:after="100" w:afterAutospacing="1" w:line="240" w:lineRule="auto"/>
+        <w:rPr>
+          <w:rFonts w:ascii="Segoe UI" w:eastAsia="Times New Roman" w:hAnsi="Segoe UI" w:cs="Segoe UI"/>
+          <w:kern w:val="0"/>
+          <w:sz w:val="24"/>
+          <w:szCs w:val="24"/>
+          <w14:ligatures w14:val="none"/>
+        </w:rPr>
+      </w:pPr>
+      <w:r>
+        <w:rPr>
+          <w:rFonts w:ascii="Arial" w:eastAsia="Times New Roman" w:hAnsi="Arial" w:cs="Arial"/>
+          <w:kern w:val="0"/>
+          <w:sz w:val="24"/>
+          <w:szCs w:val="24"/>
+          <w14:ligatures w14:val="none"/>
+        </w:rPr>
+        <w:t xml:space="preserve">IF THE VEHICLE IS NOT AT A SHOP: Do not include any </w:t>
       </w:r>
       <w:proofErr w:type="gramStart"/>
       <w:r>
@@ -6040,7 +5797,7 @@
           <w:szCs w:val="24"/>
           <w14:ligatures w14:val="none"/>
         </w:rPr>
-        <w:t>a UPD</w:t>
+        <w:t>add-on’s</w:t>
       </w:r>
       <w:proofErr w:type="gramEnd"/>
       <w:r>
@@ -6051,7 +5808,51 @@
           <w:szCs w:val="24"/>
           <w14:ligatures w14:val="none"/>
         </w:rPr>
-        <w:t xml:space="preserve"> estimate.</w:t>
+        <w:t xml:space="preserve"> such as Blends, R&amp;I, De-nib, Feather/Block, </w:t>
+      </w:r>
+      <w:proofErr w:type="spellStart"/>
+      <w:r>
+        <w:rPr>
+          <w:rFonts w:ascii="Arial" w:eastAsia="Times New Roman" w:hAnsi="Arial" w:cs="Arial"/>
+          <w:kern w:val="0"/>
+          <w:sz w:val="24"/>
+          <w:szCs w:val="24"/>
+          <w14:ligatures w14:val="none"/>
+        </w:rPr>
+        <w:t>etc</w:t>
+      </w:r>
+      <w:proofErr w:type="spellEnd"/>
+      <w:r>
+        <w:rPr>
+          <w:rFonts w:ascii="Arial" w:eastAsia="Times New Roman" w:hAnsi="Arial" w:cs="Arial"/>
+          <w:kern w:val="0"/>
+          <w:sz w:val="24"/>
+          <w:szCs w:val="24"/>
+          <w14:ligatures w14:val="none"/>
+        </w:rPr>
+        <w:t xml:space="preserve"> </w:t>
+      </w:r>
+      <w:proofErr w:type="gramStart"/>
+      <w:r>
+        <w:rPr>
+          <w:rFonts w:ascii="Arial" w:eastAsia="Times New Roman" w:hAnsi="Arial" w:cs="Arial"/>
+          <w:kern w:val="0"/>
+          <w:sz w:val="24"/>
+          <w:szCs w:val="24"/>
+          <w14:ligatures w14:val="none"/>
+        </w:rPr>
+        <w:t>on</w:t>
+      </w:r>
+      <w:proofErr w:type="gramEnd"/>
+      <w:r>
+        <w:rPr>
+          <w:rFonts w:ascii="Arial" w:eastAsia="Times New Roman" w:hAnsi="Arial" w:cs="Arial"/>
+          <w:kern w:val="0"/>
+          <w:sz w:val="24"/>
+          <w:szCs w:val="24"/>
+          <w14:ligatures w14:val="none"/>
+        </w:rPr>
+        <w:t xml:space="preserve"> your estimate. The only add-on to an estimate should be ‘Hazardous Waste Removal’ @ 4.00…nothing else. No other add-on items should be estimated until the vehicle is at a shop and the items are negotiated.</w:t>
       </w:r>
     </w:p>
     <w:p>
@@ -6078,7 +5879,7 @@
           <w:szCs w:val="24"/>
           <w14:ligatures w14:val="none"/>
         </w:rPr>
-        <w:t>Refer to the parts code table in CCC for more detail, breakdown below.</w:t>
+        <w:t>IF THE VEHICLE IS AT A SHOP:</w:t>
       </w:r>
     </w:p>
     <w:p>
@@ -6105,29 +5906,34 @@
           <w:szCs w:val="24"/>
           <w14:ligatures w14:val="none"/>
         </w:rPr>
-        <w:t xml:space="preserve">IF THE VEHICLE IS NOT AT A SHOP: Do not include any add-on’s such as Blends, R&amp;I, De-nib, Feather/Block, </w:t>
-      </w:r>
-      <w:proofErr w:type="spellStart"/>
-      <w:r>
-        <w:rPr>
-          <w:rFonts w:ascii="Arial" w:eastAsia="Times New Roman" w:hAnsi="Arial" w:cs="Arial"/>
-          <w:kern w:val="0"/>
-          <w:sz w:val="24"/>
-          <w:szCs w:val="24"/>
-          <w14:ligatures w14:val="none"/>
-        </w:rPr>
-        <w:t>etc</w:t>
-      </w:r>
-      <w:proofErr w:type="spellEnd"/>
-      <w:r>
-        <w:rPr>
-          <w:rFonts w:ascii="Arial" w:eastAsia="Times New Roman" w:hAnsi="Arial" w:cs="Arial"/>
-          <w:kern w:val="0"/>
-          <w:sz w:val="24"/>
-          <w:szCs w:val="24"/>
-          <w14:ligatures w14:val="none"/>
-        </w:rPr>
-        <w:t xml:space="preserve"> </w:t>
+        <w:t>NEVER ALLOW FOR:</w:t>
+      </w:r>
+    </w:p>
+    <w:p>
+      <w:pPr>
+        <w:numPr>
+          <w:ilvl w:val="0"/>
+          <w:numId w:val="16"/>
+        </w:numPr>
+        <w:shd w:val="clear" w:color="auto" w:fill="FFFFFF"/>
+        <w:spacing w:before="100" w:beforeAutospacing="1" w:after="100" w:afterAutospacing="1" w:line="240" w:lineRule="auto"/>
+        <w:rPr>
+          <w:rFonts w:ascii="Segoe UI" w:eastAsia="Times New Roman" w:hAnsi="Segoe UI" w:cs="Segoe UI"/>
+          <w:kern w:val="0"/>
+          <w:sz w:val="24"/>
+          <w:szCs w:val="24"/>
+          <w14:ligatures w14:val="none"/>
+        </w:rPr>
+      </w:pPr>
+      <w:r>
+        <w:rPr>
+          <w:rFonts w:ascii="Arial" w:eastAsia="Times New Roman" w:hAnsi="Arial" w:cs="Arial"/>
+          <w:kern w:val="0"/>
+          <w:sz w:val="24"/>
+          <w:szCs w:val="24"/>
+          <w14:ligatures w14:val="none"/>
+        </w:rPr>
+        <w:t xml:space="preserve">Flex Additive (All auto paint already has Flex Additive in it) unless the shop can provide </w:t>
       </w:r>
       <w:proofErr w:type="gramStart"/>
       <w:r>
@@ -6138,7 +5944,7 @@
           <w:szCs w:val="24"/>
           <w14:ligatures w14:val="none"/>
         </w:rPr>
-        <w:t>on</w:t>
+        <w:t>supports</w:t>
       </w:r>
       <w:proofErr w:type="gramEnd"/>
       <w:r>
@@ -6149,101 +5955,8 @@
           <w:szCs w:val="24"/>
           <w14:ligatures w14:val="none"/>
         </w:rPr>
-        <w:t xml:space="preserve"> your estimate. The only add-on to an estimate should be ‘Hazardous Waste Removal’ @ 4.00…nothing else. No other add-on items should be estimated until the vehicle is at a shop and the items are negotiated.</w:t>
-      </w:r>
-    </w:p>
-    <w:p>
-      <w:pPr>
-        <w:numPr>
-          <w:ilvl w:val="0"/>
-          <w:numId w:val="16"/>
-        </w:numPr>
-        <w:shd w:val="clear" w:color="auto" w:fill="FFFFFF"/>
-        <w:spacing w:before="100" w:beforeAutospacing="1" w:after="100" w:afterAutospacing="1" w:line="240" w:lineRule="auto"/>
-        <w:rPr>
-          <w:rFonts w:ascii="Segoe UI" w:eastAsia="Times New Roman" w:hAnsi="Segoe UI" w:cs="Segoe UI"/>
-          <w:kern w:val="0"/>
-          <w:sz w:val="24"/>
-          <w:szCs w:val="24"/>
-          <w14:ligatures w14:val="none"/>
-        </w:rPr>
-      </w:pPr>
-      <w:r>
-        <w:rPr>
-          <w:rFonts w:ascii="Arial" w:eastAsia="Times New Roman" w:hAnsi="Arial" w:cs="Arial"/>
-          <w:kern w:val="0"/>
-          <w:sz w:val="24"/>
-          <w:szCs w:val="24"/>
-          <w14:ligatures w14:val="none"/>
-        </w:rPr>
-        <w:t>IF THE VEHICLE IS AT A SHOP:</w:t>
-      </w:r>
-    </w:p>
-    <w:p>
-      <w:pPr>
-        <w:numPr>
-          <w:ilvl w:val="0"/>
-          <w:numId w:val="16"/>
-        </w:numPr>
-        <w:shd w:val="clear" w:color="auto" w:fill="FFFFFF"/>
-        <w:spacing w:before="100" w:beforeAutospacing="1" w:after="100" w:afterAutospacing="1" w:line="240" w:lineRule="auto"/>
-        <w:rPr>
-          <w:rFonts w:ascii="Segoe UI" w:eastAsia="Times New Roman" w:hAnsi="Segoe UI" w:cs="Segoe UI"/>
-          <w:kern w:val="0"/>
-          <w:sz w:val="24"/>
-          <w:szCs w:val="24"/>
-          <w14:ligatures w14:val="none"/>
-        </w:rPr>
-      </w:pPr>
-      <w:r>
-        <w:rPr>
-          <w:rFonts w:ascii="Arial" w:eastAsia="Times New Roman" w:hAnsi="Arial" w:cs="Arial"/>
-          <w:kern w:val="0"/>
-          <w:sz w:val="24"/>
-          <w:szCs w:val="24"/>
-          <w14:ligatures w14:val="none"/>
-        </w:rPr>
-        <w:t>NEVER ALLOW FOR:</w:t>
-      </w:r>
-    </w:p>
-    <w:p>
-      <w:pPr>
-        <w:numPr>
-          <w:ilvl w:val="0"/>
-          <w:numId w:val="16"/>
-        </w:numPr>
-        <w:shd w:val="clear" w:color="auto" w:fill="FFFFFF"/>
-        <w:spacing w:before="100" w:beforeAutospacing="1" w:after="100" w:afterAutospacing="1" w:line="240" w:lineRule="auto"/>
-        <w:rPr>
-          <w:rFonts w:ascii="Segoe UI" w:eastAsia="Times New Roman" w:hAnsi="Segoe UI" w:cs="Segoe UI"/>
-          <w:kern w:val="0"/>
-          <w:sz w:val="24"/>
-          <w:szCs w:val="24"/>
-          <w14:ligatures w14:val="none"/>
-        </w:rPr>
-      </w:pPr>
-      <w:r>
-        <w:rPr>
-          <w:rFonts w:ascii="Arial" w:eastAsia="Times New Roman" w:hAnsi="Arial" w:cs="Arial"/>
-          <w:kern w:val="0"/>
-          <w:sz w:val="24"/>
-          <w:szCs w:val="24"/>
-          <w14:ligatures w14:val="none"/>
-        </w:rPr>
-        <w:t xml:space="preserve">Flex Additive (All auto paint already has Flex Additive in it) unless the shop can provide supports that it was </w:t>
-      </w:r>
-      <w:proofErr w:type="gramStart"/>
-      <w:r>
-        <w:rPr>
-          <w:rFonts w:ascii="Arial" w:eastAsia="Times New Roman" w:hAnsi="Arial" w:cs="Arial"/>
-          <w:kern w:val="0"/>
-          <w:sz w:val="24"/>
-          <w:szCs w:val="24"/>
-          <w14:ligatures w14:val="none"/>
-        </w:rPr>
-        <w:t>required</w:t>
-      </w:r>
-      <w:proofErr w:type="gramEnd"/>
+        <w:t xml:space="preserve"> that it was required</w:t>
+      </w:r>
     </w:p>
     <w:p>
       <w:pPr>
@@ -6733,7 +6446,29 @@
           <w:szCs w:val="24"/>
           <w14:ligatures w14:val="none"/>
         </w:rPr>
-        <w:t xml:space="preserve"> first panel, 0.2 hour additional panels up to 1.0 hour.</w:t>
+        <w:t xml:space="preserve"> first panel, </w:t>
+      </w:r>
+      <w:proofErr w:type="gramStart"/>
+      <w:r>
+        <w:rPr>
+          <w:rFonts w:ascii="Arial" w:eastAsia="Times New Roman" w:hAnsi="Arial" w:cs="Arial"/>
+          <w:kern w:val="0"/>
+          <w:sz w:val="24"/>
+          <w:szCs w:val="24"/>
+          <w14:ligatures w14:val="none"/>
+        </w:rPr>
+        <w:t>0.2 hour</w:t>
+      </w:r>
+      <w:proofErr w:type="gramEnd"/>
+      <w:r>
+        <w:rPr>
+          <w:rFonts w:ascii="Arial" w:eastAsia="Times New Roman" w:hAnsi="Arial" w:cs="Arial"/>
+          <w:kern w:val="0"/>
+          <w:sz w:val="24"/>
+          <w:szCs w:val="24"/>
+          <w14:ligatures w14:val="none"/>
+        </w:rPr>
+        <w:t xml:space="preserve"> additional panels up to 1.0 hour.</w:t>
       </w:r>
     </w:p>
     <w:p>
@@ -6760,29 +6495,7 @@
           <w:szCs w:val="24"/>
           <w14:ligatures w14:val="none"/>
         </w:rPr>
-        <w:t xml:space="preserve">Gravel </w:t>
-      </w:r>
-      <w:proofErr w:type="gramStart"/>
-      <w:r>
-        <w:rPr>
-          <w:rFonts w:ascii="Arial" w:eastAsia="Times New Roman" w:hAnsi="Arial" w:cs="Arial"/>
-          <w:kern w:val="0"/>
-          <w:sz w:val="24"/>
-          <w:szCs w:val="24"/>
-          <w14:ligatures w14:val="none"/>
-        </w:rPr>
-        <w:t>guard</w:t>
-      </w:r>
-      <w:proofErr w:type="gramEnd"/>
-      <w:r>
-        <w:rPr>
-          <w:rFonts w:ascii="Arial" w:eastAsia="Times New Roman" w:hAnsi="Arial" w:cs="Arial"/>
-          <w:kern w:val="0"/>
-          <w:sz w:val="24"/>
-          <w:szCs w:val="24"/>
-          <w14:ligatures w14:val="none"/>
-        </w:rPr>
-        <w:t xml:space="preserve"> 0.2 </w:t>
+        <w:t xml:space="preserve">Gravel guard 0.2 </w:t>
       </w:r>
       <w:proofErr w:type="spellStart"/>
       <w:r>
@@ -6858,20 +6571,8 @@
           <w:szCs w:val="24"/>
           <w14:ligatures w14:val="none"/>
         </w:rPr>
-        <w:t xml:space="preserve">Clean car for delivery is never </w:t>
-      </w:r>
-      <w:proofErr w:type="gramStart"/>
-      <w:r>
-        <w:rPr>
-          <w:rFonts w:ascii="Arial" w:eastAsia="Times New Roman" w:hAnsi="Arial" w:cs="Arial"/>
-          <w:kern w:val="0"/>
-          <w:sz w:val="24"/>
-          <w:szCs w:val="24"/>
-          <w14:ligatures w14:val="none"/>
-        </w:rPr>
-        <w:t>allowed</w:t>
-      </w:r>
-      <w:proofErr w:type="gramEnd"/>
+        <w:t>Clean car for delivery is never allowed</w:t>
+      </w:r>
     </w:p>
     <w:p/>
     <w:sectPr>
@@ -6885,7 +6586,7 @@
 </file>
 
 <file path=word/numbering.xml><?xml version="1.0" encoding="utf-8"?>
-<w:numbering xmlns:wpc="http://schemas.microsoft.com/office/word/2010/wordprocessingCanvas" xmlns:cx="http://schemas.microsoft.com/office/drawing/2014/chartex" xmlns:cx1="http://schemas.microsoft.com/office/drawing/2015/9/8/chartex" xmlns:cx2="http://schemas.microsoft.com/office/drawing/2015/10/21/chartex" xmlns:cx3="http://schemas.microsoft.com/office/drawing/2016/5/9/chartex" xmlns:cx4="http://schemas.microsoft.com/office/drawing/2016/5/10/chartex" xmlns:cx5="http://schemas.microsoft.com/office/drawing/2016/5/11/chartex" xmlns:cx6="http://schemas.microsoft.com/office/drawing/2016/5/12/chartex" xmlns:cx7="http://schemas.microsoft.com/office/drawing/2016/5/13/chartex" xmlns:cx8="http://schemas.microsoft.com/office/drawing/2016/5/14/chartex" xmlns:mc="http://schemas.openxmlformats.org/markup-compatibility/2006" xmlns:aink="http://schemas.microsoft.com/office/drawing/2016/ink" xmlns:am3d="http://schemas.microsoft.com/office/drawing/2017/model3d" xmlns:o="urn:schemas-microsoft-com:office:office" xmlns:oel="http://schemas.microsoft.com/office/2019/extlst" xmlns:r="http://schemas.openxmlformats.org/officeDocument/2006/relationships" xmlns:m="http://schemas.openxmlformats.org/officeDocument/2006/math" xmlns:v="urn:schemas-microsoft-com:vml" xmlns:wp14="http://schemas.microsoft.com/office/word/2010/wordprocessingDrawing" xmlns:wp="http://schemas.openxmlformats.org/drawingml/2006/wordprocessingDrawing" xmlns:w10="urn:schemas-microsoft-com:office:word" xmlns:w="http://schemas.openxmlformats.org/wordprocessingml/2006/main" xmlns:w14="http://schemas.microsoft.com/office/word/2010/wordml" xmlns:w15="http://schemas.microsoft.com/office/word/2012/wordml" xmlns:w16cex="http://schemas.microsoft.com/office/word/2018/wordml/cex" xmlns:w16cid="http://schemas.microsoft.com/office/word/2016/wordml/cid" xmlns:w16="http://schemas.microsoft.com/office/word/2018/wordml" xmlns:w16sdtdh="http://schemas.microsoft.com/office/word/2020/wordml/sdtdatahash" xmlns:w16se="http://schemas.microsoft.com/office/word/2015/wordml/symex" xmlns:wpg="http://schemas.microsoft.com/office/word/2010/wordprocessingGroup" xmlns:wpi="http://schemas.microsoft.com/office/word/2010/wordprocessingInk" xmlns:wne="http://schemas.microsoft.com/office/word/2006/wordml" xmlns:wps="http://schemas.microsoft.com/office/word/2010/wordprocessingShape" mc:Ignorable="w14 w15 w16se w16cid w16 w16cex w16sdtdh wp14">
+<w:numbering xmlns:wpc="http://schemas.microsoft.com/office/word/2010/wordprocessingCanvas" xmlns:cx="http://schemas.microsoft.com/office/drawing/2014/chartex" xmlns:cx1="http://schemas.microsoft.com/office/drawing/2015/9/8/chartex" xmlns:cx2="http://schemas.microsoft.com/office/drawing/2015/10/21/chartex" xmlns:cx3="http://schemas.microsoft.com/office/drawing/2016/5/9/chartex" xmlns:cx4="http://schemas.microsoft.com/office/drawing/2016/5/10/chartex" xmlns:cx5="http://schemas.microsoft.com/office/drawing/2016/5/11/chartex" xmlns:cx6="http://schemas.microsoft.com/office/drawing/2016/5/12/chartex" xmlns:cx7="http://schemas.microsoft.com/office/drawing/2016/5/13/chartex" xmlns:cx8="http://schemas.microsoft.com/office/drawing/2016/5/14/chartex" xmlns:mc="http://schemas.openxmlformats.org/markup-compatibility/2006" xmlns:aink="http://schemas.microsoft.com/office/drawing/2016/ink" xmlns:am3d="http://schemas.microsoft.com/office/drawing/2017/model3d" xmlns:o="urn:schemas-microsoft-com:office:office" xmlns:oel="http://schemas.microsoft.com/office/2019/extlst" xmlns:r="http://schemas.openxmlformats.org/officeDocument/2006/relationships" xmlns:m="http://schemas.openxmlformats.org/officeDocument/2006/math" xmlns:v="urn:schemas-microsoft-com:vml" xmlns:wp14="http://schemas.microsoft.com/office/word/2010/wordprocessingDrawing" xmlns:wp="http://schemas.openxmlformats.org/drawingml/2006/wordprocessingDrawing" xmlns:w10="urn:schemas-microsoft-com:office:word" xmlns:w="http://schemas.openxmlformats.org/wordprocessingml/2006/main" xmlns:w14="http://schemas.microsoft.com/office/word/2010/wordml" xmlns:w15="http://schemas.microsoft.com/office/word/2012/wordml" xmlns:w16cex="http://schemas.microsoft.com/office/word/2018/wordml/cex" xmlns:w16cid="http://schemas.microsoft.com/office/word/2016/wordml/cid" xmlns:w16="http://schemas.microsoft.com/office/word/2018/wordml" xmlns:w16du="http://schemas.microsoft.com/office/word/2023/wordml/word16du" xmlns:w16sdtdh="http://schemas.microsoft.com/office/word/2020/wordml/sdtdatahash" xmlns:w16sdtfl="http://schemas.microsoft.com/office/word/2024/wordml/sdtformatlock" xmlns:w16se="http://schemas.microsoft.com/office/word/2015/wordml/symex" xmlns:wpg="http://schemas.microsoft.com/office/word/2010/wordprocessingGroup" xmlns:wpi="http://schemas.microsoft.com/office/word/2010/wordprocessingInk" xmlns:wne="http://schemas.microsoft.com/office/word/2006/wordml" xmlns:wps="http://schemas.microsoft.com/office/word/2010/wordprocessingShape" mc:Ignorable="w14 w15 w16se w16cid w16 w16cex w16sdtdh w16sdtfl w16du wp14">
   <w:abstractNum w:abstractNumId="0" w15:restartNumberingAfterBreak="0">
     <w:nsid w:val="00EF7FB3"/>
     <w:multiLevelType w:val="multilevel"/>
@@ -9322,7 +9023,7 @@
 </file>
 
 <file path=word/styles.xml><?xml version="1.0" encoding="utf-8"?>
-<w:styles xmlns:mc="http://schemas.openxmlformats.org/markup-compatibility/2006" xmlns:r="http://schemas.openxmlformats.org/officeDocument/2006/relationships" xmlns:w="http://schemas.openxmlformats.org/wordprocessingml/2006/main" xmlns:w14="http://schemas.microsoft.com/office/word/2010/wordml" xmlns:w15="http://schemas.microsoft.com/office/word/2012/wordml" xmlns:w16cex="http://schemas.microsoft.com/office/word/2018/wordml/cex" xmlns:w16cid="http://schemas.microsoft.com/office/word/2016/wordml/cid" xmlns:w16="http://schemas.microsoft.com/office/word/2018/wordml" xmlns:w16sdtdh="http://schemas.microsoft.com/office/word/2020/wordml/sdtdatahash" xmlns:w16se="http://schemas.microsoft.com/office/word/2015/wordml/symex" mc:Ignorable="w14 w15 w16se w16cid w16 w16cex w16sdtdh">
+<w:styles xmlns:mc="http://schemas.openxmlformats.org/markup-compatibility/2006" xmlns:r="http://schemas.openxmlformats.org/officeDocument/2006/relationships" xmlns:w="http://schemas.openxmlformats.org/wordprocessingml/2006/main" xmlns:w14="http://schemas.microsoft.com/office/word/2010/wordml" xmlns:w15="http://schemas.microsoft.com/office/word/2012/wordml" xmlns:w16cex="http://schemas.microsoft.com/office/word/2018/wordml/cex" xmlns:w16cid="http://schemas.microsoft.com/office/word/2016/wordml/cid" xmlns:w16="http://schemas.microsoft.com/office/word/2018/wordml" xmlns:w16du="http://schemas.microsoft.com/office/word/2023/wordml/word16du" xmlns:w16sdtdh="http://schemas.microsoft.com/office/word/2020/wordml/sdtdatahash" xmlns:w16sdtfl="http://schemas.microsoft.com/office/word/2024/wordml/sdtformatlock" xmlns:w16se="http://schemas.microsoft.com/office/word/2015/wordml/symex" mc:Ignorable="w14 w15 w16se w16cid w16 w16cex w16sdtdh w16sdtfl w16du">
   <w:docDefaults>
     <w:rPrDefault>
       <w:rPr>

--- a/client_rules/Liberty Mutual.docx
+++ b/client_rules/Liberty Mutual.docx
@@ -14,9 +14,9 @@
         <w:tblLook w:val="04A0" w:firstRow="1" w:lastRow="0" w:firstColumn="1" w:lastColumn="0" w:noHBand="0" w:noVBand="1"/>
       </w:tblPr>
       <w:tblGrid>
-        <w:gridCol w:w="8996"/>
-        <w:gridCol w:w="9783"/>
-        <w:gridCol w:w="342"/>
+        <w:gridCol w:w="9589"/>
+        <w:gridCol w:w="9210"/>
+        <w:gridCol w:w="322"/>
       </w:tblGrid>
       <w:tr>
         <w:trPr>
@@ -48,7 +48,17 @@
                 <w:szCs w:val="24"/>
                 <w14:ligatures w14:val="none"/>
               </w:rPr>
-              <w:t>Assignment Instructions</w:t>
+              <w:t xml:space="preserve">Liberty Mutual </w:t>
+            </w:r>
+            <w:r>
+              <w:rPr>
+                <w:rFonts w:ascii="Times New Roman" w:eastAsia="Times New Roman" w:hAnsi="Times New Roman" w:cs="Times New Roman"/>
+                <w:kern w:val="0"/>
+                <w:sz w:val="24"/>
+                <w:szCs w:val="24"/>
+                <w14:ligatures w14:val="none"/>
+              </w:rPr>
+              <w:t>Instructions</w:t>
             </w:r>
           </w:p>
         </w:tc>
@@ -297,89 +307,276 @@
           <w:shd w:val="clear" w:color="auto" w:fill="FFFFFF"/>
           <w14:ligatures w14:val="none"/>
         </w:rPr>
-        <w:t>Supplement Assist with Reinspection Rules</w:t>
+        <w:t>Client Quick Summary</w:t>
       </w:r>
     </w:p>
     <w:p>
       <w:pPr>
         <w:spacing w:after="0" w:line="240" w:lineRule="auto"/>
         <w:rPr>
+          <w:rFonts w:ascii="Segoe UI" w:eastAsia="Times New Roman" w:hAnsi="Segoe UI" w:cs="Segoe UI"/>
+          <w:kern w:val="0"/>
+          <w:sz w:val="24"/>
+          <w:szCs w:val="24"/>
+          <w14:ligatures w14:val="none"/>
+        </w:rPr>
+      </w:pPr>
+      <w:r>
+        <w:rPr>
           <w:rFonts w:ascii="Times New Roman" w:eastAsia="Times New Roman" w:hAnsi="Times New Roman" w:cs="Times New Roman"/>
           <w:kern w:val="0"/>
           <w:sz w:val="24"/>
           <w:szCs w:val="24"/>
           <w14:ligatures w14:val="none"/>
         </w:rPr>
-      </w:pPr>
-      <w:r>
-        <w:rPr>
-          <w:rFonts w:ascii="Times New Roman" w:eastAsia="Times New Roman" w:hAnsi="Times New Roman" w:cs="Times New Roman"/>
-          <w:kern w:val="0"/>
-          <w:sz w:val="24"/>
-          <w:szCs w:val="24"/>
-          <w14:ligatures w14:val="none"/>
-        </w:rPr>
-        <w:pict w14:anchorId="7B213171">
-          <v:rect id="_x0000_i1025" style="width:0;height:0" o:hrstd="t" o:hr="t" fillcolor="#a0a0a0" stroked="f"/>
+        <w:pict w14:anchorId="6B407429">
+          <v:rect id="_x0000_i1051" style="width:0;height:0" o:hrstd="t" o:hr="t" fillcolor="#a0a0a0" stroked="f"/>
         </w:pict>
       </w:r>
     </w:p>
     <w:p>
       <w:pPr>
-        <w:shd w:val="clear" w:color="auto" w:fill="FFFFFF"/>
-        <w:spacing w:after="100" w:afterAutospacing="1" w:line="240" w:lineRule="auto"/>
-        <w:rPr>
-          <w:rFonts w:ascii="Segoe UI" w:eastAsia="Times New Roman" w:hAnsi="Segoe UI" w:cs="Segoe UI"/>
-          <w:spacing w:val="5"/>
-          <w:kern w:val="0"/>
-          <w:sz w:val="24"/>
-          <w:szCs w:val="24"/>
-          <w14:ligatures w14:val="none"/>
-        </w:rPr>
-      </w:pPr>
-      <w:r>
-        <w:rPr>
-          <w:rFonts w:ascii="Segoe UI" w:eastAsia="Times New Roman" w:hAnsi="Segoe UI" w:cs="Segoe UI"/>
+        <w:numPr>
+          <w:ilvl w:val="0"/>
+          <w:numId w:val="17"/>
+        </w:numPr>
+        <w:shd w:val="clear" w:color="auto" w:fill="FFFFFF"/>
+        <w:spacing w:before="100" w:beforeAutospacing="1" w:after="100" w:afterAutospacing="1" w:line="240" w:lineRule="auto"/>
+        <w:rPr>
+          <w:rFonts w:ascii="Segoe UI" w:eastAsia="Times New Roman" w:hAnsi="Segoe UI" w:cs="Segoe UI"/>
+          <w:kern w:val="0"/>
+          <w:sz w:val="24"/>
+          <w:szCs w:val="24"/>
+          <w14:ligatures w14:val="none"/>
+        </w:rPr>
+      </w:pPr>
+      <w:r>
+        <w:rPr>
+          <w:rFonts w:ascii="Arial" w:eastAsia="Times New Roman" w:hAnsi="Arial" w:cs="Arial"/>
+          <w:kern w:val="0"/>
+          <w:sz w:val="24"/>
+          <w:szCs w:val="24"/>
+          <w14:ligatures w14:val="none"/>
+        </w:rPr>
+        <w:t>Release paperwork (Yes)</w:t>
+      </w:r>
+    </w:p>
+    <w:p>
+      <w:pPr>
+        <w:numPr>
+          <w:ilvl w:val="0"/>
+          <w:numId w:val="17"/>
+        </w:numPr>
+        <w:shd w:val="clear" w:color="auto" w:fill="FFFFFF"/>
+        <w:spacing w:before="100" w:beforeAutospacing="1" w:after="100" w:afterAutospacing="1" w:line="240" w:lineRule="auto"/>
+        <w:rPr>
+          <w:rFonts w:ascii="Segoe UI" w:eastAsia="Times New Roman" w:hAnsi="Segoe UI" w:cs="Segoe UI"/>
+          <w:kern w:val="0"/>
+          <w:sz w:val="24"/>
+          <w:szCs w:val="24"/>
+          <w14:ligatures w14:val="none"/>
+        </w:rPr>
+      </w:pPr>
+      <w:r>
+        <w:rPr>
+          <w:rFonts w:ascii="Arial" w:eastAsia="Times New Roman" w:hAnsi="Arial" w:cs="Arial"/>
+          <w:kern w:val="0"/>
+          <w:sz w:val="24"/>
+          <w:szCs w:val="24"/>
+          <w14:ligatures w14:val="none"/>
+        </w:rPr>
+        <w:t>If the appraisal is made at a repair shop in NY, the registration number of the shop must be included on the estimate form.</w:t>
+      </w:r>
+    </w:p>
+    <w:p>
+      <w:pPr>
+        <w:numPr>
+          <w:ilvl w:val="0"/>
+          <w:numId w:val="17"/>
+        </w:numPr>
+        <w:shd w:val="clear" w:color="auto" w:fill="FFFFFF"/>
+        <w:spacing w:before="100" w:beforeAutospacing="1" w:after="100" w:afterAutospacing="1" w:line="240" w:lineRule="auto"/>
+        <w:rPr>
+          <w:rFonts w:ascii="Segoe UI" w:eastAsia="Times New Roman" w:hAnsi="Segoe UI" w:cs="Segoe UI"/>
+          <w:kern w:val="0"/>
+          <w:sz w:val="24"/>
+          <w:szCs w:val="24"/>
+          <w14:ligatures w14:val="none"/>
+        </w:rPr>
+      </w:pPr>
+      <w:r>
+        <w:rPr>
+          <w:rFonts w:ascii="Arial" w:eastAsia="Times New Roman" w:hAnsi="Arial" w:cs="Arial"/>
           <w:b/>
           <w:bCs/>
+          <w:kern w:val="0"/>
+          <w:sz w:val="24"/>
+          <w:szCs w:val="24"/>
+          <w14:ligatures w14:val="none"/>
+        </w:rPr>
+        <w:t>IF TOTAL LOSS</w:t>
+      </w:r>
+      <w:r>
+        <w:rPr>
+          <w:rFonts w:ascii="Arial" w:eastAsia="Times New Roman" w:hAnsi="Arial" w:cs="Arial"/>
           <w:spacing w:val="5"/>
           <w:kern w:val="0"/>
-          <w:sz w:val="26"/>
-          <w:szCs w:val="26"/>
-          <w14:ligatures w14:val="none"/>
-        </w:rPr>
-        <w:t>This Assignment is for</w:t>
-      </w:r>
-      <w:r>
-        <w:rPr>
-          <w:rFonts w:ascii="Arial" w:eastAsia="Times New Roman" w:hAnsi="Arial" w:cs="Arial"/>
-          <w:spacing w:val="5"/>
-          <w:kern w:val="0"/>
-          <w:sz w:val="26"/>
-          <w:szCs w:val="26"/>
-          <w14:ligatures w14:val="none"/>
-        </w:rPr>
-        <w:t> </w:t>
-      </w:r>
-      <w:r>
-        <w:rPr>
-          <w:rFonts w:ascii="Segoe UI" w:eastAsia="Times New Roman" w:hAnsi="Segoe UI" w:cs="Segoe UI"/>
+          <w:sz w:val="24"/>
+          <w:szCs w:val="24"/>
+          <w14:ligatures w14:val="none"/>
+        </w:rPr>
+        <w:t>: </w:t>
+      </w:r>
+      <w:r>
+        <w:rPr>
+          <w:rFonts w:ascii="Arial" w:eastAsia="Times New Roman" w:hAnsi="Arial" w:cs="Arial"/>
+          <w:kern w:val="0"/>
+          <w:sz w:val="24"/>
+          <w:szCs w:val="24"/>
+          <w14:ligatures w14:val="none"/>
+        </w:rPr>
+        <w:t xml:space="preserve">Fill out CCC, Complete Call In, Provide </w:t>
+      </w:r>
+      <w:proofErr w:type="spellStart"/>
+      <w:r>
+        <w:rPr>
+          <w:rFonts w:ascii="Arial" w:eastAsia="Times New Roman" w:hAnsi="Arial" w:cs="Arial"/>
+          <w:kern w:val="0"/>
+          <w:sz w:val="24"/>
+          <w:szCs w:val="24"/>
+          <w14:ligatures w14:val="none"/>
+        </w:rPr>
+        <w:t>ProQuoute</w:t>
+      </w:r>
+      <w:proofErr w:type="spellEnd"/>
+    </w:p>
+    <w:p>
+      <w:pPr>
+        <w:numPr>
+          <w:ilvl w:val="0"/>
+          <w:numId w:val="17"/>
+        </w:numPr>
+        <w:shd w:val="clear" w:color="auto" w:fill="FFFFFF"/>
+        <w:spacing w:before="100" w:beforeAutospacing="1" w:after="100" w:afterAutospacing="1" w:line="240" w:lineRule="auto"/>
+        <w:rPr>
+          <w:rFonts w:ascii="Segoe UI" w:eastAsia="Times New Roman" w:hAnsi="Segoe UI" w:cs="Segoe UI"/>
+          <w:kern w:val="0"/>
+          <w:sz w:val="24"/>
+          <w:szCs w:val="24"/>
+          <w14:ligatures w14:val="none"/>
+        </w:rPr>
+      </w:pPr>
+      <w:r>
+        <w:rPr>
+          <w:rFonts w:ascii="Arial" w:eastAsia="Times New Roman" w:hAnsi="Arial" w:cs="Arial"/>
+          <w:color w:val="FF0000"/>
+          <w:kern w:val="0"/>
+          <w:sz w:val="24"/>
+          <w:szCs w:val="24"/>
+          <w14:ligatures w14:val="none"/>
+        </w:rPr>
+        <w:t xml:space="preserve">On the settlements tab in CCC One, fill </w:t>
+      </w:r>
+      <w:proofErr w:type="spellStart"/>
+      <w:r>
+        <w:rPr>
+          <w:rFonts w:ascii="Arial" w:eastAsia="Times New Roman" w:hAnsi="Arial" w:cs="Arial"/>
+          <w:color w:val="FF0000"/>
+          <w:kern w:val="0"/>
+          <w:sz w:val="24"/>
+          <w:szCs w:val="24"/>
+          <w14:ligatures w14:val="none"/>
+        </w:rPr>
+        <w:t>CA</w:t>
+      </w:r>
+      <w:r>
+        <w:rPr>
+          <w:rFonts w:ascii="Arial" w:eastAsia="Times New Roman" w:hAnsi="Arial" w:cs="Arial"/>
+          <w:color w:val="FF0000"/>
+          <w:kern w:val="0"/>
+          <w:sz w:val="24"/>
+          <w:szCs w:val="24"/>
+          <w14:ligatures w14:val="none"/>
+        </w:rPr>
+        <w:t>out</w:t>
+      </w:r>
+      <w:proofErr w:type="spellEnd"/>
+      <w:r>
+        <w:rPr>
+          <w:rFonts w:ascii="Arial" w:eastAsia="Times New Roman" w:hAnsi="Arial" w:cs="Arial"/>
+          <w:color w:val="FF0000"/>
+          <w:kern w:val="0"/>
+          <w:sz w:val="24"/>
+          <w:szCs w:val="24"/>
+          <w14:ligatures w14:val="none"/>
+        </w:rPr>
+        <w:t xml:space="preserve"> the BASE VALUE and the OWNER RETAINED SALVAGE.  You should not have an issue with the salvage/pro quote, if you do not get an instant value leave the field blank and note your appraiser report with the request number and ‘no instant value</w:t>
+      </w:r>
+      <w:r>
+        <w:rPr>
+          <w:rFonts w:ascii="Arial" w:eastAsia="Times New Roman" w:hAnsi="Arial" w:cs="Arial"/>
+          <w:kern w:val="0"/>
+          <w:sz w:val="24"/>
+          <w:szCs w:val="24"/>
+          <w14:ligatures w14:val="none"/>
+        </w:rPr>
+        <w:t>.’</w:t>
+      </w:r>
+    </w:p>
+    <w:p>
+      <w:pPr>
+        <w:numPr>
+          <w:ilvl w:val="0"/>
+          <w:numId w:val="17"/>
+        </w:numPr>
+        <w:shd w:val="clear" w:color="auto" w:fill="FFFFFF"/>
+        <w:spacing w:before="100" w:beforeAutospacing="1" w:after="100" w:afterAutospacing="1" w:line="240" w:lineRule="auto"/>
+        <w:rPr>
+          <w:rFonts w:ascii="Segoe UI" w:eastAsia="Times New Roman" w:hAnsi="Segoe UI" w:cs="Segoe UI"/>
+          <w:kern w:val="0"/>
+          <w:sz w:val="24"/>
+          <w:szCs w:val="24"/>
+          <w14:ligatures w14:val="none"/>
+        </w:rPr>
+      </w:pPr>
+      <w:r>
+        <w:rPr>
+          <w:rFonts w:ascii="Arial" w:eastAsia="Times New Roman" w:hAnsi="Arial" w:cs="Arial"/>
+          <w:kern w:val="0"/>
+          <w:sz w:val="24"/>
+          <w:szCs w:val="24"/>
+          <w14:ligatures w14:val="none"/>
+        </w:rPr>
+        <w:t>If the vehicle is a </w:t>
+      </w:r>
+      <w:r>
+        <w:rPr>
+          <w:rFonts w:ascii="Arial" w:eastAsia="Times New Roman" w:hAnsi="Arial" w:cs="Arial"/>
           <w:b/>
           <w:bCs/>
-          <w:spacing w:val="5"/>
-          <w:kern w:val="0"/>
-          <w:sz w:val="26"/>
-          <w:szCs w:val="26"/>
-          <w14:ligatures w14:val="none"/>
-        </w:rPr>
-        <w:t>a supplement that was not originally handled/written by SCA.  This is a file handled virtually by the client, where the supplement now requires a physical re-inspection.</w:t>
-      </w:r>
-    </w:p>
-    <w:p>
-      <w:pPr>
-        <w:numPr>
-          <w:ilvl w:val="0"/>
-          <w:numId w:val="1"/>
+          <w:kern w:val="0"/>
+          <w:sz w:val="24"/>
+          <w:szCs w:val="24"/>
+          <w14:ligatures w14:val="none"/>
+        </w:rPr>
+        <w:t>total loss or borderline total, always code your CCC estimate Point of Impact as a 15</w:t>
+      </w:r>
+      <w:r>
+        <w:rPr>
+          <w:rFonts w:ascii="Arial" w:eastAsia="Times New Roman" w:hAnsi="Arial" w:cs="Arial"/>
+          <w:kern w:val="0"/>
+          <w:sz w:val="24"/>
+          <w:szCs w:val="24"/>
+          <w14:ligatures w14:val="none"/>
+        </w:rPr>
+        <w:t> Total Loss and under the Settlement Tab – Settlement Decision select Total Loss</w:t>
+      </w:r>
+    </w:p>
+    <w:p>
+      <w:pPr>
+        <w:numPr>
+          <w:ilvl w:val="0"/>
+          <w:numId w:val="17"/>
         </w:numPr>
         <w:shd w:val="clear" w:color="auto" w:fill="FFFFFF"/>
         <w:spacing w:before="100" w:beforeAutospacing="1" w:after="100" w:afterAutospacing="1" w:line="240" w:lineRule="auto"/>
@@ -393,49 +590,20 @@
       </w:pPr>
       <w:r>
         <w:rPr>
-          <w:rFonts w:ascii="Segoe UI" w:eastAsia="Times New Roman" w:hAnsi="Segoe UI" w:cs="Segoe UI"/>
-          <w:b/>
-          <w:bCs/>
-          <w:kern w:val="0"/>
-          <w:sz w:val="26"/>
-          <w:szCs w:val="26"/>
-          <w14:ligatures w14:val="none"/>
-        </w:rPr>
-        <w:t>Physical re-inspection is MANDATORY for this assignment. </w:t>
-      </w:r>
-    </w:p>
-    <w:p>
-      <w:pPr>
-        <w:shd w:val="clear" w:color="auto" w:fill="FFFFFF"/>
-        <w:spacing w:after="100" w:afterAutospacing="1" w:line="240" w:lineRule="auto"/>
-        <w:rPr>
-          <w:rFonts w:ascii="Segoe UI" w:eastAsia="Times New Roman" w:hAnsi="Segoe UI" w:cs="Segoe UI"/>
-          <w:spacing w:val="5"/>
-          <w:kern w:val="0"/>
-          <w:sz w:val="24"/>
-          <w:szCs w:val="24"/>
-          <w14:ligatures w14:val="none"/>
-        </w:rPr>
-      </w:pPr>
-      <w:r>
-        <w:rPr>
-          <w:rFonts w:ascii="Segoe UI" w:eastAsia="Times New Roman" w:hAnsi="Segoe UI" w:cs="Segoe UI"/>
-          <w:b/>
-          <w:bCs/>
-          <w:spacing w:val="5"/>
-          <w:kern w:val="0"/>
-          <w:sz w:val="26"/>
-          <w:szCs w:val="26"/>
-          <w14:ligatures w14:val="none"/>
-        </w:rPr>
-        <w:t>Process:</w:t>
-      </w:r>
-    </w:p>
-    <w:p>
-      <w:pPr>
-        <w:numPr>
-          <w:ilvl w:val="0"/>
-          <w:numId w:val="2"/>
+          <w:rFonts w:ascii="Arial" w:eastAsia="Times New Roman" w:hAnsi="Arial" w:cs="Arial"/>
+          <w:kern w:val="0"/>
+          <w:sz w:val="24"/>
+          <w:szCs w:val="24"/>
+          <w14:ligatures w14:val="none"/>
+        </w:rPr>
+        <w:t>Pay particular attention to the parts rules, push for LKQ/Reman/AM</w:t>
+      </w:r>
+    </w:p>
+    <w:p>
+      <w:pPr>
+        <w:numPr>
+          <w:ilvl w:val="0"/>
+          <w:numId w:val="17"/>
         </w:numPr>
         <w:shd w:val="clear" w:color="auto" w:fill="FFFFFF"/>
         <w:spacing w:before="100" w:beforeAutospacing="1" w:after="100" w:afterAutospacing="1" w:line="240" w:lineRule="auto"/>
@@ -449,20 +617,20 @@
       </w:pPr>
       <w:r>
         <w:rPr>
-          <w:rFonts w:ascii="Segoe UI" w:eastAsia="Times New Roman" w:hAnsi="Segoe UI" w:cs="Segoe UI"/>
-          <w:kern w:val="0"/>
-          <w:sz w:val="26"/>
-          <w:szCs w:val="26"/>
-          <w14:ligatures w14:val="none"/>
-        </w:rPr>
-        <w:t>Obtain a copy of the original estimate.  (This should have been provided to you with the assignment).  If you did not receive a copy of the original estimate, please contact the office for assistance. </w:t>
-      </w:r>
-    </w:p>
-    <w:p>
-      <w:pPr>
-        <w:numPr>
-          <w:ilvl w:val="0"/>
-          <w:numId w:val="2"/>
+          <w:rFonts w:ascii="Arial" w:eastAsia="Times New Roman" w:hAnsi="Arial" w:cs="Arial"/>
+          <w:kern w:val="0"/>
+          <w:sz w:val="24"/>
+          <w:szCs w:val="24"/>
+          <w14:ligatures w14:val="none"/>
+        </w:rPr>
+        <w:t>NADA printout showing the Clean Retail Value of the unit is required with all files - Repairable or Total Loss. </w:t>
+      </w:r>
+    </w:p>
+    <w:p>
+      <w:pPr>
+        <w:numPr>
+          <w:ilvl w:val="0"/>
+          <w:numId w:val="17"/>
         </w:numPr>
         <w:shd w:val="clear" w:color="auto" w:fill="FFFFFF"/>
         <w:spacing w:before="100" w:beforeAutospacing="1" w:after="100" w:afterAutospacing="1" w:line="240" w:lineRule="auto"/>
@@ -476,843 +644,28 @@
       </w:pPr>
       <w:r>
         <w:rPr>
-          <w:rFonts w:ascii="Segoe UI" w:eastAsia="Times New Roman" w:hAnsi="Segoe UI" w:cs="Segoe UI"/>
-          <w:kern w:val="0"/>
-          <w:sz w:val="26"/>
-          <w:szCs w:val="26"/>
-          <w14:ligatures w14:val="none"/>
-        </w:rPr>
-        <w:t xml:space="preserve">Rekey the estimate into CCC One.  The total dollar amount must match exactly.  A </w:t>
+          <w:rFonts w:ascii="Arial" w:eastAsia="Times New Roman" w:hAnsi="Arial" w:cs="Arial"/>
+          <w:kern w:val="0"/>
+          <w:sz w:val="24"/>
+          <w:szCs w:val="24"/>
+          <w14:ligatures w14:val="none"/>
+        </w:rPr>
+        <w:t xml:space="preserve">When the estimate reaches 65% of NADA value, run a CCC evaluation to determine if it is </w:t>
       </w:r>
       <w:proofErr w:type="gramStart"/>
       <w:r>
         <w:rPr>
-          <w:rFonts w:ascii="Segoe UI" w:eastAsia="Times New Roman" w:hAnsi="Segoe UI" w:cs="Segoe UI"/>
-          <w:kern w:val="0"/>
-          <w:sz w:val="26"/>
-          <w:szCs w:val="26"/>
-          <w14:ligatures w14:val="none"/>
-        </w:rPr>
-        <w:t>one line</w:t>
+          <w:rFonts w:ascii="Arial" w:eastAsia="Times New Roman" w:hAnsi="Arial" w:cs="Arial"/>
+          <w:kern w:val="0"/>
+          <w:sz w:val="24"/>
+          <w:szCs w:val="24"/>
+          <w14:ligatures w14:val="none"/>
+        </w:rPr>
+        <w:t>actually a</w:t>
       </w:r>
       <w:proofErr w:type="gramEnd"/>
       <w:r>
         <w:rPr>
-          <w:rFonts w:ascii="Segoe UI" w:eastAsia="Times New Roman" w:hAnsi="Segoe UI" w:cs="Segoe UI"/>
-          <w:kern w:val="0"/>
-          <w:sz w:val="26"/>
-          <w:szCs w:val="26"/>
-          <w14:ligatures w14:val="none"/>
-        </w:rPr>
-        <w:t xml:space="preserve"> estimate is not permitted as it will not account for labor and material overlaps.</w:t>
-      </w:r>
-    </w:p>
-    <w:p>
-      <w:pPr>
-        <w:numPr>
-          <w:ilvl w:val="0"/>
-          <w:numId w:val="2"/>
-        </w:numPr>
-        <w:shd w:val="clear" w:color="auto" w:fill="FFFFFF"/>
-        <w:spacing w:before="100" w:beforeAutospacing="1" w:after="100" w:afterAutospacing="1" w:line="240" w:lineRule="auto"/>
-        <w:rPr>
-          <w:rFonts w:ascii="Segoe UI" w:eastAsia="Times New Roman" w:hAnsi="Segoe UI" w:cs="Segoe UI"/>
-          <w:kern w:val="0"/>
-          <w:sz w:val="24"/>
-          <w:szCs w:val="24"/>
-          <w14:ligatures w14:val="none"/>
-        </w:rPr>
-      </w:pPr>
-      <w:r>
-        <w:rPr>
-          <w:rFonts w:ascii="Segoe UI" w:eastAsia="Times New Roman" w:hAnsi="Segoe UI" w:cs="Segoe UI"/>
-          <w:kern w:val="0"/>
-          <w:sz w:val="26"/>
-          <w:szCs w:val="26"/>
-          <w14:ligatures w14:val="none"/>
-        </w:rPr>
-        <w:t>If the original was written in estimating software other than CCC, a single “sublet” line may be added to exactly match the original.  Write a line note that reads “Adjustment to match original estimate”. </w:t>
-      </w:r>
-    </w:p>
-    <w:p>
-      <w:pPr>
-        <w:numPr>
-          <w:ilvl w:val="0"/>
-          <w:numId w:val="2"/>
-        </w:numPr>
-        <w:shd w:val="clear" w:color="auto" w:fill="FFFFFF"/>
-        <w:spacing w:before="100" w:beforeAutospacing="1" w:after="100" w:afterAutospacing="1" w:line="240" w:lineRule="auto"/>
-        <w:rPr>
-          <w:rFonts w:ascii="Segoe UI" w:eastAsia="Times New Roman" w:hAnsi="Segoe UI" w:cs="Segoe UI"/>
-          <w:kern w:val="0"/>
-          <w:sz w:val="24"/>
-          <w:szCs w:val="24"/>
-          <w14:ligatures w14:val="none"/>
-        </w:rPr>
-      </w:pPr>
-      <w:r>
-        <w:rPr>
-          <w:rFonts w:ascii="Segoe UI" w:eastAsia="Times New Roman" w:hAnsi="Segoe UI" w:cs="Segoe UI"/>
-          <w:kern w:val="0"/>
-          <w:sz w:val="26"/>
-          <w:szCs w:val="26"/>
-          <w14:ligatures w14:val="none"/>
-        </w:rPr>
-        <w:t>Lock your rekeyed estimate.</w:t>
-      </w:r>
-    </w:p>
-    <w:p>
-      <w:pPr>
-        <w:numPr>
-          <w:ilvl w:val="0"/>
-          <w:numId w:val="2"/>
-        </w:numPr>
-        <w:shd w:val="clear" w:color="auto" w:fill="FFFFFF"/>
-        <w:spacing w:before="100" w:beforeAutospacing="1" w:after="100" w:afterAutospacing="1" w:line="240" w:lineRule="auto"/>
-        <w:rPr>
-          <w:rFonts w:ascii="Segoe UI" w:eastAsia="Times New Roman" w:hAnsi="Segoe UI" w:cs="Segoe UI"/>
-          <w:kern w:val="0"/>
-          <w:sz w:val="24"/>
-          <w:szCs w:val="24"/>
-          <w14:ligatures w14:val="none"/>
-        </w:rPr>
-      </w:pPr>
-      <w:r>
-        <w:rPr>
-          <w:rFonts w:ascii="Segoe UI" w:eastAsia="Times New Roman" w:hAnsi="Segoe UI" w:cs="Segoe UI"/>
-          <w:kern w:val="0"/>
-          <w:sz w:val="26"/>
-          <w:szCs w:val="26"/>
-          <w14:ligatures w14:val="none"/>
-        </w:rPr>
-        <w:t xml:space="preserve">Write supplement based </w:t>
-      </w:r>
-      <w:proofErr w:type="gramStart"/>
-      <w:r>
-        <w:rPr>
-          <w:rFonts w:ascii="Segoe UI" w:eastAsia="Times New Roman" w:hAnsi="Segoe UI" w:cs="Segoe UI"/>
-          <w:kern w:val="0"/>
-          <w:sz w:val="26"/>
-          <w:szCs w:val="26"/>
-          <w14:ligatures w14:val="none"/>
-        </w:rPr>
-        <w:t>off of</w:t>
-      </w:r>
-      <w:proofErr w:type="gramEnd"/>
-      <w:r>
-        <w:rPr>
-          <w:rFonts w:ascii="Segoe UI" w:eastAsia="Times New Roman" w:hAnsi="Segoe UI" w:cs="Segoe UI"/>
-          <w:kern w:val="0"/>
-          <w:sz w:val="26"/>
-          <w:szCs w:val="26"/>
-          <w14:ligatures w14:val="none"/>
-        </w:rPr>
-        <w:t xml:space="preserve"> your physical reinspection for any differences or changes between the original and your reinspection.  Obtain any available invoices.  Follow client rules for parts usage, labor and tax rates and betterment/depreciation.  If you deem the vehicle to be a total loss, follow client rules for total losses.  Complete any client specific forms.</w:t>
-      </w:r>
-    </w:p>
-    <w:p>
-      <w:pPr>
-        <w:numPr>
-          <w:ilvl w:val="0"/>
-          <w:numId w:val="2"/>
-        </w:numPr>
-        <w:shd w:val="clear" w:color="auto" w:fill="FFFFFF"/>
-        <w:spacing w:before="100" w:beforeAutospacing="1" w:after="100" w:afterAutospacing="1" w:line="240" w:lineRule="auto"/>
-        <w:rPr>
-          <w:rFonts w:ascii="Segoe UI" w:eastAsia="Times New Roman" w:hAnsi="Segoe UI" w:cs="Segoe UI"/>
-          <w:kern w:val="0"/>
-          <w:sz w:val="24"/>
-          <w:szCs w:val="24"/>
-          <w14:ligatures w14:val="none"/>
-        </w:rPr>
-      </w:pPr>
-      <w:r>
-        <w:rPr>
-          <w:rFonts w:ascii="Segoe UI" w:eastAsia="Times New Roman" w:hAnsi="Segoe UI" w:cs="Segoe UI"/>
-          <w:kern w:val="0"/>
-          <w:sz w:val="26"/>
-          <w:szCs w:val="26"/>
-          <w14:ligatures w14:val="none"/>
-        </w:rPr>
-        <w:t>Upload your photos, rekeyed estimate and supplement along with any invoices, client specific forms you completed and your Appraiser Report.  Provide detailed notes in your Appraiser Report explaining any differences or changes to the original that resulted in your supplement. </w:t>
-      </w:r>
-    </w:p>
-    <w:p>
-      <w:pPr>
-        <w:numPr>
-          <w:ilvl w:val="0"/>
-          <w:numId w:val="2"/>
-        </w:numPr>
-        <w:shd w:val="clear" w:color="auto" w:fill="FFFFFF"/>
-        <w:spacing w:before="100" w:beforeAutospacing="1" w:after="100" w:afterAutospacing="1" w:line="240" w:lineRule="auto"/>
-        <w:rPr>
-          <w:rFonts w:ascii="Segoe UI" w:eastAsia="Times New Roman" w:hAnsi="Segoe UI" w:cs="Segoe UI"/>
-          <w:kern w:val="0"/>
-          <w:sz w:val="24"/>
-          <w:szCs w:val="24"/>
-          <w14:ligatures w14:val="none"/>
-        </w:rPr>
-      </w:pPr>
-      <w:r>
-        <w:rPr>
-          <w:rFonts w:ascii="Segoe UI" w:eastAsia="Times New Roman" w:hAnsi="Segoe UI" w:cs="Segoe UI"/>
-          <w:kern w:val="0"/>
-          <w:sz w:val="26"/>
-          <w:szCs w:val="26"/>
-          <w14:ligatures w14:val="none"/>
-        </w:rPr>
-        <w:t>Follow client rules for release/non-release of paperwork.</w:t>
-      </w:r>
-    </w:p>
-    <w:p>
-      <w:pPr>
-        <w:shd w:val="clear" w:color="auto" w:fill="FFFFFF"/>
-        <w:spacing w:after="100" w:afterAutospacing="1" w:line="240" w:lineRule="auto"/>
-        <w:rPr>
-          <w:rFonts w:ascii="Segoe UI" w:eastAsia="Times New Roman" w:hAnsi="Segoe UI" w:cs="Segoe UI"/>
-          <w:spacing w:val="5"/>
-          <w:kern w:val="0"/>
-          <w:sz w:val="24"/>
-          <w:szCs w:val="24"/>
-          <w14:ligatures w14:val="none"/>
-        </w:rPr>
-      </w:pPr>
-      <w:r>
-        <w:rPr>
-          <w:rFonts w:ascii="Segoe UI" w:eastAsia="Times New Roman" w:hAnsi="Segoe UI" w:cs="Segoe UI"/>
-          <w:b/>
-          <w:bCs/>
-          <w:spacing w:val="5"/>
-          <w:kern w:val="0"/>
-          <w:sz w:val="26"/>
-          <w:szCs w:val="26"/>
-          <w14:ligatures w14:val="none"/>
-        </w:rPr>
-        <w:br/>
-        <w:t>Completed product should include –</w:t>
-      </w:r>
-    </w:p>
-    <w:p>
-      <w:pPr>
-        <w:numPr>
-          <w:ilvl w:val="0"/>
-          <w:numId w:val="3"/>
-        </w:numPr>
-        <w:shd w:val="clear" w:color="auto" w:fill="FFFFFF"/>
-        <w:spacing w:before="100" w:beforeAutospacing="1" w:after="100" w:afterAutospacing="1" w:line="240" w:lineRule="auto"/>
-        <w:rPr>
-          <w:rFonts w:ascii="Segoe UI" w:eastAsia="Times New Roman" w:hAnsi="Segoe UI" w:cs="Segoe UI"/>
-          <w:kern w:val="0"/>
-          <w:sz w:val="24"/>
-          <w:szCs w:val="24"/>
-          <w14:ligatures w14:val="none"/>
-        </w:rPr>
-      </w:pPr>
-      <w:r>
-        <w:rPr>
-          <w:rFonts w:ascii="Segoe UI" w:eastAsia="Times New Roman" w:hAnsi="Segoe UI" w:cs="Segoe UI"/>
-          <w:kern w:val="0"/>
-          <w:sz w:val="26"/>
-          <w:szCs w:val="26"/>
-          <w14:ligatures w14:val="none"/>
-        </w:rPr>
-        <w:t>Original estimate.</w:t>
-      </w:r>
-    </w:p>
-    <w:p>
-      <w:pPr>
-        <w:numPr>
-          <w:ilvl w:val="0"/>
-          <w:numId w:val="3"/>
-        </w:numPr>
-        <w:shd w:val="clear" w:color="auto" w:fill="FFFFFF"/>
-        <w:spacing w:before="100" w:beforeAutospacing="1" w:after="100" w:afterAutospacing="1" w:line="240" w:lineRule="auto"/>
-        <w:rPr>
-          <w:rFonts w:ascii="Segoe UI" w:eastAsia="Times New Roman" w:hAnsi="Segoe UI" w:cs="Segoe UI"/>
-          <w:kern w:val="0"/>
-          <w:sz w:val="24"/>
-          <w:szCs w:val="24"/>
-          <w14:ligatures w14:val="none"/>
-        </w:rPr>
-      </w:pPr>
-      <w:r>
-        <w:rPr>
-          <w:rFonts w:ascii="Segoe UI" w:eastAsia="Times New Roman" w:hAnsi="Segoe UI" w:cs="Segoe UI"/>
-          <w:kern w:val="0"/>
-          <w:sz w:val="26"/>
-          <w:szCs w:val="26"/>
-          <w14:ligatures w14:val="none"/>
-        </w:rPr>
-        <w:t>Rekeyed original estimate.</w:t>
-      </w:r>
-    </w:p>
-    <w:p>
-      <w:pPr>
-        <w:numPr>
-          <w:ilvl w:val="0"/>
-          <w:numId w:val="3"/>
-        </w:numPr>
-        <w:shd w:val="clear" w:color="auto" w:fill="FFFFFF"/>
-        <w:spacing w:before="100" w:beforeAutospacing="1" w:after="100" w:afterAutospacing="1" w:line="240" w:lineRule="auto"/>
-        <w:rPr>
-          <w:rFonts w:ascii="Segoe UI" w:eastAsia="Times New Roman" w:hAnsi="Segoe UI" w:cs="Segoe UI"/>
-          <w:kern w:val="0"/>
-          <w:sz w:val="24"/>
-          <w:szCs w:val="24"/>
-          <w14:ligatures w14:val="none"/>
-        </w:rPr>
-      </w:pPr>
-      <w:r>
-        <w:rPr>
-          <w:rFonts w:ascii="Segoe UI" w:eastAsia="Times New Roman" w:hAnsi="Segoe UI" w:cs="Segoe UI"/>
-          <w:kern w:val="0"/>
-          <w:sz w:val="26"/>
-          <w:szCs w:val="26"/>
-          <w14:ligatures w14:val="none"/>
-        </w:rPr>
-        <w:t xml:space="preserve">Supplement created </w:t>
-      </w:r>
-      <w:proofErr w:type="gramStart"/>
-      <w:r>
-        <w:rPr>
-          <w:rFonts w:ascii="Segoe UI" w:eastAsia="Times New Roman" w:hAnsi="Segoe UI" w:cs="Segoe UI"/>
-          <w:kern w:val="0"/>
-          <w:sz w:val="26"/>
-          <w:szCs w:val="26"/>
-          <w14:ligatures w14:val="none"/>
-        </w:rPr>
-        <w:t>off of</w:t>
-      </w:r>
-      <w:proofErr w:type="gramEnd"/>
-      <w:r>
-        <w:rPr>
-          <w:rFonts w:ascii="Segoe UI" w:eastAsia="Times New Roman" w:hAnsi="Segoe UI" w:cs="Segoe UI"/>
-          <w:kern w:val="0"/>
-          <w:sz w:val="26"/>
-          <w:szCs w:val="26"/>
-          <w14:ligatures w14:val="none"/>
-        </w:rPr>
-        <w:t xml:space="preserve"> original estimate.</w:t>
-      </w:r>
-    </w:p>
-    <w:p>
-      <w:pPr>
-        <w:numPr>
-          <w:ilvl w:val="0"/>
-          <w:numId w:val="3"/>
-        </w:numPr>
-        <w:shd w:val="clear" w:color="auto" w:fill="FFFFFF"/>
-        <w:spacing w:before="100" w:beforeAutospacing="1" w:after="100" w:afterAutospacing="1" w:line="240" w:lineRule="auto"/>
-        <w:rPr>
-          <w:rFonts w:ascii="Segoe UI" w:eastAsia="Times New Roman" w:hAnsi="Segoe UI" w:cs="Segoe UI"/>
-          <w:kern w:val="0"/>
-          <w:sz w:val="24"/>
-          <w:szCs w:val="24"/>
-          <w14:ligatures w14:val="none"/>
-        </w:rPr>
-      </w:pPr>
-      <w:r>
-        <w:rPr>
-          <w:rFonts w:ascii="Segoe UI" w:eastAsia="Times New Roman" w:hAnsi="Segoe UI" w:cs="Segoe UI"/>
-          <w:kern w:val="0"/>
-          <w:sz w:val="26"/>
-          <w:szCs w:val="26"/>
-          <w14:ligatures w14:val="none"/>
-        </w:rPr>
-        <w:t>If a total loss, all completed valuation forms and documents required by client.</w:t>
-      </w:r>
-    </w:p>
-    <w:p>
-      <w:pPr>
-        <w:numPr>
-          <w:ilvl w:val="0"/>
-          <w:numId w:val="3"/>
-        </w:numPr>
-        <w:shd w:val="clear" w:color="auto" w:fill="FFFFFF"/>
-        <w:spacing w:before="100" w:beforeAutospacing="1" w:after="100" w:afterAutospacing="1" w:line="240" w:lineRule="auto"/>
-        <w:rPr>
-          <w:rFonts w:ascii="Segoe UI" w:eastAsia="Times New Roman" w:hAnsi="Segoe UI" w:cs="Segoe UI"/>
-          <w:kern w:val="0"/>
-          <w:sz w:val="24"/>
-          <w:szCs w:val="24"/>
-          <w14:ligatures w14:val="none"/>
-        </w:rPr>
-      </w:pPr>
-      <w:r>
-        <w:rPr>
-          <w:rFonts w:ascii="Segoe UI" w:eastAsia="Times New Roman" w:hAnsi="Segoe UI" w:cs="Segoe UI"/>
-          <w:kern w:val="0"/>
-          <w:sz w:val="26"/>
-          <w:szCs w:val="26"/>
-          <w14:ligatures w14:val="none"/>
-        </w:rPr>
-        <w:t>All required photos.</w:t>
-      </w:r>
-    </w:p>
-    <w:p>
-      <w:pPr>
-        <w:numPr>
-          <w:ilvl w:val="0"/>
-          <w:numId w:val="3"/>
-        </w:numPr>
-        <w:shd w:val="clear" w:color="auto" w:fill="FFFFFF"/>
-        <w:spacing w:before="100" w:beforeAutospacing="1" w:after="100" w:afterAutospacing="1" w:line="240" w:lineRule="auto"/>
-        <w:rPr>
-          <w:rFonts w:ascii="Segoe UI" w:eastAsia="Times New Roman" w:hAnsi="Segoe UI" w:cs="Segoe UI"/>
-          <w:kern w:val="0"/>
-          <w:sz w:val="24"/>
-          <w:szCs w:val="24"/>
-          <w14:ligatures w14:val="none"/>
-        </w:rPr>
-      </w:pPr>
-      <w:r>
-        <w:rPr>
-          <w:rFonts w:ascii="Segoe UI" w:eastAsia="Times New Roman" w:hAnsi="Segoe UI" w:cs="Segoe UI"/>
-          <w:kern w:val="0"/>
-          <w:sz w:val="26"/>
-          <w:szCs w:val="26"/>
-          <w14:ligatures w14:val="none"/>
-        </w:rPr>
-        <w:t>Appraisal Reports with relevant comments.  </w:t>
-      </w:r>
-    </w:p>
-    <w:p>
-      <w:pPr>
-        <w:numPr>
-          <w:ilvl w:val="0"/>
-          <w:numId w:val="3"/>
-        </w:numPr>
-        <w:shd w:val="clear" w:color="auto" w:fill="FFFFFF"/>
-        <w:spacing w:before="100" w:beforeAutospacing="1" w:after="100" w:afterAutospacing="1" w:line="240" w:lineRule="auto"/>
-        <w:rPr>
-          <w:rFonts w:ascii="Segoe UI" w:eastAsia="Times New Roman" w:hAnsi="Segoe UI" w:cs="Segoe UI"/>
-          <w:kern w:val="0"/>
-          <w:sz w:val="24"/>
-          <w:szCs w:val="24"/>
-          <w14:ligatures w14:val="none"/>
-        </w:rPr>
-      </w:pPr>
-      <w:r>
-        <w:rPr>
-          <w:rFonts w:ascii="Segoe UI" w:eastAsia="Times New Roman" w:hAnsi="Segoe UI" w:cs="Segoe UI"/>
-          <w:kern w:val="0"/>
-          <w:sz w:val="26"/>
-          <w:szCs w:val="26"/>
-          <w14:ligatures w14:val="none"/>
-        </w:rPr>
-        <w:t>All client specific forms that were completed.</w:t>
-      </w:r>
-    </w:p>
-    <w:p>
-      <w:pPr>
-        <w:numPr>
-          <w:ilvl w:val="0"/>
-          <w:numId w:val="3"/>
-        </w:numPr>
-        <w:shd w:val="clear" w:color="auto" w:fill="FFFFFF"/>
-        <w:spacing w:before="100" w:beforeAutospacing="1" w:after="100" w:afterAutospacing="1" w:line="240" w:lineRule="auto"/>
-        <w:rPr>
-          <w:rFonts w:ascii="Segoe UI" w:eastAsia="Times New Roman" w:hAnsi="Segoe UI" w:cs="Segoe UI"/>
-          <w:kern w:val="0"/>
-          <w:sz w:val="24"/>
-          <w:szCs w:val="24"/>
-          <w14:ligatures w14:val="none"/>
-        </w:rPr>
-      </w:pPr>
-      <w:r>
-        <w:rPr>
-          <w:rFonts w:ascii="Segoe UI" w:eastAsia="Times New Roman" w:hAnsi="Segoe UI" w:cs="Segoe UI"/>
-          <w:kern w:val="0"/>
-          <w:sz w:val="26"/>
-          <w:szCs w:val="26"/>
-          <w14:ligatures w14:val="none"/>
-        </w:rPr>
-        <w:lastRenderedPageBreak/>
-        <w:t>Any other supporting documents as appropriate. </w:t>
-      </w:r>
-    </w:p>
-    <w:p>
-      <w:pPr>
-        <w:spacing w:after="0" w:line="240" w:lineRule="auto"/>
-        <w:rPr>
-          <w:rFonts w:ascii="Times New Roman" w:eastAsia="Times New Roman" w:hAnsi="Times New Roman" w:cs="Times New Roman"/>
-          <w:kern w:val="0"/>
-          <w:sz w:val="24"/>
-          <w:szCs w:val="24"/>
-          <w14:ligatures w14:val="none"/>
-        </w:rPr>
-      </w:pPr>
-      <w:r>
-        <w:rPr>
-          <w:rFonts w:ascii="Segoe UI" w:eastAsia="Times New Roman" w:hAnsi="Segoe UI" w:cs="Segoe UI"/>
-          <w:kern w:val="0"/>
-          <w:sz w:val="24"/>
-          <w:szCs w:val="24"/>
-          <w14:ligatures w14:val="none"/>
-        </w:rPr>
-        <w:br/>
-      </w:r>
-    </w:p>
-    <w:p>
-      <w:pPr>
-        <w:spacing w:after="0" w:line="240" w:lineRule="auto"/>
-        <w:rPr>
-          <w:rFonts w:ascii="Times New Roman" w:eastAsia="Times New Roman" w:hAnsi="Times New Roman" w:cs="Times New Roman"/>
-          <w:kern w:val="0"/>
-          <w:sz w:val="24"/>
-          <w:szCs w:val="24"/>
-          <w14:ligatures w14:val="none"/>
-        </w:rPr>
-      </w:pPr>
-      <w:r>
-        <w:rPr>
-          <w:rFonts w:ascii="Segoe UI" w:eastAsia="Times New Roman" w:hAnsi="Segoe UI" w:cs="Segoe UI"/>
-          <w:kern w:val="0"/>
-          <w:sz w:val="24"/>
-          <w:szCs w:val="24"/>
-          <w14:ligatures w14:val="none"/>
-        </w:rPr>
-        <w:br/>
-      </w:r>
-      <w:r>
-        <w:rPr>
-          <w:rFonts w:ascii="Segoe UI" w:eastAsia="Times New Roman" w:hAnsi="Segoe UI" w:cs="Segoe UI"/>
-          <w:kern w:val="0"/>
-          <w:sz w:val="24"/>
-          <w:szCs w:val="24"/>
-          <w14:ligatures w14:val="none"/>
-        </w:rPr>
-        <w:br/>
-      </w:r>
-      <w:r>
-        <w:rPr>
-          <w:rFonts w:ascii="Segoe UI" w:eastAsia="Times New Roman" w:hAnsi="Segoe UI" w:cs="Segoe UI"/>
-          <w:b/>
-          <w:bCs/>
-          <w:kern w:val="0"/>
-          <w:sz w:val="27"/>
-          <w:szCs w:val="27"/>
-          <w:shd w:val="clear" w:color="auto" w:fill="FFFFFF"/>
-          <w14:ligatures w14:val="none"/>
-        </w:rPr>
-        <w:t>Client Quick Summary</w:t>
-      </w:r>
-    </w:p>
-    <w:p>
-      <w:pPr>
-        <w:spacing w:after="0" w:line="240" w:lineRule="auto"/>
-        <w:rPr>
-          <w:rFonts w:ascii="Times New Roman" w:eastAsia="Times New Roman" w:hAnsi="Times New Roman" w:cs="Times New Roman"/>
-          <w:kern w:val="0"/>
-          <w:sz w:val="24"/>
-          <w:szCs w:val="24"/>
-          <w14:ligatures w14:val="none"/>
-        </w:rPr>
-      </w:pPr>
-      <w:r>
-        <w:rPr>
-          <w:rFonts w:ascii="Times New Roman" w:eastAsia="Times New Roman" w:hAnsi="Times New Roman" w:cs="Times New Roman"/>
-          <w:kern w:val="0"/>
-          <w:sz w:val="24"/>
-          <w:szCs w:val="24"/>
-          <w14:ligatures w14:val="none"/>
-        </w:rPr>
-        <w:pict w14:anchorId="4372C34C">
-          <v:rect id="_x0000_i1026" style="width:0;height:0" o:hrstd="t" o:hr="t" fillcolor="#a0a0a0" stroked="f"/>
-        </w:pict>
-      </w:r>
-    </w:p>
-    <w:p>
-      <w:pPr>
-        <w:numPr>
-          <w:ilvl w:val="0"/>
-          <w:numId w:val="4"/>
-        </w:numPr>
-        <w:shd w:val="clear" w:color="auto" w:fill="FFFFFF"/>
-        <w:spacing w:before="100" w:beforeAutospacing="1" w:after="100" w:afterAutospacing="1" w:line="240" w:lineRule="auto"/>
-        <w:rPr>
-          <w:rFonts w:ascii="Segoe UI" w:eastAsia="Times New Roman" w:hAnsi="Segoe UI" w:cs="Segoe UI"/>
-          <w:kern w:val="0"/>
-          <w:sz w:val="24"/>
-          <w:szCs w:val="24"/>
-          <w14:ligatures w14:val="none"/>
-        </w:rPr>
-      </w:pPr>
-      <w:r>
-        <w:rPr>
-          <w:rFonts w:ascii="Arial" w:eastAsia="Times New Roman" w:hAnsi="Arial" w:cs="Arial"/>
-          <w:kern w:val="0"/>
-          <w:sz w:val="24"/>
-          <w:szCs w:val="24"/>
-          <w14:ligatures w14:val="none"/>
-        </w:rPr>
-        <w:t>Release paperwork (Yes)</w:t>
-      </w:r>
-    </w:p>
-    <w:p>
-      <w:pPr>
-        <w:numPr>
-          <w:ilvl w:val="0"/>
-          <w:numId w:val="4"/>
-        </w:numPr>
-        <w:shd w:val="clear" w:color="auto" w:fill="FFFFFF"/>
-        <w:spacing w:before="100" w:beforeAutospacing="1" w:after="100" w:afterAutospacing="1" w:line="240" w:lineRule="auto"/>
-        <w:rPr>
-          <w:rFonts w:ascii="Segoe UI" w:eastAsia="Times New Roman" w:hAnsi="Segoe UI" w:cs="Segoe UI"/>
-          <w:kern w:val="0"/>
-          <w:sz w:val="24"/>
-          <w:szCs w:val="24"/>
-          <w14:ligatures w14:val="none"/>
-        </w:rPr>
-      </w:pPr>
-      <w:r>
-        <w:rPr>
-          <w:rFonts w:ascii="Arial" w:eastAsia="Times New Roman" w:hAnsi="Arial" w:cs="Arial"/>
-          <w:kern w:val="0"/>
-          <w:sz w:val="24"/>
-          <w:szCs w:val="24"/>
-          <w14:ligatures w14:val="none"/>
-        </w:rPr>
-        <w:t>If the appraisal is made at a repair shop in NY, the registration number of the shop must be included on the estimate form.</w:t>
-      </w:r>
-    </w:p>
-    <w:p>
-      <w:pPr>
-        <w:numPr>
-          <w:ilvl w:val="0"/>
-          <w:numId w:val="4"/>
-        </w:numPr>
-        <w:shd w:val="clear" w:color="auto" w:fill="FFFFFF"/>
-        <w:spacing w:before="100" w:beforeAutospacing="1" w:after="100" w:afterAutospacing="1" w:line="240" w:lineRule="auto"/>
-        <w:rPr>
-          <w:rFonts w:ascii="Segoe UI" w:eastAsia="Times New Roman" w:hAnsi="Segoe UI" w:cs="Segoe UI"/>
-          <w:kern w:val="0"/>
-          <w:sz w:val="24"/>
-          <w:szCs w:val="24"/>
-          <w14:ligatures w14:val="none"/>
-        </w:rPr>
-      </w:pPr>
-      <w:r>
-        <w:rPr>
-          <w:rFonts w:ascii="Arial" w:eastAsia="Times New Roman" w:hAnsi="Arial" w:cs="Arial"/>
-          <w:kern w:val="0"/>
-          <w:sz w:val="24"/>
-          <w:szCs w:val="24"/>
-          <w14:ligatures w14:val="none"/>
-        </w:rPr>
-        <w:t xml:space="preserve">Fill out CCC, Complete Call In, Provide </w:t>
-      </w:r>
-      <w:proofErr w:type="spellStart"/>
-      <w:r>
-        <w:rPr>
-          <w:rFonts w:ascii="Arial" w:eastAsia="Times New Roman" w:hAnsi="Arial" w:cs="Arial"/>
-          <w:kern w:val="0"/>
-          <w:sz w:val="24"/>
-          <w:szCs w:val="24"/>
-          <w14:ligatures w14:val="none"/>
-        </w:rPr>
-        <w:t>ProQuoute</w:t>
-      </w:r>
-      <w:proofErr w:type="spellEnd"/>
-    </w:p>
-    <w:p>
-      <w:pPr>
-        <w:numPr>
-          <w:ilvl w:val="0"/>
-          <w:numId w:val="4"/>
-        </w:numPr>
-        <w:shd w:val="clear" w:color="auto" w:fill="FFFFFF"/>
-        <w:spacing w:before="100" w:beforeAutospacing="1" w:after="100" w:afterAutospacing="1" w:line="240" w:lineRule="auto"/>
-        <w:rPr>
-          <w:rFonts w:ascii="Segoe UI" w:eastAsia="Times New Roman" w:hAnsi="Segoe UI" w:cs="Segoe UI"/>
-          <w:kern w:val="0"/>
-          <w:sz w:val="24"/>
-          <w:szCs w:val="24"/>
-          <w14:ligatures w14:val="none"/>
-        </w:rPr>
-      </w:pPr>
-      <w:r>
-        <w:rPr>
-          <w:rFonts w:ascii="Arial" w:eastAsia="Times New Roman" w:hAnsi="Arial" w:cs="Arial"/>
-          <w:color w:val="FF0000"/>
-          <w:kern w:val="0"/>
-          <w:sz w:val="24"/>
-          <w:szCs w:val="24"/>
-          <w14:ligatures w14:val="none"/>
-        </w:rPr>
-        <w:t>On the settlements tab in CCC One, fill out the BASE VALUE and the OWNER RETAINED SALVAGE.  You should not have an issue with the salvage/pro quote, if you do not get an instant value leave the field blank and note your appraiser report with the request number and ‘no instant value</w:t>
-      </w:r>
-      <w:r>
-        <w:rPr>
-          <w:rFonts w:ascii="Arial" w:eastAsia="Times New Roman" w:hAnsi="Arial" w:cs="Arial"/>
-          <w:kern w:val="0"/>
-          <w:sz w:val="24"/>
-          <w:szCs w:val="24"/>
-          <w14:ligatures w14:val="none"/>
-        </w:rPr>
-        <w:t>.’</w:t>
-      </w:r>
-    </w:p>
-    <w:p>
-      <w:pPr>
-        <w:numPr>
-          <w:ilvl w:val="0"/>
-          <w:numId w:val="4"/>
-        </w:numPr>
-        <w:shd w:val="clear" w:color="auto" w:fill="FFFFFF"/>
-        <w:spacing w:before="100" w:beforeAutospacing="1" w:after="100" w:afterAutospacing="1" w:line="240" w:lineRule="auto"/>
-        <w:rPr>
-          <w:rFonts w:ascii="Segoe UI" w:eastAsia="Times New Roman" w:hAnsi="Segoe UI" w:cs="Segoe UI"/>
-          <w:kern w:val="0"/>
-          <w:sz w:val="24"/>
-          <w:szCs w:val="24"/>
-          <w14:ligatures w14:val="none"/>
-        </w:rPr>
-      </w:pPr>
-      <w:r>
-        <w:rPr>
-          <w:rFonts w:ascii="Arial" w:eastAsia="Times New Roman" w:hAnsi="Arial" w:cs="Arial"/>
-          <w:kern w:val="0"/>
-          <w:sz w:val="24"/>
-          <w:szCs w:val="24"/>
-          <w14:ligatures w14:val="none"/>
-        </w:rPr>
-        <w:t>If the vehicle is a </w:t>
-      </w:r>
-      <w:r>
-        <w:rPr>
-          <w:rFonts w:ascii="Arial" w:eastAsia="Times New Roman" w:hAnsi="Arial" w:cs="Arial"/>
-          <w:b/>
-          <w:bCs/>
-          <w:kern w:val="0"/>
-          <w:sz w:val="24"/>
-          <w:szCs w:val="24"/>
-          <w14:ligatures w14:val="none"/>
-        </w:rPr>
-        <w:t>total loss or borderline total, always code your CCC estimate Point of Impact as a 15</w:t>
-      </w:r>
-      <w:r>
-        <w:rPr>
-          <w:rFonts w:ascii="Arial" w:eastAsia="Times New Roman" w:hAnsi="Arial" w:cs="Arial"/>
-          <w:kern w:val="0"/>
-          <w:sz w:val="24"/>
-          <w:szCs w:val="24"/>
-          <w14:ligatures w14:val="none"/>
-        </w:rPr>
-        <w:t> Total Loss and under the Settlement Tab – Settlement Decision select Total Loss</w:t>
-      </w:r>
-    </w:p>
-    <w:p>
-      <w:pPr>
-        <w:numPr>
-          <w:ilvl w:val="0"/>
-          <w:numId w:val="4"/>
-        </w:numPr>
-        <w:shd w:val="clear" w:color="auto" w:fill="FFFFFF"/>
-        <w:spacing w:before="100" w:beforeAutospacing="1" w:after="100" w:afterAutospacing="1" w:line="240" w:lineRule="auto"/>
-        <w:rPr>
-          <w:rFonts w:ascii="Segoe UI" w:eastAsia="Times New Roman" w:hAnsi="Segoe UI" w:cs="Segoe UI"/>
-          <w:kern w:val="0"/>
-          <w:sz w:val="24"/>
-          <w:szCs w:val="24"/>
-          <w14:ligatures w14:val="none"/>
-        </w:rPr>
-      </w:pPr>
-      <w:r>
-        <w:rPr>
-          <w:rFonts w:ascii="Arial" w:eastAsia="Times New Roman" w:hAnsi="Arial" w:cs="Arial"/>
-          <w:kern w:val="0"/>
-          <w:sz w:val="24"/>
-          <w:szCs w:val="24"/>
-          <w14:ligatures w14:val="none"/>
-        </w:rPr>
-        <w:t>Pay particular attention to the parts rules, push for LKQ/Reman/AM</w:t>
-      </w:r>
-    </w:p>
-    <w:p>
-      <w:pPr>
-        <w:numPr>
-          <w:ilvl w:val="0"/>
-          <w:numId w:val="4"/>
-        </w:numPr>
-        <w:shd w:val="clear" w:color="auto" w:fill="FFFFFF"/>
-        <w:spacing w:before="100" w:beforeAutospacing="1" w:after="100" w:afterAutospacing="1" w:line="240" w:lineRule="auto"/>
-        <w:rPr>
-          <w:rFonts w:ascii="Segoe UI" w:eastAsia="Times New Roman" w:hAnsi="Segoe UI" w:cs="Segoe UI"/>
-          <w:kern w:val="0"/>
-          <w:sz w:val="28"/>
-          <w:szCs w:val="28"/>
-          <w14:ligatures w14:val="none"/>
-        </w:rPr>
-      </w:pPr>
-      <w:r>
-        <w:rPr>
-          <w:rFonts w:ascii="Arial" w:eastAsia="Times New Roman" w:hAnsi="Arial" w:cs="Arial"/>
-          <w:kern w:val="0"/>
-          <w:sz w:val="24"/>
-          <w:szCs w:val="24"/>
-          <w14:ligatures w14:val="none"/>
-        </w:rPr>
-        <w:t>P</w:t>
-      </w:r>
-      <w:r>
-        <w:rPr>
-          <w:rFonts w:ascii="Arial" w:eastAsia="Times New Roman" w:hAnsi="Arial" w:cs="Arial"/>
-          <w:kern w:val="0"/>
-          <w:sz w:val="24"/>
-          <w:szCs w:val="24"/>
-          <w14:ligatures w14:val="none"/>
-        </w:rPr>
-        <w:t>rintout showing the Clean Retail Value of the unit is required with all files - Repairable or Total Loss. </w:t>
-      </w:r>
-      <w:r>
-        <w:rPr>
-          <w:sz w:val="28"/>
-          <w:szCs w:val="28"/>
-        </w:rPr>
-        <w:t>This may include NADA, J.D. Power, Kelly Blue Book, Edmunds, Carfax, Cars.com</w:t>
-      </w:r>
-    </w:p>
-    <w:p>
-      <w:pPr>
-        <w:numPr>
-          <w:ilvl w:val="0"/>
-          <w:numId w:val="4"/>
-        </w:numPr>
-        <w:shd w:val="clear" w:color="auto" w:fill="FFFFFF"/>
-        <w:spacing w:before="100" w:beforeAutospacing="1" w:after="100" w:afterAutospacing="1" w:line="240" w:lineRule="auto"/>
-        <w:rPr>
-          <w:rFonts w:ascii="Segoe UI" w:eastAsia="Times New Roman" w:hAnsi="Segoe UI" w:cs="Segoe UI"/>
-          <w:kern w:val="0"/>
-          <w:sz w:val="24"/>
-          <w:szCs w:val="24"/>
-          <w14:ligatures w14:val="none"/>
-        </w:rPr>
-      </w:pPr>
-      <w:r>
-        <w:rPr>
-          <w:rFonts w:ascii="Arial" w:eastAsia="Times New Roman" w:hAnsi="Arial" w:cs="Arial"/>
-          <w:kern w:val="0"/>
-          <w:sz w:val="24"/>
-          <w:szCs w:val="24"/>
-          <w14:ligatures w14:val="none"/>
-        </w:rPr>
-        <w:t xml:space="preserve">When the estimate reaches 65% of NADA value, run a CCC evaluation to determine if it is </w:t>
-      </w:r>
-      <w:proofErr w:type="gramStart"/>
-      <w:r>
-        <w:rPr>
-          <w:rFonts w:ascii="Arial" w:eastAsia="Times New Roman" w:hAnsi="Arial" w:cs="Arial"/>
-          <w:kern w:val="0"/>
-          <w:sz w:val="24"/>
-          <w:szCs w:val="24"/>
-          <w14:ligatures w14:val="none"/>
-        </w:rPr>
-        <w:t>actually a</w:t>
-      </w:r>
-      <w:proofErr w:type="gramEnd"/>
-      <w:r>
-        <w:rPr>
           <w:rFonts w:ascii="Arial" w:eastAsia="Times New Roman" w:hAnsi="Arial" w:cs="Arial"/>
           <w:kern w:val="0"/>
           <w:sz w:val="24"/>
@@ -1326,7 +679,7 @@
       <w:pPr>
         <w:numPr>
           <w:ilvl w:val="0"/>
-          <w:numId w:val="4"/>
+          <w:numId w:val="17"/>
         </w:numPr>
         <w:shd w:val="clear" w:color="auto" w:fill="FFFFFF"/>
         <w:spacing w:before="100" w:beforeAutospacing="1" w:after="100" w:afterAutospacing="1" w:line="240" w:lineRule="auto"/>
@@ -1457,7 +810,7 @@
       <w:pPr>
         <w:numPr>
           <w:ilvl w:val="0"/>
-          <w:numId w:val="5"/>
+          <w:numId w:val="18"/>
         </w:numPr>
         <w:shd w:val="clear" w:color="auto" w:fill="FFFFFF"/>
         <w:spacing w:before="100" w:beforeAutospacing="1" w:after="100" w:afterAutospacing="1" w:line="240" w:lineRule="auto"/>
@@ -1484,7 +837,7 @@
       <w:pPr>
         <w:numPr>
           <w:ilvl w:val="0"/>
-          <w:numId w:val="5"/>
+          <w:numId w:val="18"/>
         </w:numPr>
         <w:shd w:val="clear" w:color="auto" w:fill="FFFFFF"/>
         <w:spacing w:before="100" w:beforeAutospacing="1" w:after="100" w:afterAutospacing="1" w:line="240" w:lineRule="auto"/>
@@ -1512,7 +865,7 @@
       <w:pPr>
         <w:numPr>
           <w:ilvl w:val="0"/>
-          <w:numId w:val="5"/>
+          <w:numId w:val="18"/>
         </w:numPr>
         <w:shd w:val="clear" w:color="auto" w:fill="FFFFFF"/>
         <w:spacing w:before="100" w:beforeAutospacing="1" w:after="100" w:afterAutospacing="1" w:line="240" w:lineRule="auto"/>
@@ -1527,13 +880,26 @@
       <w:r>
         <w:rPr>
           <w:rFonts w:ascii="Arial" w:eastAsia="Times New Roman" w:hAnsi="Arial" w:cs="Arial"/>
+          <w:b/>
+          <w:bCs/>
           <w:spacing w:val="5"/>
           <w:kern w:val="0"/>
           <w:sz w:val="24"/>
           <w:szCs w:val="24"/>
           <w14:ligatures w14:val="none"/>
         </w:rPr>
-        <w:t xml:space="preserve">Fill out CCC, Complete Call In, Provide </w:t>
+        <w:t>IF TOTAL LOSS</w:t>
+      </w:r>
+      <w:r>
+        <w:rPr>
+          <w:rFonts w:ascii="Arial" w:eastAsia="Times New Roman" w:hAnsi="Arial" w:cs="Arial"/>
+          <w:spacing w:val="5"/>
+          <w:kern w:val="0"/>
+          <w:sz w:val="24"/>
+          <w:szCs w:val="24"/>
+          <w14:ligatures w14:val="none"/>
+        </w:rPr>
+        <w:t xml:space="preserve">: Fill out CCC, Complete Call In, Provide </w:t>
       </w:r>
       <w:proofErr w:type="spellStart"/>
       <w:r>
@@ -1553,7 +919,7 @@
       <w:pPr>
         <w:numPr>
           <w:ilvl w:val="0"/>
-          <w:numId w:val="5"/>
+          <w:numId w:val="18"/>
         </w:numPr>
         <w:shd w:val="clear" w:color="auto" w:fill="FFFFFF"/>
         <w:spacing w:before="100" w:beforeAutospacing="1" w:after="100" w:afterAutospacing="1" w:line="240" w:lineRule="auto"/>
@@ -1574,14 +940,14 @@
           <w:szCs w:val="24"/>
           <w14:ligatures w14:val="none"/>
         </w:rPr>
-        <w:t>If the vehicle is a total loss or borderline total, always code your CCC estimate Point of Impact as a 15 Total Loss and under the Settlement Tab – Settlement Decision select Total Loss</w:t>
-      </w:r>
-    </w:p>
-    <w:p>
-      <w:pPr>
-        <w:numPr>
-          <w:ilvl w:val="0"/>
-          <w:numId w:val="5"/>
+        <w:t>LKQ/Reman/AM parts regardless of the year or mileage! See Liberty parts rules below.</w:t>
+      </w:r>
+    </w:p>
+    <w:p>
+      <w:pPr>
+        <w:numPr>
+          <w:ilvl w:val="0"/>
+          <w:numId w:val="18"/>
         </w:numPr>
         <w:shd w:val="clear" w:color="auto" w:fill="FFFFFF"/>
         <w:spacing w:before="100" w:beforeAutospacing="1" w:after="100" w:afterAutospacing="1" w:line="240" w:lineRule="auto"/>
@@ -1602,14 +968,14 @@
           <w:szCs w:val="24"/>
           <w14:ligatures w14:val="none"/>
         </w:rPr>
-        <w:t>LKQ/Reman/AM parts regardless of the year or mileage! See Liberty parts rules below.</w:t>
-      </w:r>
-    </w:p>
-    <w:p>
-      <w:pPr>
-        <w:numPr>
-          <w:ilvl w:val="0"/>
-          <w:numId w:val="5"/>
+        <w:t>If your photos don't show the damage, don't include it in your estimate. </w:t>
+      </w:r>
+    </w:p>
+    <w:p>
+      <w:pPr>
+        <w:numPr>
+          <w:ilvl w:val="0"/>
+          <w:numId w:val="18"/>
         </w:numPr>
         <w:shd w:val="clear" w:color="auto" w:fill="FFFFFF"/>
         <w:spacing w:before="100" w:beforeAutospacing="1" w:after="100" w:afterAutospacing="1" w:line="240" w:lineRule="auto"/>
@@ -1630,14 +996,38 @@
           <w:szCs w:val="24"/>
           <w14:ligatures w14:val="none"/>
         </w:rPr>
-        <w:t>If your photos don't show the damage, don't include it in your estimate. </w:t>
-      </w:r>
-    </w:p>
-    <w:p>
-      <w:pPr>
-        <w:numPr>
-          <w:ilvl w:val="0"/>
-          <w:numId w:val="5"/>
+        <w:t xml:space="preserve">Liberty top concerns: Correct labor rates, Tax rates and Partial refinish (And </w:t>
+      </w:r>
+      <w:proofErr w:type="spellStart"/>
+      <w:r>
+        <w:rPr>
+          <w:rFonts w:ascii="Arial" w:eastAsia="Times New Roman" w:hAnsi="Arial" w:cs="Arial"/>
+          <w:spacing w:val="5"/>
+          <w:kern w:val="0"/>
+          <w:sz w:val="24"/>
+          <w:szCs w:val="24"/>
+          <w14:ligatures w14:val="none"/>
+        </w:rPr>
+        <w:t>add's-on's</w:t>
+      </w:r>
+      <w:proofErr w:type="spellEnd"/>
+      <w:r>
+        <w:rPr>
+          <w:rFonts w:ascii="Arial" w:eastAsia="Times New Roman" w:hAnsi="Arial" w:cs="Arial"/>
+          <w:spacing w:val="5"/>
+          <w:kern w:val="0"/>
+          <w:sz w:val="24"/>
+          <w:szCs w:val="24"/>
+          <w14:ligatures w14:val="none"/>
+        </w:rPr>
+        <w:t xml:space="preserve"> when not at shop)   </w:t>
+      </w:r>
+    </w:p>
+    <w:p>
+      <w:pPr>
+        <w:numPr>
+          <w:ilvl w:val="0"/>
+          <w:numId w:val="18"/>
         </w:numPr>
         <w:shd w:val="clear" w:color="auto" w:fill="FFFFFF"/>
         <w:spacing w:before="100" w:beforeAutospacing="1" w:after="100" w:afterAutospacing="1" w:line="240" w:lineRule="auto"/>
@@ -1658,45 +1048,21 @@
           <w:szCs w:val="24"/>
           <w14:ligatures w14:val="none"/>
         </w:rPr>
-        <w:t xml:space="preserve">Liberty top concerns: Correct labor rates, Tax rates and Partial refinish (And </w:t>
-      </w:r>
-      <w:proofErr w:type="spellStart"/>
-      <w:r>
-        <w:rPr>
-          <w:rFonts w:ascii="Arial" w:eastAsia="Times New Roman" w:hAnsi="Arial" w:cs="Arial"/>
+        <w:t>Liberty Mutual no longer pays RMC (Refinish Material Calculator) in NY State.</w:t>
+      </w:r>
+    </w:p>
+    <w:p>
+      <w:pPr>
+        <w:shd w:val="clear" w:color="auto" w:fill="FFFFFF"/>
+        <w:spacing w:after="100" w:afterAutospacing="1" w:line="240" w:lineRule="auto"/>
+        <w:rPr>
+          <w:rFonts w:ascii="Segoe UI" w:eastAsia="Times New Roman" w:hAnsi="Segoe UI" w:cs="Segoe UI"/>
           <w:spacing w:val="5"/>
           <w:kern w:val="0"/>
           <w:sz w:val="24"/>
           <w:szCs w:val="24"/>
           <w14:ligatures w14:val="none"/>
         </w:rPr>
-        <w:t>add's-on's</w:t>
-      </w:r>
-      <w:proofErr w:type="spellEnd"/>
-      <w:r>
-        <w:rPr>
-          <w:rFonts w:ascii="Arial" w:eastAsia="Times New Roman" w:hAnsi="Arial" w:cs="Arial"/>
-          <w:spacing w:val="5"/>
-          <w:kern w:val="0"/>
-          <w:sz w:val="24"/>
-          <w:szCs w:val="24"/>
-          <w14:ligatures w14:val="none"/>
-        </w:rPr>
-        <w:t xml:space="preserve"> when not at shop)   </w:t>
-      </w:r>
-    </w:p>
-    <w:p>
-      <w:pPr>
-        <w:shd w:val="clear" w:color="auto" w:fill="FFFFFF"/>
-        <w:spacing w:after="100" w:afterAutospacing="1" w:line="240" w:lineRule="auto"/>
-        <w:rPr>
-          <w:rFonts w:ascii="Segoe UI" w:eastAsia="Times New Roman" w:hAnsi="Segoe UI" w:cs="Segoe UI"/>
-          <w:spacing w:val="5"/>
-          <w:kern w:val="0"/>
-          <w:sz w:val="24"/>
-          <w:szCs w:val="24"/>
-          <w14:ligatures w14:val="none"/>
-        </w:rPr>
       </w:pPr>
     </w:p>
     <w:p>
@@ -1718,7 +1084,6 @@
           <w:szCs w:val="24"/>
           <w14:ligatures w14:val="none"/>
         </w:rPr>
-        <w:lastRenderedPageBreak/>
         <w:br/>
       </w:r>
       <w:r>
@@ -1749,23 +1114,23 @@
       <w:pPr>
         <w:spacing w:after="0" w:line="240" w:lineRule="auto"/>
         <w:rPr>
+          <w:rFonts w:ascii="Segoe UI" w:eastAsia="Times New Roman" w:hAnsi="Segoe UI" w:cs="Segoe UI"/>
+          <w:kern w:val="0"/>
+          <w:sz w:val="24"/>
+          <w:szCs w:val="24"/>
+          <w14:ligatures w14:val="none"/>
+        </w:rPr>
+      </w:pPr>
+      <w:r>
+        <w:rPr>
           <w:rFonts w:ascii="Times New Roman" w:eastAsia="Times New Roman" w:hAnsi="Times New Roman" w:cs="Times New Roman"/>
           <w:kern w:val="0"/>
           <w:sz w:val="24"/>
           <w:szCs w:val="24"/>
           <w14:ligatures w14:val="none"/>
         </w:rPr>
-      </w:pPr>
-      <w:r>
-        <w:rPr>
-          <w:rFonts w:ascii="Times New Roman" w:eastAsia="Times New Roman" w:hAnsi="Times New Roman" w:cs="Times New Roman"/>
-          <w:kern w:val="0"/>
-          <w:sz w:val="24"/>
-          <w:szCs w:val="24"/>
-          <w14:ligatures w14:val="none"/>
-        </w:rPr>
-        <w:pict w14:anchorId="24BB0F35">
-          <v:rect id="_x0000_i1027" style="width:0;height:0" o:hrstd="t" o:hr="t" fillcolor="#a0a0a0" stroked="f"/>
+        <w:pict w14:anchorId="22B530BF">
+          <v:rect id="_x0000_i1052" style="width:0;height:0" o:hrstd="t" o:hr="t" fillcolor="#a0a0a0" stroked="f"/>
         </w:pict>
       </w:r>
     </w:p>
@@ -1773,7 +1138,7 @@
       <w:pPr>
         <w:numPr>
           <w:ilvl w:val="0"/>
-          <w:numId w:val="6"/>
+          <w:numId w:val="19"/>
         </w:numPr>
         <w:shd w:val="clear" w:color="auto" w:fill="FFFFFF"/>
         <w:spacing w:before="100" w:beforeAutospacing="1" w:after="100" w:afterAutospacing="1" w:line="240" w:lineRule="auto"/>
@@ -1822,7 +1187,7 @@
       <w:pPr>
         <w:numPr>
           <w:ilvl w:val="0"/>
-          <w:numId w:val="6"/>
+          <w:numId w:val="19"/>
         </w:numPr>
         <w:shd w:val="clear" w:color="auto" w:fill="FFFFFF"/>
         <w:spacing w:before="100" w:beforeAutospacing="1" w:after="100" w:afterAutospacing="1" w:line="240" w:lineRule="auto"/>
@@ -1842,6 +1207,7 @@
           <w:szCs w:val="24"/>
           <w14:ligatures w14:val="none"/>
         </w:rPr>
+        <w:lastRenderedPageBreak/>
         <w:t>Lock your CCC One estimate.  Do not upload a preliminary estimate.</w:t>
       </w:r>
     </w:p>
@@ -1849,7 +1215,7 @@
       <w:pPr>
         <w:numPr>
           <w:ilvl w:val="0"/>
-          <w:numId w:val="6"/>
+          <w:numId w:val="19"/>
         </w:numPr>
         <w:shd w:val="clear" w:color="auto" w:fill="FFFFFF"/>
         <w:spacing w:before="100" w:beforeAutospacing="1" w:after="100" w:afterAutospacing="1" w:line="240" w:lineRule="auto"/>
@@ -1890,7 +1256,7 @@
       <w:pPr>
         <w:numPr>
           <w:ilvl w:val="0"/>
-          <w:numId w:val="6"/>
+          <w:numId w:val="19"/>
         </w:numPr>
         <w:shd w:val="clear" w:color="auto" w:fill="FFFFFF"/>
         <w:spacing w:before="100" w:beforeAutospacing="1" w:after="100" w:afterAutospacing="1" w:line="240" w:lineRule="auto"/>
@@ -1965,7 +1331,7 @@
       <w:pPr>
         <w:numPr>
           <w:ilvl w:val="0"/>
-          <w:numId w:val="6"/>
+          <w:numId w:val="19"/>
         </w:numPr>
         <w:shd w:val="clear" w:color="auto" w:fill="FFFFFF"/>
         <w:spacing w:before="100" w:beforeAutospacing="1" w:after="100" w:afterAutospacing="1" w:line="240" w:lineRule="auto"/>
@@ -1985,14 +1351,34 @@
           <w:szCs w:val="24"/>
           <w14:ligatures w14:val="none"/>
         </w:rPr>
-        <w:t>Correct Labor Rates and Tax Rates: Refer to the Liberty Mutual Labor Rate Workbook for correct labor rates. If you do not have a copy, please contact your SCA Regional Manager.</w:t>
-      </w:r>
-    </w:p>
-    <w:p>
-      <w:pPr>
-        <w:numPr>
-          <w:ilvl w:val="0"/>
-          <w:numId w:val="6"/>
+        <w:t xml:space="preserve">Correct Labor Rates and Tax Rates: Refer to the Liberty Mutual Labor Rate Workbook for correct labor rates. If you do not have a copy, please contact your </w:t>
+      </w:r>
+      <w:r>
+        <w:rPr>
+          <w:rFonts w:ascii="Arial" w:eastAsia="Times New Roman" w:hAnsi="Arial" w:cs="Arial"/>
+          <w:kern w:val="0"/>
+          <w:sz w:val="24"/>
+          <w:szCs w:val="24"/>
+          <w14:ligatures w14:val="none"/>
+        </w:rPr>
+        <w:t>IA Company Rep</w:t>
+      </w:r>
+      <w:r>
+        <w:rPr>
+          <w:rFonts w:ascii="Arial" w:eastAsia="Times New Roman" w:hAnsi="Arial" w:cs="Arial"/>
+          <w:kern w:val="0"/>
+          <w:sz w:val="24"/>
+          <w:szCs w:val="24"/>
+          <w14:ligatures w14:val="none"/>
+        </w:rPr>
+        <w:t>.</w:t>
+      </w:r>
+    </w:p>
+    <w:p>
+      <w:pPr>
+        <w:numPr>
+          <w:ilvl w:val="0"/>
+          <w:numId w:val="19"/>
         </w:numPr>
         <w:shd w:val="clear" w:color="auto" w:fill="FFFFFF"/>
         <w:spacing w:before="100" w:beforeAutospacing="1" w:after="100" w:afterAutospacing="1" w:line="240" w:lineRule="auto"/>
@@ -2041,7 +1427,7 @@
       <w:pPr>
         <w:numPr>
           <w:ilvl w:val="0"/>
-          <w:numId w:val="6"/>
+          <w:numId w:val="19"/>
         </w:numPr>
         <w:shd w:val="clear" w:color="auto" w:fill="FFFFFF"/>
         <w:spacing w:before="100" w:beforeAutospacing="1" w:after="100" w:afterAutospacing="1" w:line="240" w:lineRule="auto"/>
@@ -2061,7 +1447,29 @@
           <w:szCs w:val="24"/>
           <w14:ligatures w14:val="none"/>
         </w:rPr>
-        <w:t xml:space="preserve">Vehicles NOT at a shop: - If the inspection was NOT at a shop, no add-on’s such as Blends, R&amp;I, Sand &amp; Buff, Feather/Block, </w:t>
+        <w:t xml:space="preserve">Vehicles NOT at a shop: - If the inspection was NOT at a shop, no </w:t>
+      </w:r>
+      <w:proofErr w:type="gramStart"/>
+      <w:r>
+        <w:rPr>
+          <w:rFonts w:ascii="Arial" w:eastAsia="Times New Roman" w:hAnsi="Arial" w:cs="Arial"/>
+          <w:kern w:val="0"/>
+          <w:sz w:val="24"/>
+          <w:szCs w:val="24"/>
+          <w14:ligatures w14:val="none"/>
+        </w:rPr>
+        <w:t>add-on’s</w:t>
+      </w:r>
+      <w:proofErr w:type="gramEnd"/>
+      <w:r>
+        <w:rPr>
+          <w:rFonts w:ascii="Arial" w:eastAsia="Times New Roman" w:hAnsi="Arial" w:cs="Arial"/>
+          <w:kern w:val="0"/>
+          <w:sz w:val="24"/>
+          <w:szCs w:val="24"/>
+          <w14:ligatures w14:val="none"/>
+        </w:rPr>
+        <w:t xml:space="preserve"> such as Blends, R&amp;I, Sand &amp; Buff, Feather/Block, </w:t>
       </w:r>
       <w:proofErr w:type="spellStart"/>
       <w:r>
@@ -2090,7 +1498,7 @@
       <w:pPr>
         <w:numPr>
           <w:ilvl w:val="0"/>
-          <w:numId w:val="6"/>
+          <w:numId w:val="19"/>
         </w:numPr>
         <w:shd w:val="clear" w:color="auto" w:fill="FFFFFF"/>
         <w:spacing w:before="100" w:beforeAutospacing="1" w:after="100" w:afterAutospacing="1" w:line="240" w:lineRule="auto"/>
@@ -2117,7 +1525,7 @@
       <w:pPr>
         <w:numPr>
           <w:ilvl w:val="0"/>
-          <w:numId w:val="6"/>
+          <w:numId w:val="19"/>
         </w:numPr>
         <w:shd w:val="clear" w:color="auto" w:fill="FFFFFF"/>
         <w:spacing w:before="100" w:beforeAutospacing="1" w:after="100" w:afterAutospacing="1" w:line="240" w:lineRule="auto"/>
@@ -2144,7 +1552,7 @@
       <w:pPr>
         <w:numPr>
           <w:ilvl w:val="0"/>
-          <w:numId w:val="6"/>
+          <w:numId w:val="19"/>
         </w:numPr>
         <w:shd w:val="clear" w:color="auto" w:fill="FFFFFF"/>
         <w:spacing w:before="100" w:beforeAutospacing="1" w:after="100" w:afterAutospacing="1" w:line="240" w:lineRule="auto"/>
@@ -2171,7 +1579,7 @@
       <w:pPr>
         <w:numPr>
           <w:ilvl w:val="0"/>
-          <w:numId w:val="6"/>
+          <w:numId w:val="19"/>
         </w:numPr>
         <w:shd w:val="clear" w:color="auto" w:fill="FFFFFF"/>
         <w:spacing w:before="100" w:beforeAutospacing="1" w:after="100" w:afterAutospacing="1" w:line="240" w:lineRule="auto"/>
@@ -2191,14 +1599,36 @@
           <w:szCs w:val="24"/>
           <w14:ligatures w14:val="none"/>
         </w:rPr>
-        <w:t>Color Sand &amp; Buff (Unless it’s a custom paint job with no orange peel at all, don’t allow it)</w:t>
-      </w:r>
-    </w:p>
-    <w:p>
-      <w:pPr>
-        <w:numPr>
-          <w:ilvl w:val="0"/>
-          <w:numId w:val="6"/>
+        <w:t xml:space="preserve">Color Sand &amp; Buff (Unless it’s a custom </w:t>
+      </w:r>
+      <w:proofErr w:type="gramStart"/>
+      <w:r>
+        <w:rPr>
+          <w:rFonts w:ascii="Arial" w:eastAsia="Times New Roman" w:hAnsi="Arial" w:cs="Arial"/>
+          <w:kern w:val="0"/>
+          <w:sz w:val="24"/>
+          <w:szCs w:val="24"/>
+          <w14:ligatures w14:val="none"/>
+        </w:rPr>
+        <w:t>paint</w:t>
+      </w:r>
+      <w:proofErr w:type="gramEnd"/>
+      <w:r>
+        <w:rPr>
+          <w:rFonts w:ascii="Arial" w:eastAsia="Times New Roman" w:hAnsi="Arial" w:cs="Arial"/>
+          <w:kern w:val="0"/>
+          <w:sz w:val="24"/>
+          <w:szCs w:val="24"/>
+          <w14:ligatures w14:val="none"/>
+        </w:rPr>
+        <w:t xml:space="preserve"> job with no orange peel at all, don’t allow it)</w:t>
+      </w:r>
+    </w:p>
+    <w:p>
+      <w:pPr>
+        <w:numPr>
+          <w:ilvl w:val="0"/>
+          <w:numId w:val="19"/>
         </w:numPr>
         <w:shd w:val="clear" w:color="auto" w:fill="FFFFFF"/>
         <w:spacing w:before="100" w:beforeAutospacing="1" w:after="100" w:afterAutospacing="1" w:line="240" w:lineRule="auto"/>
@@ -2225,7 +1655,7 @@
       <w:pPr>
         <w:numPr>
           <w:ilvl w:val="0"/>
-          <w:numId w:val="6"/>
+          <w:numId w:val="19"/>
         </w:numPr>
         <w:shd w:val="clear" w:color="auto" w:fill="FFFFFF"/>
         <w:spacing w:before="100" w:beforeAutospacing="1" w:after="100" w:afterAutospacing="1" w:line="240" w:lineRule="auto"/>
@@ -2274,7 +1704,7 @@
       <w:pPr>
         <w:numPr>
           <w:ilvl w:val="0"/>
-          <w:numId w:val="6"/>
+          <w:numId w:val="19"/>
         </w:numPr>
         <w:shd w:val="clear" w:color="auto" w:fill="FFFFFF"/>
         <w:spacing w:before="100" w:beforeAutospacing="1" w:after="100" w:afterAutospacing="1" w:line="240" w:lineRule="auto"/>
@@ -2301,7 +1731,7 @@
       <w:pPr>
         <w:numPr>
           <w:ilvl w:val="0"/>
-          <w:numId w:val="6"/>
+          <w:numId w:val="19"/>
         </w:numPr>
         <w:shd w:val="clear" w:color="auto" w:fill="FFFFFF"/>
         <w:spacing w:before="100" w:beforeAutospacing="1" w:after="100" w:afterAutospacing="1" w:line="240" w:lineRule="auto"/>
@@ -2328,7 +1758,7 @@
       <w:pPr>
         <w:numPr>
           <w:ilvl w:val="0"/>
-          <w:numId w:val="6"/>
+          <w:numId w:val="19"/>
         </w:numPr>
         <w:shd w:val="clear" w:color="auto" w:fill="FFFFFF"/>
         <w:spacing w:before="100" w:beforeAutospacing="1" w:after="100" w:afterAutospacing="1" w:line="240" w:lineRule="auto"/>
@@ -2377,7 +1807,7 @@
       <w:pPr>
         <w:numPr>
           <w:ilvl w:val="0"/>
-          <w:numId w:val="6"/>
+          <w:numId w:val="19"/>
         </w:numPr>
         <w:shd w:val="clear" w:color="auto" w:fill="FFFFFF"/>
         <w:spacing w:before="100" w:beforeAutospacing="1" w:after="100" w:afterAutospacing="1" w:line="240" w:lineRule="auto"/>
@@ -2416,7 +1846,7 @@
       <w:pPr>
         <w:numPr>
           <w:ilvl w:val="0"/>
-          <w:numId w:val="6"/>
+          <w:numId w:val="19"/>
         </w:numPr>
         <w:shd w:val="clear" w:color="auto" w:fill="FFFFFF"/>
         <w:spacing w:before="100" w:beforeAutospacing="1" w:after="100" w:afterAutospacing="1" w:line="240" w:lineRule="auto"/>
@@ -2490,7 +1920,708 @@
           <w:szCs w:val="24"/>
           <w14:ligatures w14:val="none"/>
         </w:rPr>
+        <w:br/>
+      </w:r>
+      <w:r>
+        <w:rPr>
+          <w:rFonts w:ascii="Segoe UI" w:eastAsia="Times New Roman" w:hAnsi="Segoe UI" w:cs="Segoe UI"/>
+          <w:kern w:val="0"/>
+          <w:sz w:val="24"/>
+          <w:szCs w:val="24"/>
+          <w14:ligatures w14:val="none"/>
+        </w:rPr>
+        <w:br/>
+      </w:r>
+    </w:p>
+    <w:p>
+      <w:pPr>
+        <w:numPr>
+          <w:ilvl w:val="0"/>
+          <w:numId w:val="20"/>
+        </w:numPr>
+        <w:shd w:val="clear" w:color="auto" w:fill="FFFFFF"/>
+        <w:spacing w:after="0" w:line="240" w:lineRule="auto"/>
+        <w:rPr>
+          <w:rFonts w:ascii="Segoe UI" w:eastAsia="Times New Roman" w:hAnsi="Segoe UI" w:cs="Segoe UI"/>
+          <w:color w:val="000000"/>
+          <w:kern w:val="0"/>
+          <w:sz w:val="24"/>
+          <w:szCs w:val="24"/>
+          <w14:ligatures w14:val="none"/>
+        </w:rPr>
+      </w:pPr>
+      <w:r>
+        <w:rPr>
+          <w:rFonts w:ascii="Times New Roman" w:eastAsia="Times New Roman" w:hAnsi="Times New Roman" w:cs="Times New Roman"/>
+          <w:color w:val="000000"/>
+          <w:kern w:val="0"/>
+          <w:sz w:val="24"/>
+          <w:szCs w:val="24"/>
+          <w14:ligatures w14:val="none"/>
+        </w:rPr>
+        <w:t>Lock your CCC One estimate.  Do not upload a preliminary estimate.</w:t>
+      </w:r>
+    </w:p>
+    <w:p>
+      <w:pPr>
+        <w:numPr>
+          <w:ilvl w:val="0"/>
+          <w:numId w:val="20"/>
+        </w:numPr>
+        <w:shd w:val="clear" w:color="auto" w:fill="FFFFFF"/>
+        <w:spacing w:after="0" w:line="240" w:lineRule="auto"/>
+        <w:rPr>
+          <w:rFonts w:ascii="Segoe UI" w:eastAsia="Times New Roman" w:hAnsi="Segoe UI" w:cs="Segoe UI"/>
+          <w:color w:val="000000"/>
+          <w:kern w:val="0"/>
+          <w:sz w:val="24"/>
+          <w:szCs w:val="24"/>
+          <w14:ligatures w14:val="none"/>
+        </w:rPr>
+      </w:pPr>
+      <w:r>
+        <w:rPr>
+          <w:rFonts w:ascii="Segoe UI" w:eastAsia="Times New Roman" w:hAnsi="Segoe UI" w:cs="Segoe UI"/>
+          <w:b/>
+          <w:bCs/>
+          <w:color w:val="000000"/>
+          <w:kern w:val="0"/>
+          <w:sz w:val="24"/>
+          <w:szCs w:val="24"/>
+          <w14:ligatures w14:val="none"/>
+        </w:rPr>
+        <w:t>WHENEVER YOU DO NOT REACH AN A/P WITH A SHOP IN NEW YORK YOU MUST NOTIFY LIBERTY BY EMAIL TO apdfieldia@libertymutual.com</w:t>
+      </w:r>
+    </w:p>
+    <w:p>
+      <w:pPr>
+        <w:numPr>
+          <w:ilvl w:val="0"/>
+          <w:numId w:val="20"/>
+        </w:numPr>
+        <w:shd w:val="clear" w:color="auto" w:fill="FFFFFF"/>
+        <w:spacing w:after="0" w:line="240" w:lineRule="auto"/>
+        <w:rPr>
+          <w:rFonts w:ascii="Segoe UI" w:eastAsia="Times New Roman" w:hAnsi="Segoe UI" w:cs="Segoe UI"/>
+          <w:color w:val="000000"/>
+          <w:kern w:val="0"/>
+          <w:sz w:val="24"/>
+          <w:szCs w:val="24"/>
+          <w14:ligatures w14:val="none"/>
+        </w:rPr>
+      </w:pPr>
+      <w:r>
+        <w:rPr>
+          <w:rFonts w:ascii="Segoe UI" w:eastAsia="Times New Roman" w:hAnsi="Segoe UI" w:cs="Segoe UI"/>
+          <w:color w:val="000000"/>
+          <w:kern w:val="0"/>
+          <w:sz w:val="24"/>
+          <w:szCs w:val="24"/>
+          <w14:ligatures w14:val="none"/>
+        </w:rPr>
+        <w:t xml:space="preserve">Correct Labor Rates and Tax Rates: Refer to the Liberty Mutual Labor Rate Workbook for correct labor rates. If you do not have a copy, please contact your </w:t>
+      </w:r>
+      <w:r>
+        <w:rPr>
+          <w:rFonts w:ascii="Segoe UI" w:eastAsia="Times New Roman" w:hAnsi="Segoe UI" w:cs="Segoe UI"/>
+          <w:color w:val="000000"/>
+          <w:kern w:val="0"/>
+          <w:sz w:val="24"/>
+          <w:szCs w:val="24"/>
+          <w14:ligatures w14:val="none"/>
+        </w:rPr>
+        <w:t>IA Company Rep</w:t>
+      </w:r>
+      <w:r>
+        <w:rPr>
+          <w:rFonts w:ascii="Segoe UI" w:eastAsia="Times New Roman" w:hAnsi="Segoe UI" w:cs="Segoe UI"/>
+          <w:color w:val="000000"/>
+          <w:kern w:val="0"/>
+          <w:sz w:val="24"/>
+          <w:szCs w:val="24"/>
+          <w14:ligatures w14:val="none"/>
+        </w:rPr>
+        <w:t>.</w:t>
+      </w:r>
+    </w:p>
+    <w:p>
+      <w:pPr>
+        <w:numPr>
+          <w:ilvl w:val="0"/>
+          <w:numId w:val="20"/>
+        </w:numPr>
+        <w:shd w:val="clear" w:color="auto" w:fill="FFFFFF"/>
+        <w:spacing w:after="0" w:line="240" w:lineRule="auto"/>
+        <w:rPr>
+          <w:rFonts w:ascii="Segoe UI" w:eastAsia="Times New Roman" w:hAnsi="Segoe UI" w:cs="Segoe UI"/>
+          <w:color w:val="000000"/>
+          <w:kern w:val="0"/>
+          <w:sz w:val="24"/>
+          <w:szCs w:val="24"/>
+          <w14:ligatures w14:val="none"/>
+        </w:rPr>
+      </w:pPr>
+      <w:r>
+        <w:rPr>
+          <w:rFonts w:ascii="Segoe UI" w:eastAsia="Times New Roman" w:hAnsi="Segoe UI" w:cs="Segoe UI"/>
+          <w:color w:val="000000"/>
+          <w:kern w:val="0"/>
+          <w:sz w:val="24"/>
+          <w:szCs w:val="24"/>
+          <w14:ligatures w14:val="none"/>
+        </w:rPr>
         <w:lastRenderedPageBreak/>
+        <w:t xml:space="preserve">Always utilize modified refinish (Basecoat reduction w/ full clear or spot refinish) when applicable. Today’s blending agents can very easily melt in a clear coat blend, even without a body line. Adjust your </w:t>
+      </w:r>
+      <w:proofErr w:type="gramStart"/>
+      <w:r>
+        <w:rPr>
+          <w:rFonts w:ascii="Segoe UI" w:eastAsia="Times New Roman" w:hAnsi="Segoe UI" w:cs="Segoe UI"/>
+          <w:color w:val="000000"/>
+          <w:kern w:val="0"/>
+          <w:sz w:val="24"/>
+          <w:szCs w:val="24"/>
+          <w14:ligatures w14:val="none"/>
+        </w:rPr>
+        <w:t>paint</w:t>
+      </w:r>
+      <w:proofErr w:type="gramEnd"/>
+      <w:r>
+        <w:rPr>
+          <w:rFonts w:ascii="Segoe UI" w:eastAsia="Times New Roman" w:hAnsi="Segoe UI" w:cs="Segoe UI"/>
+          <w:color w:val="000000"/>
+          <w:kern w:val="0"/>
+          <w:sz w:val="24"/>
+          <w:szCs w:val="24"/>
+          <w14:ligatures w14:val="none"/>
+        </w:rPr>
+        <w:t xml:space="preserve"> times!</w:t>
+      </w:r>
+    </w:p>
+    <w:p>
+      <w:pPr>
+        <w:numPr>
+          <w:ilvl w:val="0"/>
+          <w:numId w:val="20"/>
+        </w:numPr>
+        <w:shd w:val="clear" w:color="auto" w:fill="FFFFFF"/>
+        <w:spacing w:after="0" w:line="240" w:lineRule="auto"/>
+        <w:rPr>
+          <w:rFonts w:ascii="Segoe UI" w:eastAsia="Times New Roman" w:hAnsi="Segoe UI" w:cs="Segoe UI"/>
+          <w:color w:val="000000"/>
+          <w:kern w:val="0"/>
+          <w:sz w:val="24"/>
+          <w:szCs w:val="24"/>
+          <w14:ligatures w14:val="none"/>
+        </w:rPr>
+      </w:pPr>
+      <w:r>
+        <w:rPr>
+          <w:rFonts w:ascii="Segoe UI" w:eastAsia="Times New Roman" w:hAnsi="Segoe UI" w:cs="Segoe UI"/>
+          <w:color w:val="000000"/>
+          <w:kern w:val="0"/>
+          <w:sz w:val="24"/>
+          <w:szCs w:val="24"/>
+          <w14:ligatures w14:val="none"/>
+        </w:rPr>
+        <w:t xml:space="preserve">Vehicles NOT at a shop: - If the inspection was NOT at a shop, no </w:t>
+      </w:r>
+      <w:proofErr w:type="gramStart"/>
+      <w:r>
+        <w:rPr>
+          <w:rFonts w:ascii="Segoe UI" w:eastAsia="Times New Roman" w:hAnsi="Segoe UI" w:cs="Segoe UI"/>
+          <w:color w:val="000000"/>
+          <w:kern w:val="0"/>
+          <w:sz w:val="24"/>
+          <w:szCs w:val="24"/>
+          <w14:ligatures w14:val="none"/>
+        </w:rPr>
+        <w:t>add-on’s</w:t>
+      </w:r>
+      <w:proofErr w:type="gramEnd"/>
+      <w:r>
+        <w:rPr>
+          <w:rFonts w:ascii="Segoe UI" w:eastAsia="Times New Roman" w:hAnsi="Segoe UI" w:cs="Segoe UI"/>
+          <w:color w:val="000000"/>
+          <w:kern w:val="0"/>
+          <w:sz w:val="24"/>
+          <w:szCs w:val="24"/>
+          <w14:ligatures w14:val="none"/>
+        </w:rPr>
+        <w:t xml:space="preserve"> such as Blends, R&amp;I, Sand &amp; Buff, Feather/Block, </w:t>
+      </w:r>
+      <w:proofErr w:type="spellStart"/>
+      <w:r>
+        <w:rPr>
+          <w:rFonts w:ascii="Segoe UI" w:eastAsia="Times New Roman" w:hAnsi="Segoe UI" w:cs="Segoe UI"/>
+          <w:color w:val="000000"/>
+          <w:kern w:val="0"/>
+          <w:sz w:val="24"/>
+          <w:szCs w:val="24"/>
+          <w14:ligatures w14:val="none"/>
+        </w:rPr>
+        <w:t>etc</w:t>
+      </w:r>
+      <w:proofErr w:type="spellEnd"/>
+      <w:r>
+        <w:rPr>
+          <w:rFonts w:ascii="Segoe UI" w:eastAsia="Times New Roman" w:hAnsi="Segoe UI" w:cs="Segoe UI"/>
+          <w:color w:val="000000"/>
+          <w:kern w:val="0"/>
+          <w:sz w:val="24"/>
+          <w:szCs w:val="24"/>
+          <w14:ligatures w14:val="none"/>
+        </w:rPr>
+        <w:t xml:space="preserve"> should be allowed on estimate. The only add-on at the bottom of your estimate should be ‘Hazardous Waste Removal’ @ 4.00…nothing</w:t>
+      </w:r>
+    </w:p>
+    <w:p>
+      <w:pPr>
+        <w:numPr>
+          <w:ilvl w:val="0"/>
+          <w:numId w:val="20"/>
+        </w:numPr>
+        <w:shd w:val="clear" w:color="auto" w:fill="FFFFFF"/>
+        <w:spacing w:after="0" w:line="240" w:lineRule="auto"/>
+        <w:rPr>
+          <w:rFonts w:ascii="Segoe UI" w:eastAsia="Times New Roman" w:hAnsi="Segoe UI" w:cs="Segoe UI"/>
+          <w:color w:val="000000"/>
+          <w:kern w:val="0"/>
+          <w:sz w:val="24"/>
+          <w:szCs w:val="24"/>
+          <w14:ligatures w14:val="none"/>
+        </w:rPr>
+      </w:pPr>
+      <w:r>
+        <w:rPr>
+          <w:rFonts w:ascii="Segoe UI" w:eastAsia="Times New Roman" w:hAnsi="Segoe UI" w:cs="Segoe UI"/>
+          <w:color w:val="000000"/>
+          <w:kern w:val="0"/>
+          <w:sz w:val="24"/>
+          <w:szCs w:val="24"/>
+          <w14:ligatures w14:val="none"/>
+        </w:rPr>
+        <w:t>NEVER ALLOW FOR (Even if the vehicle is at a shop):</w:t>
+      </w:r>
+    </w:p>
+    <w:p>
+      <w:pPr>
+        <w:numPr>
+          <w:ilvl w:val="0"/>
+          <w:numId w:val="20"/>
+        </w:numPr>
+        <w:shd w:val="clear" w:color="auto" w:fill="FFFFFF"/>
+        <w:spacing w:after="0" w:line="240" w:lineRule="auto"/>
+        <w:rPr>
+          <w:rFonts w:ascii="Segoe UI" w:eastAsia="Times New Roman" w:hAnsi="Segoe UI" w:cs="Segoe UI"/>
+          <w:color w:val="000000"/>
+          <w:kern w:val="0"/>
+          <w:sz w:val="24"/>
+          <w:szCs w:val="24"/>
+          <w14:ligatures w14:val="none"/>
+        </w:rPr>
+      </w:pPr>
+      <w:r>
+        <w:rPr>
+          <w:rFonts w:ascii="Segoe UI" w:eastAsia="Times New Roman" w:hAnsi="Segoe UI" w:cs="Segoe UI"/>
+          <w:color w:val="000000"/>
+          <w:kern w:val="0"/>
+          <w:sz w:val="24"/>
+          <w:szCs w:val="24"/>
+          <w14:ligatures w14:val="none"/>
+        </w:rPr>
+        <w:t>Flex Additive (All auto paint already has Flex Additive in it)</w:t>
+      </w:r>
+    </w:p>
+    <w:p>
+      <w:pPr>
+        <w:numPr>
+          <w:ilvl w:val="0"/>
+          <w:numId w:val="20"/>
+        </w:numPr>
+        <w:shd w:val="clear" w:color="auto" w:fill="FFFFFF"/>
+        <w:spacing w:after="0" w:line="240" w:lineRule="auto"/>
+        <w:rPr>
+          <w:rFonts w:ascii="Segoe UI" w:eastAsia="Times New Roman" w:hAnsi="Segoe UI" w:cs="Segoe UI"/>
+          <w:color w:val="000000"/>
+          <w:kern w:val="0"/>
+          <w:sz w:val="24"/>
+          <w:szCs w:val="24"/>
+          <w14:ligatures w14:val="none"/>
+        </w:rPr>
+      </w:pPr>
+      <w:r>
+        <w:rPr>
+          <w:rFonts w:ascii="Segoe UI" w:eastAsia="Times New Roman" w:hAnsi="Segoe UI" w:cs="Segoe UI"/>
+          <w:color w:val="000000"/>
+          <w:kern w:val="0"/>
+          <w:sz w:val="24"/>
+          <w:szCs w:val="24"/>
+          <w14:ligatures w14:val="none"/>
+        </w:rPr>
+        <w:t>Color Tint (This is included in the Audatex &amp; CCC refinish times</w:t>
+      </w:r>
+    </w:p>
+    <w:p>
+      <w:pPr>
+        <w:numPr>
+          <w:ilvl w:val="0"/>
+          <w:numId w:val="20"/>
+        </w:numPr>
+        <w:shd w:val="clear" w:color="auto" w:fill="FFFFFF"/>
+        <w:spacing w:after="0" w:line="240" w:lineRule="auto"/>
+        <w:rPr>
+          <w:rFonts w:ascii="Segoe UI" w:eastAsia="Times New Roman" w:hAnsi="Segoe UI" w:cs="Segoe UI"/>
+          <w:color w:val="000000"/>
+          <w:kern w:val="0"/>
+          <w:sz w:val="24"/>
+          <w:szCs w:val="24"/>
+          <w14:ligatures w14:val="none"/>
+        </w:rPr>
+      </w:pPr>
+      <w:r>
+        <w:rPr>
+          <w:rFonts w:ascii="Segoe UI" w:eastAsia="Times New Roman" w:hAnsi="Segoe UI" w:cs="Segoe UI"/>
+          <w:color w:val="000000"/>
+          <w:kern w:val="0"/>
+          <w:sz w:val="24"/>
+          <w:szCs w:val="24"/>
+          <w14:ligatures w14:val="none"/>
+        </w:rPr>
+        <w:t xml:space="preserve">Color Sand &amp; Buff (Unless it’s a custom </w:t>
+      </w:r>
+      <w:proofErr w:type="gramStart"/>
+      <w:r>
+        <w:rPr>
+          <w:rFonts w:ascii="Segoe UI" w:eastAsia="Times New Roman" w:hAnsi="Segoe UI" w:cs="Segoe UI"/>
+          <w:color w:val="000000"/>
+          <w:kern w:val="0"/>
+          <w:sz w:val="24"/>
+          <w:szCs w:val="24"/>
+          <w14:ligatures w14:val="none"/>
+        </w:rPr>
+        <w:t>paint</w:t>
+      </w:r>
+      <w:proofErr w:type="gramEnd"/>
+      <w:r>
+        <w:rPr>
+          <w:rFonts w:ascii="Segoe UI" w:eastAsia="Times New Roman" w:hAnsi="Segoe UI" w:cs="Segoe UI"/>
+          <w:color w:val="000000"/>
+          <w:kern w:val="0"/>
+          <w:sz w:val="24"/>
+          <w:szCs w:val="24"/>
+          <w14:ligatures w14:val="none"/>
+        </w:rPr>
+        <w:t xml:space="preserve"> job with no orange peel at all, don’t allow it)</w:t>
+      </w:r>
+    </w:p>
+    <w:p>
+      <w:pPr>
+        <w:numPr>
+          <w:ilvl w:val="0"/>
+          <w:numId w:val="20"/>
+        </w:numPr>
+        <w:shd w:val="clear" w:color="auto" w:fill="FFFFFF"/>
+        <w:spacing w:after="0" w:line="240" w:lineRule="auto"/>
+        <w:rPr>
+          <w:rFonts w:ascii="Segoe UI" w:eastAsia="Times New Roman" w:hAnsi="Segoe UI" w:cs="Segoe UI"/>
+          <w:color w:val="000000"/>
+          <w:kern w:val="0"/>
+          <w:sz w:val="24"/>
+          <w:szCs w:val="24"/>
+          <w14:ligatures w14:val="none"/>
+        </w:rPr>
+      </w:pPr>
+      <w:r>
+        <w:rPr>
+          <w:rFonts w:ascii="Segoe UI" w:eastAsia="Times New Roman" w:hAnsi="Segoe UI" w:cs="Segoe UI"/>
+          <w:color w:val="000000"/>
+          <w:kern w:val="0"/>
+          <w:sz w:val="24"/>
+          <w:szCs w:val="24"/>
+          <w14:ligatures w14:val="none"/>
+        </w:rPr>
+        <w:t>Cover Car – (This is included in Audatex and CCC refinishing times)</w:t>
+      </w:r>
+    </w:p>
+    <w:p>
+      <w:pPr>
+        <w:numPr>
+          <w:ilvl w:val="0"/>
+          <w:numId w:val="20"/>
+        </w:numPr>
+        <w:shd w:val="clear" w:color="auto" w:fill="FFFFFF"/>
+        <w:spacing w:after="0" w:line="240" w:lineRule="auto"/>
+        <w:rPr>
+          <w:rFonts w:ascii="Segoe UI" w:eastAsia="Times New Roman" w:hAnsi="Segoe UI" w:cs="Segoe UI"/>
+          <w:color w:val="000000"/>
+          <w:kern w:val="0"/>
+          <w:sz w:val="24"/>
+          <w:szCs w:val="24"/>
+          <w14:ligatures w14:val="none"/>
+        </w:rPr>
+      </w:pPr>
+      <w:r>
+        <w:rPr>
+          <w:rFonts w:ascii="Segoe UI" w:eastAsia="Times New Roman" w:hAnsi="Segoe UI" w:cs="Segoe UI"/>
+          <w:color w:val="000000"/>
+          <w:kern w:val="0"/>
+          <w:sz w:val="24"/>
+          <w:szCs w:val="24"/>
+          <w14:ligatures w14:val="none"/>
+        </w:rPr>
+        <w:t xml:space="preserve">Blending: Only allow blending if the vehicle is at a shop AND only on supplements with a reinspection (or photo verification with the blend panels masked up). Shops always request to blend adjacent panels, yet countless </w:t>
+      </w:r>
+      <w:proofErr w:type="spellStart"/>
+      <w:r>
+        <w:rPr>
+          <w:rFonts w:ascii="Segoe UI" w:eastAsia="Times New Roman" w:hAnsi="Segoe UI" w:cs="Segoe UI"/>
+          <w:color w:val="000000"/>
+          <w:kern w:val="0"/>
+          <w:sz w:val="24"/>
+          <w:szCs w:val="24"/>
+          <w14:ligatures w14:val="none"/>
+        </w:rPr>
+        <w:t>reinspections</w:t>
+      </w:r>
+      <w:proofErr w:type="spellEnd"/>
+      <w:r>
+        <w:rPr>
+          <w:rFonts w:ascii="Segoe UI" w:eastAsia="Times New Roman" w:hAnsi="Segoe UI" w:cs="Segoe UI"/>
+          <w:color w:val="000000"/>
+          <w:kern w:val="0"/>
+          <w:sz w:val="24"/>
+          <w:szCs w:val="24"/>
+          <w14:ligatures w14:val="none"/>
+        </w:rPr>
+        <w:t xml:space="preserve"> have found that shops rarely blend. Today’s color matching technology is so advanced that blending is only necessary on about 10% of repairs.</w:t>
+      </w:r>
+    </w:p>
+    <w:p>
+      <w:pPr>
+        <w:numPr>
+          <w:ilvl w:val="0"/>
+          <w:numId w:val="20"/>
+        </w:numPr>
+        <w:shd w:val="clear" w:color="auto" w:fill="FFFFFF"/>
+        <w:spacing w:after="0" w:line="240" w:lineRule="auto"/>
+        <w:rPr>
+          <w:rFonts w:ascii="Segoe UI" w:eastAsia="Times New Roman" w:hAnsi="Segoe UI" w:cs="Segoe UI"/>
+          <w:color w:val="000000"/>
+          <w:kern w:val="0"/>
+          <w:sz w:val="24"/>
+          <w:szCs w:val="24"/>
+          <w14:ligatures w14:val="none"/>
+        </w:rPr>
+      </w:pPr>
+      <w:r>
+        <w:rPr>
+          <w:rFonts w:ascii="Segoe UI" w:eastAsia="Times New Roman" w:hAnsi="Segoe UI" w:cs="Segoe UI"/>
+          <w:color w:val="000000"/>
+          <w:kern w:val="0"/>
+          <w:sz w:val="24"/>
+          <w:szCs w:val="24"/>
+          <w14:ligatures w14:val="none"/>
+        </w:rPr>
+        <w:t>Admin Data: Fill in all estimate admin data, including all owner information and shop information (including tax ID number). </w:t>
+      </w:r>
+    </w:p>
+    <w:p>
+      <w:pPr>
+        <w:numPr>
+          <w:ilvl w:val="0"/>
+          <w:numId w:val="20"/>
+        </w:numPr>
+        <w:shd w:val="clear" w:color="auto" w:fill="FFFFFF"/>
+        <w:spacing w:after="0" w:line="240" w:lineRule="auto"/>
+        <w:rPr>
+          <w:rFonts w:ascii="Segoe UI" w:eastAsia="Times New Roman" w:hAnsi="Segoe UI" w:cs="Segoe UI"/>
+          <w:color w:val="000000"/>
+          <w:kern w:val="0"/>
+          <w:sz w:val="24"/>
+          <w:szCs w:val="24"/>
+          <w14:ligatures w14:val="none"/>
+        </w:rPr>
+      </w:pPr>
+      <w:r>
+        <w:rPr>
+          <w:rFonts w:ascii="Segoe UI" w:eastAsia="Times New Roman" w:hAnsi="Segoe UI" w:cs="Segoe UI"/>
+          <w:color w:val="000000"/>
+          <w:kern w:val="0"/>
+          <w:sz w:val="24"/>
+          <w:szCs w:val="24"/>
+          <w14:ligatures w14:val="none"/>
+        </w:rPr>
+        <w:t>UPD estimate should be written whenever UPD is identified. </w:t>
+      </w:r>
+    </w:p>
+    <w:p>
+      <w:pPr>
+        <w:numPr>
+          <w:ilvl w:val="0"/>
+          <w:numId w:val="20"/>
+        </w:numPr>
+        <w:shd w:val="clear" w:color="auto" w:fill="FFFFFF"/>
+        <w:spacing w:after="0" w:line="240" w:lineRule="auto"/>
+        <w:rPr>
+          <w:rFonts w:ascii="Segoe UI" w:eastAsia="Times New Roman" w:hAnsi="Segoe UI" w:cs="Segoe UI"/>
+          <w:color w:val="000000"/>
+          <w:kern w:val="0"/>
+          <w:sz w:val="24"/>
+          <w:szCs w:val="24"/>
+          <w14:ligatures w14:val="none"/>
+        </w:rPr>
+      </w:pPr>
+      <w:r>
+        <w:rPr>
+          <w:rFonts w:ascii="Segoe UI" w:eastAsia="Times New Roman" w:hAnsi="Segoe UI" w:cs="Segoe UI"/>
+          <w:color w:val="000000"/>
+          <w:kern w:val="0"/>
+          <w:sz w:val="24"/>
+          <w:szCs w:val="24"/>
+          <w14:ligatures w14:val="none"/>
+        </w:rPr>
+        <w:t xml:space="preserve">Sublet Markup is 25% with a maximum of 150.00 per sublet. For </w:t>
+      </w:r>
+      <w:proofErr w:type="gramStart"/>
+      <w:r>
+        <w:rPr>
+          <w:rFonts w:ascii="Segoe UI" w:eastAsia="Times New Roman" w:hAnsi="Segoe UI" w:cs="Segoe UI"/>
+          <w:color w:val="000000"/>
+          <w:kern w:val="0"/>
+          <w:sz w:val="24"/>
+          <w:szCs w:val="24"/>
+          <w14:ligatures w14:val="none"/>
+        </w:rPr>
+        <w:t>example;</w:t>
+      </w:r>
+      <w:proofErr w:type="gramEnd"/>
+      <w:r>
+        <w:rPr>
+          <w:rFonts w:ascii="Segoe UI" w:eastAsia="Times New Roman" w:hAnsi="Segoe UI" w:cs="Segoe UI"/>
+          <w:color w:val="000000"/>
+          <w:kern w:val="0"/>
+          <w:sz w:val="24"/>
+          <w:szCs w:val="24"/>
+          <w14:ligatures w14:val="none"/>
+        </w:rPr>
+        <w:t xml:space="preserve"> if the shop sublets a transmission replacement to the dealer for 3,000.00, max markup would be 150.00.</w:t>
+      </w:r>
+    </w:p>
+    <w:p>
+      <w:pPr>
+        <w:numPr>
+          <w:ilvl w:val="0"/>
+          <w:numId w:val="20"/>
+        </w:numPr>
+        <w:shd w:val="clear" w:color="auto" w:fill="FFFFFF"/>
+        <w:spacing w:after="0" w:line="240" w:lineRule="auto"/>
+        <w:rPr>
+          <w:rFonts w:ascii="Segoe UI" w:eastAsia="Times New Roman" w:hAnsi="Segoe UI" w:cs="Segoe UI"/>
+          <w:color w:val="000000"/>
+          <w:kern w:val="0"/>
+          <w:sz w:val="24"/>
+          <w:szCs w:val="24"/>
+          <w14:ligatures w14:val="none"/>
+        </w:rPr>
+      </w:pPr>
+      <w:proofErr w:type="gramStart"/>
+      <w:r>
+        <w:rPr>
+          <w:rFonts w:ascii="Segoe UI" w:eastAsia="Times New Roman" w:hAnsi="Segoe UI" w:cs="Segoe UI"/>
+          <w:color w:val="000000"/>
+          <w:kern w:val="0"/>
+          <w:sz w:val="24"/>
+          <w:szCs w:val="24"/>
+          <w14:ligatures w14:val="none"/>
+        </w:rPr>
+        <w:t>Appraisers</w:t>
+      </w:r>
+      <w:proofErr w:type="gramEnd"/>
+      <w:r>
+        <w:rPr>
+          <w:rFonts w:ascii="Segoe UI" w:eastAsia="Times New Roman" w:hAnsi="Segoe UI" w:cs="Segoe UI"/>
+          <w:color w:val="000000"/>
+          <w:kern w:val="0"/>
+          <w:sz w:val="24"/>
+          <w:szCs w:val="24"/>
+          <w14:ligatures w14:val="none"/>
+        </w:rPr>
+        <w:t xml:space="preserve"> personal email addresses must not be listed on LM/Safeco estimates.   </w:t>
+      </w:r>
+    </w:p>
+    <w:p>
+      <w:pPr>
+        <w:numPr>
+          <w:ilvl w:val="0"/>
+          <w:numId w:val="21"/>
+        </w:numPr>
+        <w:shd w:val="clear" w:color="auto" w:fill="FFFFFF"/>
+        <w:spacing w:after="0" w:line="240" w:lineRule="auto"/>
+        <w:rPr>
+          <w:rFonts w:ascii="Segoe UI" w:eastAsia="Times New Roman" w:hAnsi="Segoe UI" w:cs="Segoe UI"/>
+          <w:color w:val="000000"/>
+          <w:kern w:val="0"/>
+          <w:sz w:val="24"/>
+          <w:szCs w:val="24"/>
+          <w14:ligatures w14:val="none"/>
+        </w:rPr>
+      </w:pPr>
+      <w:r>
+        <w:rPr>
+          <w:rFonts w:ascii="Segoe UI" w:eastAsia="Times New Roman" w:hAnsi="Segoe UI" w:cs="Segoe UI"/>
+          <w:color w:val="000000"/>
+          <w:kern w:val="0"/>
+          <w:sz w:val="24"/>
+          <w:szCs w:val="24"/>
+          <w14:ligatures w14:val="none"/>
+        </w:rPr>
+        <w:t>Possibility of Subrogation – It’s very important for appraisers to realize that the estimate you write may be sent to an adverse carrier for subrogation. This means Liberty Mutual may seek reimbursement from another insurer for a claim they paid on behalf of their insured. If the LM insured was not at fault, they’ll attempt to collect from the other party’s insurance company. They’ll send your estimate to the other insurer with a reimbursement (</w:t>
+      </w:r>
+      <w:proofErr w:type="spellStart"/>
+      <w:r>
+        <w:rPr>
+          <w:rFonts w:ascii="Segoe UI" w:eastAsia="Times New Roman" w:hAnsi="Segoe UI" w:cs="Segoe UI"/>
+          <w:color w:val="000000"/>
+          <w:kern w:val="0"/>
+          <w:sz w:val="24"/>
+          <w:szCs w:val="24"/>
+          <w14:ligatures w14:val="none"/>
+        </w:rPr>
+        <w:t>subro</w:t>
+      </w:r>
+      <w:proofErr w:type="spellEnd"/>
+      <w:r>
+        <w:rPr>
+          <w:rFonts w:ascii="Segoe UI" w:eastAsia="Times New Roman" w:hAnsi="Segoe UI" w:cs="Segoe UI"/>
+          <w:color w:val="000000"/>
+          <w:kern w:val="0"/>
+          <w:sz w:val="24"/>
+          <w:szCs w:val="24"/>
+          <w14:ligatures w14:val="none"/>
+        </w:rPr>
+        <w:t>) demand. If the adverse carrier can’t see all the damage listed on your estimate in the photos, or if you allowed OEM parts when alternative parts were available, or you chose alternative parts that could have been found for less, that adverse carrier will not fully reimburse Liberty Mutual. If so, you as the appraiser may be liable for any subrogation deficiencies. Given that, ALWAYS write your estimate as accurately as possible, using the most cost-effective parts and only allow for repairs which can be seen in your photos.  </w:t>
+      </w:r>
+    </w:p>
+    <w:p>
+      <w:pPr>
+        <w:spacing w:after="0" w:line="240" w:lineRule="auto"/>
+        <w:rPr>
+          <w:rFonts w:ascii="Times New Roman" w:eastAsia="Times New Roman" w:hAnsi="Times New Roman" w:cs="Times New Roman"/>
+          <w:kern w:val="0"/>
+          <w:sz w:val="24"/>
+          <w:szCs w:val="24"/>
+          <w14:ligatures w14:val="none"/>
+        </w:rPr>
+      </w:pPr>
+      <w:r>
+        <w:rPr>
+          <w:rFonts w:ascii="Segoe UI" w:eastAsia="Times New Roman" w:hAnsi="Segoe UI" w:cs="Segoe UI"/>
+          <w:kern w:val="0"/>
+          <w:sz w:val="24"/>
+          <w:szCs w:val="24"/>
+          <w14:ligatures w14:val="none"/>
+        </w:rPr>
         <w:br/>
       </w:r>
       <w:r>
@@ -2521,23 +2652,23 @@
       <w:pPr>
         <w:spacing w:after="0" w:line="240" w:lineRule="auto"/>
         <w:rPr>
+          <w:rFonts w:ascii="Segoe UI" w:eastAsia="Times New Roman" w:hAnsi="Segoe UI" w:cs="Segoe UI"/>
+          <w:kern w:val="0"/>
+          <w:sz w:val="24"/>
+          <w:szCs w:val="24"/>
+          <w14:ligatures w14:val="none"/>
+        </w:rPr>
+      </w:pPr>
+      <w:r>
+        <w:rPr>
           <w:rFonts w:ascii="Times New Roman" w:eastAsia="Times New Roman" w:hAnsi="Times New Roman" w:cs="Times New Roman"/>
           <w:kern w:val="0"/>
           <w:sz w:val="24"/>
           <w:szCs w:val="24"/>
           <w14:ligatures w14:val="none"/>
         </w:rPr>
-      </w:pPr>
-      <w:r>
-        <w:rPr>
-          <w:rFonts w:ascii="Times New Roman" w:eastAsia="Times New Roman" w:hAnsi="Times New Roman" w:cs="Times New Roman"/>
-          <w:kern w:val="0"/>
-          <w:sz w:val="24"/>
-          <w:szCs w:val="24"/>
-          <w14:ligatures w14:val="none"/>
-        </w:rPr>
-        <w:pict w14:anchorId="37431A81">
-          <v:rect id="_x0000_i1028" style="width:0;height:0" o:hrstd="t" o:hr="t" fillcolor="#a0a0a0" stroked="f"/>
+        <w:pict w14:anchorId="1C1BDFF0">
+          <v:rect id="_x0000_i1053" style="width:0;height:0" o:hrstd="t" o:hr="t" fillcolor="#a0a0a0" stroked="f"/>
         </w:pict>
       </w:r>
     </w:p>
@@ -2609,763 +2740,6 @@
           <w14:ligatures w14:val="none"/>
         </w:rPr>
       </w:pPr>
-      <w:r>
-        <w:rPr>
-          <w:rFonts w:ascii="Segoe UI" w:eastAsia="Times New Roman" w:hAnsi="Segoe UI" w:cs="Segoe UI"/>
-          <w:b/>
-          <w:bCs/>
-          <w:color w:val="000000"/>
-          <w:spacing w:val="5"/>
-          <w:kern w:val="0"/>
-          <w:sz w:val="24"/>
-          <w:szCs w:val="24"/>
-          <w14:ligatures w14:val="none"/>
-        </w:rPr>
-        <w:t>Repairable Damage Images</w:t>
-      </w:r>
-    </w:p>
-    <w:p>
-      <w:pPr>
-        <w:numPr>
-          <w:ilvl w:val="0"/>
-          <w:numId w:val="7"/>
-        </w:numPr>
-        <w:shd w:val="clear" w:color="auto" w:fill="FFFFFF"/>
-        <w:spacing w:after="0" w:line="240" w:lineRule="auto"/>
-        <w:rPr>
-          <w:rFonts w:ascii="Segoe UI" w:eastAsia="Times New Roman" w:hAnsi="Segoe UI" w:cs="Segoe UI"/>
-          <w:color w:val="000000"/>
-          <w:kern w:val="0"/>
-          <w:sz w:val="24"/>
-          <w:szCs w:val="24"/>
-          <w14:ligatures w14:val="none"/>
-        </w:rPr>
-      </w:pPr>
-      <w:r>
-        <w:rPr>
-          <w:rFonts w:ascii="Segoe UI" w:eastAsia="Times New Roman" w:hAnsi="Segoe UI" w:cs="Segoe UI"/>
-          <w:color w:val="000000"/>
-          <w:kern w:val="0"/>
-          <w:sz w:val="24"/>
-          <w:szCs w:val="24"/>
-          <w14:ligatures w14:val="none"/>
-        </w:rPr>
-        <w:t>4 corners that are clear and legible</w:t>
-      </w:r>
-    </w:p>
-    <w:p>
-      <w:pPr>
-        <w:numPr>
-          <w:ilvl w:val="0"/>
-          <w:numId w:val="7"/>
-        </w:numPr>
-        <w:shd w:val="clear" w:color="auto" w:fill="FFFFFF"/>
-        <w:spacing w:after="0" w:line="240" w:lineRule="auto"/>
-        <w:rPr>
-          <w:rFonts w:ascii="Segoe UI" w:eastAsia="Times New Roman" w:hAnsi="Segoe UI" w:cs="Segoe UI"/>
-          <w:color w:val="000000"/>
-          <w:kern w:val="0"/>
-          <w:sz w:val="24"/>
-          <w:szCs w:val="24"/>
-          <w14:ligatures w14:val="none"/>
-        </w:rPr>
-      </w:pPr>
-      <w:r>
-        <w:rPr>
-          <w:rFonts w:ascii="Segoe UI" w:eastAsia="Times New Roman" w:hAnsi="Segoe UI" w:cs="Segoe UI"/>
-          <w:color w:val="000000"/>
-          <w:kern w:val="0"/>
-          <w:sz w:val="24"/>
-          <w:szCs w:val="24"/>
-          <w14:ligatures w14:val="none"/>
-        </w:rPr>
-        <w:t>At least 4 photos of the damage area</w:t>
-      </w:r>
-    </w:p>
-    <w:p>
-      <w:pPr>
-        <w:numPr>
-          <w:ilvl w:val="0"/>
-          <w:numId w:val="7"/>
-        </w:numPr>
-        <w:shd w:val="clear" w:color="auto" w:fill="FFFFFF"/>
-        <w:spacing w:after="0" w:line="240" w:lineRule="auto"/>
-        <w:rPr>
-          <w:rFonts w:ascii="Segoe UI" w:eastAsia="Times New Roman" w:hAnsi="Segoe UI" w:cs="Segoe UI"/>
-          <w:color w:val="000000"/>
-          <w:kern w:val="0"/>
-          <w:sz w:val="24"/>
-          <w:szCs w:val="24"/>
-          <w14:ligatures w14:val="none"/>
-        </w:rPr>
-      </w:pPr>
-      <w:r>
-        <w:rPr>
-          <w:rFonts w:ascii="Segoe UI" w:eastAsia="Times New Roman" w:hAnsi="Segoe UI" w:cs="Segoe UI"/>
-          <w:color w:val="000000"/>
-          <w:kern w:val="0"/>
-          <w:sz w:val="24"/>
-          <w:szCs w:val="24"/>
-          <w14:ligatures w14:val="none"/>
-        </w:rPr>
-        <w:t>Impact height measurements in inches using a Keson Tape Measurer (straight on, level and showing contact with ground)</w:t>
-      </w:r>
-    </w:p>
-    <w:p>
-      <w:pPr>
-        <w:numPr>
-          <w:ilvl w:val="0"/>
-          <w:numId w:val="7"/>
-        </w:numPr>
-        <w:shd w:val="clear" w:color="auto" w:fill="FFFFFF"/>
-        <w:spacing w:after="0" w:line="240" w:lineRule="auto"/>
-        <w:rPr>
-          <w:rFonts w:ascii="Segoe UI" w:eastAsia="Times New Roman" w:hAnsi="Segoe UI" w:cs="Segoe UI"/>
-          <w:color w:val="000000"/>
-          <w:kern w:val="0"/>
-          <w:sz w:val="24"/>
-          <w:szCs w:val="24"/>
-          <w14:ligatures w14:val="none"/>
-        </w:rPr>
-      </w:pPr>
-      <w:r>
-        <w:rPr>
-          <w:rFonts w:ascii="Segoe UI" w:eastAsia="Times New Roman" w:hAnsi="Segoe UI" w:cs="Segoe UI"/>
-          <w:color w:val="000000"/>
-          <w:kern w:val="0"/>
-          <w:sz w:val="24"/>
-          <w:szCs w:val="24"/>
-          <w14:ligatures w14:val="none"/>
-        </w:rPr>
-        <w:t>Odometer</w:t>
-      </w:r>
-    </w:p>
-    <w:p>
-      <w:pPr>
-        <w:numPr>
-          <w:ilvl w:val="0"/>
-          <w:numId w:val="7"/>
-        </w:numPr>
-        <w:shd w:val="clear" w:color="auto" w:fill="FFFFFF"/>
-        <w:spacing w:after="0" w:line="240" w:lineRule="auto"/>
-        <w:rPr>
-          <w:rFonts w:ascii="Segoe UI" w:eastAsia="Times New Roman" w:hAnsi="Segoe UI" w:cs="Segoe UI"/>
-          <w:color w:val="000000"/>
-          <w:kern w:val="0"/>
-          <w:sz w:val="24"/>
-          <w:szCs w:val="24"/>
-          <w14:ligatures w14:val="none"/>
-        </w:rPr>
-      </w:pPr>
-      <w:r>
-        <w:rPr>
-          <w:rFonts w:ascii="Segoe UI" w:eastAsia="Times New Roman" w:hAnsi="Segoe UI" w:cs="Segoe UI"/>
-          <w:color w:val="000000"/>
-          <w:kern w:val="0"/>
-          <w:sz w:val="24"/>
-          <w:szCs w:val="24"/>
-          <w14:ligatures w14:val="none"/>
-        </w:rPr>
-        <w:t>License plate</w:t>
-      </w:r>
-    </w:p>
-    <w:p>
-      <w:pPr>
-        <w:numPr>
-          <w:ilvl w:val="0"/>
-          <w:numId w:val="7"/>
-        </w:numPr>
-        <w:shd w:val="clear" w:color="auto" w:fill="FFFFFF"/>
-        <w:spacing w:after="0" w:line="240" w:lineRule="auto"/>
-        <w:rPr>
-          <w:rFonts w:ascii="Segoe UI" w:eastAsia="Times New Roman" w:hAnsi="Segoe UI" w:cs="Segoe UI"/>
-          <w:color w:val="000000"/>
-          <w:kern w:val="0"/>
-          <w:sz w:val="24"/>
-          <w:szCs w:val="24"/>
-          <w14:ligatures w14:val="none"/>
-        </w:rPr>
-      </w:pPr>
-      <w:r>
-        <w:rPr>
-          <w:rFonts w:ascii="Segoe UI" w:eastAsia="Times New Roman" w:hAnsi="Segoe UI" w:cs="Segoe UI"/>
-          <w:color w:val="000000"/>
-          <w:kern w:val="0"/>
-          <w:sz w:val="24"/>
-          <w:szCs w:val="24"/>
-          <w14:ligatures w14:val="none"/>
-        </w:rPr>
-        <w:t>VIN Plate (Both Door and Windshield to confirm vehicle)</w:t>
-      </w:r>
-    </w:p>
-    <w:p>
-      <w:pPr>
-        <w:numPr>
-          <w:ilvl w:val="0"/>
-          <w:numId w:val="7"/>
-        </w:numPr>
-        <w:shd w:val="clear" w:color="auto" w:fill="FFFFFF"/>
-        <w:spacing w:after="0" w:line="240" w:lineRule="auto"/>
-        <w:rPr>
-          <w:rFonts w:ascii="Segoe UI" w:eastAsia="Times New Roman" w:hAnsi="Segoe UI" w:cs="Segoe UI"/>
-          <w:color w:val="000000"/>
-          <w:kern w:val="0"/>
-          <w:sz w:val="24"/>
-          <w:szCs w:val="24"/>
-          <w14:ligatures w14:val="none"/>
-        </w:rPr>
-      </w:pPr>
-      <w:r>
-        <w:rPr>
-          <w:rFonts w:ascii="Segoe UI" w:eastAsia="Times New Roman" w:hAnsi="Segoe UI" w:cs="Segoe UI"/>
-          <w:color w:val="000000"/>
-          <w:kern w:val="0"/>
-          <w:sz w:val="24"/>
-          <w:szCs w:val="24"/>
-          <w14:ligatures w14:val="none"/>
-        </w:rPr>
-        <w:t>Production date/MFG data plate</w:t>
-      </w:r>
-    </w:p>
-    <w:p>
-      <w:pPr>
-        <w:numPr>
-          <w:ilvl w:val="0"/>
-          <w:numId w:val="7"/>
-        </w:numPr>
-        <w:shd w:val="clear" w:color="auto" w:fill="FFFFFF"/>
-        <w:spacing w:after="0" w:line="240" w:lineRule="auto"/>
-        <w:rPr>
-          <w:rFonts w:ascii="Segoe UI" w:eastAsia="Times New Roman" w:hAnsi="Segoe UI" w:cs="Segoe UI"/>
-          <w:color w:val="000000"/>
-          <w:kern w:val="0"/>
-          <w:sz w:val="24"/>
-          <w:szCs w:val="24"/>
-          <w14:ligatures w14:val="none"/>
-        </w:rPr>
-      </w:pPr>
-      <w:r>
-        <w:rPr>
-          <w:rFonts w:ascii="Segoe UI" w:eastAsia="Times New Roman" w:hAnsi="Segoe UI" w:cs="Segoe UI"/>
-          <w:color w:val="000000"/>
-          <w:kern w:val="0"/>
-          <w:sz w:val="24"/>
-          <w:szCs w:val="24"/>
-          <w14:ligatures w14:val="none"/>
-        </w:rPr>
-        <w:t>Vehicle registration</w:t>
-      </w:r>
-    </w:p>
-    <w:p>
-      <w:pPr>
-        <w:numPr>
-          <w:ilvl w:val="0"/>
-          <w:numId w:val="7"/>
-        </w:numPr>
-        <w:shd w:val="clear" w:color="auto" w:fill="FFFFFF"/>
-        <w:spacing w:after="0" w:line="240" w:lineRule="auto"/>
-        <w:rPr>
-          <w:rFonts w:ascii="Segoe UI" w:eastAsia="Times New Roman" w:hAnsi="Segoe UI" w:cs="Segoe UI"/>
-          <w:color w:val="000000"/>
-          <w:kern w:val="0"/>
-          <w:sz w:val="24"/>
-          <w:szCs w:val="24"/>
-          <w14:ligatures w14:val="none"/>
-        </w:rPr>
-      </w:pPr>
-      <w:r>
-        <w:rPr>
-          <w:rFonts w:ascii="Segoe UI" w:eastAsia="Times New Roman" w:hAnsi="Segoe UI" w:cs="Segoe UI"/>
-          <w:color w:val="000000"/>
-          <w:kern w:val="0"/>
-          <w:sz w:val="24"/>
-          <w:szCs w:val="24"/>
-          <w14:ligatures w14:val="none"/>
-        </w:rPr>
-        <w:t>Unrelated Prior Damage (UPD)</w:t>
-      </w:r>
-    </w:p>
-    <w:p>
-      <w:pPr>
-        <w:shd w:val="clear" w:color="auto" w:fill="FFFFFF"/>
-        <w:spacing w:after="0" w:line="240" w:lineRule="auto"/>
-        <w:rPr>
-          <w:rFonts w:ascii="Segoe UI" w:eastAsia="Times New Roman" w:hAnsi="Segoe UI" w:cs="Segoe UI"/>
-          <w:spacing w:val="5"/>
-          <w:kern w:val="0"/>
-          <w:sz w:val="24"/>
-          <w:szCs w:val="24"/>
-          <w14:ligatures w14:val="none"/>
-        </w:rPr>
-      </w:pPr>
-      <w:r>
-        <w:rPr>
-          <w:rFonts w:ascii="Segoe UI" w:eastAsia="Times New Roman" w:hAnsi="Segoe UI" w:cs="Segoe UI"/>
-          <w:b/>
-          <w:bCs/>
-          <w:color w:val="000000"/>
-          <w:spacing w:val="5"/>
-          <w:kern w:val="0"/>
-          <w:sz w:val="24"/>
-          <w:szCs w:val="24"/>
-          <w14:ligatures w14:val="none"/>
-        </w:rPr>
-        <w:t>Required Total Loss Photos in Addition to the Above:</w:t>
-      </w:r>
-    </w:p>
-    <w:p>
-      <w:pPr>
-        <w:numPr>
-          <w:ilvl w:val="0"/>
-          <w:numId w:val="8"/>
-        </w:numPr>
-        <w:shd w:val="clear" w:color="auto" w:fill="FFFFFF"/>
-        <w:spacing w:after="0" w:line="240" w:lineRule="auto"/>
-        <w:rPr>
-          <w:rFonts w:ascii="Segoe UI" w:eastAsia="Times New Roman" w:hAnsi="Segoe UI" w:cs="Segoe UI"/>
-          <w:color w:val="000000"/>
-          <w:kern w:val="0"/>
-          <w:sz w:val="24"/>
-          <w:szCs w:val="24"/>
-          <w14:ligatures w14:val="none"/>
-        </w:rPr>
-      </w:pPr>
-      <w:r>
-        <w:rPr>
-          <w:rFonts w:ascii="Segoe UI" w:eastAsia="Times New Roman" w:hAnsi="Segoe UI" w:cs="Segoe UI"/>
-          <w:color w:val="000000"/>
-          <w:kern w:val="0"/>
-          <w:sz w:val="24"/>
-          <w:szCs w:val="24"/>
-          <w14:ligatures w14:val="none"/>
-        </w:rPr>
-        <w:t>Airbag deployment</w:t>
-      </w:r>
-    </w:p>
-    <w:p>
-      <w:pPr>
-        <w:numPr>
-          <w:ilvl w:val="0"/>
-          <w:numId w:val="8"/>
-        </w:numPr>
-        <w:shd w:val="clear" w:color="auto" w:fill="FFFFFF"/>
-        <w:spacing w:after="0" w:line="240" w:lineRule="auto"/>
-        <w:rPr>
-          <w:rFonts w:ascii="Segoe UI" w:eastAsia="Times New Roman" w:hAnsi="Segoe UI" w:cs="Segoe UI"/>
-          <w:color w:val="000000"/>
-          <w:kern w:val="0"/>
-          <w:sz w:val="24"/>
-          <w:szCs w:val="24"/>
-          <w14:ligatures w14:val="none"/>
-        </w:rPr>
-      </w:pPr>
-      <w:r>
-        <w:rPr>
-          <w:rFonts w:ascii="Segoe UI" w:eastAsia="Times New Roman" w:hAnsi="Segoe UI" w:cs="Segoe UI"/>
-          <w:color w:val="000000"/>
-          <w:kern w:val="0"/>
-          <w:sz w:val="24"/>
-          <w:szCs w:val="24"/>
-          <w14:ligatures w14:val="none"/>
-        </w:rPr>
-        <w:t>Seatbelt deployment</w:t>
-      </w:r>
-    </w:p>
-    <w:p>
-      <w:pPr>
-        <w:numPr>
-          <w:ilvl w:val="0"/>
-          <w:numId w:val="8"/>
-        </w:numPr>
-        <w:shd w:val="clear" w:color="auto" w:fill="FFFFFF"/>
-        <w:spacing w:after="0" w:line="240" w:lineRule="auto"/>
-        <w:rPr>
-          <w:rFonts w:ascii="Segoe UI" w:eastAsia="Times New Roman" w:hAnsi="Segoe UI" w:cs="Segoe UI"/>
-          <w:color w:val="000000"/>
-          <w:kern w:val="0"/>
-          <w:sz w:val="24"/>
-          <w:szCs w:val="24"/>
-          <w14:ligatures w14:val="none"/>
-        </w:rPr>
-      </w:pPr>
-      <w:r>
-        <w:rPr>
-          <w:rFonts w:ascii="Segoe UI" w:eastAsia="Times New Roman" w:hAnsi="Segoe UI" w:cs="Segoe UI"/>
-          <w:color w:val="000000"/>
-          <w:kern w:val="0"/>
-          <w:sz w:val="24"/>
-          <w:szCs w:val="24"/>
-          <w14:ligatures w14:val="none"/>
-        </w:rPr>
-        <w:t>Radio/NAV</w:t>
-      </w:r>
-    </w:p>
-    <w:p>
-      <w:pPr>
-        <w:numPr>
-          <w:ilvl w:val="0"/>
-          <w:numId w:val="8"/>
-        </w:numPr>
-        <w:shd w:val="clear" w:color="auto" w:fill="FFFFFF"/>
-        <w:spacing w:after="0" w:line="240" w:lineRule="auto"/>
-        <w:rPr>
-          <w:rFonts w:ascii="Segoe UI" w:eastAsia="Times New Roman" w:hAnsi="Segoe UI" w:cs="Segoe UI"/>
-          <w:color w:val="000000"/>
-          <w:kern w:val="0"/>
-          <w:sz w:val="24"/>
-          <w:szCs w:val="24"/>
-          <w14:ligatures w14:val="none"/>
-        </w:rPr>
-      </w:pPr>
-      <w:r>
-        <w:rPr>
-          <w:rFonts w:ascii="Segoe UI" w:eastAsia="Times New Roman" w:hAnsi="Segoe UI" w:cs="Segoe UI"/>
-          <w:color w:val="000000"/>
-          <w:kern w:val="0"/>
-          <w:sz w:val="24"/>
-          <w:szCs w:val="24"/>
-          <w14:ligatures w14:val="none"/>
-        </w:rPr>
-        <w:t>Headliner condition</w:t>
-      </w:r>
-    </w:p>
-    <w:p>
-      <w:pPr>
-        <w:numPr>
-          <w:ilvl w:val="0"/>
-          <w:numId w:val="8"/>
-        </w:numPr>
-        <w:shd w:val="clear" w:color="auto" w:fill="FFFFFF"/>
-        <w:spacing w:after="0" w:line="240" w:lineRule="auto"/>
-        <w:rPr>
-          <w:rFonts w:ascii="Segoe UI" w:eastAsia="Times New Roman" w:hAnsi="Segoe UI" w:cs="Segoe UI"/>
-          <w:color w:val="000000"/>
-          <w:kern w:val="0"/>
-          <w:sz w:val="24"/>
-          <w:szCs w:val="24"/>
-          <w14:ligatures w14:val="none"/>
-        </w:rPr>
-      </w:pPr>
-      <w:r>
-        <w:rPr>
-          <w:rFonts w:ascii="Segoe UI" w:eastAsia="Times New Roman" w:hAnsi="Segoe UI" w:cs="Segoe UI"/>
-          <w:color w:val="000000"/>
-          <w:kern w:val="0"/>
-          <w:sz w:val="24"/>
-          <w:szCs w:val="24"/>
-          <w14:ligatures w14:val="none"/>
-        </w:rPr>
-        <w:t>Upholstery condition (front and rear seats)</w:t>
-      </w:r>
-    </w:p>
-    <w:p>
-      <w:pPr>
-        <w:numPr>
-          <w:ilvl w:val="0"/>
-          <w:numId w:val="8"/>
-        </w:numPr>
-        <w:shd w:val="clear" w:color="auto" w:fill="FFFFFF"/>
-        <w:spacing w:after="0" w:line="240" w:lineRule="auto"/>
-        <w:rPr>
-          <w:rFonts w:ascii="Segoe UI" w:eastAsia="Times New Roman" w:hAnsi="Segoe UI" w:cs="Segoe UI"/>
-          <w:color w:val="000000"/>
-          <w:kern w:val="0"/>
-          <w:sz w:val="24"/>
-          <w:szCs w:val="24"/>
-          <w14:ligatures w14:val="none"/>
-        </w:rPr>
-      </w:pPr>
-      <w:r>
-        <w:rPr>
-          <w:rFonts w:ascii="Segoe UI" w:eastAsia="Times New Roman" w:hAnsi="Segoe UI" w:cs="Segoe UI"/>
-          <w:color w:val="000000"/>
-          <w:kern w:val="0"/>
-          <w:sz w:val="24"/>
-          <w:szCs w:val="24"/>
-          <w14:ligatures w14:val="none"/>
-        </w:rPr>
-        <w:t xml:space="preserve">Carpet condition (front and rear - be sure to </w:t>
-      </w:r>
-      <w:proofErr w:type="gramStart"/>
-      <w:r>
-        <w:rPr>
-          <w:rFonts w:ascii="Segoe UI" w:eastAsia="Times New Roman" w:hAnsi="Segoe UI" w:cs="Segoe UI"/>
-          <w:color w:val="000000"/>
-          <w:kern w:val="0"/>
-          <w:sz w:val="24"/>
-          <w:szCs w:val="24"/>
-          <w14:ligatures w14:val="none"/>
-        </w:rPr>
-        <w:t>lift up</w:t>
-      </w:r>
-      <w:proofErr w:type="gramEnd"/>
-      <w:r>
-        <w:rPr>
-          <w:rFonts w:ascii="Segoe UI" w:eastAsia="Times New Roman" w:hAnsi="Segoe UI" w:cs="Segoe UI"/>
-          <w:color w:val="000000"/>
-          <w:kern w:val="0"/>
-          <w:sz w:val="24"/>
-          <w:szCs w:val="24"/>
-          <w14:ligatures w14:val="none"/>
-        </w:rPr>
-        <w:t xml:space="preserve"> floor mats)</w:t>
-      </w:r>
-    </w:p>
-    <w:p>
-      <w:pPr>
-        <w:numPr>
-          <w:ilvl w:val="0"/>
-          <w:numId w:val="8"/>
-        </w:numPr>
-        <w:shd w:val="clear" w:color="auto" w:fill="FFFFFF"/>
-        <w:spacing w:after="0" w:line="240" w:lineRule="auto"/>
-        <w:rPr>
-          <w:rFonts w:ascii="Segoe UI" w:eastAsia="Times New Roman" w:hAnsi="Segoe UI" w:cs="Segoe UI"/>
-          <w:color w:val="000000"/>
-          <w:kern w:val="0"/>
-          <w:sz w:val="24"/>
-          <w:szCs w:val="24"/>
-          <w14:ligatures w14:val="none"/>
-        </w:rPr>
-      </w:pPr>
-      <w:r>
-        <w:rPr>
-          <w:rFonts w:ascii="Segoe UI" w:eastAsia="Times New Roman" w:hAnsi="Segoe UI" w:cs="Segoe UI"/>
-          <w:color w:val="000000"/>
-          <w:kern w:val="0"/>
-          <w:sz w:val="24"/>
-          <w:szCs w:val="24"/>
-          <w14:ligatures w14:val="none"/>
-        </w:rPr>
-        <w:t>Tread depth measurements (all 4 tires)</w:t>
-      </w:r>
-    </w:p>
-    <w:p>
-      <w:pPr>
-        <w:numPr>
-          <w:ilvl w:val="0"/>
-          <w:numId w:val="8"/>
-        </w:numPr>
-        <w:shd w:val="clear" w:color="auto" w:fill="FFFFFF"/>
-        <w:spacing w:after="0" w:line="240" w:lineRule="auto"/>
-        <w:rPr>
-          <w:rFonts w:ascii="Segoe UI" w:eastAsia="Times New Roman" w:hAnsi="Segoe UI" w:cs="Segoe UI"/>
-          <w:color w:val="000000"/>
-          <w:kern w:val="0"/>
-          <w:sz w:val="24"/>
-          <w:szCs w:val="24"/>
-          <w14:ligatures w14:val="none"/>
-        </w:rPr>
-      </w:pPr>
-      <w:r>
-        <w:rPr>
-          <w:rFonts w:ascii="Segoe UI" w:eastAsia="Times New Roman" w:hAnsi="Segoe UI" w:cs="Segoe UI"/>
-          <w:color w:val="000000"/>
-          <w:kern w:val="0"/>
-          <w:sz w:val="24"/>
-          <w:szCs w:val="24"/>
-          <w14:ligatures w14:val="none"/>
-        </w:rPr>
-        <w:t>Doors and dash for vehicle options</w:t>
-      </w:r>
-    </w:p>
-    <w:p>
-      <w:pPr>
-        <w:numPr>
-          <w:ilvl w:val="0"/>
-          <w:numId w:val="8"/>
-        </w:numPr>
-        <w:shd w:val="clear" w:color="auto" w:fill="FFFFFF"/>
-        <w:spacing w:after="0" w:line="240" w:lineRule="auto"/>
-        <w:rPr>
-          <w:rFonts w:ascii="Segoe UI" w:eastAsia="Times New Roman" w:hAnsi="Segoe UI" w:cs="Segoe UI"/>
-          <w:color w:val="000000"/>
-          <w:kern w:val="0"/>
-          <w:sz w:val="24"/>
-          <w:szCs w:val="24"/>
-          <w14:ligatures w14:val="none"/>
-        </w:rPr>
-      </w:pPr>
-      <w:r>
-        <w:rPr>
-          <w:rFonts w:ascii="Segoe UI" w:eastAsia="Times New Roman" w:hAnsi="Segoe UI" w:cs="Segoe UI"/>
-          <w:color w:val="000000"/>
-          <w:kern w:val="0"/>
-          <w:sz w:val="24"/>
-          <w:szCs w:val="24"/>
-          <w14:ligatures w14:val="none"/>
-        </w:rPr>
-        <w:t>Windshields with attention to chips, pits and cracks</w:t>
-      </w:r>
-    </w:p>
-    <w:p>
-      <w:pPr>
-        <w:numPr>
-          <w:ilvl w:val="0"/>
-          <w:numId w:val="8"/>
-        </w:numPr>
-        <w:shd w:val="clear" w:color="auto" w:fill="FFFFFF"/>
-        <w:spacing w:after="0" w:line="240" w:lineRule="auto"/>
-        <w:rPr>
-          <w:rFonts w:ascii="Segoe UI" w:eastAsia="Times New Roman" w:hAnsi="Segoe UI" w:cs="Segoe UI"/>
-          <w:color w:val="000000"/>
-          <w:kern w:val="0"/>
-          <w:sz w:val="24"/>
-          <w:szCs w:val="24"/>
-          <w14:ligatures w14:val="none"/>
-        </w:rPr>
-      </w:pPr>
-      <w:r>
-        <w:rPr>
-          <w:rFonts w:ascii="Segoe UI" w:eastAsia="Times New Roman" w:hAnsi="Segoe UI" w:cs="Segoe UI"/>
-          <w:color w:val="000000"/>
-          <w:kern w:val="0"/>
-          <w:sz w:val="24"/>
-          <w:szCs w:val="24"/>
-          <w14:ligatures w14:val="none"/>
-        </w:rPr>
-        <w:t>Spare tire</w:t>
-      </w:r>
-    </w:p>
-    <w:p>
-      <w:pPr>
-        <w:numPr>
-          <w:ilvl w:val="0"/>
-          <w:numId w:val="8"/>
-        </w:numPr>
-        <w:shd w:val="clear" w:color="auto" w:fill="FFFFFF"/>
-        <w:spacing w:after="0" w:line="240" w:lineRule="auto"/>
-        <w:rPr>
-          <w:rFonts w:ascii="Segoe UI" w:eastAsia="Times New Roman" w:hAnsi="Segoe UI" w:cs="Segoe UI"/>
-          <w:color w:val="000000"/>
-          <w:kern w:val="0"/>
-          <w:sz w:val="24"/>
-          <w:szCs w:val="24"/>
-          <w14:ligatures w14:val="none"/>
-        </w:rPr>
-      </w:pPr>
-      <w:r>
-        <w:rPr>
-          <w:rFonts w:ascii="Segoe UI" w:eastAsia="Times New Roman" w:hAnsi="Segoe UI" w:cs="Segoe UI"/>
-          <w:color w:val="000000"/>
-          <w:kern w:val="0"/>
-          <w:sz w:val="24"/>
-          <w:szCs w:val="24"/>
-          <w14:ligatures w14:val="none"/>
-        </w:rPr>
-        <w:t>Engine compartment condition</w:t>
-      </w:r>
-    </w:p>
-    <w:p>
-      <w:pPr>
-        <w:numPr>
-          <w:ilvl w:val="0"/>
-          <w:numId w:val="8"/>
-        </w:numPr>
-        <w:shd w:val="clear" w:color="auto" w:fill="FFFFFF"/>
-        <w:spacing w:after="0" w:line="240" w:lineRule="auto"/>
-        <w:rPr>
-          <w:rFonts w:ascii="Segoe UI" w:eastAsia="Times New Roman" w:hAnsi="Segoe UI" w:cs="Segoe UI"/>
-          <w:color w:val="000000"/>
-          <w:kern w:val="0"/>
-          <w:sz w:val="24"/>
-          <w:szCs w:val="24"/>
-          <w14:ligatures w14:val="none"/>
-        </w:rPr>
-      </w:pPr>
-      <w:r>
-        <w:rPr>
-          <w:rFonts w:ascii="Segoe UI" w:eastAsia="Times New Roman" w:hAnsi="Segoe UI" w:cs="Segoe UI"/>
-          <w:color w:val="000000"/>
-          <w:kern w:val="0"/>
-          <w:sz w:val="24"/>
-          <w:szCs w:val="24"/>
-          <w14:ligatures w14:val="none"/>
-        </w:rPr>
-        <w:t>Engine with dipstick pulled to show oil level and condition</w:t>
-      </w:r>
-    </w:p>
-    <w:p>
-      <w:pPr>
-        <w:numPr>
-          <w:ilvl w:val="0"/>
-          <w:numId w:val="8"/>
-        </w:numPr>
-        <w:shd w:val="clear" w:color="auto" w:fill="FFFFFF"/>
-        <w:spacing w:after="0" w:line="240" w:lineRule="auto"/>
-        <w:rPr>
-          <w:rFonts w:ascii="Segoe UI" w:eastAsia="Times New Roman" w:hAnsi="Segoe UI" w:cs="Segoe UI"/>
-          <w:color w:val="000000"/>
-          <w:kern w:val="0"/>
-          <w:sz w:val="24"/>
-          <w:szCs w:val="24"/>
-          <w14:ligatures w14:val="none"/>
-        </w:rPr>
-      </w:pPr>
-      <w:r>
-        <w:rPr>
-          <w:rFonts w:ascii="Segoe UI" w:eastAsia="Times New Roman" w:hAnsi="Segoe UI" w:cs="Segoe UI"/>
-          <w:color w:val="000000"/>
-          <w:kern w:val="0"/>
-          <w:sz w:val="24"/>
-          <w:szCs w:val="24"/>
-          <w14:ligatures w14:val="none"/>
-        </w:rPr>
-        <w:t>Trunk of vehicle showing spare</w:t>
-      </w:r>
-    </w:p>
-    <w:p>
-      <w:pPr>
-        <w:numPr>
-          <w:ilvl w:val="0"/>
-          <w:numId w:val="8"/>
-        </w:numPr>
-        <w:shd w:val="clear" w:color="auto" w:fill="FFFFFF"/>
-        <w:spacing w:after="0" w:line="240" w:lineRule="auto"/>
-        <w:rPr>
-          <w:rFonts w:ascii="Segoe UI" w:eastAsia="Times New Roman" w:hAnsi="Segoe UI" w:cs="Segoe UI"/>
-          <w:color w:val="000000"/>
-          <w:kern w:val="0"/>
-          <w:sz w:val="24"/>
-          <w:szCs w:val="24"/>
-          <w14:ligatures w14:val="none"/>
-        </w:rPr>
-      </w:pPr>
-      <w:r>
-        <w:rPr>
-          <w:rFonts w:ascii="Segoe UI" w:eastAsia="Times New Roman" w:hAnsi="Segoe UI" w:cs="Segoe UI"/>
-          <w:color w:val="000000"/>
-          <w:kern w:val="0"/>
-          <w:sz w:val="24"/>
-          <w:szCs w:val="24"/>
-          <w14:ligatures w14:val="none"/>
-        </w:rPr>
-        <w:t xml:space="preserve">Any other </w:t>
-      </w:r>
-      <w:proofErr w:type="gramStart"/>
-      <w:r>
-        <w:rPr>
-          <w:rFonts w:ascii="Segoe UI" w:eastAsia="Times New Roman" w:hAnsi="Segoe UI" w:cs="Segoe UI"/>
-          <w:color w:val="000000"/>
-          <w:kern w:val="0"/>
-          <w:sz w:val="24"/>
-          <w:szCs w:val="24"/>
-          <w14:ligatures w14:val="none"/>
-        </w:rPr>
-        <w:t>needed photos</w:t>
-      </w:r>
-      <w:proofErr w:type="gramEnd"/>
-      <w:r>
-        <w:rPr>
-          <w:rFonts w:ascii="Segoe UI" w:eastAsia="Times New Roman" w:hAnsi="Segoe UI" w:cs="Segoe UI"/>
-          <w:color w:val="000000"/>
-          <w:kern w:val="0"/>
-          <w:sz w:val="24"/>
-          <w:szCs w:val="24"/>
-          <w14:ligatures w14:val="none"/>
-        </w:rPr>
-        <w:t xml:space="preserve"> to depict damage, UPD or conditioning</w:t>
-      </w:r>
     </w:p>
     <w:p>
       <w:pPr>
@@ -3416,14 +2790,29 @@
       <w:pPr>
         <w:spacing w:after="0" w:line="240" w:lineRule="auto"/>
         <w:rPr>
+          <w:rFonts w:ascii="Segoe UI" w:eastAsia="Times New Roman" w:hAnsi="Segoe UI" w:cs="Segoe UI"/>
+          <w:kern w:val="0"/>
+          <w:sz w:val="24"/>
+          <w:szCs w:val="24"/>
+          <w14:ligatures w14:val="none"/>
+        </w:rPr>
+      </w:pPr>
+      <w:r>
+        <w:rPr>
           <w:rFonts w:ascii="Times New Roman" w:eastAsia="Times New Roman" w:hAnsi="Times New Roman" w:cs="Times New Roman"/>
           <w:kern w:val="0"/>
           <w:sz w:val="24"/>
           <w:szCs w:val="24"/>
           <w14:ligatures w14:val="none"/>
         </w:rPr>
-      </w:pPr>
-      <w:r>
+        <w:pict w14:anchorId="746AB7C7">
+          <v:rect id="_x0000_i1054" style="width:0;height:0" o:hrstd="t" o:hr="t" fillcolor="#a0a0a0" stroked="f"/>
+        </w:pict>
+      </w:r>
+    </w:p>
+    <w:p>
+      <w:pPr>
+        <w:spacing w:after="0" w:line="240" w:lineRule="auto"/>
         <w:rPr>
           <w:rFonts w:ascii="Times New Roman" w:eastAsia="Times New Roman" w:hAnsi="Times New Roman" w:cs="Times New Roman"/>
           <w:kern w:val="0"/>
@@ -3431,9 +2820,58 @@
           <w:szCs w:val="24"/>
           <w14:ligatures w14:val="none"/>
         </w:rPr>
-        <w:pict w14:anchorId="245C8DD3">
-          <v:rect id="_x0000_i1029" style="width:0;height:0" o:hrstd="t" o:hr="t" fillcolor="#a0a0a0" stroked="f"/>
-        </w:pict>
+      </w:pPr>
+      <w:proofErr w:type="gramStart"/>
+      <w:r>
+        <w:rPr>
+          <w:rFonts w:ascii="Times New Roman" w:eastAsia="Times New Roman" w:hAnsi="Symbol" w:cs="Times New Roman"/>
+          <w:kern w:val="0"/>
+          <w:sz w:val="24"/>
+          <w:szCs w:val="24"/>
+          <w14:ligatures w14:val="none"/>
+        </w:rPr>
+        <w:t></w:t>
+      </w:r>
+      <w:r>
+        <w:rPr>
+          <w:rFonts w:ascii="Times New Roman" w:eastAsia="Times New Roman" w:hAnsi="Times New Roman" w:cs="Times New Roman"/>
+          <w:kern w:val="0"/>
+          <w:sz w:val="24"/>
+          <w:szCs w:val="24"/>
+          <w14:ligatures w14:val="none"/>
+        </w:rPr>
+        <w:t xml:space="preserve">  </w:t>
+      </w:r>
+      <w:r>
+        <w:rPr>
+          <w:rFonts w:ascii="Arial" w:eastAsia="Times New Roman" w:hAnsi="Arial" w:cs="Arial"/>
+          <w:kern w:val="0"/>
+          <w:sz w:val="24"/>
+          <w:szCs w:val="24"/>
+          <w14:ligatures w14:val="none"/>
+        </w:rPr>
+        <w:t>Yes</w:t>
+      </w:r>
+      <w:proofErr w:type="gramEnd"/>
+      <w:r>
+        <w:rPr>
+          <w:rFonts w:ascii="Arial" w:eastAsia="Times New Roman" w:hAnsi="Arial" w:cs="Arial"/>
+          <w:kern w:val="0"/>
+          <w:sz w:val="24"/>
+          <w:szCs w:val="24"/>
+          <w14:ligatures w14:val="none"/>
+        </w:rPr>
+        <w:t xml:space="preserve"> - Release a copy of the estimate to vehicle owner and or repair facility.</w:t>
+      </w:r>
+      <w:r>
+        <w:rPr>
+          <w:rFonts w:ascii="Times New Roman" w:eastAsia="Times New Roman" w:hAnsi="Times New Roman" w:cs="Times New Roman"/>
+          <w:kern w:val="0"/>
+          <w:sz w:val="24"/>
+          <w:szCs w:val="24"/>
+          <w14:ligatures w14:val="none"/>
+        </w:rPr>
+        <w:t> </w:t>
       </w:r>
     </w:p>
     <w:p>
@@ -3447,78 +2885,15 @@
           <w14:ligatures w14:val="none"/>
         </w:rPr>
       </w:pPr>
-      <w:proofErr w:type="gramStart"/>
-      <w:r>
-        <w:rPr>
-          <w:rFonts w:ascii="Times New Roman" w:eastAsia="Times New Roman" w:hAnsi="Symbol" w:cs="Times New Roman"/>
-          <w:kern w:val="0"/>
-          <w:sz w:val="24"/>
-          <w:szCs w:val="24"/>
-          <w14:ligatures w14:val="none"/>
-        </w:rPr>
-        <w:t></w:t>
-      </w:r>
-      <w:r>
-        <w:rPr>
-          <w:rFonts w:ascii="Times New Roman" w:eastAsia="Times New Roman" w:hAnsi="Times New Roman" w:cs="Times New Roman"/>
-          <w:kern w:val="0"/>
-          <w:sz w:val="24"/>
-          <w:szCs w:val="24"/>
-          <w14:ligatures w14:val="none"/>
-        </w:rPr>
-        <w:t xml:space="preserve">  </w:t>
-      </w:r>
-      <w:r>
-        <w:rPr>
-          <w:rFonts w:ascii="Arial" w:eastAsia="Times New Roman" w:hAnsi="Arial" w:cs="Arial"/>
-          <w:kern w:val="0"/>
-          <w:sz w:val="24"/>
-          <w:szCs w:val="24"/>
-          <w14:ligatures w14:val="none"/>
-        </w:rPr>
-        <w:t>Yes</w:t>
-      </w:r>
-      <w:proofErr w:type="gramEnd"/>
-      <w:r>
-        <w:rPr>
-          <w:rFonts w:ascii="Arial" w:eastAsia="Times New Roman" w:hAnsi="Arial" w:cs="Arial"/>
-          <w:kern w:val="0"/>
-          <w:sz w:val="24"/>
-          <w:szCs w:val="24"/>
-          <w14:ligatures w14:val="none"/>
-        </w:rPr>
-        <w:t xml:space="preserve"> - Release a copy of the estimate to vehicle owner and or repair facility.</w:t>
-      </w:r>
-      <w:r>
-        <w:rPr>
-          <w:rFonts w:ascii="Times New Roman" w:eastAsia="Times New Roman" w:hAnsi="Times New Roman" w:cs="Times New Roman"/>
-          <w:kern w:val="0"/>
-          <w:sz w:val="24"/>
-          <w:szCs w:val="24"/>
-          <w14:ligatures w14:val="none"/>
-        </w:rPr>
-        <w:t> </w:t>
-      </w:r>
-    </w:p>
-    <w:p>
-      <w:pPr>
-        <w:spacing w:after="0" w:line="240" w:lineRule="auto"/>
-        <w:rPr>
-          <w:rFonts w:ascii="Times New Roman" w:eastAsia="Times New Roman" w:hAnsi="Times New Roman" w:cs="Times New Roman"/>
-          <w:kern w:val="0"/>
-          <w:sz w:val="24"/>
-          <w:szCs w:val="24"/>
-          <w14:ligatures w14:val="none"/>
-        </w:rPr>
-      </w:pPr>
-      <w:r>
-        <w:rPr>
-          <w:rFonts w:ascii="Segoe UI" w:eastAsia="Times New Roman" w:hAnsi="Segoe UI" w:cs="Segoe UI"/>
-          <w:kern w:val="0"/>
-          <w:sz w:val="24"/>
-          <w:szCs w:val="24"/>
-          <w14:ligatures w14:val="none"/>
-        </w:rPr>
+      <w:r>
+        <w:rPr>
+          <w:rFonts w:ascii="Segoe UI" w:eastAsia="Times New Roman" w:hAnsi="Segoe UI" w:cs="Segoe UI"/>
+          <w:kern w:val="0"/>
+          <w:sz w:val="24"/>
+          <w:szCs w:val="24"/>
+          <w14:ligatures w14:val="none"/>
+        </w:rPr>
+        <w:lastRenderedPageBreak/>
         <w:br/>
       </w:r>
       <w:r>
@@ -3549,23 +2924,23 @@
       <w:pPr>
         <w:spacing w:after="0" w:line="240" w:lineRule="auto"/>
         <w:rPr>
+          <w:rFonts w:ascii="Segoe UI" w:eastAsia="Times New Roman" w:hAnsi="Segoe UI" w:cs="Segoe UI"/>
+          <w:kern w:val="0"/>
+          <w:sz w:val="24"/>
+          <w:szCs w:val="24"/>
+          <w14:ligatures w14:val="none"/>
+        </w:rPr>
+      </w:pPr>
+      <w:r>
+        <w:rPr>
           <w:rFonts w:ascii="Times New Roman" w:eastAsia="Times New Roman" w:hAnsi="Times New Roman" w:cs="Times New Roman"/>
           <w:kern w:val="0"/>
           <w:sz w:val="24"/>
           <w:szCs w:val="24"/>
           <w14:ligatures w14:val="none"/>
         </w:rPr>
-      </w:pPr>
-      <w:r>
-        <w:rPr>
-          <w:rFonts w:ascii="Times New Roman" w:eastAsia="Times New Roman" w:hAnsi="Times New Roman" w:cs="Times New Roman"/>
-          <w:kern w:val="0"/>
-          <w:sz w:val="24"/>
-          <w:szCs w:val="24"/>
-          <w14:ligatures w14:val="none"/>
-        </w:rPr>
-        <w:pict w14:anchorId="0DB98BA8">
-          <v:rect id="_x0000_i1030" style="width:0;height:0" o:hrstd="t" o:hr="t" fillcolor="#a0a0a0" stroked="f"/>
+        <w:pict w14:anchorId="3D1932F9">
+          <v:rect id="_x0000_i1055" style="width:0;height:0" o:hrstd="t" o:hr="t" fillcolor="#a0a0a0" stroked="f"/>
         </w:pict>
       </w:r>
     </w:p>
@@ -3573,7 +2948,7 @@
       <w:pPr>
         <w:numPr>
           <w:ilvl w:val="0"/>
-          <w:numId w:val="9"/>
+          <w:numId w:val="22"/>
         </w:numPr>
         <w:shd w:val="clear" w:color="auto" w:fill="FFFFFF"/>
         <w:spacing w:before="100" w:beforeAutospacing="1" w:after="100" w:afterAutospacing="1" w:line="240" w:lineRule="auto"/>
@@ -3604,26 +2979,14 @@
           <w:szCs w:val="24"/>
           <w14:ligatures w14:val="none"/>
         </w:rPr>
-        <w:t xml:space="preserve">Affinity Parts </w:t>
-      </w:r>
-      <w:r>
-        <w:rPr>
-          <w:rFonts w:ascii="Arial" w:eastAsia="Times New Roman" w:hAnsi="Arial" w:cs="Arial"/>
-          <w:color w:val="000000"/>
-          <w:kern w:val="0"/>
-          <w:sz w:val="24"/>
-          <w:szCs w:val="24"/>
-          <w14:ligatures w14:val="none"/>
-        </w:rPr>
-        <w:lastRenderedPageBreak/>
-        <w:t>guidelines apply, DO NOT write for aftermarket parts.  Write OEM or LKQ OEM only if this is noted.</w:t>
-      </w:r>
-    </w:p>
-    <w:p>
-      <w:pPr>
-        <w:numPr>
-          <w:ilvl w:val="0"/>
-          <w:numId w:val="9"/>
+        <w:t>Affinity Parts guidelines apply, DO NOT write for aftermarket parts.  Write OEM or LKQ OEM only if this is noted.</w:t>
+      </w:r>
+    </w:p>
+    <w:p>
+      <w:pPr>
+        <w:numPr>
+          <w:ilvl w:val="0"/>
+          <w:numId w:val="22"/>
         </w:numPr>
         <w:shd w:val="clear" w:color="auto" w:fill="FFFFFF"/>
         <w:spacing w:before="100" w:beforeAutospacing="1" w:after="100" w:afterAutospacing="1" w:line="240" w:lineRule="auto"/>
@@ -3650,7 +3013,7 @@
       <w:pPr>
         <w:numPr>
           <w:ilvl w:val="0"/>
-          <w:numId w:val="9"/>
+          <w:numId w:val="22"/>
         </w:numPr>
         <w:shd w:val="clear" w:color="auto" w:fill="FFFFFF"/>
         <w:spacing w:before="100" w:beforeAutospacing="1" w:after="100" w:afterAutospacing="1" w:line="240" w:lineRule="auto"/>
@@ -3677,7 +3040,7 @@
       <w:pPr>
         <w:numPr>
           <w:ilvl w:val="0"/>
-          <w:numId w:val="9"/>
+          <w:numId w:val="22"/>
         </w:numPr>
         <w:shd w:val="clear" w:color="auto" w:fill="FFFFFF"/>
         <w:spacing w:before="100" w:beforeAutospacing="1" w:after="100" w:afterAutospacing="1" w:line="240" w:lineRule="auto"/>
@@ -3704,7 +3067,7 @@
       <w:pPr>
         <w:numPr>
           <w:ilvl w:val="0"/>
-          <w:numId w:val="9"/>
+          <w:numId w:val="22"/>
         </w:numPr>
         <w:shd w:val="clear" w:color="auto" w:fill="FFFFFF"/>
         <w:spacing w:before="100" w:beforeAutospacing="1" w:after="100" w:afterAutospacing="1" w:line="240" w:lineRule="auto"/>
@@ -3797,7 +3160,7 @@
       <w:pPr>
         <w:numPr>
           <w:ilvl w:val="0"/>
-          <w:numId w:val="9"/>
+          <w:numId w:val="22"/>
         </w:numPr>
         <w:shd w:val="clear" w:color="auto" w:fill="FFFFFF"/>
         <w:spacing w:before="100" w:beforeAutospacing="1" w:after="100" w:afterAutospacing="1" w:line="240" w:lineRule="auto"/>
@@ -3824,7 +3187,7 @@
       <w:pPr>
         <w:numPr>
           <w:ilvl w:val="0"/>
-          <w:numId w:val="9"/>
+          <w:numId w:val="22"/>
         </w:numPr>
         <w:shd w:val="clear" w:color="auto" w:fill="FFFFFF"/>
         <w:spacing w:before="100" w:beforeAutospacing="1" w:after="100" w:afterAutospacing="1" w:line="240" w:lineRule="auto"/>
@@ -3851,7 +3214,7 @@
       <w:pPr>
         <w:numPr>
           <w:ilvl w:val="0"/>
-          <w:numId w:val="9"/>
+          <w:numId w:val="22"/>
         </w:numPr>
         <w:shd w:val="clear" w:color="auto" w:fill="FFFFFF"/>
         <w:spacing w:before="100" w:beforeAutospacing="1" w:after="100" w:afterAutospacing="1" w:line="240" w:lineRule="auto"/>
@@ -3922,7 +3285,7 @@
       <w:pPr>
         <w:numPr>
           <w:ilvl w:val="0"/>
-          <w:numId w:val="9"/>
+          <w:numId w:val="22"/>
         </w:numPr>
         <w:shd w:val="clear" w:color="auto" w:fill="FFFFFF"/>
         <w:spacing w:before="100" w:beforeAutospacing="1" w:after="100" w:afterAutospacing="1" w:line="240" w:lineRule="auto"/>
@@ -3994,23 +3357,23 @@
       <w:pPr>
         <w:spacing w:after="0" w:line="240" w:lineRule="auto"/>
         <w:rPr>
+          <w:rFonts w:ascii="Segoe UI" w:eastAsia="Times New Roman" w:hAnsi="Segoe UI" w:cs="Segoe UI"/>
+          <w:kern w:val="0"/>
+          <w:sz w:val="24"/>
+          <w:szCs w:val="24"/>
+          <w14:ligatures w14:val="none"/>
+        </w:rPr>
+      </w:pPr>
+      <w:r>
+        <w:rPr>
           <w:rFonts w:ascii="Times New Roman" w:eastAsia="Times New Roman" w:hAnsi="Times New Roman" w:cs="Times New Roman"/>
           <w:kern w:val="0"/>
           <w:sz w:val="24"/>
           <w:szCs w:val="24"/>
           <w14:ligatures w14:val="none"/>
         </w:rPr>
-      </w:pPr>
-      <w:r>
-        <w:rPr>
-          <w:rFonts w:ascii="Times New Roman" w:eastAsia="Times New Roman" w:hAnsi="Times New Roman" w:cs="Times New Roman"/>
-          <w:kern w:val="0"/>
-          <w:sz w:val="24"/>
-          <w:szCs w:val="24"/>
-          <w14:ligatures w14:val="none"/>
-        </w:rPr>
-        <w:pict w14:anchorId="222F61C2">
-          <v:rect id="_x0000_i1031" style="width:0;height:0" o:hrstd="t" o:hr="t" fillcolor="#a0a0a0" stroked="f"/>
+        <w:pict w14:anchorId="0AC540AB">
+          <v:rect id="_x0000_i1056" style="width:0;height:0" o:hrstd="t" o:hr="t" fillcolor="#a0a0a0" stroked="f"/>
         </w:pict>
       </w:r>
     </w:p>
@@ -4018,7 +3381,7 @@
       <w:pPr>
         <w:numPr>
           <w:ilvl w:val="0"/>
-          <w:numId w:val="10"/>
+          <w:numId w:val="23"/>
         </w:numPr>
         <w:shd w:val="clear" w:color="auto" w:fill="FFFFFF"/>
         <w:spacing w:after="0" w:line="240" w:lineRule="auto"/>
@@ -4033,718 +3396,672 @@
       <w:r>
         <w:rPr>
           <w:rFonts w:ascii="Arial" w:eastAsia="Times New Roman" w:hAnsi="Arial" w:cs="Arial"/>
-          <w:kern w:val="0"/>
-          <w:sz w:val="24"/>
-          <w:szCs w:val="24"/>
-          <w14:ligatures w14:val="none"/>
-        </w:rPr>
-        <w:t>If the vehicle is a </w:t>
-      </w:r>
-      <w:r>
-        <w:rPr>
-          <w:rFonts w:ascii="Arial" w:eastAsia="Times New Roman" w:hAnsi="Arial" w:cs="Arial"/>
-          <w:b/>
-          <w:bCs/>
-          <w:kern w:val="0"/>
-          <w:sz w:val="24"/>
-          <w:szCs w:val="24"/>
-          <w14:ligatures w14:val="none"/>
-        </w:rPr>
-        <w:t>total loss or borderline total, always code your CCC estimate Point of Impact as a 15</w:t>
-      </w:r>
-      <w:r>
-        <w:rPr>
-          <w:rFonts w:ascii="Arial" w:eastAsia="Times New Roman" w:hAnsi="Arial" w:cs="Arial"/>
-          <w:kern w:val="0"/>
-          <w:sz w:val="24"/>
-          <w:szCs w:val="24"/>
-          <w14:ligatures w14:val="none"/>
-        </w:rPr>
-        <w:t> Total Loss and under the Settlement Tab – Settlement Decision select Total Loss.   </w:t>
-      </w:r>
-    </w:p>
-    <w:p>
-      <w:pPr>
-        <w:numPr>
-          <w:ilvl w:val="0"/>
-          <w:numId w:val="10"/>
+          <w:color w:val="000000"/>
+          <w:kern w:val="0"/>
+          <w:sz w:val="24"/>
+          <w:szCs w:val="24"/>
+          <w14:ligatures w14:val="none"/>
+        </w:rPr>
+        <w:t>If the vehicle is a total loss or borderline total, always code your CCC estimate Point of Impact as a 15 Total Loss and under the Settlement Tab – Settlement Decision select Total Loss</w:t>
+      </w:r>
+    </w:p>
+    <w:p>
+      <w:pPr>
+        <w:numPr>
+          <w:ilvl w:val="0"/>
+          <w:numId w:val="23"/>
         </w:numPr>
         <w:shd w:val="clear" w:color="auto" w:fill="FFFFFF"/>
         <w:spacing w:after="0" w:line="240" w:lineRule="auto"/>
         <w:rPr>
           <w:rFonts w:ascii="Segoe UI" w:eastAsia="Times New Roman" w:hAnsi="Segoe UI" w:cs="Segoe UI"/>
-          <w:kern w:val="0"/>
-          <w:sz w:val="24"/>
-          <w:szCs w:val="24"/>
-          <w14:ligatures w14:val="none"/>
-        </w:rPr>
-      </w:pPr>
-      <w:r>
-        <w:rPr>
-          <w:rFonts w:ascii="Arial" w:eastAsia="Times New Roman" w:hAnsi="Arial" w:cs="Arial"/>
-          <w:kern w:val="0"/>
-          <w:sz w:val="24"/>
-          <w:szCs w:val="24"/>
-          <w14:ligatures w14:val="none"/>
-        </w:rPr>
-        <w:t xml:space="preserve">When the estimate reaches 65% of NADA value, run a CCC evaluation to determine if it is </w:t>
+          <w:color w:val="000000"/>
+          <w:kern w:val="0"/>
+          <w:sz w:val="24"/>
+          <w:szCs w:val="24"/>
+          <w14:ligatures w14:val="none"/>
+        </w:rPr>
+      </w:pPr>
+      <w:r>
+        <w:rPr>
+          <w:rFonts w:ascii="Arial" w:eastAsia="Times New Roman" w:hAnsi="Arial" w:cs="Arial"/>
+          <w:color w:val="000000"/>
+          <w:kern w:val="0"/>
+          <w:sz w:val="24"/>
+          <w:szCs w:val="24"/>
+          <w14:ligatures w14:val="none"/>
+        </w:rPr>
+        <w:t xml:space="preserve">Fill out the CCC Valuation form in its entirety and call into </w:t>
       </w:r>
       <w:proofErr w:type="gramStart"/>
       <w:r>
         <w:rPr>
           <w:rFonts w:ascii="Arial" w:eastAsia="Times New Roman" w:hAnsi="Arial" w:cs="Arial"/>
-          <w:kern w:val="0"/>
-          <w:sz w:val="24"/>
-          <w:szCs w:val="24"/>
-          <w14:ligatures w14:val="none"/>
-        </w:rPr>
-        <w:t>actually a</w:t>
+          <w:color w:val="000000"/>
+          <w:kern w:val="0"/>
+          <w:sz w:val="24"/>
+          <w:szCs w:val="24"/>
+          <w14:ligatures w14:val="none"/>
+        </w:rPr>
+        <w:t>CCC  Include</w:t>
       </w:r>
       <w:proofErr w:type="gramEnd"/>
       <w:r>
         <w:rPr>
           <w:rFonts w:ascii="Arial" w:eastAsia="Times New Roman" w:hAnsi="Arial" w:cs="Arial"/>
-          <w:kern w:val="0"/>
-          <w:sz w:val="24"/>
-          <w:szCs w:val="24"/>
-          <w14:ligatures w14:val="none"/>
-        </w:rPr>
-        <w:t xml:space="preserve"> TL as NADA values are currently low.</w:t>
-      </w:r>
-    </w:p>
-    <w:p>
-      <w:pPr>
-        <w:numPr>
-          <w:ilvl w:val="0"/>
-          <w:numId w:val="10"/>
+          <w:color w:val="000000"/>
+          <w:kern w:val="0"/>
+          <w:sz w:val="24"/>
+          <w:szCs w:val="24"/>
+          <w14:ligatures w14:val="none"/>
+        </w:rPr>
+        <w:t xml:space="preserve"> the request number in your Appraiser Report.</w:t>
+      </w:r>
+    </w:p>
+    <w:p>
+      <w:pPr>
+        <w:numPr>
+          <w:ilvl w:val="0"/>
+          <w:numId w:val="23"/>
         </w:numPr>
         <w:shd w:val="clear" w:color="auto" w:fill="FFFFFF"/>
         <w:spacing w:after="0" w:line="240" w:lineRule="auto"/>
         <w:rPr>
           <w:rFonts w:ascii="Segoe UI" w:eastAsia="Times New Roman" w:hAnsi="Segoe UI" w:cs="Segoe UI"/>
-          <w:kern w:val="0"/>
-          <w:sz w:val="24"/>
-          <w:szCs w:val="24"/>
-          <w14:ligatures w14:val="none"/>
-        </w:rPr>
-      </w:pPr>
-      <w:r>
-        <w:rPr>
-          <w:rFonts w:ascii="Arial" w:eastAsia="Times New Roman" w:hAnsi="Arial" w:cs="Arial"/>
-          <w:kern w:val="0"/>
-          <w:sz w:val="24"/>
-          <w:szCs w:val="24"/>
-          <w14:ligatures w14:val="none"/>
-        </w:rPr>
-        <w:t xml:space="preserve">Fill out the CCC Valuation form in its entirety and call into </w:t>
+          <w:color w:val="000000"/>
+          <w:kern w:val="0"/>
+          <w:sz w:val="24"/>
+          <w:szCs w:val="24"/>
+          <w14:ligatures w14:val="none"/>
+        </w:rPr>
+      </w:pPr>
+      <w:r>
+        <w:rPr>
+          <w:rFonts w:ascii="Arial" w:eastAsia="Times New Roman" w:hAnsi="Arial" w:cs="Arial"/>
+          <w:color w:val="000000"/>
+          <w:kern w:val="0"/>
+          <w:sz w:val="24"/>
+          <w:szCs w:val="24"/>
+          <w14:ligatures w14:val="none"/>
+        </w:rPr>
+        <w:t>All condition ratings must include detailed comments on the CCC Form.</w:t>
+      </w:r>
+    </w:p>
+    <w:p>
+      <w:pPr>
+        <w:numPr>
+          <w:ilvl w:val="0"/>
+          <w:numId w:val="23"/>
+        </w:numPr>
+        <w:shd w:val="clear" w:color="auto" w:fill="FFFFFF"/>
+        <w:spacing w:after="0" w:line="240" w:lineRule="auto"/>
+        <w:rPr>
+          <w:rFonts w:ascii="Segoe UI" w:eastAsia="Times New Roman" w:hAnsi="Segoe UI" w:cs="Segoe UI"/>
+          <w:color w:val="000000"/>
+          <w:kern w:val="0"/>
+          <w:sz w:val="24"/>
+          <w:szCs w:val="24"/>
+          <w14:ligatures w14:val="none"/>
+        </w:rPr>
+      </w:pPr>
+      <w:r>
+        <w:rPr>
+          <w:rFonts w:ascii="Arial" w:eastAsia="Times New Roman" w:hAnsi="Arial" w:cs="Arial"/>
+          <w:color w:val="000000"/>
+          <w:kern w:val="0"/>
+          <w:sz w:val="24"/>
+          <w:szCs w:val="24"/>
+          <w14:ligatures w14:val="none"/>
+        </w:rPr>
+        <w:t>You must also advise the CCC Rep to add the comments to the report when calling in the evaluation.</w:t>
+      </w:r>
+    </w:p>
+    <w:p>
+      <w:pPr>
+        <w:numPr>
+          <w:ilvl w:val="0"/>
+          <w:numId w:val="23"/>
+        </w:numPr>
+        <w:shd w:val="clear" w:color="auto" w:fill="FFFFFF"/>
+        <w:spacing w:after="0" w:line="240" w:lineRule="auto"/>
+        <w:rPr>
+          <w:rFonts w:ascii="Segoe UI" w:eastAsia="Times New Roman" w:hAnsi="Segoe UI" w:cs="Segoe UI"/>
+          <w:color w:val="000000"/>
+          <w:kern w:val="0"/>
+          <w:sz w:val="24"/>
+          <w:szCs w:val="24"/>
+          <w14:ligatures w14:val="none"/>
+        </w:rPr>
+      </w:pPr>
+      <w:r>
+        <w:rPr>
+          <w:rFonts w:ascii="Arial" w:eastAsia="Times New Roman" w:hAnsi="Arial" w:cs="Arial"/>
+          <w:color w:val="000000"/>
+          <w:kern w:val="0"/>
+          <w:sz w:val="24"/>
+          <w:szCs w:val="24"/>
+          <w14:ligatures w14:val="none"/>
+        </w:rPr>
+        <w:t xml:space="preserve">CCC </w:t>
       </w:r>
       <w:proofErr w:type="gramStart"/>
       <w:r>
         <w:rPr>
           <w:rFonts w:ascii="Arial" w:eastAsia="Times New Roman" w:hAnsi="Arial" w:cs="Arial"/>
-          <w:kern w:val="0"/>
-          <w:sz w:val="24"/>
-          <w:szCs w:val="24"/>
-          <w14:ligatures w14:val="none"/>
-        </w:rPr>
-        <w:t>CCC  Include</w:t>
+          <w:color w:val="000000"/>
+          <w:kern w:val="0"/>
+          <w:sz w:val="24"/>
+          <w:szCs w:val="24"/>
+          <w14:ligatures w14:val="none"/>
+        </w:rPr>
+        <w:t>ID’s</w:t>
       </w:r>
       <w:proofErr w:type="gramEnd"/>
       <w:r>
         <w:rPr>
           <w:rFonts w:ascii="Arial" w:eastAsia="Times New Roman" w:hAnsi="Arial" w:cs="Arial"/>
-          <w:kern w:val="0"/>
-          <w:sz w:val="24"/>
-          <w:szCs w:val="24"/>
-          <w14:ligatures w14:val="none"/>
-        </w:rPr>
-        <w:t xml:space="preserve"> the request number in your Appraiser Report.</w:t>
-      </w:r>
-    </w:p>
-    <w:p>
-      <w:pPr>
-        <w:numPr>
-          <w:ilvl w:val="0"/>
-          <w:numId w:val="10"/>
-        </w:numPr>
-        <w:shd w:val="clear" w:color="auto" w:fill="FFFFFF"/>
-        <w:spacing w:before="100" w:beforeAutospacing="1" w:after="100" w:afterAutospacing="1" w:line="240" w:lineRule="auto"/>
-        <w:rPr>
-          <w:rFonts w:ascii="Segoe UI" w:eastAsia="Times New Roman" w:hAnsi="Segoe UI" w:cs="Segoe UI"/>
-          <w:kern w:val="0"/>
-          <w:sz w:val="24"/>
-          <w:szCs w:val="24"/>
-          <w14:ligatures w14:val="none"/>
-        </w:rPr>
-      </w:pPr>
-      <w:r>
-        <w:rPr>
-          <w:rFonts w:ascii="Arial" w:eastAsia="Times New Roman" w:hAnsi="Arial" w:cs="Arial"/>
-          <w:color w:val="FF0000"/>
-          <w:kern w:val="0"/>
-          <w:sz w:val="24"/>
-          <w:szCs w:val="24"/>
-          <w14:ligatures w14:val="none"/>
-        </w:rPr>
-        <w:t>On the settlements tab in CCC One, fill out the BASE VALUE and the OWNER RETAINED SALVAGE.  You should not have an issue with the salvage/pro quote, if you do not get an instant value leave the field blank and note your appraiser report with the request number and ‘no instant value</w:t>
-      </w:r>
-      <w:r>
-        <w:rPr>
-          <w:rFonts w:ascii="Arial" w:eastAsia="Times New Roman" w:hAnsi="Arial" w:cs="Arial"/>
-          <w:kern w:val="0"/>
-          <w:sz w:val="24"/>
-          <w:szCs w:val="24"/>
-          <w14:ligatures w14:val="none"/>
-        </w:rPr>
-        <w:t>.’</w:t>
-      </w:r>
-    </w:p>
-    <w:p>
-      <w:pPr>
-        <w:numPr>
-          <w:ilvl w:val="0"/>
-          <w:numId w:val="10"/>
+          <w:color w:val="000000"/>
+          <w:kern w:val="0"/>
+          <w:sz w:val="24"/>
+          <w:szCs w:val="24"/>
+          <w14:ligatures w14:val="none"/>
+        </w:rPr>
+        <w:t xml:space="preserve"> for Liberty and Safeco:</w:t>
+      </w:r>
+    </w:p>
+    <w:p>
+      <w:pPr>
+        <w:numPr>
+          <w:ilvl w:val="0"/>
+          <w:numId w:val="23"/>
         </w:numPr>
         <w:shd w:val="clear" w:color="auto" w:fill="FFFFFF"/>
         <w:spacing w:after="0" w:line="240" w:lineRule="auto"/>
         <w:rPr>
           <w:rFonts w:ascii="Segoe UI" w:eastAsia="Times New Roman" w:hAnsi="Segoe UI" w:cs="Segoe UI"/>
-          <w:kern w:val="0"/>
-          <w:sz w:val="24"/>
-          <w:szCs w:val="24"/>
-          <w14:ligatures w14:val="none"/>
-        </w:rPr>
-      </w:pPr>
-      <w:r>
-        <w:rPr>
-          <w:rFonts w:ascii="Arial" w:eastAsia="Times New Roman" w:hAnsi="Arial" w:cs="Arial"/>
-          <w:kern w:val="0"/>
-          <w:sz w:val="24"/>
-          <w:szCs w:val="24"/>
-          <w14:ligatures w14:val="none"/>
-        </w:rPr>
-        <w:t>All condition ratings must include detailed comments on the CCC Form.</w:t>
-      </w:r>
-    </w:p>
-    <w:p>
-      <w:pPr>
-        <w:numPr>
-          <w:ilvl w:val="0"/>
-          <w:numId w:val="10"/>
+          <w:color w:val="000000"/>
+          <w:kern w:val="0"/>
+          <w:sz w:val="24"/>
+          <w:szCs w:val="24"/>
+          <w14:ligatures w14:val="none"/>
+        </w:rPr>
+      </w:pPr>
+      <w:r>
+        <w:rPr>
+          <w:rFonts w:ascii="Arial" w:eastAsia="Times New Roman" w:hAnsi="Arial" w:cs="Arial"/>
+          <w:color w:val="000000"/>
+          <w:kern w:val="0"/>
+          <w:sz w:val="24"/>
+          <w:szCs w:val="24"/>
+          <w14:ligatures w14:val="none"/>
+        </w:rPr>
+        <w:t>Liberty Mutual – Personal Auto (all states except MO and RI) – 04319</w:t>
+      </w:r>
+    </w:p>
+    <w:p>
+      <w:pPr>
+        <w:numPr>
+          <w:ilvl w:val="0"/>
+          <w:numId w:val="23"/>
         </w:numPr>
         <w:shd w:val="clear" w:color="auto" w:fill="FFFFFF"/>
         <w:spacing w:after="0" w:line="240" w:lineRule="auto"/>
         <w:rPr>
           <w:rFonts w:ascii="Segoe UI" w:eastAsia="Times New Roman" w:hAnsi="Segoe UI" w:cs="Segoe UI"/>
-          <w:kern w:val="0"/>
-          <w:sz w:val="24"/>
-          <w:szCs w:val="24"/>
-          <w14:ligatures w14:val="none"/>
-        </w:rPr>
-      </w:pPr>
-      <w:r>
-        <w:rPr>
-          <w:rFonts w:ascii="Arial" w:eastAsia="Times New Roman" w:hAnsi="Arial" w:cs="Arial"/>
-          <w:kern w:val="0"/>
-          <w:sz w:val="24"/>
-          <w:szCs w:val="24"/>
-          <w14:ligatures w14:val="none"/>
-        </w:rPr>
-        <w:t>You must also advise the CCC Rep to add the comments to the report when calling in the evaluation.</w:t>
-      </w:r>
-    </w:p>
-    <w:p>
-      <w:pPr>
-        <w:numPr>
-          <w:ilvl w:val="0"/>
-          <w:numId w:val="10"/>
+          <w:color w:val="000000"/>
+          <w:kern w:val="0"/>
+          <w:sz w:val="24"/>
+          <w:szCs w:val="24"/>
+          <w14:ligatures w14:val="none"/>
+        </w:rPr>
+      </w:pPr>
+      <w:r>
+        <w:rPr>
+          <w:rFonts w:ascii="Arial" w:eastAsia="Times New Roman" w:hAnsi="Arial" w:cs="Arial"/>
+          <w:color w:val="000000"/>
+          <w:kern w:val="0"/>
+          <w:sz w:val="24"/>
+          <w:szCs w:val="24"/>
+          <w14:ligatures w14:val="none"/>
+        </w:rPr>
+        <w:t>Liberty Mutual – Personal Auto (MO) – 05792</w:t>
+      </w:r>
+    </w:p>
+    <w:p>
+      <w:pPr>
+        <w:numPr>
+          <w:ilvl w:val="0"/>
+          <w:numId w:val="23"/>
         </w:numPr>
         <w:shd w:val="clear" w:color="auto" w:fill="FFFFFF"/>
         <w:spacing w:after="0" w:line="240" w:lineRule="auto"/>
         <w:rPr>
           <w:rFonts w:ascii="Segoe UI" w:eastAsia="Times New Roman" w:hAnsi="Segoe UI" w:cs="Segoe UI"/>
-          <w:kern w:val="0"/>
-          <w:sz w:val="24"/>
-          <w:szCs w:val="24"/>
-          <w14:ligatures w14:val="none"/>
-        </w:rPr>
-      </w:pPr>
-      <w:r>
-        <w:rPr>
-          <w:rFonts w:ascii="Arial" w:eastAsia="Times New Roman" w:hAnsi="Arial" w:cs="Arial"/>
-          <w:kern w:val="0"/>
-          <w:sz w:val="24"/>
-          <w:szCs w:val="24"/>
-          <w14:ligatures w14:val="none"/>
-        </w:rPr>
-        <w:t xml:space="preserve">CCC </w:t>
+          <w:color w:val="000000"/>
+          <w:kern w:val="0"/>
+          <w:sz w:val="24"/>
+          <w:szCs w:val="24"/>
+          <w14:ligatures w14:val="none"/>
+        </w:rPr>
+      </w:pPr>
+      <w:r>
+        <w:rPr>
+          <w:rFonts w:ascii="Arial" w:eastAsia="Times New Roman" w:hAnsi="Arial" w:cs="Arial"/>
+          <w:color w:val="000000"/>
+          <w:kern w:val="0"/>
+          <w:sz w:val="24"/>
+          <w:szCs w:val="24"/>
+          <w14:ligatures w14:val="none"/>
+        </w:rPr>
+        <w:t>Liberty Mutual – Personal Auto (RI) – 04321</w:t>
+      </w:r>
+    </w:p>
+    <w:p>
+      <w:pPr>
+        <w:numPr>
+          <w:ilvl w:val="0"/>
+          <w:numId w:val="23"/>
+        </w:numPr>
+        <w:shd w:val="clear" w:color="auto" w:fill="FFFFFF"/>
+        <w:spacing w:after="0" w:line="240" w:lineRule="auto"/>
+        <w:rPr>
+          <w:rFonts w:ascii="Segoe UI" w:eastAsia="Times New Roman" w:hAnsi="Segoe UI" w:cs="Segoe UI"/>
+          <w:color w:val="000000"/>
+          <w:kern w:val="0"/>
+          <w:sz w:val="24"/>
+          <w:szCs w:val="24"/>
+          <w14:ligatures w14:val="none"/>
+        </w:rPr>
+      </w:pPr>
+      <w:r>
+        <w:rPr>
+          <w:rFonts w:ascii="Arial" w:eastAsia="Times New Roman" w:hAnsi="Arial" w:cs="Arial"/>
+          <w:color w:val="000000"/>
+          <w:kern w:val="0"/>
+          <w:sz w:val="24"/>
+          <w:szCs w:val="24"/>
+          <w14:ligatures w14:val="none"/>
+        </w:rPr>
+        <w:t>Liberty Mutual – Specialty (Motorcycle, RV, Commercial, Classic, etc.) – 04320</w:t>
+      </w:r>
+    </w:p>
+    <w:p>
+      <w:pPr>
+        <w:numPr>
+          <w:ilvl w:val="0"/>
+          <w:numId w:val="23"/>
+        </w:numPr>
+        <w:shd w:val="clear" w:color="auto" w:fill="FFFFFF"/>
+        <w:spacing w:after="0" w:line="240" w:lineRule="auto"/>
+        <w:rPr>
+          <w:rFonts w:ascii="Segoe UI" w:eastAsia="Times New Roman" w:hAnsi="Segoe UI" w:cs="Segoe UI"/>
+          <w:color w:val="000000"/>
+          <w:kern w:val="0"/>
+          <w:sz w:val="24"/>
+          <w:szCs w:val="24"/>
+          <w14:ligatures w14:val="none"/>
+        </w:rPr>
+      </w:pPr>
+      <w:r>
+        <w:rPr>
+          <w:rFonts w:ascii="Arial" w:eastAsia="Times New Roman" w:hAnsi="Arial" w:cs="Arial"/>
+          <w:color w:val="000000"/>
+          <w:kern w:val="0"/>
+          <w:sz w:val="24"/>
+          <w:szCs w:val="24"/>
+          <w14:ligatures w14:val="none"/>
+        </w:rPr>
+        <w:t xml:space="preserve">Before you leave the shop, always discuss and attempt to negotiate any tow, storage or advance charges i.e. partial repairs, teardowns, etc. </w:t>
       </w:r>
       <w:proofErr w:type="gramStart"/>
       <w:r>
         <w:rPr>
           <w:rFonts w:ascii="Arial" w:eastAsia="Times New Roman" w:hAnsi="Arial" w:cs="Arial"/>
-          <w:kern w:val="0"/>
-          <w:sz w:val="24"/>
-          <w:szCs w:val="24"/>
-          <w14:ligatures w14:val="none"/>
-        </w:rPr>
-        <w:t>ID’s</w:t>
+          <w:color w:val="000000"/>
+          <w:kern w:val="0"/>
+          <w:sz w:val="24"/>
+          <w:szCs w:val="24"/>
+          <w14:ligatures w14:val="none"/>
+        </w:rPr>
+        <w:t>And,</w:t>
       </w:r>
       <w:proofErr w:type="gramEnd"/>
       <w:r>
         <w:rPr>
           <w:rFonts w:ascii="Arial" w:eastAsia="Times New Roman" w:hAnsi="Arial" w:cs="Arial"/>
-          <w:kern w:val="0"/>
-          <w:sz w:val="24"/>
-          <w:szCs w:val="24"/>
-          <w14:ligatures w14:val="none"/>
-        </w:rPr>
-        <w:t xml:space="preserve"> for Liberty and Safeco:</w:t>
-      </w:r>
-    </w:p>
-    <w:p>
-      <w:pPr>
-        <w:numPr>
-          <w:ilvl w:val="0"/>
-          <w:numId w:val="10"/>
+          <w:color w:val="000000"/>
+          <w:kern w:val="0"/>
+          <w:sz w:val="24"/>
+          <w:szCs w:val="24"/>
+          <w14:ligatures w14:val="none"/>
+        </w:rPr>
+        <w:t xml:space="preserve"> explain these negotiations in your Appraisal Report.</w:t>
+      </w:r>
+    </w:p>
+    <w:p>
+      <w:pPr>
+        <w:numPr>
+          <w:ilvl w:val="0"/>
+          <w:numId w:val="23"/>
         </w:numPr>
         <w:shd w:val="clear" w:color="auto" w:fill="FFFFFF"/>
         <w:spacing w:after="0" w:line="240" w:lineRule="auto"/>
         <w:rPr>
           <w:rFonts w:ascii="Segoe UI" w:eastAsia="Times New Roman" w:hAnsi="Segoe UI" w:cs="Segoe UI"/>
-          <w:kern w:val="0"/>
-          <w:sz w:val="24"/>
-          <w:szCs w:val="24"/>
-          <w14:ligatures w14:val="none"/>
-        </w:rPr>
-      </w:pPr>
-      <w:r>
-        <w:rPr>
-          <w:rFonts w:ascii="Arial" w:eastAsia="Times New Roman" w:hAnsi="Arial" w:cs="Arial"/>
-          <w:kern w:val="0"/>
-          <w:sz w:val="24"/>
-          <w:szCs w:val="24"/>
-          <w14:ligatures w14:val="none"/>
-        </w:rPr>
-        <w:t>Liberty Mutual – Personal Auto (all states except RI and VT) – 04319</w:t>
-      </w:r>
-    </w:p>
-    <w:p>
-      <w:pPr>
-        <w:numPr>
-          <w:ilvl w:val="0"/>
-          <w:numId w:val="10"/>
+          <w:color w:val="000000"/>
+          <w:kern w:val="0"/>
+          <w:sz w:val="24"/>
+          <w:szCs w:val="24"/>
+          <w14:ligatures w14:val="none"/>
+        </w:rPr>
+      </w:pPr>
+      <w:r>
+        <w:rPr>
+          <w:rFonts w:ascii="Arial" w:eastAsia="Times New Roman" w:hAnsi="Arial" w:cs="Arial"/>
+          <w:color w:val="000000"/>
+          <w:kern w:val="0"/>
+          <w:sz w:val="24"/>
+          <w:szCs w:val="24"/>
+          <w14:ligatures w14:val="none"/>
+        </w:rPr>
+        <w:t>For LM and Safeco - Obtain a salvage quote:</w:t>
+      </w:r>
+    </w:p>
+    <w:p>
+      <w:pPr>
+        <w:numPr>
+          <w:ilvl w:val="0"/>
+          <w:numId w:val="23"/>
         </w:numPr>
         <w:shd w:val="clear" w:color="auto" w:fill="FFFFFF"/>
         <w:spacing w:after="0" w:line="240" w:lineRule="auto"/>
         <w:rPr>
           <w:rFonts w:ascii="Segoe UI" w:eastAsia="Times New Roman" w:hAnsi="Segoe UI" w:cs="Segoe UI"/>
-          <w:kern w:val="0"/>
-          <w:sz w:val="24"/>
-          <w:szCs w:val="24"/>
-          <w14:ligatures w14:val="none"/>
-        </w:rPr>
-      </w:pPr>
-      <w:r>
-        <w:rPr>
-          <w:rFonts w:ascii="Arial" w:eastAsia="Times New Roman" w:hAnsi="Arial" w:cs="Arial"/>
-          <w:kern w:val="0"/>
-          <w:sz w:val="24"/>
-          <w:szCs w:val="24"/>
-          <w14:ligatures w14:val="none"/>
-        </w:rPr>
-        <w:t>Liberty Mutual – Personal Auto (RI and VT only) – 04321</w:t>
-      </w:r>
-    </w:p>
-    <w:p>
-      <w:pPr>
-        <w:numPr>
-          <w:ilvl w:val="0"/>
-          <w:numId w:val="10"/>
+          <w:color w:val="000000"/>
+          <w:kern w:val="0"/>
+          <w:sz w:val="24"/>
+          <w:szCs w:val="24"/>
+          <w14:ligatures w14:val="none"/>
+        </w:rPr>
+      </w:pPr>
+      <w:r>
+        <w:rPr>
+          <w:rFonts w:ascii="Arial" w:eastAsia="Times New Roman" w:hAnsi="Arial" w:cs="Arial"/>
+          <w:color w:val="000000"/>
+          <w:kern w:val="0"/>
+          <w:sz w:val="24"/>
+          <w:szCs w:val="24"/>
+          <w14:ligatures w14:val="none"/>
+        </w:rPr>
+        <w:t>For AZ, IL and WA call IAA for Bid Fast Salvage Bid 800 422 2897. </w:t>
+      </w:r>
+    </w:p>
+    <w:p>
+      <w:pPr>
+        <w:numPr>
+          <w:ilvl w:val="0"/>
+          <w:numId w:val="23"/>
         </w:numPr>
         <w:shd w:val="clear" w:color="auto" w:fill="FFFFFF"/>
         <w:spacing w:after="0" w:line="240" w:lineRule="auto"/>
         <w:rPr>
           <w:rFonts w:ascii="Segoe UI" w:eastAsia="Times New Roman" w:hAnsi="Segoe UI" w:cs="Segoe UI"/>
-          <w:kern w:val="0"/>
-          <w:sz w:val="24"/>
-          <w:szCs w:val="24"/>
-          <w14:ligatures w14:val="none"/>
-        </w:rPr>
-      </w:pPr>
-      <w:r>
-        <w:rPr>
-          <w:rFonts w:ascii="Arial" w:eastAsia="Times New Roman" w:hAnsi="Arial" w:cs="Arial"/>
-          <w:kern w:val="0"/>
-          <w:sz w:val="24"/>
-          <w:szCs w:val="24"/>
-          <w14:ligatures w14:val="none"/>
-        </w:rPr>
-        <w:t>Liberty Mutual – Specialty (Motorcycle, RV, Commercial, Classic, etc.) – 04320</w:t>
-      </w:r>
-    </w:p>
-    <w:p>
-      <w:pPr>
-        <w:numPr>
-          <w:ilvl w:val="0"/>
-          <w:numId w:val="10"/>
+          <w:color w:val="000000"/>
+          <w:kern w:val="0"/>
+          <w:sz w:val="24"/>
+          <w:szCs w:val="24"/>
+          <w14:ligatures w14:val="none"/>
+        </w:rPr>
+      </w:pPr>
+      <w:r>
+        <w:rPr>
+          <w:rFonts w:ascii="Arial" w:eastAsia="Times New Roman" w:hAnsi="Arial" w:cs="Arial"/>
+          <w:color w:val="000000"/>
+          <w:kern w:val="0"/>
+          <w:sz w:val="24"/>
+          <w:szCs w:val="24"/>
+          <w14:ligatures w14:val="none"/>
+        </w:rPr>
+        <w:lastRenderedPageBreak/>
+        <w:t xml:space="preserve">All other states call for a Copart </w:t>
+      </w:r>
+      <w:proofErr w:type="spellStart"/>
+      <w:r>
+        <w:rPr>
+          <w:rFonts w:ascii="Arial" w:eastAsia="Times New Roman" w:hAnsi="Arial" w:cs="Arial"/>
+          <w:color w:val="000000"/>
+          <w:kern w:val="0"/>
+          <w:sz w:val="24"/>
+          <w:szCs w:val="24"/>
+          <w14:ligatures w14:val="none"/>
+        </w:rPr>
+        <w:t>ProQuote</w:t>
+      </w:r>
+      <w:proofErr w:type="spellEnd"/>
+      <w:r>
+        <w:rPr>
+          <w:rFonts w:ascii="Arial" w:eastAsia="Times New Roman" w:hAnsi="Arial" w:cs="Arial"/>
+          <w:color w:val="000000"/>
+          <w:kern w:val="0"/>
+          <w:sz w:val="24"/>
+          <w:szCs w:val="24"/>
+          <w14:ligatures w14:val="none"/>
+        </w:rPr>
+        <w:t xml:space="preserve"> 800 269 4885 or </w:t>
+      </w:r>
+      <w:proofErr w:type="gramStart"/>
+      <w:r>
+        <w:rPr>
+          <w:rFonts w:ascii="Arial" w:eastAsia="Times New Roman" w:hAnsi="Arial" w:cs="Arial"/>
+          <w:color w:val="000000"/>
+          <w:kern w:val="0"/>
+          <w:sz w:val="24"/>
+          <w:szCs w:val="24"/>
+          <w14:ligatures w14:val="none"/>
+        </w:rPr>
+        <w:t>Log</w:t>
+      </w:r>
+      <w:proofErr w:type="gramEnd"/>
+      <w:r>
+        <w:rPr>
+          <w:rFonts w:ascii="Arial" w:eastAsia="Times New Roman" w:hAnsi="Arial" w:cs="Arial"/>
+          <w:color w:val="000000"/>
+          <w:kern w:val="0"/>
+          <w:sz w:val="24"/>
+          <w:szCs w:val="24"/>
+          <w14:ligatures w14:val="none"/>
+        </w:rPr>
+        <w:t xml:space="preserve"> in to the website: </w:t>
+      </w:r>
+      <w:hyperlink r:id="rId9" w:history="1">
+        <w:r>
+          <w:rPr>
+            <w:rFonts w:ascii="Arial" w:eastAsia="Times New Roman" w:hAnsi="Arial" w:cs="Arial"/>
+            <w:color w:val="E95420"/>
+            <w:kern w:val="0"/>
+            <w:u w:val="single"/>
+            <w14:ligatures w14:val="none"/>
+          </w:rPr>
+          <w:t>https://seller.copart.com/login.html</w:t>
+        </w:r>
+      </w:hyperlink>
+      <w:r>
+        <w:rPr>
+          <w:rFonts w:ascii="Arial" w:eastAsia="Times New Roman" w:hAnsi="Arial" w:cs="Arial"/>
+          <w:color w:val="000000"/>
+          <w:kern w:val="0"/>
+          <w14:ligatures w14:val="none"/>
+        </w:rPr>
+        <w:br/>
+      </w:r>
+    </w:p>
+    <w:p>
+      <w:pPr>
+        <w:numPr>
+          <w:ilvl w:val="0"/>
+          <w:numId w:val="23"/>
         </w:numPr>
         <w:shd w:val="clear" w:color="auto" w:fill="FFFFFF"/>
         <w:spacing w:after="0" w:line="240" w:lineRule="auto"/>
         <w:rPr>
           <w:rFonts w:ascii="Segoe UI" w:eastAsia="Times New Roman" w:hAnsi="Segoe UI" w:cs="Segoe UI"/>
-          <w:kern w:val="0"/>
-          <w:sz w:val="24"/>
-          <w:szCs w:val="24"/>
-          <w14:ligatures w14:val="none"/>
-        </w:rPr>
-      </w:pPr>
-      <w:r>
-        <w:rPr>
-          <w:rFonts w:ascii="Arial" w:eastAsia="Times New Roman" w:hAnsi="Arial" w:cs="Arial"/>
-          <w:kern w:val="0"/>
-          <w:sz w:val="24"/>
-          <w:szCs w:val="24"/>
-          <w14:ligatures w14:val="none"/>
-        </w:rPr>
-        <w:t xml:space="preserve">Safeco – If the claim number starts ‘04’, use CCC ID 04319. Also, if it's a "04" claim number, when calling in a CCC valuation you must add two 00 pre the last two digits of the claim number. For </w:t>
+          <w:color w:val="000000"/>
+          <w:kern w:val="0"/>
+          <w:sz w:val="24"/>
+          <w:szCs w:val="24"/>
+          <w14:ligatures w14:val="none"/>
+        </w:rPr>
+      </w:pPr>
+      <w:r>
+        <w:rPr>
+          <w:rFonts w:ascii="Arial" w:eastAsia="Times New Roman" w:hAnsi="Arial" w:cs="Arial"/>
+          <w:color w:val="000000"/>
+          <w:kern w:val="0"/>
+          <w:sz w:val="24"/>
+          <w:szCs w:val="24"/>
+          <w14:ligatures w14:val="none"/>
+        </w:rPr>
+        <w:t>List the bid request number and bid amount on your Appraisal Report. </w:t>
+      </w:r>
+    </w:p>
+    <w:p>
+      <w:pPr>
+        <w:numPr>
+          <w:ilvl w:val="0"/>
+          <w:numId w:val="23"/>
+        </w:numPr>
+        <w:shd w:val="clear" w:color="auto" w:fill="FFFFFF"/>
+        <w:spacing w:after="0" w:line="240" w:lineRule="auto"/>
+        <w:rPr>
+          <w:rFonts w:ascii="Segoe UI" w:eastAsia="Times New Roman" w:hAnsi="Segoe UI" w:cs="Segoe UI"/>
+          <w:color w:val="000000"/>
+          <w:kern w:val="0"/>
+          <w:sz w:val="24"/>
+          <w:szCs w:val="24"/>
+          <w14:ligatures w14:val="none"/>
+        </w:rPr>
+      </w:pPr>
+      <w:r>
+        <w:rPr>
+          <w:rFonts w:ascii="Arial" w:eastAsia="Times New Roman" w:hAnsi="Arial" w:cs="Arial"/>
+          <w:color w:val="000000"/>
+          <w:kern w:val="0"/>
+          <w:sz w:val="24"/>
+          <w:szCs w:val="24"/>
+          <w14:ligatures w14:val="none"/>
+        </w:rPr>
+        <w:t>When calling Copart or IAA you will need to provide the vehicle ACV and estimated damage amount. Base the ACV on NADA ‘Clean Retail’ value unless CCC has provided you with an instant value. </w:t>
+      </w:r>
+    </w:p>
+    <w:p>
+      <w:pPr>
+        <w:numPr>
+          <w:ilvl w:val="0"/>
+          <w:numId w:val="23"/>
+        </w:numPr>
+        <w:shd w:val="clear" w:color="auto" w:fill="FFFFFF"/>
+        <w:spacing w:after="0" w:line="240" w:lineRule="auto"/>
+        <w:rPr>
+          <w:rFonts w:ascii="Segoe UI" w:eastAsia="Times New Roman" w:hAnsi="Segoe UI" w:cs="Segoe UI"/>
+          <w:color w:val="000000"/>
+          <w:kern w:val="0"/>
+          <w:sz w:val="24"/>
+          <w:szCs w:val="24"/>
+          <w14:ligatures w14:val="none"/>
+        </w:rPr>
+      </w:pPr>
+      <w:r>
+        <w:rPr>
+          <w:rFonts w:ascii="Arial" w:eastAsia="Times New Roman" w:hAnsi="Arial" w:cs="Arial"/>
+          <w:color w:val="000000"/>
+          <w:kern w:val="0"/>
+          <w:sz w:val="24"/>
+          <w:szCs w:val="24"/>
+          <w14:ligatures w14:val="none"/>
+        </w:rPr>
+        <w:t>VERY IMPORTANT: Mark Point of Impact in CCC estimate as Code 15 (total loss).  Select Total Loss for Settlement Decision under Settlements tab.</w:t>
+      </w:r>
+    </w:p>
+    <w:p>
+      <w:pPr>
+        <w:numPr>
+          <w:ilvl w:val="0"/>
+          <w:numId w:val="23"/>
+        </w:numPr>
+        <w:shd w:val="clear" w:color="auto" w:fill="FFFFFF"/>
+        <w:spacing w:after="0" w:line="240" w:lineRule="auto"/>
+        <w:rPr>
+          <w:rFonts w:ascii="Segoe UI" w:eastAsia="Times New Roman" w:hAnsi="Segoe UI" w:cs="Segoe UI"/>
+          <w:color w:val="000000"/>
+          <w:kern w:val="0"/>
+          <w:sz w:val="24"/>
+          <w:szCs w:val="24"/>
+          <w14:ligatures w14:val="none"/>
+        </w:rPr>
+      </w:pPr>
+      <w:r>
+        <w:rPr>
+          <w:rFonts w:ascii="Arial" w:eastAsia="Times New Roman" w:hAnsi="Arial" w:cs="Arial"/>
+          <w:color w:val="000000"/>
+          <w:kern w:val="0"/>
+          <w:sz w:val="24"/>
+          <w:szCs w:val="24"/>
+          <w14:ligatures w14:val="none"/>
+        </w:rPr>
+        <w:t>If there is Unrelated Prior Damage (UPD) on a vehicle, a separate UPD estimate must be written. </w:t>
+      </w:r>
+    </w:p>
+    <w:p>
+      <w:pPr>
+        <w:numPr>
+          <w:ilvl w:val="0"/>
+          <w:numId w:val="23"/>
+        </w:numPr>
+        <w:shd w:val="clear" w:color="auto" w:fill="FFFFFF"/>
+        <w:spacing w:after="0" w:line="240" w:lineRule="auto"/>
+        <w:rPr>
+          <w:rFonts w:ascii="Segoe UI" w:eastAsia="Times New Roman" w:hAnsi="Segoe UI" w:cs="Segoe UI"/>
+          <w:color w:val="000000"/>
+          <w:kern w:val="0"/>
+          <w:sz w:val="24"/>
+          <w:szCs w:val="24"/>
+          <w14:ligatures w14:val="none"/>
+        </w:rPr>
+      </w:pPr>
+      <w:r>
+        <w:rPr>
+          <w:rFonts w:ascii="Arial" w:eastAsia="Times New Roman" w:hAnsi="Arial" w:cs="Arial"/>
+          <w:color w:val="000000"/>
+          <w:kern w:val="0"/>
+          <w:sz w:val="24"/>
+          <w:szCs w:val="24"/>
+          <w14:ligatures w14:val="none"/>
+        </w:rPr>
+        <w:t xml:space="preserve">Total Loss </w:t>
       </w:r>
       <w:proofErr w:type="gramStart"/>
       <w:r>
         <w:rPr>
           <w:rFonts w:ascii="Arial" w:eastAsia="Times New Roman" w:hAnsi="Arial" w:cs="Arial"/>
-          <w:kern w:val="0"/>
-          <w:sz w:val="24"/>
-          <w:szCs w:val="24"/>
-          <w14:ligatures w14:val="none"/>
-        </w:rPr>
-        <w:t>example;</w:t>
+          <w:color w:val="000000"/>
+          <w:kern w:val="0"/>
+          <w:sz w:val="24"/>
+          <w:szCs w:val="24"/>
+          <w14:ligatures w14:val="none"/>
+        </w:rPr>
+        <w:t>threshold for</w:t>
       </w:r>
       <w:proofErr w:type="gramEnd"/>
       <w:r>
         <w:rPr>
           <w:rFonts w:ascii="Arial" w:eastAsia="Times New Roman" w:hAnsi="Arial" w:cs="Arial"/>
-          <w:kern w:val="0"/>
-          <w:sz w:val="24"/>
-          <w:szCs w:val="24"/>
-          <w14:ligatures w14:val="none"/>
-        </w:rPr>
-        <w:t xml:space="preserve"> if the claim # is ‘045328631-01’, call it into CCC as ‘045328631-0001’</w:t>
-      </w:r>
-    </w:p>
-    <w:p>
-      <w:pPr>
-        <w:numPr>
-          <w:ilvl w:val="0"/>
-          <w:numId w:val="10"/>
-        </w:numPr>
-        <w:shd w:val="clear" w:color="auto" w:fill="FFFFFF"/>
-        <w:spacing w:after="0" w:line="240" w:lineRule="auto"/>
-        <w:rPr>
-          <w:rFonts w:ascii="Segoe UI" w:eastAsia="Times New Roman" w:hAnsi="Segoe UI" w:cs="Segoe UI"/>
-          <w:kern w:val="0"/>
-          <w:sz w:val="24"/>
-          <w:szCs w:val="24"/>
-          <w14:ligatures w14:val="none"/>
-        </w:rPr>
-      </w:pPr>
-      <w:r>
-        <w:rPr>
-          <w:rFonts w:ascii="Arial" w:eastAsia="Times New Roman" w:hAnsi="Arial" w:cs="Arial"/>
-          <w:kern w:val="0"/>
-          <w:sz w:val="24"/>
-          <w:szCs w:val="24"/>
-          <w14:ligatures w14:val="none"/>
-        </w:rPr>
-        <w:t>All other Safeco claim numbers, use Safeco CCC ID 04900</w:t>
-      </w:r>
-    </w:p>
-    <w:p>
-      <w:pPr>
-        <w:numPr>
-          <w:ilvl w:val="0"/>
-          <w:numId w:val="10"/>
-        </w:numPr>
-        <w:shd w:val="clear" w:color="auto" w:fill="FFFFFF"/>
-        <w:spacing w:after="0" w:line="240" w:lineRule="auto"/>
-        <w:rPr>
-          <w:rFonts w:ascii="Segoe UI" w:eastAsia="Times New Roman" w:hAnsi="Segoe UI" w:cs="Segoe UI"/>
-          <w:kern w:val="0"/>
-          <w:sz w:val="24"/>
-          <w:szCs w:val="24"/>
-          <w14:ligatures w14:val="none"/>
-        </w:rPr>
-      </w:pPr>
-      <w:r>
-        <w:rPr>
-          <w:rFonts w:ascii="Arial" w:eastAsia="Times New Roman" w:hAnsi="Arial" w:cs="Arial"/>
-          <w:kern w:val="0"/>
-          <w:sz w:val="24"/>
-          <w:szCs w:val="24"/>
-          <w14:ligatures w14:val="none"/>
-        </w:rPr>
-        <w:t xml:space="preserve">Before you leave the shop, always discuss and attempt to negotiate any tow, storage or advance charges i.e. partial repairs, teardowns, etc. </w:t>
-      </w:r>
-      <w:proofErr w:type="gramStart"/>
-      <w:r>
-        <w:rPr>
-          <w:rFonts w:ascii="Arial" w:eastAsia="Times New Roman" w:hAnsi="Arial" w:cs="Arial"/>
-          <w:kern w:val="0"/>
-          <w:sz w:val="24"/>
-          <w:szCs w:val="24"/>
-          <w14:ligatures w14:val="none"/>
-        </w:rPr>
-        <w:t>And,</w:t>
-      </w:r>
-      <w:proofErr w:type="gramEnd"/>
-      <w:r>
-        <w:rPr>
-          <w:rFonts w:ascii="Arial" w:eastAsia="Times New Roman" w:hAnsi="Arial" w:cs="Arial"/>
-          <w:kern w:val="0"/>
-          <w:sz w:val="24"/>
-          <w:szCs w:val="24"/>
-          <w14:ligatures w14:val="none"/>
-        </w:rPr>
-        <w:t xml:space="preserve"> explain these negotiations in your Appraisal Report.</w:t>
-      </w:r>
-    </w:p>
-    <w:p>
-      <w:pPr>
-        <w:numPr>
-          <w:ilvl w:val="0"/>
-          <w:numId w:val="10"/>
-        </w:numPr>
-        <w:shd w:val="clear" w:color="auto" w:fill="FFFFFF"/>
-        <w:spacing w:after="0" w:line="240" w:lineRule="auto"/>
-        <w:rPr>
-          <w:rFonts w:ascii="Segoe UI" w:eastAsia="Times New Roman" w:hAnsi="Segoe UI" w:cs="Segoe UI"/>
-          <w:kern w:val="0"/>
-          <w:sz w:val="24"/>
-          <w:szCs w:val="24"/>
-          <w14:ligatures w14:val="none"/>
-        </w:rPr>
-      </w:pPr>
-      <w:r>
-        <w:rPr>
-          <w:rFonts w:ascii="Arial" w:eastAsia="Times New Roman" w:hAnsi="Arial" w:cs="Arial"/>
-          <w:kern w:val="0"/>
-          <w:sz w:val="24"/>
-          <w:szCs w:val="24"/>
-          <w14:ligatures w14:val="none"/>
-        </w:rPr>
-        <w:t>For LM and Safeco - Obtain a salvage quote:</w:t>
-      </w:r>
-    </w:p>
-    <w:p>
-      <w:pPr>
-        <w:numPr>
-          <w:ilvl w:val="0"/>
-          <w:numId w:val="10"/>
-        </w:numPr>
-        <w:shd w:val="clear" w:color="auto" w:fill="FFFFFF"/>
-        <w:spacing w:after="0" w:line="240" w:lineRule="auto"/>
-        <w:rPr>
-          <w:rFonts w:ascii="Segoe UI" w:eastAsia="Times New Roman" w:hAnsi="Segoe UI" w:cs="Segoe UI"/>
-          <w:kern w:val="0"/>
-          <w:sz w:val="24"/>
-          <w:szCs w:val="24"/>
-          <w14:ligatures w14:val="none"/>
-        </w:rPr>
-      </w:pPr>
-      <w:r>
-        <w:rPr>
-          <w:rFonts w:ascii="Arial" w:eastAsia="Times New Roman" w:hAnsi="Arial" w:cs="Arial"/>
-          <w:kern w:val="0"/>
-          <w:sz w:val="24"/>
-          <w:szCs w:val="24"/>
-          <w14:ligatures w14:val="none"/>
-        </w:rPr>
-        <w:t>For AZ, IL and WA call IAA for Bid Fast Salvage Bid 800 422 2897. </w:t>
-      </w:r>
-    </w:p>
-    <w:p>
-      <w:pPr>
-        <w:numPr>
-          <w:ilvl w:val="0"/>
-          <w:numId w:val="10"/>
-        </w:numPr>
-        <w:shd w:val="clear" w:color="auto" w:fill="FFFFFF"/>
-        <w:spacing w:after="0" w:line="240" w:lineRule="auto"/>
-        <w:rPr>
-          <w:rFonts w:ascii="Segoe UI" w:eastAsia="Times New Roman" w:hAnsi="Segoe UI" w:cs="Segoe UI"/>
-          <w:kern w:val="0"/>
-          <w:sz w:val="24"/>
-          <w:szCs w:val="24"/>
-          <w14:ligatures w14:val="none"/>
-        </w:rPr>
-      </w:pPr>
-      <w:r>
-        <w:rPr>
-          <w:rFonts w:ascii="Arial" w:eastAsia="Times New Roman" w:hAnsi="Arial" w:cs="Arial"/>
-          <w:kern w:val="0"/>
-          <w:sz w:val="24"/>
-          <w:szCs w:val="24"/>
-          <w14:ligatures w14:val="none"/>
-        </w:rPr>
-        <w:t xml:space="preserve">All other states call for a Copart </w:t>
-      </w:r>
-      <w:proofErr w:type="spellStart"/>
-      <w:r>
-        <w:rPr>
-          <w:rFonts w:ascii="Arial" w:eastAsia="Times New Roman" w:hAnsi="Arial" w:cs="Arial"/>
-          <w:kern w:val="0"/>
-          <w:sz w:val="24"/>
-          <w:szCs w:val="24"/>
-          <w14:ligatures w14:val="none"/>
-        </w:rPr>
-        <w:t>ProQuote</w:t>
-      </w:r>
-      <w:proofErr w:type="spellEnd"/>
-      <w:r>
-        <w:rPr>
-          <w:rFonts w:ascii="Arial" w:eastAsia="Times New Roman" w:hAnsi="Arial" w:cs="Arial"/>
-          <w:kern w:val="0"/>
-          <w:sz w:val="24"/>
-          <w:szCs w:val="24"/>
-          <w14:ligatures w14:val="none"/>
-        </w:rPr>
-        <w:t> 800 269 4885. </w:t>
-      </w:r>
-    </w:p>
-    <w:p>
-      <w:pPr>
-        <w:numPr>
-          <w:ilvl w:val="0"/>
-          <w:numId w:val="10"/>
-        </w:numPr>
-        <w:shd w:val="clear" w:color="auto" w:fill="FFFFFF"/>
-        <w:spacing w:after="0" w:line="240" w:lineRule="auto"/>
-        <w:rPr>
-          <w:rFonts w:ascii="Segoe UI" w:eastAsia="Times New Roman" w:hAnsi="Segoe UI" w:cs="Segoe UI"/>
-          <w:kern w:val="0"/>
-          <w:sz w:val="24"/>
-          <w:szCs w:val="24"/>
-          <w14:ligatures w14:val="none"/>
-        </w:rPr>
-      </w:pPr>
-      <w:r>
-        <w:rPr>
-          <w:rFonts w:ascii="Arial" w:eastAsia="Times New Roman" w:hAnsi="Arial" w:cs="Arial"/>
-          <w:kern w:val="0"/>
-          <w:sz w:val="24"/>
-          <w:szCs w:val="24"/>
-          <w14:ligatures w14:val="none"/>
-        </w:rPr>
-        <w:lastRenderedPageBreak/>
-        <w:t>List the bid request number and bid amount on your Appraisal Report. </w:t>
-      </w:r>
-    </w:p>
-    <w:p>
-      <w:pPr>
-        <w:numPr>
-          <w:ilvl w:val="0"/>
-          <w:numId w:val="10"/>
-        </w:numPr>
-        <w:shd w:val="clear" w:color="auto" w:fill="FFFFFF"/>
-        <w:spacing w:after="0" w:line="240" w:lineRule="auto"/>
-        <w:rPr>
-          <w:rFonts w:ascii="Segoe UI" w:eastAsia="Times New Roman" w:hAnsi="Segoe UI" w:cs="Segoe UI"/>
-          <w:kern w:val="0"/>
-          <w:sz w:val="24"/>
-          <w:szCs w:val="24"/>
-          <w14:ligatures w14:val="none"/>
-        </w:rPr>
-      </w:pPr>
-      <w:r>
-        <w:rPr>
-          <w:rFonts w:ascii="Arial" w:eastAsia="Times New Roman" w:hAnsi="Arial" w:cs="Arial"/>
-          <w:kern w:val="0"/>
-          <w:sz w:val="24"/>
-          <w:szCs w:val="24"/>
-          <w14:ligatures w14:val="none"/>
-        </w:rPr>
-        <w:t>When calling Copart or IAA you will need to provide the vehicle ACV and estimated damage amount. Base the ACV on NADA ‘Clean Retail’ value unless CCC has provided you with an instant value. </w:t>
-      </w:r>
-    </w:p>
-    <w:p>
-      <w:pPr>
-        <w:numPr>
-          <w:ilvl w:val="0"/>
-          <w:numId w:val="10"/>
-        </w:numPr>
-        <w:shd w:val="clear" w:color="auto" w:fill="FFFFFF"/>
-        <w:spacing w:after="0" w:line="240" w:lineRule="auto"/>
-        <w:rPr>
-          <w:rFonts w:ascii="Segoe UI" w:eastAsia="Times New Roman" w:hAnsi="Segoe UI" w:cs="Segoe UI"/>
-          <w:kern w:val="0"/>
-          <w:sz w:val="24"/>
-          <w:szCs w:val="24"/>
-          <w14:ligatures w14:val="none"/>
-        </w:rPr>
-      </w:pPr>
-      <w:r>
-        <w:rPr>
-          <w:rFonts w:ascii="Arial" w:eastAsia="Times New Roman" w:hAnsi="Arial" w:cs="Arial"/>
-          <w:kern w:val="0"/>
-          <w:sz w:val="24"/>
-          <w:szCs w:val="24"/>
-          <w14:ligatures w14:val="none"/>
-        </w:rPr>
-        <w:t>VERY IMPORTANT: Mark Point of Impact in CCC estimate as Code 15 (total loss).  Select Total Loss for Settlement Decision under Settlements tab.</w:t>
-      </w:r>
-    </w:p>
-    <w:p>
-      <w:pPr>
-        <w:numPr>
-          <w:ilvl w:val="0"/>
-          <w:numId w:val="10"/>
-        </w:numPr>
-        <w:shd w:val="clear" w:color="auto" w:fill="FFFFFF"/>
-        <w:spacing w:after="0" w:line="240" w:lineRule="auto"/>
-        <w:rPr>
-          <w:rFonts w:ascii="Segoe UI" w:eastAsia="Times New Roman" w:hAnsi="Segoe UI" w:cs="Segoe UI"/>
-          <w:kern w:val="0"/>
-          <w:sz w:val="24"/>
-          <w:szCs w:val="24"/>
-          <w14:ligatures w14:val="none"/>
-        </w:rPr>
-      </w:pPr>
-      <w:r>
-        <w:rPr>
-          <w:rFonts w:ascii="Arial" w:eastAsia="Times New Roman" w:hAnsi="Arial" w:cs="Arial"/>
-          <w:kern w:val="0"/>
-          <w:sz w:val="24"/>
-          <w:szCs w:val="24"/>
-          <w14:ligatures w14:val="none"/>
-        </w:rPr>
-        <w:t>If there is Unrelated Prior Damage (UPD) on a vehicle, a separate UPD estimate must be written. </w:t>
-      </w:r>
-    </w:p>
-    <w:p>
-      <w:pPr>
-        <w:numPr>
-          <w:ilvl w:val="0"/>
-          <w:numId w:val="10"/>
-        </w:numPr>
-        <w:shd w:val="clear" w:color="auto" w:fill="FFFFFF"/>
-        <w:spacing w:after="0" w:line="240" w:lineRule="auto"/>
-        <w:rPr>
-          <w:rFonts w:ascii="Segoe UI" w:eastAsia="Times New Roman" w:hAnsi="Segoe UI" w:cs="Segoe UI"/>
-          <w:kern w:val="0"/>
-          <w:sz w:val="24"/>
-          <w:szCs w:val="24"/>
-          <w14:ligatures w14:val="none"/>
-        </w:rPr>
-      </w:pPr>
-      <w:r>
-        <w:rPr>
-          <w:rFonts w:ascii="Arial" w:eastAsia="Times New Roman" w:hAnsi="Arial" w:cs="Arial"/>
-          <w:kern w:val="0"/>
-          <w:sz w:val="24"/>
-          <w:szCs w:val="24"/>
-          <w14:ligatures w14:val="none"/>
-        </w:rPr>
-        <w:t>Total Loss threshold for should be considered between 60%-70% of NADA Adjusted Retail Value. (When determining T/L, make sure you take into consideration your estimate and any potential supplements) </w:t>
+          <w:color w:val="000000"/>
+          <w:kern w:val="0"/>
+          <w:sz w:val="24"/>
+          <w:szCs w:val="24"/>
+          <w14:ligatures w14:val="none"/>
+        </w:rPr>
+        <w:t xml:space="preserve"> should be considered between 60%-70% of NADA Adjusted Retail Value. (When determining T/L, make sure you take into consideration your estimate and any potential supplements) </w:t>
       </w:r>
     </w:p>
     <w:p>
@@ -4796,23 +4113,23 @@
       <w:pPr>
         <w:spacing w:after="0" w:line="240" w:lineRule="auto"/>
         <w:rPr>
+          <w:rFonts w:ascii="Segoe UI" w:eastAsia="Times New Roman" w:hAnsi="Segoe UI" w:cs="Segoe UI"/>
+          <w:kern w:val="0"/>
+          <w:sz w:val="24"/>
+          <w:szCs w:val="24"/>
+          <w14:ligatures w14:val="none"/>
+        </w:rPr>
+      </w:pPr>
+      <w:r>
+        <w:rPr>
           <w:rFonts w:ascii="Times New Roman" w:eastAsia="Times New Roman" w:hAnsi="Times New Roman" w:cs="Times New Roman"/>
           <w:kern w:val="0"/>
           <w:sz w:val="24"/>
           <w:szCs w:val="24"/>
           <w14:ligatures w14:val="none"/>
         </w:rPr>
-      </w:pPr>
-      <w:r>
-        <w:rPr>
-          <w:rFonts w:ascii="Times New Roman" w:eastAsia="Times New Roman" w:hAnsi="Times New Roman" w:cs="Times New Roman"/>
-          <w:kern w:val="0"/>
-          <w:sz w:val="24"/>
-          <w:szCs w:val="24"/>
-          <w14:ligatures w14:val="none"/>
-        </w:rPr>
-        <w:pict w14:anchorId="0EC60C06">
-          <v:rect id="_x0000_i1032" style="width:0;height:0" o:hrstd="t" o:hr="t" fillcolor="#a0a0a0" stroked="f"/>
+        <w:pict w14:anchorId="4C4E9B2A">
+          <v:rect id="_x0000_i1057" style="width:0;height:0" o:hrstd="t" o:hr="t" fillcolor="#a0a0a0" stroked="f"/>
         </w:pict>
       </w:r>
     </w:p>
@@ -4919,23 +4236,23 @@
       <w:pPr>
         <w:spacing w:after="0" w:line="240" w:lineRule="auto"/>
         <w:rPr>
+          <w:rFonts w:ascii="Segoe UI" w:eastAsia="Times New Roman" w:hAnsi="Segoe UI" w:cs="Segoe UI"/>
+          <w:kern w:val="0"/>
+          <w:sz w:val="24"/>
+          <w:szCs w:val="24"/>
+          <w14:ligatures w14:val="none"/>
+        </w:rPr>
+      </w:pPr>
+      <w:r>
+        <w:rPr>
           <w:rFonts w:ascii="Times New Roman" w:eastAsia="Times New Roman" w:hAnsi="Times New Roman" w:cs="Times New Roman"/>
           <w:kern w:val="0"/>
           <w:sz w:val="24"/>
           <w:szCs w:val="24"/>
           <w14:ligatures w14:val="none"/>
         </w:rPr>
-      </w:pPr>
-      <w:r>
-        <w:rPr>
-          <w:rFonts w:ascii="Times New Roman" w:eastAsia="Times New Roman" w:hAnsi="Times New Roman" w:cs="Times New Roman"/>
-          <w:kern w:val="0"/>
-          <w:sz w:val="24"/>
-          <w:szCs w:val="24"/>
-          <w14:ligatures w14:val="none"/>
-        </w:rPr>
-        <w:pict w14:anchorId="5EC7ECAA">
-          <v:rect id="_x0000_i1033" style="width:0;height:0" o:hrstd="t" o:hr="t" fillcolor="#a0a0a0" stroked="f"/>
+        <w:pict w14:anchorId="7EA37930">
+          <v:rect id="_x0000_i1058" style="width:0;height:0" o:hrstd="t" o:hr="t" fillcolor="#a0a0a0" stroked="f"/>
         </w:pict>
       </w:r>
     </w:p>
@@ -4943,7 +4260,7 @@
       <w:pPr>
         <w:numPr>
           <w:ilvl w:val="0"/>
-          <w:numId w:val="11"/>
+          <w:numId w:val="24"/>
         </w:numPr>
         <w:shd w:val="clear" w:color="auto" w:fill="FFFFFF"/>
         <w:spacing w:before="100" w:beforeAutospacing="1" w:after="100" w:afterAutospacing="1" w:line="240" w:lineRule="auto"/>
@@ -4970,7 +4287,7 @@
       <w:pPr>
         <w:numPr>
           <w:ilvl w:val="0"/>
-          <w:numId w:val="11"/>
+          <w:numId w:val="24"/>
         </w:numPr>
         <w:shd w:val="clear" w:color="auto" w:fill="FFFFFF"/>
         <w:spacing w:before="100" w:beforeAutospacing="1" w:after="100" w:afterAutospacing="1" w:line="240" w:lineRule="auto"/>
@@ -5042,23 +4359,23 @@
       <w:pPr>
         <w:spacing w:after="0" w:line="240" w:lineRule="auto"/>
         <w:rPr>
+          <w:rFonts w:ascii="Segoe UI" w:eastAsia="Times New Roman" w:hAnsi="Segoe UI" w:cs="Segoe UI"/>
+          <w:kern w:val="0"/>
+          <w:sz w:val="24"/>
+          <w:szCs w:val="24"/>
+          <w14:ligatures w14:val="none"/>
+        </w:rPr>
+      </w:pPr>
+      <w:r>
+        <w:rPr>
           <w:rFonts w:ascii="Times New Roman" w:eastAsia="Times New Roman" w:hAnsi="Times New Roman" w:cs="Times New Roman"/>
           <w:kern w:val="0"/>
           <w:sz w:val="24"/>
           <w:szCs w:val="24"/>
           <w14:ligatures w14:val="none"/>
         </w:rPr>
-      </w:pPr>
-      <w:r>
-        <w:rPr>
-          <w:rFonts w:ascii="Times New Roman" w:eastAsia="Times New Roman" w:hAnsi="Times New Roman" w:cs="Times New Roman"/>
-          <w:kern w:val="0"/>
-          <w:sz w:val="24"/>
-          <w:szCs w:val="24"/>
-          <w14:ligatures w14:val="none"/>
-        </w:rPr>
-        <w:pict w14:anchorId="36CF0F39">
-          <v:rect id="_x0000_i1034" style="width:0;height:0" o:hrstd="t" o:hr="t" fillcolor="#a0a0a0" stroked="f"/>
+        <w:pict w14:anchorId="606D2BF5">
+          <v:rect id="_x0000_i1059" style="width:0;height:0" o:hrstd="t" o:hr="t" fillcolor="#a0a0a0" stroked="f"/>
         </w:pict>
       </w:r>
     </w:p>
@@ -5066,7 +4383,7 @@
       <w:pPr>
         <w:numPr>
           <w:ilvl w:val="0"/>
-          <w:numId w:val="12"/>
+          <w:numId w:val="25"/>
         </w:numPr>
         <w:shd w:val="clear" w:color="auto" w:fill="FFFFFF"/>
         <w:spacing w:before="100" w:beforeAutospacing="1" w:after="100" w:afterAutospacing="1" w:line="240" w:lineRule="auto"/>
@@ -5125,7 +4442,7 @@
       <w:pPr>
         <w:numPr>
           <w:ilvl w:val="0"/>
-          <w:numId w:val="12"/>
+          <w:numId w:val="25"/>
         </w:numPr>
         <w:shd w:val="clear" w:color="auto" w:fill="FFFFFF"/>
         <w:spacing w:before="100" w:beforeAutospacing="1" w:after="100" w:afterAutospacing="1" w:line="240" w:lineRule="auto"/>
@@ -5152,7 +4469,7 @@
       <w:pPr>
         <w:numPr>
           <w:ilvl w:val="0"/>
-          <w:numId w:val="12"/>
+          <w:numId w:val="25"/>
         </w:numPr>
         <w:shd w:val="clear" w:color="auto" w:fill="FFFFFF"/>
         <w:spacing w:before="100" w:beforeAutospacing="1" w:after="100" w:afterAutospacing="1" w:line="240" w:lineRule="auto"/>
@@ -5179,7 +4496,7 @@
       <w:pPr>
         <w:numPr>
           <w:ilvl w:val="0"/>
-          <w:numId w:val="12"/>
+          <w:numId w:val="25"/>
         </w:numPr>
         <w:shd w:val="clear" w:color="auto" w:fill="FFFFFF"/>
         <w:spacing w:before="100" w:beforeAutospacing="1" w:after="100" w:afterAutospacing="1" w:line="240" w:lineRule="auto"/>
@@ -5199,7 +4516,29 @@
           <w:szCs w:val="26"/>
           <w14:ligatures w14:val="none"/>
         </w:rPr>
-        <w:t>No deductions should be taken on vehicles with less than 12,000 miles. On OEM parts, apply 1% betterment per 1,000 miles after 12,000 miles, not to exceed 75% of the cost on items subject to wear and tear. No deduction for betterment on aftermarket, reconditioned, rebuilt or remanufactured parts is to be applied. Note: Your state-specific regulations may further limit application of betterment.</w:t>
+        <w:t xml:space="preserve">No deductions should be taken on vehicles </w:t>
+      </w:r>
+      <w:proofErr w:type="gramStart"/>
+      <w:r>
+        <w:rPr>
+          <w:rFonts w:ascii="Segoe UI" w:eastAsia="Times New Roman" w:hAnsi="Segoe UI" w:cs="Segoe UI"/>
+          <w:kern w:val="0"/>
+          <w:sz w:val="26"/>
+          <w:szCs w:val="26"/>
+          <w14:ligatures w14:val="none"/>
+        </w:rPr>
+        <w:t>with</w:t>
+      </w:r>
+      <w:proofErr w:type="gramEnd"/>
+      <w:r>
+        <w:rPr>
+          <w:rFonts w:ascii="Segoe UI" w:eastAsia="Times New Roman" w:hAnsi="Segoe UI" w:cs="Segoe UI"/>
+          <w:kern w:val="0"/>
+          <w:sz w:val="26"/>
+          <w:szCs w:val="26"/>
+          <w14:ligatures w14:val="none"/>
+        </w:rPr>
+        <w:t xml:space="preserve"> less than 12,000 miles. On OEM parts, apply 1% betterment per 1,000 miles after 12,000 miles, not to exceed 75% of the cost on items subject to wear and tear. No deduction for betterment on aftermarket, reconditioned, rebuilt or remanufactured parts is to be applied. Note: Your state-specific regulations may further limit application of betterment.</w:t>
       </w:r>
     </w:p>
     <w:p>
@@ -5252,23 +4591,23 @@
       <w:pPr>
         <w:spacing w:after="0" w:line="240" w:lineRule="auto"/>
         <w:rPr>
+          <w:rFonts w:ascii="Segoe UI" w:eastAsia="Times New Roman" w:hAnsi="Segoe UI" w:cs="Segoe UI"/>
+          <w:kern w:val="0"/>
+          <w:sz w:val="24"/>
+          <w:szCs w:val="24"/>
+          <w14:ligatures w14:val="none"/>
+        </w:rPr>
+      </w:pPr>
+      <w:r>
+        <w:rPr>
           <w:rFonts w:ascii="Times New Roman" w:eastAsia="Times New Roman" w:hAnsi="Times New Roman" w:cs="Times New Roman"/>
           <w:kern w:val="0"/>
           <w:sz w:val="24"/>
           <w:szCs w:val="24"/>
           <w14:ligatures w14:val="none"/>
         </w:rPr>
-      </w:pPr>
-      <w:r>
-        <w:rPr>
-          <w:rFonts w:ascii="Times New Roman" w:eastAsia="Times New Roman" w:hAnsi="Times New Roman" w:cs="Times New Roman"/>
-          <w:kern w:val="0"/>
-          <w:sz w:val="24"/>
-          <w:szCs w:val="24"/>
-          <w14:ligatures w14:val="none"/>
-        </w:rPr>
-        <w:pict w14:anchorId="4087D2E7">
-          <v:rect id="_x0000_i1035" style="width:0;height:0" o:hrstd="t" o:hr="t" fillcolor="#a0a0a0" stroked="f"/>
+        <w:pict w14:anchorId="573C4A37">
+          <v:rect id="_x0000_i1060" style="width:0;height:0" o:hrstd="t" o:hr="t" fillcolor="#a0a0a0" stroked="f"/>
         </w:pict>
       </w:r>
     </w:p>
@@ -5276,7 +4615,7 @@
       <w:pPr>
         <w:numPr>
           <w:ilvl w:val="0"/>
-          <w:numId w:val="13"/>
+          <w:numId w:val="26"/>
         </w:numPr>
         <w:shd w:val="clear" w:color="auto" w:fill="FFFFFF"/>
         <w:spacing w:before="100" w:beforeAutospacing="1" w:after="100" w:afterAutospacing="1" w:line="240" w:lineRule="auto"/>
@@ -5303,7 +4642,7 @@
       <w:pPr>
         <w:numPr>
           <w:ilvl w:val="0"/>
-          <w:numId w:val="13"/>
+          <w:numId w:val="26"/>
         </w:numPr>
         <w:shd w:val="clear" w:color="auto" w:fill="FFFFFF"/>
         <w:spacing w:before="100" w:beforeAutospacing="1" w:after="100" w:afterAutospacing="1" w:line="240" w:lineRule="auto"/>
@@ -5330,15 +4669,15 @@
       <w:pPr>
         <w:numPr>
           <w:ilvl w:val="0"/>
-          <w:numId w:val="13"/>
+          <w:numId w:val="26"/>
         </w:numPr>
         <w:shd w:val="clear" w:color="auto" w:fill="FFFFFF"/>
         <w:spacing w:before="100" w:beforeAutospacing="1" w:after="100" w:afterAutospacing="1" w:line="240" w:lineRule="auto"/>
         <w:rPr>
           <w:rFonts w:ascii="Segoe UI" w:eastAsia="Times New Roman" w:hAnsi="Segoe UI" w:cs="Segoe UI"/>
           <w:kern w:val="0"/>
-          <w:sz w:val="28"/>
-          <w:szCs w:val="28"/>
+          <w:sz w:val="24"/>
+          <w:szCs w:val="24"/>
           <w14:ligatures w14:val="none"/>
         </w:rPr>
       </w:pPr>
@@ -5350,31 +4689,14 @@
           <w:szCs w:val="26"/>
           <w14:ligatures w14:val="none"/>
         </w:rPr>
-        <w:t>Printout required on all files - Repairable or Total Loss</w:t>
-      </w:r>
-      <w:r>
-        <w:rPr>
-          <w:rFonts w:ascii="Segoe UI" w:eastAsia="Times New Roman" w:hAnsi="Segoe UI" w:cs="Segoe UI"/>
-          <w:kern w:val="0"/>
-          <w:sz w:val="26"/>
-          <w:szCs w:val="26"/>
-          <w14:ligatures w14:val="none"/>
-        </w:rPr>
-        <w:t xml:space="preserve">. </w:t>
-      </w:r>
-      <w:r>
-        <w:rPr>
-          <w:sz w:val="28"/>
-          <w:szCs w:val="28"/>
-        </w:rPr>
-        <w:t>This may include NADA, J.D. Power, Kelly Blue Book, Edmunds, Carfax, Cars.com</w:t>
-      </w:r>
-    </w:p>
-    <w:p>
-      <w:pPr>
-        <w:numPr>
-          <w:ilvl w:val="0"/>
-          <w:numId w:val="13"/>
+        <w:t>NADA Printout required on all files - Repairable or Total Loss</w:t>
+      </w:r>
+    </w:p>
+    <w:p>
+      <w:pPr>
+        <w:numPr>
+          <w:ilvl w:val="0"/>
+          <w:numId w:val="26"/>
         </w:numPr>
         <w:shd w:val="clear" w:color="auto" w:fill="FFFFFF"/>
         <w:spacing w:before="100" w:beforeAutospacing="1" w:after="100" w:afterAutospacing="1" w:line="240" w:lineRule="auto"/>
@@ -5490,23 +4812,23 @@
       <w:pPr>
         <w:spacing w:after="0" w:line="240" w:lineRule="auto"/>
         <w:rPr>
+          <w:rFonts w:ascii="Segoe UI" w:eastAsia="Times New Roman" w:hAnsi="Segoe UI" w:cs="Segoe UI"/>
+          <w:kern w:val="0"/>
+          <w:sz w:val="24"/>
+          <w:szCs w:val="24"/>
+          <w14:ligatures w14:val="none"/>
+        </w:rPr>
+      </w:pPr>
+      <w:r>
+        <w:rPr>
           <w:rFonts w:ascii="Times New Roman" w:eastAsia="Times New Roman" w:hAnsi="Times New Roman" w:cs="Times New Roman"/>
           <w:kern w:val="0"/>
           <w:sz w:val="24"/>
           <w:szCs w:val="24"/>
           <w14:ligatures w14:val="none"/>
         </w:rPr>
-      </w:pPr>
-      <w:r>
-        <w:rPr>
-          <w:rFonts w:ascii="Times New Roman" w:eastAsia="Times New Roman" w:hAnsi="Times New Roman" w:cs="Times New Roman"/>
-          <w:kern w:val="0"/>
-          <w:sz w:val="24"/>
-          <w:szCs w:val="24"/>
-          <w14:ligatures w14:val="none"/>
-        </w:rPr>
-        <w:pict w14:anchorId="35B2AF8D">
-          <v:rect id="_x0000_i1036" style="width:0;height:0" o:hrstd="t" o:hr="t" fillcolor="#a0a0a0" stroked="f"/>
+        <w:pict w14:anchorId="3EF8159E">
+          <v:rect id="_x0000_i1061" style="width:0;height:0" o:hrstd="t" o:hr="t" fillcolor="#a0a0a0" stroked="f"/>
         </w:pict>
       </w:r>
     </w:p>
@@ -5514,7 +4836,7 @@
       <w:pPr>
         <w:numPr>
           <w:ilvl w:val="0"/>
-          <w:numId w:val="14"/>
+          <w:numId w:val="27"/>
         </w:numPr>
         <w:shd w:val="clear" w:color="auto" w:fill="FFFFFF"/>
         <w:spacing w:before="100" w:beforeAutospacing="1" w:after="100" w:afterAutospacing="1" w:line="240" w:lineRule="auto"/>
@@ -5541,7 +4863,7 @@
       <w:pPr>
         <w:numPr>
           <w:ilvl w:val="0"/>
-          <w:numId w:val="15"/>
+          <w:numId w:val="28"/>
         </w:numPr>
         <w:shd w:val="clear" w:color="auto" w:fill="FFFFFF"/>
         <w:spacing w:before="100" w:beforeAutospacing="1" w:after="100" w:afterAutospacing="1" w:line="240" w:lineRule="auto"/>
@@ -5563,7 +4885,7 @@
         </w:rPr>
         <w:t>Utilize Liberty Mutual Approved labor rates and sales tax, always reference the Liberty Mutual Labor rate guide.  Any deviation must be approved via APD at Liberty mutual. (</w:t>
       </w:r>
-      <w:hyperlink r:id="rId9" w:history="1">
+      <w:hyperlink r:id="rId10" w:history="1">
         <w:r>
           <w:rPr>
             <w:rFonts w:ascii="Arial" w:eastAsia="Times New Roman" w:hAnsi="Arial" w:cs="Arial"/>
@@ -5587,7 +4909,7 @@
         </w:rPr>
         <w:t>)  Do not contact the adjuster regards rates. If the vehicle is at a dealer for service dept. type work only, you can allow for the dealer rate without approval from </w:t>
       </w:r>
-      <w:hyperlink r:id="rId10" w:history="1">
+      <w:hyperlink r:id="rId11" w:history="1">
         <w:r>
           <w:rPr>
             <w:rFonts w:ascii="Arial" w:eastAsia="Times New Roman" w:hAnsi="Arial" w:cs="Arial"/>
@@ -5661,23 +4983,23 @@
       <w:pPr>
         <w:spacing w:after="0" w:line="240" w:lineRule="auto"/>
         <w:rPr>
+          <w:rFonts w:ascii="Segoe UI" w:eastAsia="Times New Roman" w:hAnsi="Segoe UI" w:cs="Segoe UI"/>
+          <w:kern w:val="0"/>
+          <w:sz w:val="24"/>
+          <w:szCs w:val="24"/>
+          <w14:ligatures w14:val="none"/>
+        </w:rPr>
+      </w:pPr>
+      <w:r>
+        <w:rPr>
           <w:rFonts w:ascii="Times New Roman" w:eastAsia="Times New Roman" w:hAnsi="Times New Roman" w:cs="Times New Roman"/>
           <w:kern w:val="0"/>
           <w:sz w:val="24"/>
           <w:szCs w:val="24"/>
           <w14:ligatures w14:val="none"/>
         </w:rPr>
-      </w:pPr>
-      <w:r>
-        <w:rPr>
-          <w:rFonts w:ascii="Times New Roman" w:eastAsia="Times New Roman" w:hAnsi="Times New Roman" w:cs="Times New Roman"/>
-          <w:kern w:val="0"/>
-          <w:sz w:val="24"/>
-          <w:szCs w:val="24"/>
-          <w14:ligatures w14:val="none"/>
-        </w:rPr>
-        <w:pict w14:anchorId="23058094">
-          <v:rect id="_x0000_i1037" style="width:0;height:0" o:hrstd="t" o:hr="t" fillcolor="#a0a0a0" stroked="f"/>
+        <w:pict w14:anchorId="4E622EFB">
+          <v:rect id="_x0000_i1062" style="width:0;height:0" o:hrstd="t" o:hr="t" fillcolor="#a0a0a0" stroked="f"/>
         </w:pict>
       </w:r>
     </w:p>
@@ -5685,7 +5007,7 @@
       <w:pPr>
         <w:numPr>
           <w:ilvl w:val="0"/>
-          <w:numId w:val="16"/>
+          <w:numId w:val="29"/>
         </w:numPr>
         <w:shd w:val="clear" w:color="auto" w:fill="FFFFFF"/>
         <w:spacing w:before="100" w:beforeAutospacing="1" w:after="100" w:afterAutospacing="1" w:line="240" w:lineRule="auto"/>
@@ -5712,7 +5034,7 @@
       <w:pPr>
         <w:numPr>
           <w:ilvl w:val="0"/>
-          <w:numId w:val="16"/>
+          <w:numId w:val="29"/>
         </w:numPr>
         <w:shd w:val="clear" w:color="auto" w:fill="FFFFFF"/>
         <w:spacing w:before="100" w:beforeAutospacing="1" w:after="100" w:afterAutospacing="1" w:line="240" w:lineRule="auto"/>
@@ -5739,7 +5061,7 @@
       <w:pPr>
         <w:numPr>
           <w:ilvl w:val="0"/>
-          <w:numId w:val="16"/>
+          <w:numId w:val="29"/>
         </w:numPr>
         <w:shd w:val="clear" w:color="auto" w:fill="FFFFFF"/>
         <w:spacing w:before="100" w:beforeAutospacing="1" w:after="100" w:afterAutospacing="1" w:line="240" w:lineRule="auto"/>
@@ -5766,7 +5088,7 @@
       <w:pPr>
         <w:numPr>
           <w:ilvl w:val="0"/>
-          <w:numId w:val="16"/>
+          <w:numId w:val="29"/>
         </w:numPr>
         <w:shd w:val="clear" w:color="auto" w:fill="FFFFFF"/>
         <w:spacing w:before="100" w:beforeAutospacing="1" w:after="100" w:afterAutospacing="1" w:line="240" w:lineRule="auto"/>
@@ -5852,14 +5174,36 @@
           <w:szCs w:val="24"/>
           <w14:ligatures w14:val="none"/>
         </w:rPr>
-        <w:t xml:space="preserve"> your estimate. The only add-on to an estimate should be ‘Hazardous Waste Removal’ @ 4.00…nothing else. No other add-on items should be estimated until the vehicle is at a shop and the items are negotiated.</w:t>
-      </w:r>
-    </w:p>
-    <w:p>
-      <w:pPr>
-        <w:numPr>
-          <w:ilvl w:val="0"/>
-          <w:numId w:val="16"/>
+        <w:t xml:space="preserve"> your estimate. The only add-on to an estimate should be ‘Hazardous Waste Removal’ @ 4.00…nothing else. No other add-on items should be estimated until the vehicle is at a </w:t>
+      </w:r>
+      <w:proofErr w:type="gramStart"/>
+      <w:r>
+        <w:rPr>
+          <w:rFonts w:ascii="Arial" w:eastAsia="Times New Roman" w:hAnsi="Arial" w:cs="Arial"/>
+          <w:kern w:val="0"/>
+          <w:sz w:val="24"/>
+          <w:szCs w:val="24"/>
+          <w14:ligatures w14:val="none"/>
+        </w:rPr>
+        <w:t>shop</w:t>
+      </w:r>
+      <w:proofErr w:type="gramEnd"/>
+      <w:r>
+        <w:rPr>
+          <w:rFonts w:ascii="Arial" w:eastAsia="Times New Roman" w:hAnsi="Arial" w:cs="Arial"/>
+          <w:kern w:val="0"/>
+          <w:sz w:val="24"/>
+          <w:szCs w:val="24"/>
+          <w14:ligatures w14:val="none"/>
+        </w:rPr>
+        <w:t xml:space="preserve"> and the items are negotiated.</w:t>
+      </w:r>
+    </w:p>
+    <w:p>
+      <w:pPr>
+        <w:numPr>
+          <w:ilvl w:val="0"/>
+          <w:numId w:val="29"/>
         </w:numPr>
         <w:shd w:val="clear" w:color="auto" w:fill="FFFFFF"/>
         <w:spacing w:before="100" w:beforeAutospacing="1" w:after="100" w:afterAutospacing="1" w:line="240" w:lineRule="auto"/>
@@ -5886,7 +5230,7 @@
       <w:pPr>
         <w:numPr>
           <w:ilvl w:val="0"/>
-          <w:numId w:val="16"/>
+          <w:numId w:val="29"/>
         </w:numPr>
         <w:shd w:val="clear" w:color="auto" w:fill="FFFFFF"/>
         <w:spacing w:before="100" w:beforeAutospacing="1" w:after="100" w:afterAutospacing="1" w:line="240" w:lineRule="auto"/>
@@ -5913,7 +5257,7 @@
       <w:pPr>
         <w:numPr>
           <w:ilvl w:val="0"/>
-          <w:numId w:val="16"/>
+          <w:numId w:val="29"/>
         </w:numPr>
         <w:shd w:val="clear" w:color="auto" w:fill="FFFFFF"/>
         <w:spacing w:before="100" w:beforeAutospacing="1" w:after="100" w:afterAutospacing="1" w:line="240" w:lineRule="auto"/>
@@ -5962,7 +5306,7 @@
       <w:pPr>
         <w:numPr>
           <w:ilvl w:val="0"/>
-          <w:numId w:val="16"/>
+          <w:numId w:val="29"/>
         </w:numPr>
         <w:shd w:val="clear" w:color="auto" w:fill="FFFFFF"/>
         <w:spacing w:before="100" w:beforeAutospacing="1" w:after="100" w:afterAutospacing="1" w:line="240" w:lineRule="auto"/>
@@ -5989,7 +5333,7 @@
       <w:pPr>
         <w:numPr>
           <w:ilvl w:val="0"/>
-          <w:numId w:val="16"/>
+          <w:numId w:val="29"/>
         </w:numPr>
         <w:shd w:val="clear" w:color="auto" w:fill="FFFFFF"/>
         <w:spacing w:before="100" w:beforeAutospacing="1" w:after="100" w:afterAutospacing="1" w:line="240" w:lineRule="auto"/>
@@ -6009,14 +5353,36 @@
           <w:szCs w:val="24"/>
           <w14:ligatures w14:val="none"/>
         </w:rPr>
-        <w:t>Color Sand &amp; Buff (Unless it’s a custom paint job with no orange peel at all, don’t allow it)</w:t>
-      </w:r>
-    </w:p>
-    <w:p>
-      <w:pPr>
-        <w:numPr>
-          <w:ilvl w:val="0"/>
-          <w:numId w:val="16"/>
+        <w:t xml:space="preserve">Color Sand &amp; Buff (Unless it’s a custom </w:t>
+      </w:r>
+      <w:proofErr w:type="gramStart"/>
+      <w:r>
+        <w:rPr>
+          <w:rFonts w:ascii="Arial" w:eastAsia="Times New Roman" w:hAnsi="Arial" w:cs="Arial"/>
+          <w:kern w:val="0"/>
+          <w:sz w:val="24"/>
+          <w:szCs w:val="24"/>
+          <w14:ligatures w14:val="none"/>
+        </w:rPr>
+        <w:t>paint</w:t>
+      </w:r>
+      <w:proofErr w:type="gramEnd"/>
+      <w:r>
+        <w:rPr>
+          <w:rFonts w:ascii="Arial" w:eastAsia="Times New Roman" w:hAnsi="Arial" w:cs="Arial"/>
+          <w:kern w:val="0"/>
+          <w:sz w:val="24"/>
+          <w:szCs w:val="24"/>
+          <w14:ligatures w14:val="none"/>
+        </w:rPr>
+        <w:t xml:space="preserve"> job with no orange peel at all, don’t allow it)</w:t>
+      </w:r>
+    </w:p>
+    <w:p>
+      <w:pPr>
+        <w:numPr>
+          <w:ilvl w:val="0"/>
+          <w:numId w:val="29"/>
         </w:numPr>
         <w:shd w:val="clear" w:color="auto" w:fill="FFFFFF"/>
         <w:spacing w:before="100" w:beforeAutospacing="1" w:after="100" w:afterAutospacing="1" w:line="240" w:lineRule="auto"/>
@@ -6066,7 +5432,7 @@
       <w:pPr>
         <w:numPr>
           <w:ilvl w:val="0"/>
-          <w:numId w:val="16"/>
+          <w:numId w:val="29"/>
         </w:numPr>
         <w:shd w:val="clear" w:color="auto" w:fill="FFFFFF"/>
         <w:spacing w:before="100" w:beforeAutospacing="1" w:after="100" w:afterAutospacing="1" w:line="240" w:lineRule="auto"/>
@@ -6093,7 +5459,7 @@
       <w:pPr>
         <w:numPr>
           <w:ilvl w:val="0"/>
-          <w:numId w:val="16"/>
+          <w:numId w:val="29"/>
         </w:numPr>
         <w:shd w:val="clear" w:color="auto" w:fill="FFFFFF"/>
         <w:spacing w:before="100" w:beforeAutospacing="1" w:after="100" w:afterAutospacing="1" w:line="240" w:lineRule="auto"/>
@@ -6142,7 +5508,7 @@
       <w:pPr>
         <w:numPr>
           <w:ilvl w:val="0"/>
-          <w:numId w:val="16"/>
+          <w:numId w:val="29"/>
         </w:numPr>
         <w:shd w:val="clear" w:color="auto" w:fill="FFFFFF"/>
         <w:spacing w:before="100" w:beforeAutospacing="1" w:after="100" w:afterAutospacing="1" w:line="240" w:lineRule="auto"/>
@@ -6169,7 +5535,7 @@
       <w:pPr>
         <w:numPr>
           <w:ilvl w:val="0"/>
-          <w:numId w:val="16"/>
+          <w:numId w:val="29"/>
         </w:numPr>
         <w:shd w:val="clear" w:color="auto" w:fill="FFFFFF"/>
         <w:spacing w:before="100" w:beforeAutospacing="1" w:after="100" w:afterAutospacing="1" w:line="240" w:lineRule="auto"/>
@@ -6196,7 +5562,7 @@
       <w:pPr>
         <w:numPr>
           <w:ilvl w:val="0"/>
-          <w:numId w:val="16"/>
+          <w:numId w:val="29"/>
         </w:numPr>
         <w:shd w:val="clear" w:color="auto" w:fill="FFFFFF"/>
         <w:spacing w:before="100" w:beforeAutospacing="1" w:after="100" w:afterAutospacing="1" w:line="240" w:lineRule="auto"/>
@@ -6218,7 +5584,7 @@
         </w:rPr>
         <w:t>Replacement or Clean &amp; Re-Tape of emblems - Shops are now using a company called </w:t>
       </w:r>
-      <w:hyperlink r:id="rId11" w:history="1">
+      <w:hyperlink r:id="rId12" w:history="1">
         <w:r>
           <w:rPr>
             <w:rFonts w:ascii="Arial" w:eastAsia="Times New Roman" w:hAnsi="Arial" w:cs="Arial"/>
@@ -6240,14 +5606,58 @@
           <w:szCs w:val="24"/>
           <w14:ligatures w14:val="none"/>
         </w:rPr>
-        <w:t> which sells replacement tape template for all emblems. If the emblem price is over 25.00, search the adhesivetemplates.com website for template prices. If you allow for an emblem adhesive template on your estimate, allow the shop .1 to clean the old tape off the emblem.      </w:t>
-      </w:r>
-    </w:p>
-    <w:p>
-      <w:pPr>
-        <w:numPr>
-          <w:ilvl w:val="0"/>
-          <w:numId w:val="16"/>
+        <w:t xml:space="preserve"> which sells replacement tape </w:t>
+      </w:r>
+      <w:proofErr w:type="gramStart"/>
+      <w:r>
+        <w:rPr>
+          <w:rFonts w:ascii="Arial" w:eastAsia="Times New Roman" w:hAnsi="Arial" w:cs="Arial"/>
+          <w:kern w:val="0"/>
+          <w:sz w:val="24"/>
+          <w:szCs w:val="24"/>
+          <w14:ligatures w14:val="none"/>
+        </w:rPr>
+        <w:t>template</w:t>
+      </w:r>
+      <w:proofErr w:type="gramEnd"/>
+      <w:r>
+        <w:rPr>
+          <w:rFonts w:ascii="Arial" w:eastAsia="Times New Roman" w:hAnsi="Arial" w:cs="Arial"/>
+          <w:kern w:val="0"/>
+          <w:sz w:val="24"/>
+          <w:szCs w:val="24"/>
+          <w14:ligatures w14:val="none"/>
+        </w:rPr>
+        <w:t xml:space="preserve"> for all emblems. If the emblem price is over 25.00, search the adhesivetemplates.com website for template prices. If you allow for an emblem adhesive template on your estimate, allow </w:t>
+      </w:r>
+      <w:proofErr w:type="gramStart"/>
+      <w:r>
+        <w:rPr>
+          <w:rFonts w:ascii="Arial" w:eastAsia="Times New Roman" w:hAnsi="Arial" w:cs="Arial"/>
+          <w:kern w:val="0"/>
+          <w:sz w:val="24"/>
+          <w:szCs w:val="24"/>
+          <w14:ligatures w14:val="none"/>
+        </w:rPr>
+        <w:t>the shop</w:t>
+      </w:r>
+      <w:proofErr w:type="gramEnd"/>
+      <w:r>
+        <w:rPr>
+          <w:rFonts w:ascii="Arial" w:eastAsia="Times New Roman" w:hAnsi="Arial" w:cs="Arial"/>
+          <w:kern w:val="0"/>
+          <w:sz w:val="24"/>
+          <w:szCs w:val="24"/>
+          <w14:ligatures w14:val="none"/>
+        </w:rPr>
+        <w:t xml:space="preserve"> .1 to clean the old tape off the emblem.      </w:t>
+      </w:r>
+    </w:p>
+    <w:p>
+      <w:pPr>
+        <w:numPr>
+          <w:ilvl w:val="0"/>
+          <w:numId w:val="29"/>
         </w:numPr>
         <w:shd w:val="clear" w:color="auto" w:fill="FFFFFF"/>
         <w:spacing w:before="100" w:beforeAutospacing="1" w:after="100" w:afterAutospacing="1" w:line="240" w:lineRule="auto"/>
@@ -6274,7 +5684,7 @@
       <w:pPr>
         <w:numPr>
           <w:ilvl w:val="0"/>
-          <w:numId w:val="16"/>
+          <w:numId w:val="29"/>
         </w:numPr>
         <w:shd w:val="clear" w:color="auto" w:fill="FFFFFF"/>
         <w:spacing w:before="100" w:beforeAutospacing="1" w:after="100" w:afterAutospacing="1" w:line="240" w:lineRule="auto"/>
@@ -6301,7 +5711,7 @@
       <w:pPr>
         <w:numPr>
           <w:ilvl w:val="0"/>
-          <w:numId w:val="16"/>
+          <w:numId w:val="29"/>
         </w:numPr>
         <w:shd w:val="clear" w:color="auto" w:fill="FFFFFF"/>
         <w:spacing w:before="100" w:beforeAutospacing="1" w:after="100" w:afterAutospacing="1" w:line="240" w:lineRule="auto"/>
@@ -6350,7 +5760,7 @@
       <w:pPr>
         <w:numPr>
           <w:ilvl w:val="0"/>
-          <w:numId w:val="16"/>
+          <w:numId w:val="29"/>
         </w:numPr>
         <w:shd w:val="clear" w:color="auto" w:fill="FFFFFF"/>
         <w:spacing w:before="100" w:beforeAutospacing="1" w:after="100" w:afterAutospacing="1" w:line="240" w:lineRule="auto"/>
@@ -6377,7 +5787,7 @@
       <w:pPr>
         <w:numPr>
           <w:ilvl w:val="0"/>
-          <w:numId w:val="16"/>
+          <w:numId w:val="29"/>
         </w:numPr>
         <w:shd w:val="clear" w:color="auto" w:fill="FFFFFF"/>
         <w:spacing w:before="100" w:beforeAutospacing="1" w:after="100" w:afterAutospacing="1" w:line="240" w:lineRule="auto"/>
@@ -6397,14 +5807,58 @@
           <w:szCs w:val="24"/>
           <w14:ligatures w14:val="none"/>
         </w:rPr>
-        <w:t>Tape stripe 0.2 hour per panel not to exceed .5 hour, allow 10.00 for materials.</w:t>
-      </w:r>
-    </w:p>
-    <w:p>
-      <w:pPr>
-        <w:numPr>
-          <w:ilvl w:val="0"/>
-          <w:numId w:val="16"/>
+        <w:t xml:space="preserve">Tape stripe 0.2 </w:t>
+      </w:r>
+      <w:proofErr w:type="gramStart"/>
+      <w:r>
+        <w:rPr>
+          <w:rFonts w:ascii="Arial" w:eastAsia="Times New Roman" w:hAnsi="Arial" w:cs="Arial"/>
+          <w:kern w:val="0"/>
+          <w:sz w:val="24"/>
+          <w:szCs w:val="24"/>
+          <w14:ligatures w14:val="none"/>
+        </w:rPr>
+        <w:t>hour</w:t>
+      </w:r>
+      <w:proofErr w:type="gramEnd"/>
+      <w:r>
+        <w:rPr>
+          <w:rFonts w:ascii="Arial" w:eastAsia="Times New Roman" w:hAnsi="Arial" w:cs="Arial"/>
+          <w:kern w:val="0"/>
+          <w:sz w:val="24"/>
+          <w:szCs w:val="24"/>
+          <w14:ligatures w14:val="none"/>
+        </w:rPr>
+        <w:t xml:space="preserve"> per panel not to exceed .5 </w:t>
+      </w:r>
+      <w:proofErr w:type="gramStart"/>
+      <w:r>
+        <w:rPr>
+          <w:rFonts w:ascii="Arial" w:eastAsia="Times New Roman" w:hAnsi="Arial" w:cs="Arial"/>
+          <w:kern w:val="0"/>
+          <w:sz w:val="24"/>
+          <w:szCs w:val="24"/>
+          <w14:ligatures w14:val="none"/>
+        </w:rPr>
+        <w:t>hour</w:t>
+      </w:r>
+      <w:proofErr w:type="gramEnd"/>
+      <w:r>
+        <w:rPr>
+          <w:rFonts w:ascii="Arial" w:eastAsia="Times New Roman" w:hAnsi="Arial" w:cs="Arial"/>
+          <w:kern w:val="0"/>
+          <w:sz w:val="24"/>
+          <w:szCs w:val="24"/>
+          <w14:ligatures w14:val="none"/>
+        </w:rPr>
+        <w:t>, allow 10.00 for materials.</w:t>
+      </w:r>
+    </w:p>
+    <w:p>
+      <w:pPr>
+        <w:numPr>
+          <w:ilvl w:val="0"/>
+          <w:numId w:val="29"/>
         </w:numPr>
         <w:shd w:val="clear" w:color="auto" w:fill="FFFFFF"/>
         <w:spacing w:before="100" w:beforeAutospacing="1" w:after="100" w:afterAutospacing="1" w:line="240" w:lineRule="auto"/>
@@ -6475,7 +5929,7 @@
       <w:pPr>
         <w:numPr>
           <w:ilvl w:val="0"/>
-          <w:numId w:val="16"/>
+          <w:numId w:val="29"/>
         </w:numPr>
         <w:shd w:val="clear" w:color="auto" w:fill="FFFFFF"/>
         <w:spacing w:before="100" w:beforeAutospacing="1" w:after="100" w:afterAutospacing="1" w:line="240" w:lineRule="auto"/>
@@ -6524,7 +5978,7 @@
       <w:pPr>
         <w:numPr>
           <w:ilvl w:val="0"/>
-          <w:numId w:val="16"/>
+          <w:numId w:val="29"/>
         </w:numPr>
         <w:shd w:val="clear" w:color="auto" w:fill="FFFFFF"/>
         <w:spacing w:before="100" w:beforeAutospacing="1" w:after="100" w:afterAutospacing="1" w:line="240" w:lineRule="auto"/>
@@ -6551,7 +6005,7 @@
       <w:pPr>
         <w:numPr>
           <w:ilvl w:val="0"/>
-          <w:numId w:val="16"/>
+          <w:numId w:val="29"/>
         </w:numPr>
         <w:shd w:val="clear" w:color="auto" w:fill="FFFFFF"/>
         <w:spacing w:before="100" w:beforeAutospacing="1" w:after="100" w:afterAutospacing="1" w:line="240" w:lineRule="auto"/>
@@ -6737,6 +6191,453 @@
     </w:lvl>
   </w:abstractNum>
   <w:abstractNum w:abstractNumId="1" w15:restartNumberingAfterBreak="0">
+    <w:nsid w:val="02675CB5"/>
+    <w:multiLevelType w:val="multilevel"/>
+    <w:tmpl w:val="B2389E7A"/>
+    <w:lvl w:ilvl="0">
+      <w:start w:val="1"/>
+      <w:numFmt w:val="bullet"/>
+      <w:lvlText w:val=""/>
+      <w:lvlJc w:val="left"/>
+      <w:pPr>
+        <w:tabs>
+          <w:tab w:val="num" w:pos="720"/>
+        </w:tabs>
+        <w:ind w:left="720" w:hanging="360"/>
+      </w:pPr>
+      <w:rPr>
+        <w:rFonts w:ascii="Symbol" w:hAnsi="Symbol" w:hint="default"/>
+        <w:sz w:val="20"/>
+      </w:rPr>
+    </w:lvl>
+    <w:lvl w:ilvl="1" w:tentative="1">
+      <w:start w:val="1"/>
+      <w:numFmt w:val="bullet"/>
+      <w:lvlText w:val="o"/>
+      <w:lvlJc w:val="left"/>
+      <w:pPr>
+        <w:tabs>
+          <w:tab w:val="num" w:pos="1440"/>
+        </w:tabs>
+        <w:ind w:left="1440" w:hanging="360"/>
+      </w:pPr>
+      <w:rPr>
+        <w:rFonts w:ascii="Courier New" w:hAnsi="Courier New" w:hint="default"/>
+        <w:sz w:val="20"/>
+      </w:rPr>
+    </w:lvl>
+    <w:lvl w:ilvl="2" w:tentative="1">
+      <w:start w:val="1"/>
+      <w:numFmt w:val="bullet"/>
+      <w:lvlText w:val=""/>
+      <w:lvlJc w:val="left"/>
+      <w:pPr>
+        <w:tabs>
+          <w:tab w:val="num" w:pos="2160"/>
+        </w:tabs>
+        <w:ind w:left="2160" w:hanging="360"/>
+      </w:pPr>
+      <w:rPr>
+        <w:rFonts w:ascii="Wingdings" w:hAnsi="Wingdings" w:hint="default"/>
+        <w:sz w:val="20"/>
+      </w:rPr>
+    </w:lvl>
+    <w:lvl w:ilvl="3" w:tentative="1">
+      <w:start w:val="1"/>
+      <w:numFmt w:val="bullet"/>
+      <w:lvlText w:val=""/>
+      <w:lvlJc w:val="left"/>
+      <w:pPr>
+        <w:tabs>
+          <w:tab w:val="num" w:pos="2880"/>
+        </w:tabs>
+        <w:ind w:left="2880" w:hanging="360"/>
+      </w:pPr>
+      <w:rPr>
+        <w:rFonts w:ascii="Wingdings" w:hAnsi="Wingdings" w:hint="default"/>
+        <w:sz w:val="20"/>
+      </w:rPr>
+    </w:lvl>
+    <w:lvl w:ilvl="4" w:tentative="1">
+      <w:start w:val="1"/>
+      <w:numFmt w:val="bullet"/>
+      <w:lvlText w:val=""/>
+      <w:lvlJc w:val="left"/>
+      <w:pPr>
+        <w:tabs>
+          <w:tab w:val="num" w:pos="3600"/>
+        </w:tabs>
+        <w:ind w:left="3600" w:hanging="360"/>
+      </w:pPr>
+      <w:rPr>
+        <w:rFonts w:ascii="Wingdings" w:hAnsi="Wingdings" w:hint="default"/>
+        <w:sz w:val="20"/>
+      </w:rPr>
+    </w:lvl>
+    <w:lvl w:ilvl="5" w:tentative="1">
+      <w:start w:val="1"/>
+      <w:numFmt w:val="bullet"/>
+      <w:lvlText w:val=""/>
+      <w:lvlJc w:val="left"/>
+      <w:pPr>
+        <w:tabs>
+          <w:tab w:val="num" w:pos="4320"/>
+        </w:tabs>
+        <w:ind w:left="4320" w:hanging="360"/>
+      </w:pPr>
+      <w:rPr>
+        <w:rFonts w:ascii="Wingdings" w:hAnsi="Wingdings" w:hint="default"/>
+        <w:sz w:val="20"/>
+      </w:rPr>
+    </w:lvl>
+    <w:lvl w:ilvl="6" w:tentative="1">
+      <w:start w:val="1"/>
+      <w:numFmt w:val="bullet"/>
+      <w:lvlText w:val=""/>
+      <w:lvlJc w:val="left"/>
+      <w:pPr>
+        <w:tabs>
+          <w:tab w:val="num" w:pos="5040"/>
+        </w:tabs>
+        <w:ind w:left="5040" w:hanging="360"/>
+      </w:pPr>
+      <w:rPr>
+        <w:rFonts w:ascii="Wingdings" w:hAnsi="Wingdings" w:hint="default"/>
+        <w:sz w:val="20"/>
+      </w:rPr>
+    </w:lvl>
+    <w:lvl w:ilvl="7" w:tentative="1">
+      <w:start w:val="1"/>
+      <w:numFmt w:val="bullet"/>
+      <w:lvlText w:val=""/>
+      <w:lvlJc w:val="left"/>
+      <w:pPr>
+        <w:tabs>
+          <w:tab w:val="num" w:pos="5760"/>
+        </w:tabs>
+        <w:ind w:left="5760" w:hanging="360"/>
+      </w:pPr>
+      <w:rPr>
+        <w:rFonts w:ascii="Wingdings" w:hAnsi="Wingdings" w:hint="default"/>
+        <w:sz w:val="20"/>
+      </w:rPr>
+    </w:lvl>
+    <w:lvl w:ilvl="8" w:tentative="1">
+      <w:start w:val="1"/>
+      <w:numFmt w:val="bullet"/>
+      <w:lvlText w:val=""/>
+      <w:lvlJc w:val="left"/>
+      <w:pPr>
+        <w:tabs>
+          <w:tab w:val="num" w:pos="6480"/>
+        </w:tabs>
+        <w:ind w:left="6480" w:hanging="360"/>
+      </w:pPr>
+      <w:rPr>
+        <w:rFonts w:ascii="Wingdings" w:hAnsi="Wingdings" w:hint="default"/>
+        <w:sz w:val="20"/>
+      </w:rPr>
+    </w:lvl>
+  </w:abstractNum>
+  <w:abstractNum w:abstractNumId="2" w15:restartNumberingAfterBreak="0">
+    <w:nsid w:val="03B5542D"/>
+    <w:multiLevelType w:val="multilevel"/>
+    <w:tmpl w:val="0504E4C0"/>
+    <w:lvl w:ilvl="0">
+      <w:start w:val="1"/>
+      <w:numFmt w:val="bullet"/>
+      <w:lvlText w:val=""/>
+      <w:lvlJc w:val="left"/>
+      <w:pPr>
+        <w:tabs>
+          <w:tab w:val="num" w:pos="720"/>
+        </w:tabs>
+        <w:ind w:left="720" w:hanging="360"/>
+      </w:pPr>
+      <w:rPr>
+        <w:rFonts w:ascii="Symbol" w:hAnsi="Symbol" w:hint="default"/>
+        <w:sz w:val="20"/>
+      </w:rPr>
+    </w:lvl>
+    <w:lvl w:ilvl="1" w:tentative="1">
+      <w:start w:val="1"/>
+      <w:numFmt w:val="bullet"/>
+      <w:lvlText w:val="o"/>
+      <w:lvlJc w:val="left"/>
+      <w:pPr>
+        <w:tabs>
+          <w:tab w:val="num" w:pos="1440"/>
+        </w:tabs>
+        <w:ind w:left="1440" w:hanging="360"/>
+      </w:pPr>
+      <w:rPr>
+        <w:rFonts w:ascii="Courier New" w:hAnsi="Courier New" w:hint="default"/>
+        <w:sz w:val="20"/>
+      </w:rPr>
+    </w:lvl>
+    <w:lvl w:ilvl="2" w:tentative="1">
+      <w:start w:val="1"/>
+      <w:numFmt w:val="bullet"/>
+      <w:lvlText w:val=""/>
+      <w:lvlJc w:val="left"/>
+      <w:pPr>
+        <w:tabs>
+          <w:tab w:val="num" w:pos="2160"/>
+        </w:tabs>
+        <w:ind w:left="2160" w:hanging="360"/>
+      </w:pPr>
+      <w:rPr>
+        <w:rFonts w:ascii="Wingdings" w:hAnsi="Wingdings" w:hint="default"/>
+        <w:sz w:val="20"/>
+      </w:rPr>
+    </w:lvl>
+    <w:lvl w:ilvl="3" w:tentative="1">
+      <w:start w:val="1"/>
+      <w:numFmt w:val="bullet"/>
+      <w:lvlText w:val=""/>
+      <w:lvlJc w:val="left"/>
+      <w:pPr>
+        <w:tabs>
+          <w:tab w:val="num" w:pos="2880"/>
+        </w:tabs>
+        <w:ind w:left="2880" w:hanging="360"/>
+      </w:pPr>
+      <w:rPr>
+        <w:rFonts w:ascii="Wingdings" w:hAnsi="Wingdings" w:hint="default"/>
+        <w:sz w:val="20"/>
+      </w:rPr>
+    </w:lvl>
+    <w:lvl w:ilvl="4" w:tentative="1">
+      <w:start w:val="1"/>
+      <w:numFmt w:val="bullet"/>
+      <w:lvlText w:val=""/>
+      <w:lvlJc w:val="left"/>
+      <w:pPr>
+        <w:tabs>
+          <w:tab w:val="num" w:pos="3600"/>
+        </w:tabs>
+        <w:ind w:left="3600" w:hanging="360"/>
+      </w:pPr>
+      <w:rPr>
+        <w:rFonts w:ascii="Wingdings" w:hAnsi="Wingdings" w:hint="default"/>
+        <w:sz w:val="20"/>
+      </w:rPr>
+    </w:lvl>
+    <w:lvl w:ilvl="5" w:tentative="1">
+      <w:start w:val="1"/>
+      <w:numFmt w:val="bullet"/>
+      <w:lvlText w:val=""/>
+      <w:lvlJc w:val="left"/>
+      <w:pPr>
+        <w:tabs>
+          <w:tab w:val="num" w:pos="4320"/>
+        </w:tabs>
+        <w:ind w:left="4320" w:hanging="360"/>
+      </w:pPr>
+      <w:rPr>
+        <w:rFonts w:ascii="Wingdings" w:hAnsi="Wingdings" w:hint="default"/>
+        <w:sz w:val="20"/>
+      </w:rPr>
+    </w:lvl>
+    <w:lvl w:ilvl="6" w:tentative="1">
+      <w:start w:val="1"/>
+      <w:numFmt w:val="bullet"/>
+      <w:lvlText w:val=""/>
+      <w:lvlJc w:val="left"/>
+      <w:pPr>
+        <w:tabs>
+          <w:tab w:val="num" w:pos="5040"/>
+        </w:tabs>
+        <w:ind w:left="5040" w:hanging="360"/>
+      </w:pPr>
+      <w:rPr>
+        <w:rFonts w:ascii="Wingdings" w:hAnsi="Wingdings" w:hint="default"/>
+        <w:sz w:val="20"/>
+      </w:rPr>
+    </w:lvl>
+    <w:lvl w:ilvl="7" w:tentative="1">
+      <w:start w:val="1"/>
+      <w:numFmt w:val="bullet"/>
+      <w:lvlText w:val=""/>
+      <w:lvlJc w:val="left"/>
+      <w:pPr>
+        <w:tabs>
+          <w:tab w:val="num" w:pos="5760"/>
+        </w:tabs>
+        <w:ind w:left="5760" w:hanging="360"/>
+      </w:pPr>
+      <w:rPr>
+        <w:rFonts w:ascii="Wingdings" w:hAnsi="Wingdings" w:hint="default"/>
+        <w:sz w:val="20"/>
+      </w:rPr>
+    </w:lvl>
+    <w:lvl w:ilvl="8" w:tentative="1">
+      <w:start w:val="1"/>
+      <w:numFmt w:val="bullet"/>
+      <w:lvlText w:val=""/>
+      <w:lvlJc w:val="left"/>
+      <w:pPr>
+        <w:tabs>
+          <w:tab w:val="num" w:pos="6480"/>
+        </w:tabs>
+        <w:ind w:left="6480" w:hanging="360"/>
+      </w:pPr>
+      <w:rPr>
+        <w:rFonts w:ascii="Wingdings" w:hAnsi="Wingdings" w:hint="default"/>
+        <w:sz w:val="20"/>
+      </w:rPr>
+    </w:lvl>
+  </w:abstractNum>
+  <w:abstractNum w:abstractNumId="3" w15:restartNumberingAfterBreak="0">
+    <w:nsid w:val="06A21D8D"/>
+    <w:multiLevelType w:val="multilevel"/>
+    <w:tmpl w:val="C7EAE6DA"/>
+    <w:lvl w:ilvl="0">
+      <w:start w:val="1"/>
+      <w:numFmt w:val="bullet"/>
+      <w:lvlText w:val=""/>
+      <w:lvlJc w:val="left"/>
+      <w:pPr>
+        <w:tabs>
+          <w:tab w:val="num" w:pos="720"/>
+        </w:tabs>
+        <w:ind w:left="720" w:hanging="360"/>
+      </w:pPr>
+      <w:rPr>
+        <w:rFonts w:ascii="Symbol" w:hAnsi="Symbol" w:hint="default"/>
+        <w:sz w:val="20"/>
+      </w:rPr>
+    </w:lvl>
+    <w:lvl w:ilvl="1" w:tentative="1">
+      <w:start w:val="1"/>
+      <w:numFmt w:val="bullet"/>
+      <w:lvlText w:val=""/>
+      <w:lvlJc w:val="left"/>
+      <w:pPr>
+        <w:tabs>
+          <w:tab w:val="num" w:pos="1440"/>
+        </w:tabs>
+        <w:ind w:left="1440" w:hanging="360"/>
+      </w:pPr>
+      <w:rPr>
+        <w:rFonts w:ascii="Symbol" w:hAnsi="Symbol" w:hint="default"/>
+        <w:sz w:val="20"/>
+      </w:rPr>
+    </w:lvl>
+    <w:lvl w:ilvl="2" w:tentative="1">
+      <w:start w:val="1"/>
+      <w:numFmt w:val="bullet"/>
+      <w:lvlText w:val=""/>
+      <w:lvlJc w:val="left"/>
+      <w:pPr>
+        <w:tabs>
+          <w:tab w:val="num" w:pos="2160"/>
+        </w:tabs>
+        <w:ind w:left="2160" w:hanging="360"/>
+      </w:pPr>
+      <w:rPr>
+        <w:rFonts w:ascii="Symbol" w:hAnsi="Symbol" w:hint="default"/>
+        <w:sz w:val="20"/>
+      </w:rPr>
+    </w:lvl>
+    <w:lvl w:ilvl="3" w:tentative="1">
+      <w:start w:val="1"/>
+      <w:numFmt w:val="bullet"/>
+      <w:lvlText w:val=""/>
+      <w:lvlJc w:val="left"/>
+      <w:pPr>
+        <w:tabs>
+          <w:tab w:val="num" w:pos="2880"/>
+        </w:tabs>
+        <w:ind w:left="2880" w:hanging="360"/>
+      </w:pPr>
+      <w:rPr>
+        <w:rFonts w:ascii="Symbol" w:hAnsi="Symbol" w:hint="default"/>
+        <w:sz w:val="20"/>
+      </w:rPr>
+    </w:lvl>
+    <w:lvl w:ilvl="4" w:tentative="1">
+      <w:start w:val="1"/>
+      <w:numFmt w:val="bullet"/>
+      <w:lvlText w:val=""/>
+      <w:lvlJc w:val="left"/>
+      <w:pPr>
+        <w:tabs>
+          <w:tab w:val="num" w:pos="3600"/>
+        </w:tabs>
+        <w:ind w:left="3600" w:hanging="360"/>
+      </w:pPr>
+      <w:rPr>
+        <w:rFonts w:ascii="Symbol" w:hAnsi="Symbol" w:hint="default"/>
+        <w:sz w:val="20"/>
+      </w:rPr>
+    </w:lvl>
+    <w:lvl w:ilvl="5" w:tentative="1">
+      <w:start w:val="1"/>
+      <w:numFmt w:val="bullet"/>
+      <w:lvlText w:val=""/>
+      <w:lvlJc w:val="left"/>
+      <w:pPr>
+        <w:tabs>
+          <w:tab w:val="num" w:pos="4320"/>
+        </w:tabs>
+        <w:ind w:left="4320" w:hanging="360"/>
+      </w:pPr>
+      <w:rPr>
+        <w:rFonts w:ascii="Symbol" w:hAnsi="Symbol" w:hint="default"/>
+        <w:sz w:val="20"/>
+      </w:rPr>
+    </w:lvl>
+    <w:lvl w:ilvl="6" w:tentative="1">
+      <w:start w:val="1"/>
+      <w:numFmt w:val="bullet"/>
+      <w:lvlText w:val=""/>
+      <w:lvlJc w:val="left"/>
+      <w:pPr>
+        <w:tabs>
+          <w:tab w:val="num" w:pos="5040"/>
+        </w:tabs>
+        <w:ind w:left="5040" w:hanging="360"/>
+      </w:pPr>
+      <w:rPr>
+        <w:rFonts w:ascii="Symbol" w:hAnsi="Symbol" w:hint="default"/>
+        <w:sz w:val="20"/>
+      </w:rPr>
+    </w:lvl>
+    <w:lvl w:ilvl="7" w:tentative="1">
+      <w:start w:val="1"/>
+      <w:numFmt w:val="bullet"/>
+      <w:lvlText w:val=""/>
+      <w:lvlJc w:val="left"/>
+      <w:pPr>
+        <w:tabs>
+          <w:tab w:val="num" w:pos="5760"/>
+        </w:tabs>
+        <w:ind w:left="5760" w:hanging="360"/>
+      </w:pPr>
+      <w:rPr>
+        <w:rFonts w:ascii="Symbol" w:hAnsi="Symbol" w:hint="default"/>
+        <w:sz w:val="20"/>
+      </w:rPr>
+    </w:lvl>
+    <w:lvl w:ilvl="8" w:tentative="1">
+      <w:start w:val="1"/>
+      <w:numFmt w:val="bullet"/>
+      <w:lvlText w:val=""/>
+      <w:lvlJc w:val="left"/>
+      <w:pPr>
+        <w:tabs>
+          <w:tab w:val="num" w:pos="6480"/>
+        </w:tabs>
+        <w:ind w:left="6480" w:hanging="360"/>
+      </w:pPr>
+      <w:rPr>
+        <w:rFonts w:ascii="Symbol" w:hAnsi="Symbol" w:hint="default"/>
+        <w:sz w:val="20"/>
+      </w:rPr>
+    </w:lvl>
+  </w:abstractNum>
+  <w:abstractNum w:abstractNumId="4" w15:restartNumberingAfterBreak="0">
     <w:nsid w:val="095C4494"/>
     <w:multiLevelType w:val="multilevel"/>
     <w:tmpl w:val="5498D864"/>
@@ -6885,7 +6786,7 @@
       </w:rPr>
     </w:lvl>
   </w:abstractNum>
-  <w:abstractNum w:abstractNumId="2" w15:restartNumberingAfterBreak="0">
+  <w:abstractNum w:abstractNumId="5" w15:restartNumberingAfterBreak="0">
     <w:nsid w:val="12E03DFF"/>
     <w:multiLevelType w:val="multilevel"/>
     <w:tmpl w:val="566E4294"/>
@@ -7034,7 +6935,7 @@
       </w:rPr>
     </w:lvl>
   </w:abstractNum>
-  <w:abstractNum w:abstractNumId="3" w15:restartNumberingAfterBreak="0">
+  <w:abstractNum w:abstractNumId="6" w15:restartNumberingAfterBreak="0">
     <w:nsid w:val="18995F90"/>
     <w:multiLevelType w:val="multilevel"/>
     <w:tmpl w:val="E32005C4"/>
@@ -7183,7 +7084,156 @@
       </w:rPr>
     </w:lvl>
   </w:abstractNum>
-  <w:abstractNum w:abstractNumId="4" w15:restartNumberingAfterBreak="0">
+  <w:abstractNum w:abstractNumId="7" w15:restartNumberingAfterBreak="0">
+    <w:nsid w:val="18D84B8F"/>
+    <w:multiLevelType w:val="multilevel"/>
+    <w:tmpl w:val="D85244B2"/>
+    <w:lvl w:ilvl="0">
+      <w:start w:val="1"/>
+      <w:numFmt w:val="bullet"/>
+      <w:lvlText w:val=""/>
+      <w:lvlJc w:val="left"/>
+      <w:pPr>
+        <w:tabs>
+          <w:tab w:val="num" w:pos="720"/>
+        </w:tabs>
+        <w:ind w:left="720" w:hanging="360"/>
+      </w:pPr>
+      <w:rPr>
+        <w:rFonts w:ascii="Symbol" w:hAnsi="Symbol" w:hint="default"/>
+        <w:sz w:val="20"/>
+      </w:rPr>
+    </w:lvl>
+    <w:lvl w:ilvl="1" w:tentative="1">
+      <w:start w:val="1"/>
+      <w:numFmt w:val="bullet"/>
+      <w:lvlText w:val=""/>
+      <w:lvlJc w:val="left"/>
+      <w:pPr>
+        <w:tabs>
+          <w:tab w:val="num" w:pos="1440"/>
+        </w:tabs>
+        <w:ind w:left="1440" w:hanging="360"/>
+      </w:pPr>
+      <w:rPr>
+        <w:rFonts w:ascii="Symbol" w:hAnsi="Symbol" w:hint="default"/>
+        <w:sz w:val="20"/>
+      </w:rPr>
+    </w:lvl>
+    <w:lvl w:ilvl="2" w:tentative="1">
+      <w:start w:val="1"/>
+      <w:numFmt w:val="bullet"/>
+      <w:lvlText w:val=""/>
+      <w:lvlJc w:val="left"/>
+      <w:pPr>
+        <w:tabs>
+          <w:tab w:val="num" w:pos="2160"/>
+        </w:tabs>
+        <w:ind w:left="2160" w:hanging="360"/>
+      </w:pPr>
+      <w:rPr>
+        <w:rFonts w:ascii="Symbol" w:hAnsi="Symbol" w:hint="default"/>
+        <w:sz w:val="20"/>
+      </w:rPr>
+    </w:lvl>
+    <w:lvl w:ilvl="3" w:tentative="1">
+      <w:start w:val="1"/>
+      <w:numFmt w:val="bullet"/>
+      <w:lvlText w:val=""/>
+      <w:lvlJc w:val="left"/>
+      <w:pPr>
+        <w:tabs>
+          <w:tab w:val="num" w:pos="2880"/>
+        </w:tabs>
+        <w:ind w:left="2880" w:hanging="360"/>
+      </w:pPr>
+      <w:rPr>
+        <w:rFonts w:ascii="Symbol" w:hAnsi="Symbol" w:hint="default"/>
+        <w:sz w:val="20"/>
+      </w:rPr>
+    </w:lvl>
+    <w:lvl w:ilvl="4" w:tentative="1">
+      <w:start w:val="1"/>
+      <w:numFmt w:val="bullet"/>
+      <w:lvlText w:val=""/>
+      <w:lvlJc w:val="left"/>
+      <w:pPr>
+        <w:tabs>
+          <w:tab w:val="num" w:pos="3600"/>
+        </w:tabs>
+        <w:ind w:left="3600" w:hanging="360"/>
+      </w:pPr>
+      <w:rPr>
+        <w:rFonts w:ascii="Symbol" w:hAnsi="Symbol" w:hint="default"/>
+        <w:sz w:val="20"/>
+      </w:rPr>
+    </w:lvl>
+    <w:lvl w:ilvl="5" w:tentative="1">
+      <w:start w:val="1"/>
+      <w:numFmt w:val="bullet"/>
+      <w:lvlText w:val=""/>
+      <w:lvlJc w:val="left"/>
+      <w:pPr>
+        <w:tabs>
+          <w:tab w:val="num" w:pos="4320"/>
+        </w:tabs>
+        <w:ind w:left="4320" w:hanging="360"/>
+      </w:pPr>
+      <w:rPr>
+        <w:rFonts w:ascii="Symbol" w:hAnsi="Symbol" w:hint="default"/>
+        <w:sz w:val="20"/>
+      </w:rPr>
+    </w:lvl>
+    <w:lvl w:ilvl="6" w:tentative="1">
+      <w:start w:val="1"/>
+      <w:numFmt w:val="bullet"/>
+      <w:lvlText w:val=""/>
+      <w:lvlJc w:val="left"/>
+      <w:pPr>
+        <w:tabs>
+          <w:tab w:val="num" w:pos="5040"/>
+        </w:tabs>
+        <w:ind w:left="5040" w:hanging="360"/>
+      </w:pPr>
+      <w:rPr>
+        <w:rFonts w:ascii="Symbol" w:hAnsi="Symbol" w:hint="default"/>
+        <w:sz w:val="20"/>
+      </w:rPr>
+    </w:lvl>
+    <w:lvl w:ilvl="7" w:tentative="1">
+      <w:start w:val="1"/>
+      <w:numFmt w:val="bullet"/>
+      <w:lvlText w:val=""/>
+      <w:lvlJc w:val="left"/>
+      <w:pPr>
+        <w:tabs>
+          <w:tab w:val="num" w:pos="5760"/>
+        </w:tabs>
+        <w:ind w:left="5760" w:hanging="360"/>
+      </w:pPr>
+      <w:rPr>
+        <w:rFonts w:ascii="Symbol" w:hAnsi="Symbol" w:hint="default"/>
+        <w:sz w:val="20"/>
+      </w:rPr>
+    </w:lvl>
+    <w:lvl w:ilvl="8" w:tentative="1">
+      <w:start w:val="1"/>
+      <w:numFmt w:val="bullet"/>
+      <w:lvlText w:val=""/>
+      <w:lvlJc w:val="left"/>
+      <w:pPr>
+        <w:tabs>
+          <w:tab w:val="num" w:pos="6480"/>
+        </w:tabs>
+        <w:ind w:left="6480" w:hanging="360"/>
+      </w:pPr>
+      <w:rPr>
+        <w:rFonts w:ascii="Symbol" w:hAnsi="Symbol" w:hint="default"/>
+        <w:sz w:val="20"/>
+      </w:rPr>
+    </w:lvl>
+  </w:abstractNum>
+  <w:abstractNum w:abstractNumId="8" w15:restartNumberingAfterBreak="0">
     <w:nsid w:val="1DD950CC"/>
     <w:multiLevelType w:val="multilevel"/>
     <w:tmpl w:val="AB3A7C80"/>
@@ -7332,7 +7382,7 @@
       </w:rPr>
     </w:lvl>
   </w:abstractNum>
-  <w:abstractNum w:abstractNumId="5" w15:restartNumberingAfterBreak="0">
+  <w:abstractNum w:abstractNumId="9" w15:restartNumberingAfterBreak="0">
     <w:nsid w:val="22030C99"/>
     <w:multiLevelType w:val="multilevel"/>
     <w:tmpl w:val="1AE2BAF0"/>
@@ -7481,7 +7531,305 @@
       </w:rPr>
     </w:lvl>
   </w:abstractNum>
-  <w:abstractNum w:abstractNumId="6" w15:restartNumberingAfterBreak="0">
+  <w:abstractNum w:abstractNumId="10" w15:restartNumberingAfterBreak="0">
+    <w:nsid w:val="25323004"/>
+    <w:multiLevelType w:val="multilevel"/>
+    <w:tmpl w:val="89AE4DB4"/>
+    <w:lvl w:ilvl="0">
+      <w:start w:val="1"/>
+      <w:numFmt w:val="bullet"/>
+      <w:lvlText w:val=""/>
+      <w:lvlJc w:val="left"/>
+      <w:pPr>
+        <w:tabs>
+          <w:tab w:val="num" w:pos="720"/>
+        </w:tabs>
+        <w:ind w:left="720" w:hanging="360"/>
+      </w:pPr>
+      <w:rPr>
+        <w:rFonts w:ascii="Symbol" w:hAnsi="Symbol" w:hint="default"/>
+        <w:sz w:val="20"/>
+      </w:rPr>
+    </w:lvl>
+    <w:lvl w:ilvl="1" w:tentative="1">
+      <w:start w:val="1"/>
+      <w:numFmt w:val="bullet"/>
+      <w:lvlText w:val="o"/>
+      <w:lvlJc w:val="left"/>
+      <w:pPr>
+        <w:tabs>
+          <w:tab w:val="num" w:pos="1440"/>
+        </w:tabs>
+        <w:ind w:left="1440" w:hanging="360"/>
+      </w:pPr>
+      <w:rPr>
+        <w:rFonts w:ascii="Courier New" w:hAnsi="Courier New" w:hint="default"/>
+        <w:sz w:val="20"/>
+      </w:rPr>
+    </w:lvl>
+    <w:lvl w:ilvl="2" w:tentative="1">
+      <w:start w:val="1"/>
+      <w:numFmt w:val="bullet"/>
+      <w:lvlText w:val=""/>
+      <w:lvlJc w:val="left"/>
+      <w:pPr>
+        <w:tabs>
+          <w:tab w:val="num" w:pos="2160"/>
+        </w:tabs>
+        <w:ind w:left="2160" w:hanging="360"/>
+      </w:pPr>
+      <w:rPr>
+        <w:rFonts w:ascii="Wingdings" w:hAnsi="Wingdings" w:hint="default"/>
+        <w:sz w:val="20"/>
+      </w:rPr>
+    </w:lvl>
+    <w:lvl w:ilvl="3" w:tentative="1">
+      <w:start w:val="1"/>
+      <w:numFmt w:val="bullet"/>
+      <w:lvlText w:val=""/>
+      <w:lvlJc w:val="left"/>
+      <w:pPr>
+        <w:tabs>
+          <w:tab w:val="num" w:pos="2880"/>
+        </w:tabs>
+        <w:ind w:left="2880" w:hanging="360"/>
+      </w:pPr>
+      <w:rPr>
+        <w:rFonts w:ascii="Wingdings" w:hAnsi="Wingdings" w:hint="default"/>
+        <w:sz w:val="20"/>
+      </w:rPr>
+    </w:lvl>
+    <w:lvl w:ilvl="4" w:tentative="1">
+      <w:start w:val="1"/>
+      <w:numFmt w:val="bullet"/>
+      <w:lvlText w:val=""/>
+      <w:lvlJc w:val="left"/>
+      <w:pPr>
+        <w:tabs>
+          <w:tab w:val="num" w:pos="3600"/>
+        </w:tabs>
+        <w:ind w:left="3600" w:hanging="360"/>
+      </w:pPr>
+      <w:rPr>
+        <w:rFonts w:ascii="Wingdings" w:hAnsi="Wingdings" w:hint="default"/>
+        <w:sz w:val="20"/>
+      </w:rPr>
+    </w:lvl>
+    <w:lvl w:ilvl="5" w:tentative="1">
+      <w:start w:val="1"/>
+      <w:numFmt w:val="bullet"/>
+      <w:lvlText w:val=""/>
+      <w:lvlJc w:val="left"/>
+      <w:pPr>
+        <w:tabs>
+          <w:tab w:val="num" w:pos="4320"/>
+        </w:tabs>
+        <w:ind w:left="4320" w:hanging="360"/>
+      </w:pPr>
+      <w:rPr>
+        <w:rFonts w:ascii="Wingdings" w:hAnsi="Wingdings" w:hint="default"/>
+        <w:sz w:val="20"/>
+      </w:rPr>
+    </w:lvl>
+    <w:lvl w:ilvl="6" w:tentative="1">
+      <w:start w:val="1"/>
+      <w:numFmt w:val="bullet"/>
+      <w:lvlText w:val=""/>
+      <w:lvlJc w:val="left"/>
+      <w:pPr>
+        <w:tabs>
+          <w:tab w:val="num" w:pos="5040"/>
+        </w:tabs>
+        <w:ind w:left="5040" w:hanging="360"/>
+      </w:pPr>
+      <w:rPr>
+        <w:rFonts w:ascii="Wingdings" w:hAnsi="Wingdings" w:hint="default"/>
+        <w:sz w:val="20"/>
+      </w:rPr>
+    </w:lvl>
+    <w:lvl w:ilvl="7" w:tentative="1">
+      <w:start w:val="1"/>
+      <w:numFmt w:val="bullet"/>
+      <w:lvlText w:val=""/>
+      <w:lvlJc w:val="left"/>
+      <w:pPr>
+        <w:tabs>
+          <w:tab w:val="num" w:pos="5760"/>
+        </w:tabs>
+        <w:ind w:left="5760" w:hanging="360"/>
+      </w:pPr>
+      <w:rPr>
+        <w:rFonts w:ascii="Wingdings" w:hAnsi="Wingdings" w:hint="default"/>
+        <w:sz w:val="20"/>
+      </w:rPr>
+    </w:lvl>
+    <w:lvl w:ilvl="8" w:tentative="1">
+      <w:start w:val="1"/>
+      <w:numFmt w:val="bullet"/>
+      <w:lvlText w:val=""/>
+      <w:lvlJc w:val="left"/>
+      <w:pPr>
+        <w:tabs>
+          <w:tab w:val="num" w:pos="6480"/>
+        </w:tabs>
+        <w:ind w:left="6480" w:hanging="360"/>
+      </w:pPr>
+      <w:rPr>
+        <w:rFonts w:ascii="Wingdings" w:hAnsi="Wingdings" w:hint="default"/>
+        <w:sz w:val="20"/>
+      </w:rPr>
+    </w:lvl>
+  </w:abstractNum>
+  <w:abstractNum w:abstractNumId="11" w15:restartNumberingAfterBreak="0">
+    <w:nsid w:val="298D3F53"/>
+    <w:multiLevelType w:val="multilevel"/>
+    <w:tmpl w:val="037CEDCA"/>
+    <w:lvl w:ilvl="0">
+      <w:start w:val="1"/>
+      <w:numFmt w:val="bullet"/>
+      <w:lvlText w:val=""/>
+      <w:lvlJc w:val="left"/>
+      <w:pPr>
+        <w:tabs>
+          <w:tab w:val="num" w:pos="720"/>
+        </w:tabs>
+        <w:ind w:left="720" w:hanging="360"/>
+      </w:pPr>
+      <w:rPr>
+        <w:rFonts w:ascii="Symbol" w:hAnsi="Symbol" w:hint="default"/>
+        <w:sz w:val="20"/>
+      </w:rPr>
+    </w:lvl>
+    <w:lvl w:ilvl="1" w:tentative="1">
+      <w:start w:val="1"/>
+      <w:numFmt w:val="bullet"/>
+      <w:lvlText w:val="o"/>
+      <w:lvlJc w:val="left"/>
+      <w:pPr>
+        <w:tabs>
+          <w:tab w:val="num" w:pos="1440"/>
+        </w:tabs>
+        <w:ind w:left="1440" w:hanging="360"/>
+      </w:pPr>
+      <w:rPr>
+        <w:rFonts w:ascii="Courier New" w:hAnsi="Courier New" w:hint="default"/>
+        <w:sz w:val="20"/>
+      </w:rPr>
+    </w:lvl>
+    <w:lvl w:ilvl="2" w:tentative="1">
+      <w:start w:val="1"/>
+      <w:numFmt w:val="bullet"/>
+      <w:lvlText w:val=""/>
+      <w:lvlJc w:val="left"/>
+      <w:pPr>
+        <w:tabs>
+          <w:tab w:val="num" w:pos="2160"/>
+        </w:tabs>
+        <w:ind w:left="2160" w:hanging="360"/>
+      </w:pPr>
+      <w:rPr>
+        <w:rFonts w:ascii="Wingdings" w:hAnsi="Wingdings" w:hint="default"/>
+        <w:sz w:val="20"/>
+      </w:rPr>
+    </w:lvl>
+    <w:lvl w:ilvl="3" w:tentative="1">
+      <w:start w:val="1"/>
+      <w:numFmt w:val="bullet"/>
+      <w:lvlText w:val=""/>
+      <w:lvlJc w:val="left"/>
+      <w:pPr>
+        <w:tabs>
+          <w:tab w:val="num" w:pos="2880"/>
+        </w:tabs>
+        <w:ind w:left="2880" w:hanging="360"/>
+      </w:pPr>
+      <w:rPr>
+        <w:rFonts w:ascii="Wingdings" w:hAnsi="Wingdings" w:hint="default"/>
+        <w:sz w:val="20"/>
+      </w:rPr>
+    </w:lvl>
+    <w:lvl w:ilvl="4" w:tentative="1">
+      <w:start w:val="1"/>
+      <w:numFmt w:val="bullet"/>
+      <w:lvlText w:val=""/>
+      <w:lvlJc w:val="left"/>
+      <w:pPr>
+        <w:tabs>
+          <w:tab w:val="num" w:pos="3600"/>
+        </w:tabs>
+        <w:ind w:left="3600" w:hanging="360"/>
+      </w:pPr>
+      <w:rPr>
+        <w:rFonts w:ascii="Wingdings" w:hAnsi="Wingdings" w:hint="default"/>
+        <w:sz w:val="20"/>
+      </w:rPr>
+    </w:lvl>
+    <w:lvl w:ilvl="5" w:tentative="1">
+      <w:start w:val="1"/>
+      <w:numFmt w:val="bullet"/>
+      <w:lvlText w:val=""/>
+      <w:lvlJc w:val="left"/>
+      <w:pPr>
+        <w:tabs>
+          <w:tab w:val="num" w:pos="4320"/>
+        </w:tabs>
+        <w:ind w:left="4320" w:hanging="360"/>
+      </w:pPr>
+      <w:rPr>
+        <w:rFonts w:ascii="Wingdings" w:hAnsi="Wingdings" w:hint="default"/>
+        <w:sz w:val="20"/>
+      </w:rPr>
+    </w:lvl>
+    <w:lvl w:ilvl="6" w:tentative="1">
+      <w:start w:val="1"/>
+      <w:numFmt w:val="bullet"/>
+      <w:lvlText w:val=""/>
+      <w:lvlJc w:val="left"/>
+      <w:pPr>
+        <w:tabs>
+          <w:tab w:val="num" w:pos="5040"/>
+        </w:tabs>
+        <w:ind w:left="5040" w:hanging="360"/>
+      </w:pPr>
+      <w:rPr>
+        <w:rFonts w:ascii="Wingdings" w:hAnsi="Wingdings" w:hint="default"/>
+        <w:sz w:val="20"/>
+      </w:rPr>
+    </w:lvl>
+    <w:lvl w:ilvl="7" w:tentative="1">
+      <w:start w:val="1"/>
+      <w:numFmt w:val="bullet"/>
+      <w:lvlText w:val=""/>
+      <w:lvlJc w:val="left"/>
+      <w:pPr>
+        <w:tabs>
+          <w:tab w:val="num" w:pos="5760"/>
+        </w:tabs>
+        <w:ind w:left="5760" w:hanging="360"/>
+      </w:pPr>
+      <w:rPr>
+        <w:rFonts w:ascii="Wingdings" w:hAnsi="Wingdings" w:hint="default"/>
+        <w:sz w:val="20"/>
+      </w:rPr>
+    </w:lvl>
+    <w:lvl w:ilvl="8" w:tentative="1">
+      <w:start w:val="1"/>
+      <w:numFmt w:val="bullet"/>
+      <w:lvlText w:val=""/>
+      <w:lvlJc w:val="left"/>
+      <w:pPr>
+        <w:tabs>
+          <w:tab w:val="num" w:pos="6480"/>
+        </w:tabs>
+        <w:ind w:left="6480" w:hanging="360"/>
+      </w:pPr>
+      <w:rPr>
+        <w:rFonts w:ascii="Wingdings" w:hAnsi="Wingdings" w:hint="default"/>
+        <w:sz w:val="20"/>
+      </w:rPr>
+    </w:lvl>
+  </w:abstractNum>
+  <w:abstractNum w:abstractNumId="12" w15:restartNumberingAfterBreak="0">
     <w:nsid w:val="3619144E"/>
     <w:multiLevelType w:val="multilevel"/>
     <w:tmpl w:val="37A0723A"/>
@@ -7630,7 +7978,454 @@
       </w:rPr>
     </w:lvl>
   </w:abstractNum>
-  <w:abstractNum w:abstractNumId="7" w15:restartNumberingAfterBreak="0">
+  <w:abstractNum w:abstractNumId="13" w15:restartNumberingAfterBreak="0">
+    <w:nsid w:val="394963C9"/>
+    <w:multiLevelType w:val="multilevel"/>
+    <w:tmpl w:val="9EF0CE8A"/>
+    <w:lvl w:ilvl="0">
+      <w:start w:val="1"/>
+      <w:numFmt w:val="bullet"/>
+      <w:lvlText w:val=""/>
+      <w:lvlJc w:val="left"/>
+      <w:pPr>
+        <w:tabs>
+          <w:tab w:val="num" w:pos="720"/>
+        </w:tabs>
+        <w:ind w:left="720" w:hanging="360"/>
+      </w:pPr>
+      <w:rPr>
+        <w:rFonts w:ascii="Symbol" w:hAnsi="Symbol" w:hint="default"/>
+        <w:sz w:val="20"/>
+      </w:rPr>
+    </w:lvl>
+    <w:lvl w:ilvl="1" w:tentative="1">
+      <w:start w:val="1"/>
+      <w:numFmt w:val="bullet"/>
+      <w:lvlText w:val="o"/>
+      <w:lvlJc w:val="left"/>
+      <w:pPr>
+        <w:tabs>
+          <w:tab w:val="num" w:pos="1440"/>
+        </w:tabs>
+        <w:ind w:left="1440" w:hanging="360"/>
+      </w:pPr>
+      <w:rPr>
+        <w:rFonts w:ascii="Courier New" w:hAnsi="Courier New" w:hint="default"/>
+        <w:sz w:val="20"/>
+      </w:rPr>
+    </w:lvl>
+    <w:lvl w:ilvl="2" w:tentative="1">
+      <w:start w:val="1"/>
+      <w:numFmt w:val="bullet"/>
+      <w:lvlText w:val=""/>
+      <w:lvlJc w:val="left"/>
+      <w:pPr>
+        <w:tabs>
+          <w:tab w:val="num" w:pos="2160"/>
+        </w:tabs>
+        <w:ind w:left="2160" w:hanging="360"/>
+      </w:pPr>
+      <w:rPr>
+        <w:rFonts w:ascii="Wingdings" w:hAnsi="Wingdings" w:hint="default"/>
+        <w:sz w:val="20"/>
+      </w:rPr>
+    </w:lvl>
+    <w:lvl w:ilvl="3" w:tentative="1">
+      <w:start w:val="1"/>
+      <w:numFmt w:val="bullet"/>
+      <w:lvlText w:val=""/>
+      <w:lvlJc w:val="left"/>
+      <w:pPr>
+        <w:tabs>
+          <w:tab w:val="num" w:pos="2880"/>
+        </w:tabs>
+        <w:ind w:left="2880" w:hanging="360"/>
+      </w:pPr>
+      <w:rPr>
+        <w:rFonts w:ascii="Wingdings" w:hAnsi="Wingdings" w:hint="default"/>
+        <w:sz w:val="20"/>
+      </w:rPr>
+    </w:lvl>
+    <w:lvl w:ilvl="4" w:tentative="1">
+      <w:start w:val="1"/>
+      <w:numFmt w:val="bullet"/>
+      <w:lvlText w:val=""/>
+      <w:lvlJc w:val="left"/>
+      <w:pPr>
+        <w:tabs>
+          <w:tab w:val="num" w:pos="3600"/>
+        </w:tabs>
+        <w:ind w:left="3600" w:hanging="360"/>
+      </w:pPr>
+      <w:rPr>
+        <w:rFonts w:ascii="Wingdings" w:hAnsi="Wingdings" w:hint="default"/>
+        <w:sz w:val="20"/>
+      </w:rPr>
+    </w:lvl>
+    <w:lvl w:ilvl="5" w:tentative="1">
+      <w:start w:val="1"/>
+      <w:numFmt w:val="bullet"/>
+      <w:lvlText w:val=""/>
+      <w:lvlJc w:val="left"/>
+      <w:pPr>
+        <w:tabs>
+          <w:tab w:val="num" w:pos="4320"/>
+        </w:tabs>
+        <w:ind w:left="4320" w:hanging="360"/>
+      </w:pPr>
+      <w:rPr>
+        <w:rFonts w:ascii="Wingdings" w:hAnsi="Wingdings" w:hint="default"/>
+        <w:sz w:val="20"/>
+      </w:rPr>
+    </w:lvl>
+    <w:lvl w:ilvl="6" w:tentative="1">
+      <w:start w:val="1"/>
+      <w:numFmt w:val="bullet"/>
+      <w:lvlText w:val=""/>
+      <w:lvlJc w:val="left"/>
+      <w:pPr>
+        <w:tabs>
+          <w:tab w:val="num" w:pos="5040"/>
+        </w:tabs>
+        <w:ind w:left="5040" w:hanging="360"/>
+      </w:pPr>
+      <w:rPr>
+        <w:rFonts w:ascii="Wingdings" w:hAnsi="Wingdings" w:hint="default"/>
+        <w:sz w:val="20"/>
+      </w:rPr>
+    </w:lvl>
+    <w:lvl w:ilvl="7" w:tentative="1">
+      <w:start w:val="1"/>
+      <w:numFmt w:val="bullet"/>
+      <w:lvlText w:val=""/>
+      <w:lvlJc w:val="left"/>
+      <w:pPr>
+        <w:tabs>
+          <w:tab w:val="num" w:pos="5760"/>
+        </w:tabs>
+        <w:ind w:left="5760" w:hanging="360"/>
+      </w:pPr>
+      <w:rPr>
+        <w:rFonts w:ascii="Wingdings" w:hAnsi="Wingdings" w:hint="default"/>
+        <w:sz w:val="20"/>
+      </w:rPr>
+    </w:lvl>
+    <w:lvl w:ilvl="8" w:tentative="1">
+      <w:start w:val="1"/>
+      <w:numFmt w:val="bullet"/>
+      <w:lvlText w:val=""/>
+      <w:lvlJc w:val="left"/>
+      <w:pPr>
+        <w:tabs>
+          <w:tab w:val="num" w:pos="6480"/>
+        </w:tabs>
+        <w:ind w:left="6480" w:hanging="360"/>
+      </w:pPr>
+      <w:rPr>
+        <w:rFonts w:ascii="Wingdings" w:hAnsi="Wingdings" w:hint="default"/>
+        <w:sz w:val="20"/>
+      </w:rPr>
+    </w:lvl>
+  </w:abstractNum>
+  <w:abstractNum w:abstractNumId="14" w15:restartNumberingAfterBreak="0">
+    <w:nsid w:val="47C50C69"/>
+    <w:multiLevelType w:val="multilevel"/>
+    <w:tmpl w:val="6E3C8FFA"/>
+    <w:lvl w:ilvl="0">
+      <w:start w:val="1"/>
+      <w:numFmt w:val="bullet"/>
+      <w:lvlText w:val=""/>
+      <w:lvlJc w:val="left"/>
+      <w:pPr>
+        <w:tabs>
+          <w:tab w:val="num" w:pos="720"/>
+        </w:tabs>
+        <w:ind w:left="720" w:hanging="360"/>
+      </w:pPr>
+      <w:rPr>
+        <w:rFonts w:ascii="Symbol" w:hAnsi="Symbol" w:hint="default"/>
+        <w:sz w:val="20"/>
+      </w:rPr>
+    </w:lvl>
+    <w:lvl w:ilvl="1" w:tentative="1">
+      <w:start w:val="1"/>
+      <w:numFmt w:val="bullet"/>
+      <w:lvlText w:val="o"/>
+      <w:lvlJc w:val="left"/>
+      <w:pPr>
+        <w:tabs>
+          <w:tab w:val="num" w:pos="1440"/>
+        </w:tabs>
+        <w:ind w:left="1440" w:hanging="360"/>
+      </w:pPr>
+      <w:rPr>
+        <w:rFonts w:ascii="Courier New" w:hAnsi="Courier New" w:hint="default"/>
+        <w:sz w:val="20"/>
+      </w:rPr>
+    </w:lvl>
+    <w:lvl w:ilvl="2" w:tentative="1">
+      <w:start w:val="1"/>
+      <w:numFmt w:val="bullet"/>
+      <w:lvlText w:val=""/>
+      <w:lvlJc w:val="left"/>
+      <w:pPr>
+        <w:tabs>
+          <w:tab w:val="num" w:pos="2160"/>
+        </w:tabs>
+        <w:ind w:left="2160" w:hanging="360"/>
+      </w:pPr>
+      <w:rPr>
+        <w:rFonts w:ascii="Wingdings" w:hAnsi="Wingdings" w:hint="default"/>
+        <w:sz w:val="20"/>
+      </w:rPr>
+    </w:lvl>
+    <w:lvl w:ilvl="3" w:tentative="1">
+      <w:start w:val="1"/>
+      <w:numFmt w:val="bullet"/>
+      <w:lvlText w:val=""/>
+      <w:lvlJc w:val="left"/>
+      <w:pPr>
+        <w:tabs>
+          <w:tab w:val="num" w:pos="2880"/>
+        </w:tabs>
+        <w:ind w:left="2880" w:hanging="360"/>
+      </w:pPr>
+      <w:rPr>
+        <w:rFonts w:ascii="Wingdings" w:hAnsi="Wingdings" w:hint="default"/>
+        <w:sz w:val="20"/>
+      </w:rPr>
+    </w:lvl>
+    <w:lvl w:ilvl="4" w:tentative="1">
+      <w:start w:val="1"/>
+      <w:numFmt w:val="bullet"/>
+      <w:lvlText w:val=""/>
+      <w:lvlJc w:val="left"/>
+      <w:pPr>
+        <w:tabs>
+          <w:tab w:val="num" w:pos="3600"/>
+        </w:tabs>
+        <w:ind w:left="3600" w:hanging="360"/>
+      </w:pPr>
+      <w:rPr>
+        <w:rFonts w:ascii="Wingdings" w:hAnsi="Wingdings" w:hint="default"/>
+        <w:sz w:val="20"/>
+      </w:rPr>
+    </w:lvl>
+    <w:lvl w:ilvl="5" w:tentative="1">
+      <w:start w:val="1"/>
+      <w:numFmt w:val="bullet"/>
+      <w:lvlText w:val=""/>
+      <w:lvlJc w:val="left"/>
+      <w:pPr>
+        <w:tabs>
+          <w:tab w:val="num" w:pos="4320"/>
+        </w:tabs>
+        <w:ind w:left="4320" w:hanging="360"/>
+      </w:pPr>
+      <w:rPr>
+        <w:rFonts w:ascii="Wingdings" w:hAnsi="Wingdings" w:hint="default"/>
+        <w:sz w:val="20"/>
+      </w:rPr>
+    </w:lvl>
+    <w:lvl w:ilvl="6" w:tentative="1">
+      <w:start w:val="1"/>
+      <w:numFmt w:val="bullet"/>
+      <w:lvlText w:val=""/>
+      <w:lvlJc w:val="left"/>
+      <w:pPr>
+        <w:tabs>
+          <w:tab w:val="num" w:pos="5040"/>
+        </w:tabs>
+        <w:ind w:left="5040" w:hanging="360"/>
+      </w:pPr>
+      <w:rPr>
+        <w:rFonts w:ascii="Wingdings" w:hAnsi="Wingdings" w:hint="default"/>
+        <w:sz w:val="20"/>
+      </w:rPr>
+    </w:lvl>
+    <w:lvl w:ilvl="7" w:tentative="1">
+      <w:start w:val="1"/>
+      <w:numFmt w:val="bullet"/>
+      <w:lvlText w:val=""/>
+      <w:lvlJc w:val="left"/>
+      <w:pPr>
+        <w:tabs>
+          <w:tab w:val="num" w:pos="5760"/>
+        </w:tabs>
+        <w:ind w:left="5760" w:hanging="360"/>
+      </w:pPr>
+      <w:rPr>
+        <w:rFonts w:ascii="Wingdings" w:hAnsi="Wingdings" w:hint="default"/>
+        <w:sz w:val="20"/>
+      </w:rPr>
+    </w:lvl>
+    <w:lvl w:ilvl="8" w:tentative="1">
+      <w:start w:val="1"/>
+      <w:numFmt w:val="bullet"/>
+      <w:lvlText w:val=""/>
+      <w:lvlJc w:val="left"/>
+      <w:pPr>
+        <w:tabs>
+          <w:tab w:val="num" w:pos="6480"/>
+        </w:tabs>
+        <w:ind w:left="6480" w:hanging="360"/>
+      </w:pPr>
+      <w:rPr>
+        <w:rFonts w:ascii="Wingdings" w:hAnsi="Wingdings" w:hint="default"/>
+        <w:sz w:val="20"/>
+      </w:rPr>
+    </w:lvl>
+  </w:abstractNum>
+  <w:abstractNum w:abstractNumId="15" w15:restartNumberingAfterBreak="0">
+    <w:nsid w:val="4D3F3A31"/>
+    <w:multiLevelType w:val="multilevel"/>
+    <w:tmpl w:val="31504B2A"/>
+    <w:lvl w:ilvl="0">
+      <w:start w:val="1"/>
+      <w:numFmt w:val="bullet"/>
+      <w:lvlText w:val=""/>
+      <w:lvlJc w:val="left"/>
+      <w:pPr>
+        <w:tabs>
+          <w:tab w:val="num" w:pos="720"/>
+        </w:tabs>
+        <w:ind w:left="720" w:hanging="360"/>
+      </w:pPr>
+      <w:rPr>
+        <w:rFonts w:ascii="Symbol" w:hAnsi="Symbol" w:hint="default"/>
+        <w:sz w:val="20"/>
+      </w:rPr>
+    </w:lvl>
+    <w:lvl w:ilvl="1" w:tentative="1">
+      <w:start w:val="1"/>
+      <w:numFmt w:val="bullet"/>
+      <w:lvlText w:val=""/>
+      <w:lvlJc w:val="left"/>
+      <w:pPr>
+        <w:tabs>
+          <w:tab w:val="num" w:pos="1440"/>
+        </w:tabs>
+        <w:ind w:left="1440" w:hanging="360"/>
+      </w:pPr>
+      <w:rPr>
+        <w:rFonts w:ascii="Symbol" w:hAnsi="Symbol" w:hint="default"/>
+        <w:sz w:val="20"/>
+      </w:rPr>
+    </w:lvl>
+    <w:lvl w:ilvl="2" w:tentative="1">
+      <w:start w:val="1"/>
+      <w:numFmt w:val="bullet"/>
+      <w:lvlText w:val=""/>
+      <w:lvlJc w:val="left"/>
+      <w:pPr>
+        <w:tabs>
+          <w:tab w:val="num" w:pos="2160"/>
+        </w:tabs>
+        <w:ind w:left="2160" w:hanging="360"/>
+      </w:pPr>
+      <w:rPr>
+        <w:rFonts w:ascii="Symbol" w:hAnsi="Symbol" w:hint="default"/>
+        <w:sz w:val="20"/>
+      </w:rPr>
+    </w:lvl>
+    <w:lvl w:ilvl="3" w:tentative="1">
+      <w:start w:val="1"/>
+      <w:numFmt w:val="bullet"/>
+      <w:lvlText w:val=""/>
+      <w:lvlJc w:val="left"/>
+      <w:pPr>
+        <w:tabs>
+          <w:tab w:val="num" w:pos="2880"/>
+        </w:tabs>
+        <w:ind w:left="2880" w:hanging="360"/>
+      </w:pPr>
+      <w:rPr>
+        <w:rFonts w:ascii="Symbol" w:hAnsi="Symbol" w:hint="default"/>
+        <w:sz w:val="20"/>
+      </w:rPr>
+    </w:lvl>
+    <w:lvl w:ilvl="4" w:tentative="1">
+      <w:start w:val="1"/>
+      <w:numFmt w:val="bullet"/>
+      <w:lvlText w:val=""/>
+      <w:lvlJc w:val="left"/>
+      <w:pPr>
+        <w:tabs>
+          <w:tab w:val="num" w:pos="3600"/>
+        </w:tabs>
+        <w:ind w:left="3600" w:hanging="360"/>
+      </w:pPr>
+      <w:rPr>
+        <w:rFonts w:ascii="Symbol" w:hAnsi="Symbol" w:hint="default"/>
+        <w:sz w:val="20"/>
+      </w:rPr>
+    </w:lvl>
+    <w:lvl w:ilvl="5" w:tentative="1">
+      <w:start w:val="1"/>
+      <w:numFmt w:val="bullet"/>
+      <w:lvlText w:val=""/>
+      <w:lvlJc w:val="left"/>
+      <w:pPr>
+        <w:tabs>
+          <w:tab w:val="num" w:pos="4320"/>
+        </w:tabs>
+        <w:ind w:left="4320" w:hanging="360"/>
+      </w:pPr>
+      <w:rPr>
+        <w:rFonts w:ascii="Symbol" w:hAnsi="Symbol" w:hint="default"/>
+        <w:sz w:val="20"/>
+      </w:rPr>
+    </w:lvl>
+    <w:lvl w:ilvl="6" w:tentative="1">
+      <w:start w:val="1"/>
+      <w:numFmt w:val="bullet"/>
+      <w:lvlText w:val=""/>
+      <w:lvlJc w:val="left"/>
+      <w:pPr>
+        <w:tabs>
+          <w:tab w:val="num" w:pos="5040"/>
+        </w:tabs>
+        <w:ind w:left="5040" w:hanging="360"/>
+      </w:pPr>
+      <w:rPr>
+        <w:rFonts w:ascii="Symbol" w:hAnsi="Symbol" w:hint="default"/>
+        <w:sz w:val="20"/>
+      </w:rPr>
+    </w:lvl>
+    <w:lvl w:ilvl="7" w:tentative="1">
+      <w:start w:val="1"/>
+      <w:numFmt w:val="bullet"/>
+      <w:lvlText w:val=""/>
+      <w:lvlJc w:val="left"/>
+      <w:pPr>
+        <w:tabs>
+          <w:tab w:val="num" w:pos="5760"/>
+        </w:tabs>
+        <w:ind w:left="5760" w:hanging="360"/>
+      </w:pPr>
+      <w:rPr>
+        <w:rFonts w:ascii="Symbol" w:hAnsi="Symbol" w:hint="default"/>
+        <w:sz w:val="20"/>
+      </w:rPr>
+    </w:lvl>
+    <w:lvl w:ilvl="8" w:tentative="1">
+      <w:start w:val="1"/>
+      <w:numFmt w:val="bullet"/>
+      <w:lvlText w:val=""/>
+      <w:lvlJc w:val="left"/>
+      <w:pPr>
+        <w:tabs>
+          <w:tab w:val="num" w:pos="6480"/>
+        </w:tabs>
+        <w:ind w:left="6480" w:hanging="360"/>
+      </w:pPr>
+      <w:rPr>
+        <w:rFonts w:ascii="Symbol" w:hAnsi="Symbol" w:hint="default"/>
+        <w:sz w:val="20"/>
+      </w:rPr>
+    </w:lvl>
+  </w:abstractNum>
+  <w:abstractNum w:abstractNumId="16" w15:restartNumberingAfterBreak="0">
     <w:nsid w:val="51BB458F"/>
     <w:multiLevelType w:val="multilevel"/>
     <w:tmpl w:val="9C96AB34"/>
@@ -7779,7 +8574,156 @@
       </w:rPr>
     </w:lvl>
   </w:abstractNum>
-  <w:abstractNum w:abstractNumId="8" w15:restartNumberingAfterBreak="0">
+  <w:abstractNum w:abstractNumId="17" w15:restartNumberingAfterBreak="0">
+    <w:nsid w:val="543E20FC"/>
+    <w:multiLevelType w:val="multilevel"/>
+    <w:tmpl w:val="3D4050BE"/>
+    <w:lvl w:ilvl="0">
+      <w:start w:val="1"/>
+      <w:numFmt w:val="bullet"/>
+      <w:lvlText w:val=""/>
+      <w:lvlJc w:val="left"/>
+      <w:pPr>
+        <w:tabs>
+          <w:tab w:val="num" w:pos="720"/>
+        </w:tabs>
+        <w:ind w:left="720" w:hanging="360"/>
+      </w:pPr>
+      <w:rPr>
+        <w:rFonts w:ascii="Symbol" w:hAnsi="Symbol" w:hint="default"/>
+        <w:sz w:val="20"/>
+      </w:rPr>
+    </w:lvl>
+    <w:lvl w:ilvl="1" w:tentative="1">
+      <w:start w:val="1"/>
+      <w:numFmt w:val="bullet"/>
+      <w:lvlText w:val=""/>
+      <w:lvlJc w:val="left"/>
+      <w:pPr>
+        <w:tabs>
+          <w:tab w:val="num" w:pos="1440"/>
+        </w:tabs>
+        <w:ind w:left="1440" w:hanging="360"/>
+      </w:pPr>
+      <w:rPr>
+        <w:rFonts w:ascii="Symbol" w:hAnsi="Symbol" w:hint="default"/>
+        <w:sz w:val="20"/>
+      </w:rPr>
+    </w:lvl>
+    <w:lvl w:ilvl="2" w:tentative="1">
+      <w:start w:val="1"/>
+      <w:numFmt w:val="bullet"/>
+      <w:lvlText w:val=""/>
+      <w:lvlJc w:val="left"/>
+      <w:pPr>
+        <w:tabs>
+          <w:tab w:val="num" w:pos="2160"/>
+        </w:tabs>
+        <w:ind w:left="2160" w:hanging="360"/>
+      </w:pPr>
+      <w:rPr>
+        <w:rFonts w:ascii="Symbol" w:hAnsi="Symbol" w:hint="default"/>
+        <w:sz w:val="20"/>
+      </w:rPr>
+    </w:lvl>
+    <w:lvl w:ilvl="3" w:tentative="1">
+      <w:start w:val="1"/>
+      <w:numFmt w:val="bullet"/>
+      <w:lvlText w:val=""/>
+      <w:lvlJc w:val="left"/>
+      <w:pPr>
+        <w:tabs>
+          <w:tab w:val="num" w:pos="2880"/>
+        </w:tabs>
+        <w:ind w:left="2880" w:hanging="360"/>
+      </w:pPr>
+      <w:rPr>
+        <w:rFonts w:ascii="Symbol" w:hAnsi="Symbol" w:hint="default"/>
+        <w:sz w:val="20"/>
+      </w:rPr>
+    </w:lvl>
+    <w:lvl w:ilvl="4" w:tentative="1">
+      <w:start w:val="1"/>
+      <w:numFmt w:val="bullet"/>
+      <w:lvlText w:val=""/>
+      <w:lvlJc w:val="left"/>
+      <w:pPr>
+        <w:tabs>
+          <w:tab w:val="num" w:pos="3600"/>
+        </w:tabs>
+        <w:ind w:left="3600" w:hanging="360"/>
+      </w:pPr>
+      <w:rPr>
+        <w:rFonts w:ascii="Symbol" w:hAnsi="Symbol" w:hint="default"/>
+        <w:sz w:val="20"/>
+      </w:rPr>
+    </w:lvl>
+    <w:lvl w:ilvl="5" w:tentative="1">
+      <w:start w:val="1"/>
+      <w:numFmt w:val="bullet"/>
+      <w:lvlText w:val=""/>
+      <w:lvlJc w:val="left"/>
+      <w:pPr>
+        <w:tabs>
+          <w:tab w:val="num" w:pos="4320"/>
+        </w:tabs>
+        <w:ind w:left="4320" w:hanging="360"/>
+      </w:pPr>
+      <w:rPr>
+        <w:rFonts w:ascii="Symbol" w:hAnsi="Symbol" w:hint="default"/>
+        <w:sz w:val="20"/>
+      </w:rPr>
+    </w:lvl>
+    <w:lvl w:ilvl="6" w:tentative="1">
+      <w:start w:val="1"/>
+      <w:numFmt w:val="bullet"/>
+      <w:lvlText w:val=""/>
+      <w:lvlJc w:val="left"/>
+      <w:pPr>
+        <w:tabs>
+          <w:tab w:val="num" w:pos="5040"/>
+        </w:tabs>
+        <w:ind w:left="5040" w:hanging="360"/>
+      </w:pPr>
+      <w:rPr>
+        <w:rFonts w:ascii="Symbol" w:hAnsi="Symbol" w:hint="default"/>
+        <w:sz w:val="20"/>
+      </w:rPr>
+    </w:lvl>
+    <w:lvl w:ilvl="7" w:tentative="1">
+      <w:start w:val="1"/>
+      <w:numFmt w:val="bullet"/>
+      <w:lvlText w:val=""/>
+      <w:lvlJc w:val="left"/>
+      <w:pPr>
+        <w:tabs>
+          <w:tab w:val="num" w:pos="5760"/>
+        </w:tabs>
+        <w:ind w:left="5760" w:hanging="360"/>
+      </w:pPr>
+      <w:rPr>
+        <w:rFonts w:ascii="Symbol" w:hAnsi="Symbol" w:hint="default"/>
+        <w:sz w:val="20"/>
+      </w:rPr>
+    </w:lvl>
+    <w:lvl w:ilvl="8" w:tentative="1">
+      <w:start w:val="1"/>
+      <w:numFmt w:val="bullet"/>
+      <w:lvlText w:val=""/>
+      <w:lvlJc w:val="left"/>
+      <w:pPr>
+        <w:tabs>
+          <w:tab w:val="num" w:pos="6480"/>
+        </w:tabs>
+        <w:ind w:left="6480" w:hanging="360"/>
+      </w:pPr>
+      <w:rPr>
+        <w:rFonts w:ascii="Symbol" w:hAnsi="Symbol" w:hint="default"/>
+        <w:sz w:val="20"/>
+      </w:rPr>
+    </w:lvl>
+  </w:abstractNum>
+  <w:abstractNum w:abstractNumId="18" w15:restartNumberingAfterBreak="0">
     <w:nsid w:val="5BC27393"/>
     <w:multiLevelType w:val="multilevel"/>
     <w:tmpl w:val="2B1AF636"/>
@@ -7928,7 +8872,156 @@
       </w:rPr>
     </w:lvl>
   </w:abstractNum>
-  <w:abstractNum w:abstractNumId="9" w15:restartNumberingAfterBreak="0">
+  <w:abstractNum w:abstractNumId="19" w15:restartNumberingAfterBreak="0">
+    <w:nsid w:val="6361516D"/>
+    <w:multiLevelType w:val="multilevel"/>
+    <w:tmpl w:val="2F844EC2"/>
+    <w:lvl w:ilvl="0">
+      <w:start w:val="1"/>
+      <w:numFmt w:val="bullet"/>
+      <w:lvlText w:val=""/>
+      <w:lvlJc w:val="left"/>
+      <w:pPr>
+        <w:tabs>
+          <w:tab w:val="num" w:pos="720"/>
+        </w:tabs>
+        <w:ind w:left="720" w:hanging="360"/>
+      </w:pPr>
+      <w:rPr>
+        <w:rFonts w:ascii="Symbol" w:hAnsi="Symbol" w:hint="default"/>
+        <w:sz w:val="20"/>
+      </w:rPr>
+    </w:lvl>
+    <w:lvl w:ilvl="1" w:tentative="1">
+      <w:start w:val="1"/>
+      <w:numFmt w:val="bullet"/>
+      <w:lvlText w:val="o"/>
+      <w:lvlJc w:val="left"/>
+      <w:pPr>
+        <w:tabs>
+          <w:tab w:val="num" w:pos="1440"/>
+        </w:tabs>
+        <w:ind w:left="1440" w:hanging="360"/>
+      </w:pPr>
+      <w:rPr>
+        <w:rFonts w:ascii="Courier New" w:hAnsi="Courier New" w:hint="default"/>
+        <w:sz w:val="20"/>
+      </w:rPr>
+    </w:lvl>
+    <w:lvl w:ilvl="2" w:tentative="1">
+      <w:start w:val="1"/>
+      <w:numFmt w:val="bullet"/>
+      <w:lvlText w:val=""/>
+      <w:lvlJc w:val="left"/>
+      <w:pPr>
+        <w:tabs>
+          <w:tab w:val="num" w:pos="2160"/>
+        </w:tabs>
+        <w:ind w:left="2160" w:hanging="360"/>
+      </w:pPr>
+      <w:rPr>
+        <w:rFonts w:ascii="Wingdings" w:hAnsi="Wingdings" w:hint="default"/>
+        <w:sz w:val="20"/>
+      </w:rPr>
+    </w:lvl>
+    <w:lvl w:ilvl="3" w:tentative="1">
+      <w:start w:val="1"/>
+      <w:numFmt w:val="bullet"/>
+      <w:lvlText w:val=""/>
+      <w:lvlJc w:val="left"/>
+      <w:pPr>
+        <w:tabs>
+          <w:tab w:val="num" w:pos="2880"/>
+        </w:tabs>
+        <w:ind w:left="2880" w:hanging="360"/>
+      </w:pPr>
+      <w:rPr>
+        <w:rFonts w:ascii="Wingdings" w:hAnsi="Wingdings" w:hint="default"/>
+        <w:sz w:val="20"/>
+      </w:rPr>
+    </w:lvl>
+    <w:lvl w:ilvl="4" w:tentative="1">
+      <w:start w:val="1"/>
+      <w:numFmt w:val="bullet"/>
+      <w:lvlText w:val=""/>
+      <w:lvlJc w:val="left"/>
+      <w:pPr>
+        <w:tabs>
+          <w:tab w:val="num" w:pos="3600"/>
+        </w:tabs>
+        <w:ind w:left="3600" w:hanging="360"/>
+      </w:pPr>
+      <w:rPr>
+        <w:rFonts w:ascii="Wingdings" w:hAnsi="Wingdings" w:hint="default"/>
+        <w:sz w:val="20"/>
+      </w:rPr>
+    </w:lvl>
+    <w:lvl w:ilvl="5" w:tentative="1">
+      <w:start w:val="1"/>
+      <w:numFmt w:val="bullet"/>
+      <w:lvlText w:val=""/>
+      <w:lvlJc w:val="left"/>
+      <w:pPr>
+        <w:tabs>
+          <w:tab w:val="num" w:pos="4320"/>
+        </w:tabs>
+        <w:ind w:left="4320" w:hanging="360"/>
+      </w:pPr>
+      <w:rPr>
+        <w:rFonts w:ascii="Wingdings" w:hAnsi="Wingdings" w:hint="default"/>
+        <w:sz w:val="20"/>
+      </w:rPr>
+    </w:lvl>
+    <w:lvl w:ilvl="6" w:tentative="1">
+      <w:start w:val="1"/>
+      <w:numFmt w:val="bullet"/>
+      <w:lvlText w:val=""/>
+      <w:lvlJc w:val="left"/>
+      <w:pPr>
+        <w:tabs>
+          <w:tab w:val="num" w:pos="5040"/>
+        </w:tabs>
+        <w:ind w:left="5040" w:hanging="360"/>
+      </w:pPr>
+      <w:rPr>
+        <w:rFonts w:ascii="Wingdings" w:hAnsi="Wingdings" w:hint="default"/>
+        <w:sz w:val="20"/>
+      </w:rPr>
+    </w:lvl>
+    <w:lvl w:ilvl="7" w:tentative="1">
+      <w:start w:val="1"/>
+      <w:numFmt w:val="bullet"/>
+      <w:lvlText w:val=""/>
+      <w:lvlJc w:val="left"/>
+      <w:pPr>
+        <w:tabs>
+          <w:tab w:val="num" w:pos="5760"/>
+        </w:tabs>
+        <w:ind w:left="5760" w:hanging="360"/>
+      </w:pPr>
+      <w:rPr>
+        <w:rFonts w:ascii="Wingdings" w:hAnsi="Wingdings" w:hint="default"/>
+        <w:sz w:val="20"/>
+      </w:rPr>
+    </w:lvl>
+    <w:lvl w:ilvl="8" w:tentative="1">
+      <w:start w:val="1"/>
+      <w:numFmt w:val="bullet"/>
+      <w:lvlText w:val=""/>
+      <w:lvlJc w:val="left"/>
+      <w:pPr>
+        <w:tabs>
+          <w:tab w:val="num" w:pos="6480"/>
+        </w:tabs>
+        <w:ind w:left="6480" w:hanging="360"/>
+      </w:pPr>
+      <w:rPr>
+        <w:rFonts w:ascii="Wingdings" w:hAnsi="Wingdings" w:hint="default"/>
+        <w:sz w:val="20"/>
+      </w:rPr>
+    </w:lvl>
+  </w:abstractNum>
+  <w:abstractNum w:abstractNumId="20" w15:restartNumberingAfterBreak="0">
     <w:nsid w:val="66726FC7"/>
     <w:multiLevelType w:val="multilevel"/>
     <w:tmpl w:val="C99E35C8"/>
@@ -8077,7 +9170,7 @@
       </w:rPr>
     </w:lvl>
   </w:abstractNum>
-  <w:abstractNum w:abstractNumId="10" w15:restartNumberingAfterBreak="0">
+  <w:abstractNum w:abstractNumId="21" w15:restartNumberingAfterBreak="0">
     <w:nsid w:val="68CA4F7F"/>
     <w:multiLevelType w:val="multilevel"/>
     <w:tmpl w:val="1EB44296"/>
@@ -8226,7 +9319,7 @@
       </w:rPr>
     </w:lvl>
   </w:abstractNum>
-  <w:abstractNum w:abstractNumId="11" w15:restartNumberingAfterBreak="0">
+  <w:abstractNum w:abstractNumId="22" w15:restartNumberingAfterBreak="0">
     <w:nsid w:val="6F851FD7"/>
     <w:multiLevelType w:val="multilevel"/>
     <w:tmpl w:val="79A04C1C"/>
@@ -8375,7 +9468,156 @@
       </w:rPr>
     </w:lvl>
   </w:abstractNum>
-  <w:abstractNum w:abstractNumId="12" w15:restartNumberingAfterBreak="0">
+  <w:abstractNum w:abstractNumId="23" w15:restartNumberingAfterBreak="0">
+    <w:nsid w:val="700F5155"/>
+    <w:multiLevelType w:val="multilevel"/>
+    <w:tmpl w:val="E5A47D24"/>
+    <w:lvl w:ilvl="0">
+      <w:start w:val="1"/>
+      <w:numFmt w:val="bullet"/>
+      <w:lvlText w:val=""/>
+      <w:lvlJc w:val="left"/>
+      <w:pPr>
+        <w:tabs>
+          <w:tab w:val="num" w:pos="720"/>
+        </w:tabs>
+        <w:ind w:left="720" w:hanging="360"/>
+      </w:pPr>
+      <w:rPr>
+        <w:rFonts w:ascii="Symbol" w:hAnsi="Symbol" w:hint="default"/>
+        <w:sz w:val="20"/>
+      </w:rPr>
+    </w:lvl>
+    <w:lvl w:ilvl="1" w:tentative="1">
+      <w:start w:val="1"/>
+      <w:numFmt w:val="bullet"/>
+      <w:lvlText w:val=""/>
+      <w:lvlJc w:val="left"/>
+      <w:pPr>
+        <w:tabs>
+          <w:tab w:val="num" w:pos="1440"/>
+        </w:tabs>
+        <w:ind w:left="1440" w:hanging="360"/>
+      </w:pPr>
+      <w:rPr>
+        <w:rFonts w:ascii="Symbol" w:hAnsi="Symbol" w:hint="default"/>
+        <w:sz w:val="20"/>
+      </w:rPr>
+    </w:lvl>
+    <w:lvl w:ilvl="2" w:tentative="1">
+      <w:start w:val="1"/>
+      <w:numFmt w:val="bullet"/>
+      <w:lvlText w:val=""/>
+      <w:lvlJc w:val="left"/>
+      <w:pPr>
+        <w:tabs>
+          <w:tab w:val="num" w:pos="2160"/>
+        </w:tabs>
+        <w:ind w:left="2160" w:hanging="360"/>
+      </w:pPr>
+      <w:rPr>
+        <w:rFonts w:ascii="Symbol" w:hAnsi="Symbol" w:hint="default"/>
+        <w:sz w:val="20"/>
+      </w:rPr>
+    </w:lvl>
+    <w:lvl w:ilvl="3" w:tentative="1">
+      <w:start w:val="1"/>
+      <w:numFmt w:val="bullet"/>
+      <w:lvlText w:val=""/>
+      <w:lvlJc w:val="left"/>
+      <w:pPr>
+        <w:tabs>
+          <w:tab w:val="num" w:pos="2880"/>
+        </w:tabs>
+        <w:ind w:left="2880" w:hanging="360"/>
+      </w:pPr>
+      <w:rPr>
+        <w:rFonts w:ascii="Symbol" w:hAnsi="Symbol" w:hint="default"/>
+        <w:sz w:val="20"/>
+      </w:rPr>
+    </w:lvl>
+    <w:lvl w:ilvl="4" w:tentative="1">
+      <w:start w:val="1"/>
+      <w:numFmt w:val="bullet"/>
+      <w:lvlText w:val=""/>
+      <w:lvlJc w:val="left"/>
+      <w:pPr>
+        <w:tabs>
+          <w:tab w:val="num" w:pos="3600"/>
+        </w:tabs>
+        <w:ind w:left="3600" w:hanging="360"/>
+      </w:pPr>
+      <w:rPr>
+        <w:rFonts w:ascii="Symbol" w:hAnsi="Symbol" w:hint="default"/>
+        <w:sz w:val="20"/>
+      </w:rPr>
+    </w:lvl>
+    <w:lvl w:ilvl="5" w:tentative="1">
+      <w:start w:val="1"/>
+      <w:numFmt w:val="bullet"/>
+      <w:lvlText w:val=""/>
+      <w:lvlJc w:val="left"/>
+      <w:pPr>
+        <w:tabs>
+          <w:tab w:val="num" w:pos="4320"/>
+        </w:tabs>
+        <w:ind w:left="4320" w:hanging="360"/>
+      </w:pPr>
+      <w:rPr>
+        <w:rFonts w:ascii="Symbol" w:hAnsi="Symbol" w:hint="default"/>
+        <w:sz w:val="20"/>
+      </w:rPr>
+    </w:lvl>
+    <w:lvl w:ilvl="6" w:tentative="1">
+      <w:start w:val="1"/>
+      <w:numFmt w:val="bullet"/>
+      <w:lvlText w:val=""/>
+      <w:lvlJc w:val="left"/>
+      <w:pPr>
+        <w:tabs>
+          <w:tab w:val="num" w:pos="5040"/>
+        </w:tabs>
+        <w:ind w:left="5040" w:hanging="360"/>
+      </w:pPr>
+      <w:rPr>
+        <w:rFonts w:ascii="Symbol" w:hAnsi="Symbol" w:hint="default"/>
+        <w:sz w:val="20"/>
+      </w:rPr>
+    </w:lvl>
+    <w:lvl w:ilvl="7" w:tentative="1">
+      <w:start w:val="1"/>
+      <w:numFmt w:val="bullet"/>
+      <w:lvlText w:val=""/>
+      <w:lvlJc w:val="left"/>
+      <w:pPr>
+        <w:tabs>
+          <w:tab w:val="num" w:pos="5760"/>
+        </w:tabs>
+        <w:ind w:left="5760" w:hanging="360"/>
+      </w:pPr>
+      <w:rPr>
+        <w:rFonts w:ascii="Symbol" w:hAnsi="Symbol" w:hint="default"/>
+        <w:sz w:val="20"/>
+      </w:rPr>
+    </w:lvl>
+    <w:lvl w:ilvl="8" w:tentative="1">
+      <w:start w:val="1"/>
+      <w:numFmt w:val="bullet"/>
+      <w:lvlText w:val=""/>
+      <w:lvlJc w:val="left"/>
+      <w:pPr>
+        <w:tabs>
+          <w:tab w:val="num" w:pos="6480"/>
+        </w:tabs>
+        <w:ind w:left="6480" w:hanging="360"/>
+      </w:pPr>
+      <w:rPr>
+        <w:rFonts w:ascii="Symbol" w:hAnsi="Symbol" w:hint="default"/>
+        <w:sz w:val="20"/>
+      </w:rPr>
+    </w:lvl>
+  </w:abstractNum>
+  <w:abstractNum w:abstractNumId="24" w15:restartNumberingAfterBreak="0">
     <w:nsid w:val="720321DD"/>
     <w:multiLevelType w:val="multilevel"/>
     <w:tmpl w:val="A132A086"/>
@@ -8524,7 +9766,156 @@
       </w:rPr>
     </w:lvl>
   </w:abstractNum>
-  <w:abstractNum w:abstractNumId="13" w15:restartNumberingAfterBreak="0">
+  <w:abstractNum w:abstractNumId="25" w15:restartNumberingAfterBreak="0">
+    <w:nsid w:val="73C10095"/>
+    <w:multiLevelType w:val="multilevel"/>
+    <w:tmpl w:val="0302A2D0"/>
+    <w:lvl w:ilvl="0">
+      <w:start w:val="1"/>
+      <w:numFmt w:val="bullet"/>
+      <w:lvlText w:val=""/>
+      <w:lvlJc w:val="left"/>
+      <w:pPr>
+        <w:tabs>
+          <w:tab w:val="num" w:pos="720"/>
+        </w:tabs>
+        <w:ind w:left="720" w:hanging="360"/>
+      </w:pPr>
+      <w:rPr>
+        <w:rFonts w:ascii="Symbol" w:hAnsi="Symbol" w:hint="default"/>
+        <w:sz w:val="20"/>
+      </w:rPr>
+    </w:lvl>
+    <w:lvl w:ilvl="1" w:tentative="1">
+      <w:start w:val="1"/>
+      <w:numFmt w:val="bullet"/>
+      <w:lvlText w:val=""/>
+      <w:lvlJc w:val="left"/>
+      <w:pPr>
+        <w:tabs>
+          <w:tab w:val="num" w:pos="1440"/>
+        </w:tabs>
+        <w:ind w:left="1440" w:hanging="360"/>
+      </w:pPr>
+      <w:rPr>
+        <w:rFonts w:ascii="Symbol" w:hAnsi="Symbol" w:hint="default"/>
+        <w:sz w:val="20"/>
+      </w:rPr>
+    </w:lvl>
+    <w:lvl w:ilvl="2" w:tentative="1">
+      <w:start w:val="1"/>
+      <w:numFmt w:val="bullet"/>
+      <w:lvlText w:val=""/>
+      <w:lvlJc w:val="left"/>
+      <w:pPr>
+        <w:tabs>
+          <w:tab w:val="num" w:pos="2160"/>
+        </w:tabs>
+        <w:ind w:left="2160" w:hanging="360"/>
+      </w:pPr>
+      <w:rPr>
+        <w:rFonts w:ascii="Symbol" w:hAnsi="Symbol" w:hint="default"/>
+        <w:sz w:val="20"/>
+      </w:rPr>
+    </w:lvl>
+    <w:lvl w:ilvl="3" w:tentative="1">
+      <w:start w:val="1"/>
+      <w:numFmt w:val="bullet"/>
+      <w:lvlText w:val=""/>
+      <w:lvlJc w:val="left"/>
+      <w:pPr>
+        <w:tabs>
+          <w:tab w:val="num" w:pos="2880"/>
+        </w:tabs>
+        <w:ind w:left="2880" w:hanging="360"/>
+      </w:pPr>
+      <w:rPr>
+        <w:rFonts w:ascii="Symbol" w:hAnsi="Symbol" w:hint="default"/>
+        <w:sz w:val="20"/>
+      </w:rPr>
+    </w:lvl>
+    <w:lvl w:ilvl="4" w:tentative="1">
+      <w:start w:val="1"/>
+      <w:numFmt w:val="bullet"/>
+      <w:lvlText w:val=""/>
+      <w:lvlJc w:val="left"/>
+      <w:pPr>
+        <w:tabs>
+          <w:tab w:val="num" w:pos="3600"/>
+        </w:tabs>
+        <w:ind w:left="3600" w:hanging="360"/>
+      </w:pPr>
+      <w:rPr>
+        <w:rFonts w:ascii="Symbol" w:hAnsi="Symbol" w:hint="default"/>
+        <w:sz w:val="20"/>
+      </w:rPr>
+    </w:lvl>
+    <w:lvl w:ilvl="5" w:tentative="1">
+      <w:start w:val="1"/>
+      <w:numFmt w:val="bullet"/>
+      <w:lvlText w:val=""/>
+      <w:lvlJc w:val="left"/>
+      <w:pPr>
+        <w:tabs>
+          <w:tab w:val="num" w:pos="4320"/>
+        </w:tabs>
+        <w:ind w:left="4320" w:hanging="360"/>
+      </w:pPr>
+      <w:rPr>
+        <w:rFonts w:ascii="Symbol" w:hAnsi="Symbol" w:hint="default"/>
+        <w:sz w:val="20"/>
+      </w:rPr>
+    </w:lvl>
+    <w:lvl w:ilvl="6" w:tentative="1">
+      <w:start w:val="1"/>
+      <w:numFmt w:val="bullet"/>
+      <w:lvlText w:val=""/>
+      <w:lvlJc w:val="left"/>
+      <w:pPr>
+        <w:tabs>
+          <w:tab w:val="num" w:pos="5040"/>
+        </w:tabs>
+        <w:ind w:left="5040" w:hanging="360"/>
+      </w:pPr>
+      <w:rPr>
+        <w:rFonts w:ascii="Symbol" w:hAnsi="Symbol" w:hint="default"/>
+        <w:sz w:val="20"/>
+      </w:rPr>
+    </w:lvl>
+    <w:lvl w:ilvl="7" w:tentative="1">
+      <w:start w:val="1"/>
+      <w:numFmt w:val="bullet"/>
+      <w:lvlText w:val=""/>
+      <w:lvlJc w:val="left"/>
+      <w:pPr>
+        <w:tabs>
+          <w:tab w:val="num" w:pos="5760"/>
+        </w:tabs>
+        <w:ind w:left="5760" w:hanging="360"/>
+      </w:pPr>
+      <w:rPr>
+        <w:rFonts w:ascii="Symbol" w:hAnsi="Symbol" w:hint="default"/>
+        <w:sz w:val="20"/>
+      </w:rPr>
+    </w:lvl>
+    <w:lvl w:ilvl="8" w:tentative="1">
+      <w:start w:val="1"/>
+      <w:numFmt w:val="bullet"/>
+      <w:lvlText w:val=""/>
+      <w:lvlJc w:val="left"/>
+      <w:pPr>
+        <w:tabs>
+          <w:tab w:val="num" w:pos="6480"/>
+        </w:tabs>
+        <w:ind w:left="6480" w:hanging="360"/>
+      </w:pPr>
+      <w:rPr>
+        <w:rFonts w:ascii="Symbol" w:hAnsi="Symbol" w:hint="default"/>
+        <w:sz w:val="20"/>
+      </w:rPr>
+    </w:lvl>
+  </w:abstractNum>
+  <w:abstractNum w:abstractNumId="26" w15:restartNumberingAfterBreak="0">
     <w:nsid w:val="75B44180"/>
     <w:multiLevelType w:val="multilevel"/>
     <w:tmpl w:val="1D36EE7C"/>
@@ -8673,7 +10064,7 @@
       </w:rPr>
     </w:lvl>
   </w:abstractNum>
-  <w:abstractNum w:abstractNumId="14" w15:restartNumberingAfterBreak="0">
+  <w:abstractNum w:abstractNumId="27" w15:restartNumberingAfterBreak="0">
     <w:nsid w:val="7B0675DF"/>
     <w:multiLevelType w:val="multilevel"/>
     <w:tmpl w:val="6414BA14"/>
@@ -8822,7 +10213,7 @@
       </w:rPr>
     </w:lvl>
   </w:abstractNum>
-  <w:abstractNum w:abstractNumId="15" w15:restartNumberingAfterBreak="0">
+  <w:abstractNum w:abstractNumId="28" w15:restartNumberingAfterBreak="0">
     <w:nsid w:val="7FB23682"/>
     <w:multiLevelType w:val="multilevel"/>
     <w:tmpl w:val="A47211A4"/>
@@ -8972,52 +10363,91 @@
     </w:lvl>
   </w:abstractNum>
   <w:num w:numId="1" w16cid:durableId="1153377612">
-    <w:abstractNumId w:val="1"/>
+    <w:abstractNumId w:val="4"/>
   </w:num>
   <w:num w:numId="2" w16cid:durableId="141120057">
-    <w:abstractNumId w:val="14"/>
+    <w:abstractNumId w:val="27"/>
   </w:num>
   <w:num w:numId="3" w16cid:durableId="274793839">
     <w:abstractNumId w:val="0"/>
   </w:num>
   <w:num w:numId="4" w16cid:durableId="758915099">
+    <w:abstractNumId w:val="22"/>
+  </w:num>
+  <w:num w:numId="5" w16cid:durableId="1619067802">
+    <w:abstractNumId w:val="24"/>
+  </w:num>
+  <w:num w:numId="6" w16cid:durableId="1417633637">
+    <w:abstractNumId w:val="5"/>
+  </w:num>
+  <w:num w:numId="7" w16cid:durableId="1851531521">
+    <w:abstractNumId w:val="18"/>
+  </w:num>
+  <w:num w:numId="8" w16cid:durableId="1701054505">
+    <w:abstractNumId w:val="12"/>
+  </w:num>
+  <w:num w:numId="9" w16cid:durableId="838739883">
+    <w:abstractNumId w:val="9"/>
+  </w:num>
+  <w:num w:numId="10" w16cid:durableId="2018386200">
+    <w:abstractNumId w:val="28"/>
+  </w:num>
+  <w:num w:numId="11" w16cid:durableId="1311328875">
+    <w:abstractNumId w:val="20"/>
+  </w:num>
+  <w:num w:numId="12" w16cid:durableId="976645755">
+    <w:abstractNumId w:val="26"/>
+  </w:num>
+  <w:num w:numId="13" w16cid:durableId="1159231269">
+    <w:abstractNumId w:val="6"/>
+  </w:num>
+  <w:num w:numId="14" w16cid:durableId="500973784">
+    <w:abstractNumId w:val="8"/>
+  </w:num>
+  <w:num w:numId="15" w16cid:durableId="1317609237">
+    <w:abstractNumId w:val="21"/>
+  </w:num>
+  <w:num w:numId="16" w16cid:durableId="487483191">
+    <w:abstractNumId w:val="16"/>
+  </w:num>
+  <w:num w:numId="17" w16cid:durableId="1938175861">
+    <w:abstractNumId w:val="15"/>
+  </w:num>
+  <w:num w:numId="18" w16cid:durableId="112603745">
+    <w:abstractNumId w:val="13"/>
+  </w:num>
+  <w:num w:numId="19" w16cid:durableId="797652050">
+    <w:abstractNumId w:val="23"/>
+  </w:num>
+  <w:num w:numId="20" w16cid:durableId="1856920196">
+    <w:abstractNumId w:val="19"/>
+  </w:num>
+  <w:num w:numId="21" w16cid:durableId="2092652517">
+    <w:abstractNumId w:val="14"/>
+  </w:num>
+  <w:num w:numId="22" w16cid:durableId="1568102289">
+    <w:abstractNumId w:val="7"/>
+  </w:num>
+  <w:num w:numId="23" w16cid:durableId="756439233">
+    <w:abstractNumId w:val="10"/>
+  </w:num>
+  <w:num w:numId="24" w16cid:durableId="450630874">
+    <w:abstractNumId w:val="1"/>
+  </w:num>
+  <w:num w:numId="25" w16cid:durableId="1919556168">
     <w:abstractNumId w:val="11"/>
   </w:num>
-  <w:num w:numId="5" w16cid:durableId="1619067802">
-    <w:abstractNumId w:val="12"/>
-  </w:num>
-  <w:num w:numId="6" w16cid:durableId="1417633637">
+  <w:num w:numId="26" w16cid:durableId="801576227">
     <w:abstractNumId w:val="2"/>
   </w:num>
-  <w:num w:numId="7" w16cid:durableId="1851531521">
-    <w:abstractNumId w:val="8"/>
-  </w:num>
-  <w:num w:numId="8" w16cid:durableId="1701054505">
-    <w:abstractNumId w:val="6"/>
-  </w:num>
-  <w:num w:numId="9" w16cid:durableId="838739883">
-    <w:abstractNumId w:val="5"/>
-  </w:num>
-  <w:num w:numId="10" w16cid:durableId="2018386200">
-    <w:abstractNumId w:val="15"/>
-  </w:num>
-  <w:num w:numId="11" w16cid:durableId="1311328875">
-    <w:abstractNumId w:val="9"/>
-  </w:num>
-  <w:num w:numId="12" w16cid:durableId="976645755">
-    <w:abstractNumId w:val="13"/>
-  </w:num>
-  <w:num w:numId="13" w16cid:durableId="1159231269">
+  <w:num w:numId="27" w16cid:durableId="1666125864">
     <w:abstractNumId w:val="3"/>
   </w:num>
-  <w:num w:numId="14" w16cid:durableId="500973784">
-    <w:abstractNumId w:val="4"/>
+  <w:num w:numId="28" w16cid:durableId="1154758134">
+    <w:abstractNumId w:val="25"/>
   </w:num>
-  <w:num w:numId="15" w16cid:durableId="1317609237">
-    <w:abstractNumId w:val="10"/>
-  </w:num>
-  <w:num w:numId="16" w16cid:durableId="487483191">
-    <w:abstractNumId w:val="7"/>
+  <w:num w:numId="29" w16cid:durableId="111478373">
+    <w:abstractNumId w:val="17"/>
   </w:num>
 </w:numbering>
 </file>

--- a/client_rules/Liberty Mutual.docx
+++ b/client_rules/Liberty Mutual.docx
@@ -140,7 +140,6 @@
                 <w14:ligatures w14:val="none"/>
               </w:rPr>
             </w:pPr>
-            <w:proofErr w:type="gramStart"/>
             <w:r>
               <w:rPr>
                 <w:rFonts w:ascii="Times New Roman" w:eastAsia="Times New Roman" w:hAnsi="Times New Roman" w:cs="Times New Roman"/>
@@ -149,18 +148,7 @@
                 <w:szCs w:val="24"/>
                 <w14:ligatures w14:val="none"/>
               </w:rPr>
-              <w:t>7732820  :</w:t>
-            </w:r>
-            <w:proofErr w:type="gramEnd"/>
-            <w:r>
-              <w:rPr>
-                <w:rFonts w:ascii="Times New Roman" w:eastAsia="Times New Roman" w:hAnsi="Times New Roman" w:cs="Times New Roman"/>
-                <w:kern w:val="0"/>
-                <w:sz w:val="24"/>
-                <w:szCs w:val="24"/>
-                <w14:ligatures w14:val="none"/>
-              </w:rPr>
-              <w:t> Liberty Mutual</w:t>
+              <w:t>7732820  : Liberty Mutual</w:t>
             </w:r>
           </w:p>
         </w:tc>
@@ -330,7 +318,7 @@
           <w14:ligatures w14:val="none"/>
         </w:rPr>
         <w:pict w14:anchorId="6B407429">
-          <v:rect id="_x0000_i1051" style="width:0;height:0" o:hrstd="t" o:hr="t" fillcolor="#a0a0a0" stroked="f"/>
+          <v:rect id="_x0000_i1025" style="width:0;height:0" o:hrstd="t" o:hr="t" fillcolor="#a0a0a0" stroked="f"/>
         </w:pict>
       </w:r>
     </w:p>
@@ -435,20 +423,8 @@
           <w:szCs w:val="24"/>
           <w14:ligatures w14:val="none"/>
         </w:rPr>
-        <w:t xml:space="preserve">Fill out CCC, Complete Call In, Provide </w:t>
-      </w:r>
-      <w:proofErr w:type="spellStart"/>
-      <w:r>
-        <w:rPr>
-          <w:rFonts w:ascii="Arial" w:eastAsia="Times New Roman" w:hAnsi="Arial" w:cs="Arial"/>
-          <w:kern w:val="0"/>
-          <w:sz w:val="24"/>
-          <w:szCs w:val="24"/>
-          <w14:ligatures w14:val="none"/>
-        </w:rPr>
-        <w:t>ProQuoute</w:t>
-      </w:r>
-      <w:proofErr w:type="spellEnd"/>
+        <w:t>Fill out CCC, Complete Call In, Provide ProQuoute</w:t>
+      </w:r>
     </w:p>
     <w:p>
       <w:pPr>
@@ -475,42 +451,7 @@
           <w:szCs w:val="24"/>
           <w14:ligatures w14:val="none"/>
         </w:rPr>
-        <w:t xml:space="preserve">On the settlements tab in CCC One, fill </w:t>
-      </w:r>
-      <w:proofErr w:type="spellStart"/>
-      <w:r>
-        <w:rPr>
-          <w:rFonts w:ascii="Arial" w:eastAsia="Times New Roman" w:hAnsi="Arial" w:cs="Arial"/>
-          <w:color w:val="FF0000"/>
-          <w:kern w:val="0"/>
-          <w:sz w:val="24"/>
-          <w:szCs w:val="24"/>
-          <w14:ligatures w14:val="none"/>
-        </w:rPr>
-        <w:t>CA</w:t>
-      </w:r>
-      <w:r>
-        <w:rPr>
-          <w:rFonts w:ascii="Arial" w:eastAsia="Times New Roman" w:hAnsi="Arial" w:cs="Arial"/>
-          <w:color w:val="FF0000"/>
-          <w:kern w:val="0"/>
-          <w:sz w:val="24"/>
-          <w:szCs w:val="24"/>
-          <w14:ligatures w14:val="none"/>
-        </w:rPr>
-        <w:t>out</w:t>
-      </w:r>
-      <w:proofErr w:type="spellEnd"/>
-      <w:r>
-        <w:rPr>
-          <w:rFonts w:ascii="Arial" w:eastAsia="Times New Roman" w:hAnsi="Arial" w:cs="Arial"/>
-          <w:color w:val="FF0000"/>
-          <w:kern w:val="0"/>
-          <w:sz w:val="24"/>
-          <w:szCs w:val="24"/>
-          <w14:ligatures w14:val="none"/>
-        </w:rPr>
-        <w:t xml:space="preserve"> the BASE VALUE and the OWNER RETAINED SALVAGE.  You should not have an issue with the salvage/pro quote, if you do not get an instant value leave the field blank and note your appraiser report with the request number and ‘no instant value</w:t>
+        <w:t>On the settlements tab in CCC One, fill out the BASE VALUE and the OWNER RETAINED SALVAGE.  You should not have an issue with the salvage/pro quote, if you do not get an instant value leave the field blank and note your appraiser report with the request number and ‘no instant value</w:t>
       </w:r>
       <w:r>
         <w:rPr>
@@ -650,29 +591,7 @@
           <w:szCs w:val="24"/>
           <w14:ligatures w14:val="none"/>
         </w:rPr>
-        <w:t xml:space="preserve">When the estimate reaches 65% of NADA value, run a CCC evaluation to determine if it is </w:t>
-      </w:r>
-      <w:proofErr w:type="gramStart"/>
-      <w:r>
-        <w:rPr>
-          <w:rFonts w:ascii="Arial" w:eastAsia="Times New Roman" w:hAnsi="Arial" w:cs="Arial"/>
-          <w:kern w:val="0"/>
-          <w:sz w:val="24"/>
-          <w:szCs w:val="24"/>
-          <w14:ligatures w14:val="none"/>
-        </w:rPr>
-        <w:t>actually a</w:t>
-      </w:r>
-      <w:proofErr w:type="gramEnd"/>
-      <w:r>
-        <w:rPr>
-          <w:rFonts w:ascii="Arial" w:eastAsia="Times New Roman" w:hAnsi="Arial" w:cs="Arial"/>
-          <w:kern w:val="0"/>
-          <w:sz w:val="24"/>
-          <w:szCs w:val="24"/>
-          <w14:ligatures w14:val="none"/>
-        </w:rPr>
-        <w:t xml:space="preserve"> TL as NADA values are currently low.</w:t>
+        <w:t>When the estimate reaches 65% of NADA value, run a CCC evaluation to determine if it is actually a TL as NADA values are currently low.</w:t>
       </w:r>
     </w:p>
     <w:p>
@@ -899,9 +818,25 @@
           <w:szCs w:val="24"/>
           <w14:ligatures w14:val="none"/>
         </w:rPr>
-        <w:t xml:space="preserve">: Fill out CCC, Complete Call In, Provide </w:t>
-      </w:r>
-      <w:proofErr w:type="spellStart"/>
+        <w:t>: Fill out CCC, Complete Call In, Provide ProQuote</w:t>
+      </w:r>
+    </w:p>
+    <w:p>
+      <w:pPr>
+        <w:numPr>
+          <w:ilvl w:val="0"/>
+          <w:numId w:val="18"/>
+        </w:numPr>
+        <w:shd w:val="clear" w:color="auto" w:fill="FFFFFF"/>
+        <w:spacing w:before="100" w:beforeAutospacing="1" w:after="100" w:afterAutospacing="1" w:line="240" w:lineRule="auto"/>
+        <w:rPr>
+          <w:rFonts w:ascii="Segoe UI" w:eastAsia="Times New Roman" w:hAnsi="Segoe UI" w:cs="Segoe UI"/>
+          <w:kern w:val="0"/>
+          <w:sz w:val="24"/>
+          <w:szCs w:val="24"/>
+          <w14:ligatures w14:val="none"/>
+        </w:rPr>
+      </w:pPr>
       <w:r>
         <w:rPr>
           <w:rFonts w:ascii="Arial" w:eastAsia="Times New Roman" w:hAnsi="Arial" w:cs="Arial"/>
@@ -911,9 +846,8 @@
           <w:szCs w:val="24"/>
           <w14:ligatures w14:val="none"/>
         </w:rPr>
-        <w:t>ProQuote</w:t>
-      </w:r>
-      <w:proofErr w:type="spellEnd"/>
+        <w:t>LKQ/Reman/AM parts regardless of the year or mileage! See Liberty parts rules below.</w:t>
+      </w:r>
     </w:p>
     <w:p>
       <w:pPr>
@@ -940,7 +874,7 @@
           <w:szCs w:val="24"/>
           <w14:ligatures w14:val="none"/>
         </w:rPr>
-        <w:t>LKQ/Reman/AM parts regardless of the year or mileage! See Liberty parts rules below.</w:t>
+        <w:t>If your photos don't show the damage, don't include it in your estimate. </w:t>
       </w:r>
     </w:p>
     <w:p>
@@ -968,59 +902,7 @@
           <w:szCs w:val="24"/>
           <w14:ligatures w14:val="none"/>
         </w:rPr>
-        <w:t>If your photos don't show the damage, don't include it in your estimate. </w:t>
-      </w:r>
-    </w:p>
-    <w:p>
-      <w:pPr>
-        <w:numPr>
-          <w:ilvl w:val="0"/>
-          <w:numId w:val="18"/>
-        </w:numPr>
-        <w:shd w:val="clear" w:color="auto" w:fill="FFFFFF"/>
-        <w:spacing w:before="100" w:beforeAutospacing="1" w:after="100" w:afterAutospacing="1" w:line="240" w:lineRule="auto"/>
-        <w:rPr>
-          <w:rFonts w:ascii="Segoe UI" w:eastAsia="Times New Roman" w:hAnsi="Segoe UI" w:cs="Segoe UI"/>
-          <w:kern w:val="0"/>
-          <w:sz w:val="24"/>
-          <w:szCs w:val="24"/>
-          <w14:ligatures w14:val="none"/>
-        </w:rPr>
-      </w:pPr>
-      <w:r>
-        <w:rPr>
-          <w:rFonts w:ascii="Arial" w:eastAsia="Times New Roman" w:hAnsi="Arial" w:cs="Arial"/>
-          <w:spacing w:val="5"/>
-          <w:kern w:val="0"/>
-          <w:sz w:val="24"/>
-          <w:szCs w:val="24"/>
-          <w14:ligatures w14:val="none"/>
-        </w:rPr>
-        <w:t xml:space="preserve">Liberty top concerns: Correct labor rates, Tax rates and Partial refinish (And </w:t>
-      </w:r>
-      <w:proofErr w:type="spellStart"/>
-      <w:r>
-        <w:rPr>
-          <w:rFonts w:ascii="Arial" w:eastAsia="Times New Roman" w:hAnsi="Arial" w:cs="Arial"/>
-          <w:spacing w:val="5"/>
-          <w:kern w:val="0"/>
-          <w:sz w:val="24"/>
-          <w:szCs w:val="24"/>
-          <w14:ligatures w14:val="none"/>
-        </w:rPr>
-        <w:t>add's-on's</w:t>
-      </w:r>
-      <w:proofErr w:type="spellEnd"/>
-      <w:r>
-        <w:rPr>
-          <w:rFonts w:ascii="Arial" w:eastAsia="Times New Roman" w:hAnsi="Arial" w:cs="Arial"/>
-          <w:spacing w:val="5"/>
-          <w:kern w:val="0"/>
-          <w:sz w:val="24"/>
-          <w:szCs w:val="24"/>
-          <w14:ligatures w14:val="none"/>
-        </w:rPr>
-        <w:t xml:space="preserve"> when not at shop)   </w:t>
+        <w:t>Liberty top concerns: Correct labor rates, Tax rates and Partial refinish (And add's-on's when not at shop)   </w:t>
       </w:r>
     </w:p>
     <w:p>
@@ -1130,7 +1012,7 @@
           <w14:ligatures w14:val="none"/>
         </w:rPr>
         <w:pict w14:anchorId="22B530BF">
-          <v:rect id="_x0000_i1052" style="width:0;height:0" o:hrstd="t" o:hr="t" fillcolor="#a0a0a0" stroked="f"/>
+          <v:rect id="_x0000_i1026" style="width:0;height:0" o:hrstd="t" o:hr="t" fillcolor="#a0a0a0" stroked="f"/>
         </w:pict>
       </w:r>
     </w:p>
@@ -1398,29 +1280,7 @@
           <w:szCs w:val="24"/>
           <w14:ligatures w14:val="none"/>
         </w:rPr>
-        <w:t xml:space="preserve">Always utilize modified refinish (Basecoat reduction w/ full clear or spot refinish) when applicable. Today’s blending agents can very easily melt in a clear coat blend, even without a body line. Adjust your </w:t>
-      </w:r>
-      <w:proofErr w:type="gramStart"/>
-      <w:r>
-        <w:rPr>
-          <w:rFonts w:ascii="Arial" w:eastAsia="Times New Roman" w:hAnsi="Arial" w:cs="Arial"/>
-          <w:kern w:val="0"/>
-          <w:sz w:val="24"/>
-          <w:szCs w:val="24"/>
-          <w14:ligatures w14:val="none"/>
-        </w:rPr>
-        <w:t>paint</w:t>
-      </w:r>
-      <w:proofErr w:type="gramEnd"/>
-      <w:r>
-        <w:rPr>
-          <w:rFonts w:ascii="Arial" w:eastAsia="Times New Roman" w:hAnsi="Arial" w:cs="Arial"/>
-          <w:kern w:val="0"/>
-          <w:sz w:val="24"/>
-          <w:szCs w:val="24"/>
-          <w14:ligatures w14:val="none"/>
-        </w:rPr>
-        <w:t xml:space="preserve"> times!</w:t>
+        <w:t>Always utilize modified refinish (Basecoat reduction w/ full clear or spot refinish) when applicable. Today’s blending agents can very easily melt in a clear coat blend, even without a body line. Adjust your paint times!</w:t>
       </w:r>
     </w:p>
     <w:p>
@@ -1447,51 +1307,7 @@
           <w:szCs w:val="24"/>
           <w14:ligatures w14:val="none"/>
         </w:rPr>
-        <w:t xml:space="preserve">Vehicles NOT at a shop: - If the inspection was NOT at a shop, no </w:t>
-      </w:r>
-      <w:proofErr w:type="gramStart"/>
-      <w:r>
-        <w:rPr>
-          <w:rFonts w:ascii="Arial" w:eastAsia="Times New Roman" w:hAnsi="Arial" w:cs="Arial"/>
-          <w:kern w:val="0"/>
-          <w:sz w:val="24"/>
-          <w:szCs w:val="24"/>
-          <w14:ligatures w14:val="none"/>
-        </w:rPr>
-        <w:t>add-on’s</w:t>
-      </w:r>
-      <w:proofErr w:type="gramEnd"/>
-      <w:r>
-        <w:rPr>
-          <w:rFonts w:ascii="Arial" w:eastAsia="Times New Roman" w:hAnsi="Arial" w:cs="Arial"/>
-          <w:kern w:val="0"/>
-          <w:sz w:val="24"/>
-          <w:szCs w:val="24"/>
-          <w14:ligatures w14:val="none"/>
-        </w:rPr>
-        <w:t xml:space="preserve"> such as Blends, R&amp;I, Sand &amp; Buff, Feather/Block, </w:t>
-      </w:r>
-      <w:proofErr w:type="spellStart"/>
-      <w:r>
-        <w:rPr>
-          <w:rFonts w:ascii="Arial" w:eastAsia="Times New Roman" w:hAnsi="Arial" w:cs="Arial"/>
-          <w:kern w:val="0"/>
-          <w:sz w:val="24"/>
-          <w:szCs w:val="24"/>
-          <w14:ligatures w14:val="none"/>
-        </w:rPr>
-        <w:t>etc</w:t>
-      </w:r>
-      <w:proofErr w:type="spellEnd"/>
-      <w:r>
-        <w:rPr>
-          <w:rFonts w:ascii="Arial" w:eastAsia="Times New Roman" w:hAnsi="Arial" w:cs="Arial"/>
-          <w:kern w:val="0"/>
-          <w:sz w:val="24"/>
-          <w:szCs w:val="24"/>
-          <w14:ligatures w14:val="none"/>
-        </w:rPr>
-        <w:t xml:space="preserve"> should be allowed on estimate. The only add-on at the bottom of your estimate should be ‘Hazardous Waste Removal’ @ 4.00…nothing</w:t>
+        <w:t>Vehicles NOT at a shop: - If the inspection was NOT at a shop, no add-on’s such as Blends, R&amp;I, Sand &amp; Buff, Feather/Block, etc should be allowed on estimate. The only add-on at the bottom of your estimate should be ‘Hazardous Waste Removal’ @ 4.00…nothing</w:t>
       </w:r>
     </w:p>
     <w:p>
@@ -1599,29 +1415,7 @@
           <w:szCs w:val="24"/>
           <w14:ligatures w14:val="none"/>
         </w:rPr>
-        <w:t xml:space="preserve">Color Sand &amp; Buff (Unless it’s a custom </w:t>
-      </w:r>
-      <w:proofErr w:type="gramStart"/>
-      <w:r>
-        <w:rPr>
-          <w:rFonts w:ascii="Arial" w:eastAsia="Times New Roman" w:hAnsi="Arial" w:cs="Arial"/>
-          <w:kern w:val="0"/>
-          <w:sz w:val="24"/>
-          <w:szCs w:val="24"/>
-          <w14:ligatures w14:val="none"/>
-        </w:rPr>
-        <w:t>paint</w:t>
-      </w:r>
-      <w:proofErr w:type="gramEnd"/>
-      <w:r>
-        <w:rPr>
-          <w:rFonts w:ascii="Arial" w:eastAsia="Times New Roman" w:hAnsi="Arial" w:cs="Arial"/>
-          <w:kern w:val="0"/>
-          <w:sz w:val="24"/>
-          <w:szCs w:val="24"/>
-          <w14:ligatures w14:val="none"/>
-        </w:rPr>
-        <w:t xml:space="preserve"> job with no orange peel at all, don’t allow it)</w:t>
+        <w:t>Color Sand &amp; Buff (Unless it’s a custom paint job with no orange peel at all, don’t allow it)</w:t>
       </w:r>
     </w:p>
     <w:p>
@@ -1675,29 +1469,7 @@
           <w:szCs w:val="24"/>
           <w14:ligatures w14:val="none"/>
         </w:rPr>
-        <w:t xml:space="preserve">Blending: Only allow blending if the vehicle is at a shop AND only on supplements with a reinspection (or photo verification with the blend panels masked up). Shops always request to blend adjacent panels, yet countless </w:t>
-      </w:r>
-      <w:proofErr w:type="spellStart"/>
-      <w:r>
-        <w:rPr>
-          <w:rFonts w:ascii="Arial" w:eastAsia="Times New Roman" w:hAnsi="Arial" w:cs="Arial"/>
-          <w:kern w:val="0"/>
-          <w:sz w:val="24"/>
-          <w:szCs w:val="24"/>
-          <w14:ligatures w14:val="none"/>
-        </w:rPr>
-        <w:t>reinspections</w:t>
-      </w:r>
-      <w:proofErr w:type="spellEnd"/>
-      <w:r>
-        <w:rPr>
-          <w:rFonts w:ascii="Arial" w:eastAsia="Times New Roman" w:hAnsi="Arial" w:cs="Arial"/>
-          <w:kern w:val="0"/>
-          <w:sz w:val="24"/>
-          <w:szCs w:val="24"/>
-          <w14:ligatures w14:val="none"/>
-        </w:rPr>
-        <w:t xml:space="preserve"> have found that shops rarely blend. Today’s color matching technology is so advanced that blending is only necessary on about 10% of repairs.</w:t>
+        <w:t>Blending: Only allow blending if the vehicle is at a shop AND only on supplements with a reinspection (or photo verification with the blend panels masked up). Shops always request to blend adjacent panels, yet countless reinspections have found that shops rarely blend. Today’s color matching technology is so advanced that blending is only necessary on about 10% of repairs.</w:t>
       </w:r>
     </w:p>
     <w:p>
@@ -1778,29 +1550,7 @@
           <w:szCs w:val="24"/>
           <w14:ligatures w14:val="none"/>
         </w:rPr>
-        <w:t xml:space="preserve">Sublet Markup is 25% with a maximum of 150.00 per sublet. For </w:t>
-      </w:r>
-      <w:proofErr w:type="gramStart"/>
-      <w:r>
-        <w:rPr>
-          <w:rFonts w:ascii="Arial" w:eastAsia="Times New Roman" w:hAnsi="Arial" w:cs="Arial"/>
-          <w:kern w:val="0"/>
-          <w:sz w:val="24"/>
-          <w:szCs w:val="24"/>
-          <w14:ligatures w14:val="none"/>
-        </w:rPr>
-        <w:t>example;</w:t>
-      </w:r>
-      <w:proofErr w:type="gramEnd"/>
-      <w:r>
-        <w:rPr>
-          <w:rFonts w:ascii="Arial" w:eastAsia="Times New Roman" w:hAnsi="Arial" w:cs="Arial"/>
-          <w:kern w:val="0"/>
-          <w:sz w:val="24"/>
-          <w:szCs w:val="24"/>
-          <w14:ligatures w14:val="none"/>
-        </w:rPr>
-        <w:t xml:space="preserve"> if the shop sublets a transmission replacement to the dealer for 3,000.00, max markup would be 150.00.</w:t>
+        <w:t>Sublet Markup is 25% with a maximum of 150.00 per sublet. For example; if the shop sublets a transmission replacement to the dealer for 3,000.00, max markup would be 150.00.</w:t>
       </w:r>
     </w:p>
     <w:p>
@@ -1819,27 +1569,15 @@
           <w14:ligatures w14:val="none"/>
         </w:rPr>
       </w:pPr>
-      <w:proofErr w:type="gramStart"/>
-      <w:r>
-        <w:rPr>
-          <w:rFonts w:ascii="Arial" w:eastAsia="Times New Roman" w:hAnsi="Arial" w:cs="Arial"/>
-          <w:kern w:val="0"/>
-          <w:sz w:val="24"/>
-          <w:szCs w:val="24"/>
-          <w14:ligatures w14:val="none"/>
-        </w:rPr>
-        <w:t>Appraisers</w:t>
-      </w:r>
-      <w:proofErr w:type="gramEnd"/>
-      <w:r>
-        <w:rPr>
-          <w:rFonts w:ascii="Arial" w:eastAsia="Times New Roman" w:hAnsi="Arial" w:cs="Arial"/>
-          <w:kern w:val="0"/>
-          <w:sz w:val="24"/>
-          <w:szCs w:val="24"/>
-          <w14:ligatures w14:val="none"/>
-        </w:rPr>
-        <w:t xml:space="preserve"> personal email addresses must not be listed on LM/Safeco estimates.   </w:t>
+      <w:r>
+        <w:rPr>
+          <w:rFonts w:ascii="Arial" w:eastAsia="Times New Roman" w:hAnsi="Arial" w:cs="Arial"/>
+          <w:kern w:val="0"/>
+          <w:sz w:val="24"/>
+          <w:szCs w:val="24"/>
+          <w14:ligatures w14:val="none"/>
+        </w:rPr>
+        <w:t>Appraisers personal email addresses must not be listed on LM/Safeco estimates.   </w:t>
       </w:r>
     </w:p>
     <w:p>
@@ -1866,29 +1604,7 @@
           <w:szCs w:val="24"/>
           <w14:ligatures w14:val="none"/>
         </w:rPr>
-        <w:t>Possibility of Subrogation – It’s very important for appraisers to realize that the estimate you write may be sent to an adverse carrier for subrogation. This means Liberty Mutual may seek reimbursement from another insurer for a claim they paid on behalf of their insured. If the LM insured was not at fault, they’ll attempt to collect from the other party’s insurance company. They’ll send your estimate to the other insurer with a reimbursement (</w:t>
-      </w:r>
-      <w:proofErr w:type="spellStart"/>
-      <w:r>
-        <w:rPr>
-          <w:rFonts w:ascii="Arial" w:eastAsia="Times New Roman" w:hAnsi="Arial" w:cs="Arial"/>
-          <w:kern w:val="0"/>
-          <w:sz w:val="24"/>
-          <w:szCs w:val="24"/>
-          <w14:ligatures w14:val="none"/>
-        </w:rPr>
-        <w:t>subro</w:t>
-      </w:r>
-      <w:proofErr w:type="spellEnd"/>
-      <w:r>
-        <w:rPr>
-          <w:rFonts w:ascii="Arial" w:eastAsia="Times New Roman" w:hAnsi="Arial" w:cs="Arial"/>
-          <w:kern w:val="0"/>
-          <w:sz w:val="24"/>
-          <w:szCs w:val="24"/>
-          <w14:ligatures w14:val="none"/>
-        </w:rPr>
-        <w:t>) demand. If the adverse carrier can’t see all the damage listed on your estimate in the photos, or if you allowed OEM parts when alternative parts were available, or you chose alternative parts that could have been found for less, that adverse carrier will not fully reimburse Liberty Mutual. If so, you as the appraiser may be liable for any subrogation deficiencies. Given that, ALWAYS write your estimate as accurately as possible, using the most cost-effective parts and only allow for repairs which can be seen in your photos.  </w:t>
+        <w:t>Possibility of Subrogation – It’s very important for appraisers to realize that the estimate you write may be sent to an adverse carrier for subrogation. This means Liberty Mutual may seek reimbursement from another insurer for a claim they paid on behalf of their insured. If the LM insured was not at fault, they’ll attempt to collect from the other party’s insurance company. They’ll send your estimate to the other insurer with a reimbursement (subro) demand. If the adverse carrier can’t see all the damage listed on your estimate in the photos, or if you allowed OEM parts when alternative parts were available, or you chose alternative parts that could have been found for less, that adverse carrier will not fully reimburse Liberty Mutual. If so, you as the appraiser may be liable for any subrogation deficiencies. Given that, ALWAYS write your estimate as accurately as possible, using the most cost-effective parts and only allow for repairs which can be seen in your photos.  </w:t>
       </w:r>
       <w:r>
         <w:rPr>
@@ -2071,10 +1787,17 @@
           <w14:ligatures w14:val="none"/>
         </w:rPr>
         <w:lastRenderedPageBreak/>
-        <w:t xml:space="preserve">Always utilize modified refinish (Basecoat reduction w/ full clear or spot refinish) when applicable. Today’s blending agents can very easily melt in a clear coat blend, even without a body line. Adjust your </w:t>
-      </w:r>
-      <w:proofErr w:type="gramStart"/>
-      <w:r>
+        <w:t>Always utilize modified refinish (Basecoat reduction w/ full clear or spot refinish) when applicable. Today’s blending agents can very easily melt in a clear coat blend, even without a body line. Adjust your paint times!</w:t>
+      </w:r>
+    </w:p>
+    <w:p>
+      <w:pPr>
+        <w:numPr>
+          <w:ilvl w:val="0"/>
+          <w:numId w:val="20"/>
+        </w:numPr>
+        <w:shd w:val="clear" w:color="auto" w:fill="FFFFFF"/>
+        <w:spacing w:after="0" w:line="240" w:lineRule="auto"/>
         <w:rPr>
           <w:rFonts w:ascii="Segoe UI" w:eastAsia="Times New Roman" w:hAnsi="Segoe UI" w:cs="Segoe UI"/>
           <w:color w:val="000000"/>
@@ -2083,9 +1806,7 @@
           <w:szCs w:val="24"/>
           <w14:ligatures w14:val="none"/>
         </w:rPr>
-        <w:t>paint</w:t>
-      </w:r>
-      <w:proofErr w:type="gramEnd"/>
+      </w:pPr>
       <w:r>
         <w:rPr>
           <w:rFonts w:ascii="Segoe UI" w:eastAsia="Times New Roman" w:hAnsi="Segoe UI" w:cs="Segoe UI"/>
@@ -2095,7 +1816,7 @@
           <w:szCs w:val="24"/>
           <w14:ligatures w14:val="none"/>
         </w:rPr>
-        <w:t xml:space="preserve"> times!</w:t>
+        <w:t>Vehicles NOT at a shop: - If the inspection was NOT at a shop, no add-on’s such as Blends, R&amp;I, Sand &amp; Buff, Feather/Block, etc should be allowed on estimate. The only add-on at the bottom of your estimate should be ‘Hazardous Waste Removal’ @ 4.00…nothing</w:t>
       </w:r>
     </w:p>
     <w:p>
@@ -2124,10 +1845,17 @@
           <w:szCs w:val="24"/>
           <w14:ligatures w14:val="none"/>
         </w:rPr>
-        <w:t xml:space="preserve">Vehicles NOT at a shop: - If the inspection was NOT at a shop, no </w:t>
-      </w:r>
-      <w:proofErr w:type="gramStart"/>
-      <w:r>
+        <w:t>NEVER ALLOW FOR (Even if the vehicle is at a shop):</w:t>
+      </w:r>
+    </w:p>
+    <w:p>
+      <w:pPr>
+        <w:numPr>
+          <w:ilvl w:val="0"/>
+          <w:numId w:val="20"/>
+        </w:numPr>
+        <w:shd w:val="clear" w:color="auto" w:fill="FFFFFF"/>
+        <w:spacing w:after="0" w:line="240" w:lineRule="auto"/>
         <w:rPr>
           <w:rFonts w:ascii="Segoe UI" w:eastAsia="Times New Roman" w:hAnsi="Segoe UI" w:cs="Segoe UI"/>
           <w:color w:val="000000"/>
@@ -2136,9 +1864,7 @@
           <w:szCs w:val="24"/>
           <w14:ligatures w14:val="none"/>
         </w:rPr>
-        <w:t>add-on’s</w:t>
-      </w:r>
-      <w:proofErr w:type="gramEnd"/>
+      </w:pPr>
       <w:r>
         <w:rPr>
           <w:rFonts w:ascii="Segoe UI" w:eastAsia="Times New Roman" w:hAnsi="Segoe UI" w:cs="Segoe UI"/>
@@ -2148,10 +1874,17 @@
           <w:szCs w:val="24"/>
           <w14:ligatures w14:val="none"/>
         </w:rPr>
-        <w:t xml:space="preserve"> such as Blends, R&amp;I, Sand &amp; Buff, Feather/Block, </w:t>
-      </w:r>
-      <w:proofErr w:type="spellStart"/>
-      <w:r>
+        <w:t>Flex Additive (All auto paint already has Flex Additive in it)</w:t>
+      </w:r>
+    </w:p>
+    <w:p>
+      <w:pPr>
+        <w:numPr>
+          <w:ilvl w:val="0"/>
+          <w:numId w:val="20"/>
+        </w:numPr>
+        <w:shd w:val="clear" w:color="auto" w:fill="FFFFFF"/>
+        <w:spacing w:after="0" w:line="240" w:lineRule="auto"/>
         <w:rPr>
           <w:rFonts w:ascii="Segoe UI" w:eastAsia="Times New Roman" w:hAnsi="Segoe UI" w:cs="Segoe UI"/>
           <w:color w:val="000000"/>
@@ -2160,9 +1893,7 @@
           <w:szCs w:val="24"/>
           <w14:ligatures w14:val="none"/>
         </w:rPr>
-        <w:t>etc</w:t>
-      </w:r>
-      <w:proofErr w:type="spellEnd"/>
+      </w:pPr>
       <w:r>
         <w:rPr>
           <w:rFonts w:ascii="Segoe UI" w:eastAsia="Times New Roman" w:hAnsi="Segoe UI" w:cs="Segoe UI"/>
@@ -2172,7 +1903,7 @@
           <w:szCs w:val="24"/>
           <w14:ligatures w14:val="none"/>
         </w:rPr>
-        <w:t xml:space="preserve"> should be allowed on estimate. The only add-on at the bottom of your estimate should be ‘Hazardous Waste Removal’ @ 4.00…nothing</w:t>
+        <w:t>Color Tint (This is included in the Audatex &amp; CCC refinish times</w:t>
       </w:r>
     </w:p>
     <w:p>
@@ -2201,7 +1932,7 @@
           <w:szCs w:val="24"/>
           <w14:ligatures w14:val="none"/>
         </w:rPr>
-        <w:t>NEVER ALLOW FOR (Even if the vehicle is at a shop):</w:t>
+        <w:t>Color Sand &amp; Buff (Unless it’s a custom paint job with no orange peel at all, don’t allow it)</w:t>
       </w:r>
     </w:p>
     <w:p>
@@ -2230,7 +1961,7 @@
           <w:szCs w:val="24"/>
           <w14:ligatures w14:val="none"/>
         </w:rPr>
-        <w:t>Flex Additive (All auto paint already has Flex Additive in it)</w:t>
+        <w:t>Cover Car – (This is included in Audatex and CCC refinishing times)</w:t>
       </w:r>
     </w:p>
     <w:p>
@@ -2259,7 +1990,7 @@
           <w:szCs w:val="24"/>
           <w14:ligatures w14:val="none"/>
         </w:rPr>
-        <w:t>Color Tint (This is included in the Audatex &amp; CCC refinish times</w:t>
+        <w:t>Blending: Only allow blending if the vehicle is at a shop AND only on supplements with a reinspection (or photo verification with the blend panels masked up). Shops always request to blend adjacent panels, yet countless reinspections have found that shops rarely blend. Today’s color matching technology is so advanced that blending is only necessary on about 10% of repairs.</w:t>
       </w:r>
     </w:p>
     <w:p>
@@ -2288,10 +2019,17 @@
           <w:szCs w:val="24"/>
           <w14:ligatures w14:val="none"/>
         </w:rPr>
-        <w:t xml:space="preserve">Color Sand &amp; Buff (Unless it’s a custom </w:t>
-      </w:r>
-      <w:proofErr w:type="gramStart"/>
-      <w:r>
+        <w:t>Admin Data: Fill in all estimate admin data, including all owner information and shop information (including tax ID number). </w:t>
+      </w:r>
+    </w:p>
+    <w:p>
+      <w:pPr>
+        <w:numPr>
+          <w:ilvl w:val="0"/>
+          <w:numId w:val="20"/>
+        </w:numPr>
+        <w:shd w:val="clear" w:color="auto" w:fill="FFFFFF"/>
+        <w:spacing w:after="0" w:line="240" w:lineRule="auto"/>
         <w:rPr>
           <w:rFonts w:ascii="Segoe UI" w:eastAsia="Times New Roman" w:hAnsi="Segoe UI" w:cs="Segoe UI"/>
           <w:color w:val="000000"/>
@@ -2300,9 +2038,7 @@
           <w:szCs w:val="24"/>
           <w14:ligatures w14:val="none"/>
         </w:rPr>
-        <w:t>paint</w:t>
-      </w:r>
-      <w:proofErr w:type="gramEnd"/>
+      </w:pPr>
       <w:r>
         <w:rPr>
           <w:rFonts w:ascii="Segoe UI" w:eastAsia="Times New Roman" w:hAnsi="Segoe UI" w:cs="Segoe UI"/>
@@ -2312,7 +2048,7 @@
           <w:szCs w:val="24"/>
           <w14:ligatures w14:val="none"/>
         </w:rPr>
-        <w:t xml:space="preserve"> job with no orange peel at all, don’t allow it)</w:t>
+        <w:t>UPD estimate should be written whenever UPD is identified. </w:t>
       </w:r>
     </w:p>
     <w:p>
@@ -2341,7 +2077,7 @@
           <w:szCs w:val="24"/>
           <w14:ligatures w14:val="none"/>
         </w:rPr>
-        <w:t>Cover Car – (This is included in Audatex and CCC refinishing times)</w:t>
+        <w:t>Sublet Markup is 25% with a maximum of 150.00 per sublet. For example; if the shop sublets a transmission replacement to the dealer for 3,000.00, max markup would be 150.00.</w:t>
       </w:r>
     </w:p>
     <w:p>
@@ -2370,10 +2106,17 @@
           <w:szCs w:val="24"/>
           <w14:ligatures w14:val="none"/>
         </w:rPr>
-        <w:t xml:space="preserve">Blending: Only allow blending if the vehicle is at a shop AND only on supplements with a reinspection (or photo verification with the blend panels masked up). Shops always request to blend adjacent panels, yet countless </w:t>
-      </w:r>
-      <w:proofErr w:type="spellStart"/>
-      <w:r>
+        <w:t>Appraisers personal email addresses must not be listed on LM/Safeco estimates.   </w:t>
+      </w:r>
+    </w:p>
+    <w:p>
+      <w:pPr>
+        <w:numPr>
+          <w:ilvl w:val="0"/>
+          <w:numId w:val="21"/>
+        </w:numPr>
+        <w:shd w:val="clear" w:color="auto" w:fill="FFFFFF"/>
+        <w:spacing w:after="0" w:line="240" w:lineRule="auto"/>
         <w:rPr>
           <w:rFonts w:ascii="Segoe UI" w:eastAsia="Times New Roman" w:hAnsi="Segoe UI" w:cs="Segoe UI"/>
           <w:color w:val="000000"/>
@@ -2382,9 +2125,7 @@
           <w:szCs w:val="24"/>
           <w14:ligatures w14:val="none"/>
         </w:rPr>
-        <w:t>reinspections</w:t>
-      </w:r>
-      <w:proofErr w:type="spellEnd"/>
+      </w:pPr>
       <w:r>
         <w:rPr>
           <w:rFonts w:ascii="Segoe UI" w:eastAsia="Times New Roman" w:hAnsi="Segoe UI" w:cs="Segoe UI"/>
@@ -2394,213 +2135,7 @@
           <w:szCs w:val="24"/>
           <w14:ligatures w14:val="none"/>
         </w:rPr>
-        <w:t xml:space="preserve"> have found that shops rarely blend. Today’s color matching technology is so advanced that blending is only necessary on about 10% of repairs.</w:t>
-      </w:r>
-    </w:p>
-    <w:p>
-      <w:pPr>
-        <w:numPr>
-          <w:ilvl w:val="0"/>
-          <w:numId w:val="20"/>
-        </w:numPr>
-        <w:shd w:val="clear" w:color="auto" w:fill="FFFFFF"/>
-        <w:spacing w:after="0" w:line="240" w:lineRule="auto"/>
-        <w:rPr>
-          <w:rFonts w:ascii="Segoe UI" w:eastAsia="Times New Roman" w:hAnsi="Segoe UI" w:cs="Segoe UI"/>
-          <w:color w:val="000000"/>
-          <w:kern w:val="0"/>
-          <w:sz w:val="24"/>
-          <w:szCs w:val="24"/>
-          <w14:ligatures w14:val="none"/>
-        </w:rPr>
-      </w:pPr>
-      <w:r>
-        <w:rPr>
-          <w:rFonts w:ascii="Segoe UI" w:eastAsia="Times New Roman" w:hAnsi="Segoe UI" w:cs="Segoe UI"/>
-          <w:color w:val="000000"/>
-          <w:kern w:val="0"/>
-          <w:sz w:val="24"/>
-          <w:szCs w:val="24"/>
-          <w14:ligatures w14:val="none"/>
-        </w:rPr>
-        <w:t>Admin Data: Fill in all estimate admin data, including all owner information and shop information (including tax ID number). </w:t>
-      </w:r>
-    </w:p>
-    <w:p>
-      <w:pPr>
-        <w:numPr>
-          <w:ilvl w:val="0"/>
-          <w:numId w:val="20"/>
-        </w:numPr>
-        <w:shd w:val="clear" w:color="auto" w:fill="FFFFFF"/>
-        <w:spacing w:after="0" w:line="240" w:lineRule="auto"/>
-        <w:rPr>
-          <w:rFonts w:ascii="Segoe UI" w:eastAsia="Times New Roman" w:hAnsi="Segoe UI" w:cs="Segoe UI"/>
-          <w:color w:val="000000"/>
-          <w:kern w:val="0"/>
-          <w:sz w:val="24"/>
-          <w:szCs w:val="24"/>
-          <w14:ligatures w14:val="none"/>
-        </w:rPr>
-      </w:pPr>
-      <w:r>
-        <w:rPr>
-          <w:rFonts w:ascii="Segoe UI" w:eastAsia="Times New Roman" w:hAnsi="Segoe UI" w:cs="Segoe UI"/>
-          <w:color w:val="000000"/>
-          <w:kern w:val="0"/>
-          <w:sz w:val="24"/>
-          <w:szCs w:val="24"/>
-          <w14:ligatures w14:val="none"/>
-        </w:rPr>
-        <w:t>UPD estimate should be written whenever UPD is identified. </w:t>
-      </w:r>
-    </w:p>
-    <w:p>
-      <w:pPr>
-        <w:numPr>
-          <w:ilvl w:val="0"/>
-          <w:numId w:val="20"/>
-        </w:numPr>
-        <w:shd w:val="clear" w:color="auto" w:fill="FFFFFF"/>
-        <w:spacing w:after="0" w:line="240" w:lineRule="auto"/>
-        <w:rPr>
-          <w:rFonts w:ascii="Segoe UI" w:eastAsia="Times New Roman" w:hAnsi="Segoe UI" w:cs="Segoe UI"/>
-          <w:color w:val="000000"/>
-          <w:kern w:val="0"/>
-          <w:sz w:val="24"/>
-          <w:szCs w:val="24"/>
-          <w14:ligatures w14:val="none"/>
-        </w:rPr>
-      </w:pPr>
-      <w:r>
-        <w:rPr>
-          <w:rFonts w:ascii="Segoe UI" w:eastAsia="Times New Roman" w:hAnsi="Segoe UI" w:cs="Segoe UI"/>
-          <w:color w:val="000000"/>
-          <w:kern w:val="0"/>
-          <w:sz w:val="24"/>
-          <w:szCs w:val="24"/>
-          <w14:ligatures w14:val="none"/>
-        </w:rPr>
-        <w:t xml:space="preserve">Sublet Markup is 25% with a maximum of 150.00 per sublet. For </w:t>
-      </w:r>
-      <w:proofErr w:type="gramStart"/>
-      <w:r>
-        <w:rPr>
-          <w:rFonts w:ascii="Segoe UI" w:eastAsia="Times New Roman" w:hAnsi="Segoe UI" w:cs="Segoe UI"/>
-          <w:color w:val="000000"/>
-          <w:kern w:val="0"/>
-          <w:sz w:val="24"/>
-          <w:szCs w:val="24"/>
-          <w14:ligatures w14:val="none"/>
-        </w:rPr>
-        <w:t>example;</w:t>
-      </w:r>
-      <w:proofErr w:type="gramEnd"/>
-      <w:r>
-        <w:rPr>
-          <w:rFonts w:ascii="Segoe UI" w:eastAsia="Times New Roman" w:hAnsi="Segoe UI" w:cs="Segoe UI"/>
-          <w:color w:val="000000"/>
-          <w:kern w:val="0"/>
-          <w:sz w:val="24"/>
-          <w:szCs w:val="24"/>
-          <w14:ligatures w14:val="none"/>
-        </w:rPr>
-        <w:t xml:space="preserve"> if the shop sublets a transmission replacement to the dealer for 3,000.00, max markup would be 150.00.</w:t>
-      </w:r>
-    </w:p>
-    <w:p>
-      <w:pPr>
-        <w:numPr>
-          <w:ilvl w:val="0"/>
-          <w:numId w:val="20"/>
-        </w:numPr>
-        <w:shd w:val="clear" w:color="auto" w:fill="FFFFFF"/>
-        <w:spacing w:after="0" w:line="240" w:lineRule="auto"/>
-        <w:rPr>
-          <w:rFonts w:ascii="Segoe UI" w:eastAsia="Times New Roman" w:hAnsi="Segoe UI" w:cs="Segoe UI"/>
-          <w:color w:val="000000"/>
-          <w:kern w:val="0"/>
-          <w:sz w:val="24"/>
-          <w:szCs w:val="24"/>
-          <w14:ligatures w14:val="none"/>
-        </w:rPr>
-      </w:pPr>
-      <w:proofErr w:type="gramStart"/>
-      <w:r>
-        <w:rPr>
-          <w:rFonts w:ascii="Segoe UI" w:eastAsia="Times New Roman" w:hAnsi="Segoe UI" w:cs="Segoe UI"/>
-          <w:color w:val="000000"/>
-          <w:kern w:val="0"/>
-          <w:sz w:val="24"/>
-          <w:szCs w:val="24"/>
-          <w14:ligatures w14:val="none"/>
-        </w:rPr>
-        <w:t>Appraisers</w:t>
-      </w:r>
-      <w:proofErr w:type="gramEnd"/>
-      <w:r>
-        <w:rPr>
-          <w:rFonts w:ascii="Segoe UI" w:eastAsia="Times New Roman" w:hAnsi="Segoe UI" w:cs="Segoe UI"/>
-          <w:color w:val="000000"/>
-          <w:kern w:val="0"/>
-          <w:sz w:val="24"/>
-          <w:szCs w:val="24"/>
-          <w14:ligatures w14:val="none"/>
-        </w:rPr>
-        <w:t xml:space="preserve"> personal email addresses must not be listed on LM/Safeco estimates.   </w:t>
-      </w:r>
-    </w:p>
-    <w:p>
-      <w:pPr>
-        <w:numPr>
-          <w:ilvl w:val="0"/>
-          <w:numId w:val="21"/>
-        </w:numPr>
-        <w:shd w:val="clear" w:color="auto" w:fill="FFFFFF"/>
-        <w:spacing w:after="0" w:line="240" w:lineRule="auto"/>
-        <w:rPr>
-          <w:rFonts w:ascii="Segoe UI" w:eastAsia="Times New Roman" w:hAnsi="Segoe UI" w:cs="Segoe UI"/>
-          <w:color w:val="000000"/>
-          <w:kern w:val="0"/>
-          <w:sz w:val="24"/>
-          <w:szCs w:val="24"/>
-          <w14:ligatures w14:val="none"/>
-        </w:rPr>
-      </w:pPr>
-      <w:r>
-        <w:rPr>
-          <w:rFonts w:ascii="Segoe UI" w:eastAsia="Times New Roman" w:hAnsi="Segoe UI" w:cs="Segoe UI"/>
-          <w:color w:val="000000"/>
-          <w:kern w:val="0"/>
-          <w:sz w:val="24"/>
-          <w:szCs w:val="24"/>
-          <w14:ligatures w14:val="none"/>
-        </w:rPr>
-        <w:t>Possibility of Subrogation – It’s very important for appraisers to realize that the estimate you write may be sent to an adverse carrier for subrogation. This means Liberty Mutual may seek reimbursement from another insurer for a claim they paid on behalf of their insured. If the LM insured was not at fault, they’ll attempt to collect from the other party’s insurance company. They’ll send your estimate to the other insurer with a reimbursement (</w:t>
-      </w:r>
-      <w:proofErr w:type="spellStart"/>
-      <w:r>
-        <w:rPr>
-          <w:rFonts w:ascii="Segoe UI" w:eastAsia="Times New Roman" w:hAnsi="Segoe UI" w:cs="Segoe UI"/>
-          <w:color w:val="000000"/>
-          <w:kern w:val="0"/>
-          <w:sz w:val="24"/>
-          <w:szCs w:val="24"/>
-          <w14:ligatures w14:val="none"/>
-        </w:rPr>
-        <w:t>subro</w:t>
-      </w:r>
-      <w:proofErr w:type="spellEnd"/>
-      <w:r>
-        <w:rPr>
-          <w:rFonts w:ascii="Segoe UI" w:eastAsia="Times New Roman" w:hAnsi="Segoe UI" w:cs="Segoe UI"/>
-          <w:color w:val="000000"/>
-          <w:kern w:val="0"/>
-          <w:sz w:val="24"/>
-          <w:szCs w:val="24"/>
-          <w14:ligatures w14:val="none"/>
-        </w:rPr>
-        <w:t>) demand. If the adverse carrier can’t see all the damage listed on your estimate in the photos, or if you allowed OEM parts when alternative parts were available, or you chose alternative parts that could have been found for less, that adverse carrier will not fully reimburse Liberty Mutual. If so, you as the appraiser may be liable for any subrogation deficiencies. Given that, ALWAYS write your estimate as accurately as possible, using the most cost-effective parts and only allow for repairs which can be seen in your photos.  </w:t>
+        <w:t>Possibility of Subrogation – It’s very important for appraisers to realize that the estimate you write may be sent to an adverse carrier for subrogation. This means Liberty Mutual may seek reimbursement from another insurer for a claim they paid on behalf of their insured. If the LM insured was not at fault, they’ll attempt to collect from the other party’s insurance company. They’ll send your estimate to the other insurer with a reimbursement (subro) demand. If the adverse carrier can’t see all the damage listed on your estimate in the photos, or if you allowed OEM parts when alternative parts were available, or you chose alternative parts that could have been found for less, that adverse carrier will not fully reimburse Liberty Mutual. If so, you as the appraiser may be liable for any subrogation deficiencies. Given that, ALWAYS write your estimate as accurately as possible, using the most cost-effective parts and only allow for repairs which can be seen in your photos.  </w:t>
       </w:r>
     </w:p>
     <w:p>
@@ -2668,7 +2203,7 @@
           <w14:ligatures w14:val="none"/>
         </w:rPr>
         <w:pict w14:anchorId="1C1BDFF0">
-          <v:rect id="_x0000_i1053" style="width:0;height:0" o:hrstd="t" o:hr="t" fillcolor="#a0a0a0" stroked="f"/>
+          <v:rect id="_x0000_i1027" style="width:0;height:0" o:hrstd="t" o:hr="t" fillcolor="#a0a0a0" stroked="f"/>
         </w:pict>
       </w:r>
     </w:p>
@@ -2696,35 +2231,7 @@
           <w:szCs w:val="24"/>
           <w14:ligatures w14:val="none"/>
         </w:rPr>
-        <w:t xml:space="preserve">Anything written on your estimate must be visible in the photos.  If the photos </w:t>
-      </w:r>
-      <w:proofErr w:type="spellStart"/>
-      <w:r>
-        <w:rPr>
-          <w:rFonts w:ascii="Segoe UI" w:eastAsia="Times New Roman" w:hAnsi="Segoe UI" w:cs="Segoe UI"/>
-          <w:b/>
-          <w:bCs/>
-          <w:spacing w:val="5"/>
-          <w:kern w:val="0"/>
-          <w:sz w:val="24"/>
-          <w:szCs w:val="24"/>
-          <w14:ligatures w14:val="none"/>
-        </w:rPr>
-        <w:t>dont</w:t>
-      </w:r>
-      <w:proofErr w:type="spellEnd"/>
-      <w:r>
-        <w:rPr>
-          <w:rFonts w:ascii="Segoe UI" w:eastAsia="Times New Roman" w:hAnsi="Segoe UI" w:cs="Segoe UI"/>
-          <w:b/>
-          <w:bCs/>
-          <w:spacing w:val="5"/>
-          <w:kern w:val="0"/>
-          <w:sz w:val="24"/>
-          <w:szCs w:val="24"/>
-          <w14:ligatures w14:val="none"/>
-        </w:rPr>
-        <w:t xml:space="preserve"> show it, do not write it.</w:t>
+        <w:t>Anything written on your estimate must be visible in the photos.  If the photos dont show it, do not write it.</w:t>
       </w:r>
     </w:p>
     <w:p>
@@ -2806,7 +2313,7 @@
           <w14:ligatures w14:val="none"/>
         </w:rPr>
         <w:pict w14:anchorId="746AB7C7">
-          <v:rect id="_x0000_i1054" style="width:0;height:0" o:hrstd="t" o:hr="t" fillcolor="#a0a0a0" stroked="f"/>
+          <v:rect id="_x0000_i1028" style="width:0;height:0" o:hrstd="t" o:hr="t" fillcolor="#a0a0a0" stroked="f"/>
         </w:pict>
       </w:r>
     </w:p>
@@ -2821,7 +2328,6 @@
           <w14:ligatures w14:val="none"/>
         </w:rPr>
       </w:pPr>
-      <w:proofErr w:type="gramStart"/>
       <w:r>
         <w:rPr>
           <w:rFonts w:ascii="Times New Roman" w:eastAsia="Times New Roman" w:hAnsi="Symbol" w:cs="Times New Roman"/>
@@ -2850,18 +2356,7 @@
           <w:szCs w:val="24"/>
           <w14:ligatures w14:val="none"/>
         </w:rPr>
-        <w:t>Yes</w:t>
-      </w:r>
-      <w:proofErr w:type="gramEnd"/>
-      <w:r>
-        <w:rPr>
-          <w:rFonts w:ascii="Arial" w:eastAsia="Times New Roman" w:hAnsi="Arial" w:cs="Arial"/>
-          <w:kern w:val="0"/>
-          <w:sz w:val="24"/>
-          <w:szCs w:val="24"/>
-          <w14:ligatures w14:val="none"/>
-        </w:rPr>
-        <w:t xml:space="preserve"> - Release a copy of the estimate to vehicle owner and or repair facility.</w:t>
+        <w:t>Yes - Release a copy of the estimate to vehicle owner and or repair facility.</w:t>
       </w:r>
       <w:r>
         <w:rPr>
@@ -2940,7 +2435,7 @@
           <w14:ligatures w14:val="none"/>
         </w:rPr>
         <w:pict w14:anchorId="3D1932F9">
-          <v:rect id="_x0000_i1055" style="width:0;height:0" o:hrstd="t" o:hr="t" fillcolor="#a0a0a0" stroked="f"/>
+          <v:rect id="_x0000_i1029" style="width:0;height:0" o:hrstd="t" o:hr="t" fillcolor="#a0a0a0" stroked="f"/>
         </w:pict>
       </w:r>
     </w:p>
@@ -3087,73 +2582,7 @@
           <w:szCs w:val="24"/>
           <w14:ligatures w14:val="none"/>
         </w:rPr>
-        <w:t xml:space="preserve">Complete LKQ Suspension Knee assemblies are OK, but don’t write for individual LKQ suspension </w:t>
-      </w:r>
-      <w:proofErr w:type="gramStart"/>
-      <w:r>
-        <w:rPr>
-          <w:rFonts w:ascii="Arial" w:eastAsia="Times New Roman" w:hAnsi="Arial" w:cs="Arial"/>
-          <w:kern w:val="0"/>
-          <w:sz w:val="24"/>
-          <w:szCs w:val="24"/>
-          <w14:ligatures w14:val="none"/>
-        </w:rPr>
-        <w:t>item</w:t>
-      </w:r>
-      <w:proofErr w:type="gramEnd"/>
-      <w:r>
-        <w:rPr>
-          <w:rFonts w:ascii="Arial" w:eastAsia="Times New Roman" w:hAnsi="Arial" w:cs="Arial"/>
-          <w:kern w:val="0"/>
-          <w:sz w:val="24"/>
-          <w:szCs w:val="24"/>
-          <w14:ligatures w14:val="none"/>
-        </w:rPr>
-        <w:t xml:space="preserve"> such as a control arm or knuckle. </w:t>
-      </w:r>
-      <w:proofErr w:type="gramStart"/>
-      <w:r>
-        <w:rPr>
-          <w:rFonts w:ascii="Arial" w:eastAsia="Times New Roman" w:hAnsi="Arial" w:cs="Arial"/>
-          <w:kern w:val="0"/>
-          <w:sz w:val="24"/>
-          <w:szCs w:val="24"/>
-          <w14:ligatures w14:val="none"/>
-        </w:rPr>
-        <w:t>Estimate for</w:t>
-      </w:r>
-      <w:proofErr w:type="gramEnd"/>
-      <w:r>
-        <w:rPr>
-          <w:rFonts w:ascii="Arial" w:eastAsia="Times New Roman" w:hAnsi="Arial" w:cs="Arial"/>
-          <w:kern w:val="0"/>
-          <w:sz w:val="24"/>
-          <w:szCs w:val="24"/>
-          <w14:ligatures w14:val="none"/>
-        </w:rPr>
-        <w:t xml:space="preserve"> the entire knee assembly and let the shop use the parts they need.  </w:t>
-      </w:r>
-      <w:proofErr w:type="gramStart"/>
-      <w:r>
-        <w:rPr>
-          <w:rFonts w:ascii="Arial" w:eastAsia="Times New Roman" w:hAnsi="Arial" w:cs="Arial"/>
-          <w:kern w:val="0"/>
-          <w:sz w:val="24"/>
-          <w:szCs w:val="24"/>
-          <w14:ligatures w14:val="none"/>
-        </w:rPr>
-        <w:t>OH</w:t>
-      </w:r>
-      <w:proofErr w:type="gramEnd"/>
-      <w:r>
-        <w:rPr>
-          <w:rFonts w:ascii="Arial" w:eastAsia="Times New Roman" w:hAnsi="Arial" w:cs="Arial"/>
-          <w:kern w:val="0"/>
-          <w:sz w:val="24"/>
-          <w:szCs w:val="24"/>
-          <w14:ligatures w14:val="none"/>
-        </w:rPr>
-        <w:t xml:space="preserve"> time should be allowed for the assembly.</w:t>
+        <w:t>Complete LKQ Suspension Knee assemblies are OK, but don’t write for individual LKQ suspension item such as a control arm or knuckle. Estimate for the entire knee assembly and let the shop use the parts they need.  OH time should be allowed for the assembly.</w:t>
       </w:r>
     </w:p>
     <w:p>
@@ -3234,51 +2663,7 @@
           <w:szCs w:val="24"/>
           <w14:ligatures w14:val="none"/>
         </w:rPr>
-        <w:t xml:space="preserve">Transferable parts on a LKQ assembly should not be replaced unless physically damaged.  You must confirm the part on the LKQ assembly is damaged before adding it to your estimate. (i.e. </w:t>
-      </w:r>
-      <w:proofErr w:type="spellStart"/>
-      <w:r>
-        <w:rPr>
-          <w:rFonts w:ascii="Arial" w:eastAsia="Times New Roman" w:hAnsi="Arial" w:cs="Arial"/>
-          <w:kern w:val="0"/>
-          <w:sz w:val="24"/>
-          <w:szCs w:val="24"/>
-          <w14:ligatures w14:val="none"/>
-        </w:rPr>
-        <w:t>moulding</w:t>
-      </w:r>
-      <w:proofErr w:type="spellEnd"/>
-      <w:r>
-        <w:rPr>
-          <w:rFonts w:ascii="Arial" w:eastAsia="Times New Roman" w:hAnsi="Arial" w:cs="Arial"/>
-          <w:kern w:val="0"/>
-          <w:sz w:val="24"/>
-          <w:szCs w:val="24"/>
-          <w14:ligatures w14:val="none"/>
-        </w:rPr>
-        <w:t xml:space="preserve"> on </w:t>
-      </w:r>
-      <w:proofErr w:type="gramStart"/>
-      <w:r>
-        <w:rPr>
-          <w:rFonts w:ascii="Arial" w:eastAsia="Times New Roman" w:hAnsi="Arial" w:cs="Arial"/>
-          <w:kern w:val="0"/>
-          <w:sz w:val="24"/>
-          <w:szCs w:val="24"/>
-          <w14:ligatures w14:val="none"/>
-        </w:rPr>
-        <w:t>a LKQ</w:t>
-      </w:r>
-      <w:proofErr w:type="gramEnd"/>
-      <w:r>
-        <w:rPr>
-          <w:rFonts w:ascii="Arial" w:eastAsia="Times New Roman" w:hAnsi="Arial" w:cs="Arial"/>
-          <w:kern w:val="0"/>
-          <w:sz w:val="24"/>
-          <w:szCs w:val="24"/>
-          <w14:ligatures w14:val="none"/>
-        </w:rPr>
-        <w:t xml:space="preserve"> door)</w:t>
+        <w:t>Transferable parts on a LKQ assembly should not be replaced unless physically damaged.  You must confirm the part on the LKQ assembly is damaged before adding it to your estimate. (i.e. moulding on a LKQ door)</w:t>
       </w:r>
     </w:p>
     <w:p>
@@ -3373,7 +2758,7 @@
           <w14:ligatures w14:val="none"/>
         </w:rPr>
         <w:pict w14:anchorId="0AC540AB">
-          <v:rect id="_x0000_i1056" style="width:0;height:0" o:hrstd="t" o:hr="t" fillcolor="#a0a0a0" stroked="f"/>
+          <v:rect id="_x0000_i1030" style="width:0;height:0" o:hrstd="t" o:hr="t" fillcolor="#a0a0a0" stroked="f"/>
         </w:pict>
       </w:r>
     </w:p>
@@ -3431,21 +2816,26 @@
           <w:szCs w:val="24"/>
           <w14:ligatures w14:val="none"/>
         </w:rPr>
-        <w:t xml:space="preserve">Fill out the CCC Valuation form in its entirety and call into </w:t>
-      </w:r>
-      <w:proofErr w:type="gramStart"/>
-      <w:r>
-        <w:rPr>
-          <w:rFonts w:ascii="Arial" w:eastAsia="Times New Roman" w:hAnsi="Arial" w:cs="Arial"/>
+        <w:t>Fill out the CCC Valuation form in its entirety and call into CCC  Include the request number in your Appraiser Report.</w:t>
+      </w:r>
+    </w:p>
+    <w:p>
+      <w:pPr>
+        <w:numPr>
+          <w:ilvl w:val="0"/>
+          <w:numId w:val="23"/>
+        </w:numPr>
+        <w:shd w:val="clear" w:color="auto" w:fill="FFFFFF"/>
+        <w:spacing w:after="0" w:line="240" w:lineRule="auto"/>
+        <w:rPr>
+          <w:rFonts w:ascii="Segoe UI" w:eastAsia="Times New Roman" w:hAnsi="Segoe UI" w:cs="Segoe UI"/>
           <w:color w:val="000000"/>
           <w:kern w:val="0"/>
           <w:sz w:val="24"/>
           <w:szCs w:val="24"/>
           <w14:ligatures w14:val="none"/>
         </w:rPr>
-        <w:t>CCC  Include</w:t>
-      </w:r>
-      <w:proofErr w:type="gramEnd"/>
+      </w:pPr>
       <w:r>
         <w:rPr>
           <w:rFonts w:ascii="Arial" w:eastAsia="Times New Roman" w:hAnsi="Arial" w:cs="Arial"/>
@@ -3455,7 +2845,7 @@
           <w:szCs w:val="24"/>
           <w14:ligatures w14:val="none"/>
         </w:rPr>
-        <w:t xml:space="preserve"> the request number in your Appraiser Report.</w:t>
+        <w:t>All condition ratings must include detailed comments on the CCC Form.</w:t>
       </w:r>
     </w:p>
     <w:p>
@@ -3484,7 +2874,7 @@
           <w:szCs w:val="24"/>
           <w14:ligatures w14:val="none"/>
         </w:rPr>
-        <w:t>All condition ratings must include detailed comments on the CCC Form.</w:t>
+        <w:t>You must also advise the CCC Rep to add the comments to the report when calling in the evaluation.</w:t>
       </w:r>
     </w:p>
     <w:p>
@@ -3513,7 +2903,7 @@
           <w:szCs w:val="24"/>
           <w14:ligatures w14:val="none"/>
         </w:rPr>
-        <w:t>You must also advise the CCC Rep to add the comments to the report when calling in the evaluation.</w:t>
+        <w:t>CCC ID’s for Liberty and Safeco:</w:t>
       </w:r>
     </w:p>
     <w:p>
@@ -3542,21 +2932,26 @@
           <w:szCs w:val="24"/>
           <w14:ligatures w14:val="none"/>
         </w:rPr>
-        <w:t xml:space="preserve">CCC </w:t>
-      </w:r>
-      <w:proofErr w:type="gramStart"/>
-      <w:r>
-        <w:rPr>
-          <w:rFonts w:ascii="Arial" w:eastAsia="Times New Roman" w:hAnsi="Arial" w:cs="Arial"/>
+        <w:t>Liberty Mutual – Personal Auto (all states except MO and RI) – 04319</w:t>
+      </w:r>
+    </w:p>
+    <w:p>
+      <w:pPr>
+        <w:numPr>
+          <w:ilvl w:val="0"/>
+          <w:numId w:val="23"/>
+        </w:numPr>
+        <w:shd w:val="clear" w:color="auto" w:fill="FFFFFF"/>
+        <w:spacing w:after="0" w:line="240" w:lineRule="auto"/>
+        <w:rPr>
+          <w:rFonts w:ascii="Segoe UI" w:eastAsia="Times New Roman" w:hAnsi="Segoe UI" w:cs="Segoe UI"/>
           <w:color w:val="000000"/>
           <w:kern w:val="0"/>
           <w:sz w:val="24"/>
           <w:szCs w:val="24"/>
           <w14:ligatures w14:val="none"/>
         </w:rPr>
-        <w:t>ID’s</w:t>
-      </w:r>
-      <w:proofErr w:type="gramEnd"/>
+      </w:pPr>
       <w:r>
         <w:rPr>
           <w:rFonts w:ascii="Arial" w:eastAsia="Times New Roman" w:hAnsi="Arial" w:cs="Arial"/>
@@ -3566,7 +2961,7 @@
           <w:szCs w:val="24"/>
           <w14:ligatures w14:val="none"/>
         </w:rPr>
-        <w:t xml:space="preserve"> for Liberty and Safeco:</w:t>
+        <w:t>Liberty Mutual – Personal Auto (MO) – 05792</w:t>
       </w:r>
     </w:p>
     <w:p>
@@ -3595,7 +2990,7 @@
           <w:szCs w:val="24"/>
           <w14:ligatures w14:val="none"/>
         </w:rPr>
-        <w:t>Liberty Mutual – Personal Auto (all states except MO and RI) – 04319</w:t>
+        <w:t>Liberty Mutual – Personal Auto (RI) – 04321</w:t>
       </w:r>
     </w:p>
     <w:p>
@@ -3624,7 +3019,7 @@
           <w:szCs w:val="24"/>
           <w14:ligatures w14:val="none"/>
         </w:rPr>
-        <w:t>Liberty Mutual – Personal Auto (MO) – 05792</w:t>
+        <w:t>Liberty Mutual – Specialty (Motorcycle, RV, Commercial, Classic, etc.) – 04320</w:t>
       </w:r>
     </w:p>
     <w:p>
@@ -3653,7 +3048,7 @@
           <w:szCs w:val="24"/>
           <w14:ligatures w14:val="none"/>
         </w:rPr>
-        <w:t>Liberty Mutual – Personal Auto (RI) – 04321</w:t>
+        <w:t>Before you leave the shop, always discuss and attempt to negotiate any tow, storage or advance charges i.e. partial repairs, teardowns, etc. And, explain these negotiations in your Appraisal Report.</w:t>
       </w:r>
     </w:p>
     <w:p>
@@ -3682,7 +3077,7 @@
           <w:szCs w:val="24"/>
           <w14:ligatures w14:val="none"/>
         </w:rPr>
-        <w:t>Liberty Mutual – Specialty (Motorcycle, RV, Commercial, Classic, etc.) – 04320</w:t>
+        <w:t>For LM and Safeco - Obtain a salvage quote:</w:t>
       </w:r>
     </w:p>
     <w:p>
@@ -3711,21 +3106,26 @@
           <w:szCs w:val="24"/>
           <w14:ligatures w14:val="none"/>
         </w:rPr>
-        <w:t xml:space="preserve">Before you leave the shop, always discuss and attempt to negotiate any tow, storage or advance charges i.e. partial repairs, teardowns, etc. </w:t>
-      </w:r>
-      <w:proofErr w:type="gramStart"/>
-      <w:r>
-        <w:rPr>
-          <w:rFonts w:ascii="Arial" w:eastAsia="Times New Roman" w:hAnsi="Arial" w:cs="Arial"/>
+        <w:t>For AZ, IL and WA call IAA for Bid Fast Salvage Bid 800 422 2897. </w:t>
+      </w:r>
+    </w:p>
+    <w:p>
+      <w:pPr>
+        <w:numPr>
+          <w:ilvl w:val="0"/>
+          <w:numId w:val="23"/>
+        </w:numPr>
+        <w:shd w:val="clear" w:color="auto" w:fill="FFFFFF"/>
+        <w:spacing w:after="0" w:line="240" w:lineRule="auto"/>
+        <w:rPr>
+          <w:rFonts w:ascii="Segoe UI" w:eastAsia="Times New Roman" w:hAnsi="Segoe UI" w:cs="Segoe UI"/>
           <w:color w:val="000000"/>
           <w:kern w:val="0"/>
           <w:sz w:val="24"/>
           <w:szCs w:val="24"/>
           <w14:ligatures w14:val="none"/>
         </w:rPr>
-        <w:t>And,</w:t>
-      </w:r>
-      <w:proofErr w:type="gramEnd"/>
+      </w:pPr>
       <w:r>
         <w:rPr>
           <w:rFonts w:ascii="Arial" w:eastAsia="Times New Roman" w:hAnsi="Arial" w:cs="Arial"/>
@@ -3735,143 +3135,8 @@
           <w:szCs w:val="24"/>
           <w14:ligatures w14:val="none"/>
         </w:rPr>
-        <w:t xml:space="preserve"> explain these negotiations in your Appraisal Report.</w:t>
-      </w:r>
-    </w:p>
-    <w:p>
-      <w:pPr>
-        <w:numPr>
-          <w:ilvl w:val="0"/>
-          <w:numId w:val="23"/>
-        </w:numPr>
-        <w:shd w:val="clear" w:color="auto" w:fill="FFFFFF"/>
-        <w:spacing w:after="0" w:line="240" w:lineRule="auto"/>
-        <w:rPr>
-          <w:rFonts w:ascii="Segoe UI" w:eastAsia="Times New Roman" w:hAnsi="Segoe UI" w:cs="Segoe UI"/>
-          <w:color w:val="000000"/>
-          <w:kern w:val="0"/>
-          <w:sz w:val="24"/>
-          <w:szCs w:val="24"/>
-          <w14:ligatures w14:val="none"/>
-        </w:rPr>
-      </w:pPr>
-      <w:r>
-        <w:rPr>
-          <w:rFonts w:ascii="Arial" w:eastAsia="Times New Roman" w:hAnsi="Arial" w:cs="Arial"/>
-          <w:color w:val="000000"/>
-          <w:kern w:val="0"/>
-          <w:sz w:val="24"/>
-          <w:szCs w:val="24"/>
-          <w14:ligatures w14:val="none"/>
-        </w:rPr>
-        <w:t>For LM and Safeco - Obtain a salvage quote:</w:t>
-      </w:r>
-    </w:p>
-    <w:p>
-      <w:pPr>
-        <w:numPr>
-          <w:ilvl w:val="0"/>
-          <w:numId w:val="23"/>
-        </w:numPr>
-        <w:shd w:val="clear" w:color="auto" w:fill="FFFFFF"/>
-        <w:spacing w:after="0" w:line="240" w:lineRule="auto"/>
-        <w:rPr>
-          <w:rFonts w:ascii="Segoe UI" w:eastAsia="Times New Roman" w:hAnsi="Segoe UI" w:cs="Segoe UI"/>
-          <w:color w:val="000000"/>
-          <w:kern w:val="0"/>
-          <w:sz w:val="24"/>
-          <w:szCs w:val="24"/>
-          <w14:ligatures w14:val="none"/>
-        </w:rPr>
-      </w:pPr>
-      <w:r>
-        <w:rPr>
-          <w:rFonts w:ascii="Arial" w:eastAsia="Times New Roman" w:hAnsi="Arial" w:cs="Arial"/>
-          <w:color w:val="000000"/>
-          <w:kern w:val="0"/>
-          <w:sz w:val="24"/>
-          <w:szCs w:val="24"/>
-          <w14:ligatures w14:val="none"/>
-        </w:rPr>
-        <w:t>For AZ, IL and WA call IAA for Bid Fast Salvage Bid 800 422 2897. </w:t>
-      </w:r>
-    </w:p>
-    <w:p>
-      <w:pPr>
-        <w:numPr>
-          <w:ilvl w:val="0"/>
-          <w:numId w:val="23"/>
-        </w:numPr>
-        <w:shd w:val="clear" w:color="auto" w:fill="FFFFFF"/>
-        <w:spacing w:after="0" w:line="240" w:lineRule="auto"/>
-        <w:rPr>
-          <w:rFonts w:ascii="Segoe UI" w:eastAsia="Times New Roman" w:hAnsi="Segoe UI" w:cs="Segoe UI"/>
-          <w:color w:val="000000"/>
-          <w:kern w:val="0"/>
-          <w:sz w:val="24"/>
-          <w:szCs w:val="24"/>
-          <w14:ligatures w14:val="none"/>
-        </w:rPr>
-      </w:pPr>
-      <w:r>
-        <w:rPr>
-          <w:rFonts w:ascii="Arial" w:eastAsia="Times New Roman" w:hAnsi="Arial" w:cs="Arial"/>
-          <w:color w:val="000000"/>
-          <w:kern w:val="0"/>
-          <w:sz w:val="24"/>
-          <w:szCs w:val="24"/>
-          <w14:ligatures w14:val="none"/>
-        </w:rPr>
         <w:lastRenderedPageBreak/>
-        <w:t xml:space="preserve">All other states call for a Copart </w:t>
-      </w:r>
-      <w:proofErr w:type="spellStart"/>
-      <w:r>
-        <w:rPr>
-          <w:rFonts w:ascii="Arial" w:eastAsia="Times New Roman" w:hAnsi="Arial" w:cs="Arial"/>
-          <w:color w:val="000000"/>
-          <w:kern w:val="0"/>
-          <w:sz w:val="24"/>
-          <w:szCs w:val="24"/>
-          <w14:ligatures w14:val="none"/>
-        </w:rPr>
-        <w:t>ProQuote</w:t>
-      </w:r>
-      <w:proofErr w:type="spellEnd"/>
-      <w:r>
-        <w:rPr>
-          <w:rFonts w:ascii="Arial" w:eastAsia="Times New Roman" w:hAnsi="Arial" w:cs="Arial"/>
-          <w:color w:val="000000"/>
-          <w:kern w:val="0"/>
-          <w:sz w:val="24"/>
-          <w:szCs w:val="24"/>
-          <w14:ligatures w14:val="none"/>
-        </w:rPr>
-        <w:t xml:space="preserve"> 800 269 4885 or </w:t>
-      </w:r>
-      <w:proofErr w:type="gramStart"/>
-      <w:r>
-        <w:rPr>
-          <w:rFonts w:ascii="Arial" w:eastAsia="Times New Roman" w:hAnsi="Arial" w:cs="Arial"/>
-          <w:color w:val="000000"/>
-          <w:kern w:val="0"/>
-          <w:sz w:val="24"/>
-          <w:szCs w:val="24"/>
-          <w14:ligatures w14:val="none"/>
-        </w:rPr>
-        <w:t>Log</w:t>
-      </w:r>
-      <w:proofErr w:type="gramEnd"/>
-      <w:r>
-        <w:rPr>
-          <w:rFonts w:ascii="Arial" w:eastAsia="Times New Roman" w:hAnsi="Arial" w:cs="Arial"/>
-          <w:color w:val="000000"/>
-          <w:kern w:val="0"/>
-          <w:sz w:val="24"/>
-          <w:szCs w:val="24"/>
-          <w14:ligatures w14:val="none"/>
-        </w:rPr>
-        <w:t xml:space="preserve"> in to the website: </w:t>
+        <w:t>All other states call for a Copart ProQuote 800 269 4885 or Log in to the website: </w:t>
       </w:r>
       <w:hyperlink r:id="rId9" w:history="1">
         <w:r>
@@ -4037,31 +3302,7 @@
           <w:szCs w:val="24"/>
           <w14:ligatures w14:val="none"/>
         </w:rPr>
-        <w:t xml:space="preserve">Total Loss </w:t>
-      </w:r>
-      <w:proofErr w:type="gramStart"/>
-      <w:r>
-        <w:rPr>
-          <w:rFonts w:ascii="Arial" w:eastAsia="Times New Roman" w:hAnsi="Arial" w:cs="Arial"/>
-          <w:color w:val="000000"/>
-          <w:kern w:val="0"/>
-          <w:sz w:val="24"/>
-          <w:szCs w:val="24"/>
-          <w14:ligatures w14:val="none"/>
-        </w:rPr>
-        <w:t>threshold for</w:t>
-      </w:r>
-      <w:proofErr w:type="gramEnd"/>
-      <w:r>
-        <w:rPr>
-          <w:rFonts w:ascii="Arial" w:eastAsia="Times New Roman" w:hAnsi="Arial" w:cs="Arial"/>
-          <w:color w:val="000000"/>
-          <w:kern w:val="0"/>
-          <w:sz w:val="24"/>
-          <w:szCs w:val="24"/>
-          <w14:ligatures w14:val="none"/>
-        </w:rPr>
-        <w:t xml:space="preserve"> should be considered between 60%-70% of NADA Adjusted Retail Value. (When determining T/L, make sure you take into consideration your estimate and any potential supplements) </w:t>
+        <w:t>Total Loss threshold for should be considered between 60%-70% of NADA Adjusted Retail Value. (When determining T/L, make sure you take into consideration your estimate and any potential supplements) </w:t>
       </w:r>
     </w:p>
     <w:p>
@@ -4129,7 +3370,7 @@
           <w14:ligatures w14:val="none"/>
         </w:rPr>
         <w:pict w14:anchorId="4C4E9B2A">
-          <v:rect id="_x0000_i1057" style="width:0;height:0" o:hrstd="t" o:hr="t" fillcolor="#a0a0a0" stroked="f"/>
+          <v:rect id="_x0000_i1031" style="width:0;height:0" o:hrstd="t" o:hr="t" fillcolor="#a0a0a0" stroked="f"/>
         </w:pict>
       </w:r>
     </w:p>
@@ -4144,7 +3385,6 @@
           <w14:ligatures w14:val="none"/>
         </w:rPr>
       </w:pPr>
-      <w:proofErr w:type="gramStart"/>
       <w:r>
         <w:rPr>
           <w:rFonts w:ascii="Times New Roman" w:eastAsia="Times New Roman" w:hAnsi="Symbol" w:cs="Times New Roman"/>
@@ -4173,18 +3413,7 @@
           <w:szCs w:val="26"/>
           <w14:ligatures w14:val="none"/>
         </w:rPr>
-        <w:t>Do</w:t>
-      </w:r>
-      <w:proofErr w:type="gramEnd"/>
-      <w:r>
-        <w:rPr>
-          <w:rFonts w:ascii="Times New Roman" w:eastAsia="Times New Roman" w:hAnsi="Times New Roman" w:cs="Times New Roman"/>
-          <w:kern w:val="0"/>
-          <w:sz w:val="26"/>
-          <w:szCs w:val="26"/>
-          <w14:ligatures w14:val="none"/>
-        </w:rPr>
-        <w:t xml:space="preserve"> not include towing, storage or teardown charges in estimate. List in Appraisal Report comments only and include a copy of the invoice/bill with your upload.</w:t>
+        <w:t>Do not include towing, storage or teardown charges in estimate. List in Appraisal Report comments only and include a copy of the invoice/bill with your upload.</w:t>
       </w:r>
     </w:p>
     <w:p>
@@ -4252,7 +3481,7 @@
           <w14:ligatures w14:val="none"/>
         </w:rPr>
         <w:pict w14:anchorId="7EA37930">
-          <v:rect id="_x0000_i1058" style="width:0;height:0" o:hrstd="t" o:hr="t" fillcolor="#a0a0a0" stroked="f"/>
+          <v:rect id="_x0000_i1032" style="width:0;height:0" o:hrstd="t" o:hr="t" fillcolor="#a0a0a0" stroked="f"/>
         </w:pict>
       </w:r>
     </w:p>
@@ -4375,7 +3604,7 @@
           <w14:ligatures w14:val="none"/>
         </w:rPr>
         <w:pict w14:anchorId="606D2BF5">
-          <v:rect id="_x0000_i1059" style="width:0;height:0" o:hrstd="t" o:hr="t" fillcolor="#a0a0a0" stroked="f"/>
+          <v:rect id="_x0000_i1033" style="width:0;height:0" o:hrstd="t" o:hr="t" fillcolor="#a0a0a0" stroked="f"/>
         </w:pict>
       </w:r>
     </w:p>
@@ -4413,29 +3642,7 @@
           <w:szCs w:val="24"/>
           <w14:ligatures w14:val="none"/>
         </w:rPr>
-        <w:t xml:space="preserve">on both insured and claimant vehicles on parts with a limited life </w:t>
-      </w:r>
-      <w:proofErr w:type="gramStart"/>
-      <w:r>
-        <w:rPr>
-          <w:rFonts w:ascii="Segoe UI" w:eastAsia="Times New Roman" w:hAnsi="Segoe UI" w:cs="Segoe UI"/>
-          <w:kern w:val="0"/>
-          <w:sz w:val="24"/>
-          <w:szCs w:val="24"/>
-          <w14:ligatures w14:val="none"/>
-        </w:rPr>
-        <w:t>expectancy;</w:t>
-      </w:r>
-      <w:proofErr w:type="gramEnd"/>
-      <w:r>
-        <w:rPr>
-          <w:rFonts w:ascii="Segoe UI" w:eastAsia="Times New Roman" w:hAnsi="Segoe UI" w:cs="Segoe UI"/>
-          <w:kern w:val="0"/>
-          <w:sz w:val="24"/>
-          <w:szCs w:val="24"/>
-          <w14:ligatures w14:val="none"/>
-        </w:rPr>
-        <w:t xml:space="preserve"> Tires, Batteries, Shocks, Mechanical etc.  </w:t>
+        <w:t>on both insured and claimant vehicles on parts with a limited life expectancy; Tires, Batteries, Shocks, Mechanical etc.  </w:t>
       </w:r>
     </w:p>
     <w:p>
@@ -4516,29 +3723,7 @@
           <w:szCs w:val="26"/>
           <w14:ligatures w14:val="none"/>
         </w:rPr>
-        <w:t xml:space="preserve">No deductions should be taken on vehicles </w:t>
-      </w:r>
-      <w:proofErr w:type="gramStart"/>
-      <w:r>
-        <w:rPr>
-          <w:rFonts w:ascii="Segoe UI" w:eastAsia="Times New Roman" w:hAnsi="Segoe UI" w:cs="Segoe UI"/>
-          <w:kern w:val="0"/>
-          <w:sz w:val="26"/>
-          <w:szCs w:val="26"/>
-          <w14:ligatures w14:val="none"/>
-        </w:rPr>
-        <w:t>with</w:t>
-      </w:r>
-      <w:proofErr w:type="gramEnd"/>
-      <w:r>
-        <w:rPr>
-          <w:rFonts w:ascii="Segoe UI" w:eastAsia="Times New Roman" w:hAnsi="Segoe UI" w:cs="Segoe UI"/>
-          <w:kern w:val="0"/>
-          <w:sz w:val="26"/>
-          <w:szCs w:val="26"/>
-          <w14:ligatures w14:val="none"/>
-        </w:rPr>
-        <w:t xml:space="preserve"> less than 12,000 miles. On OEM parts, apply 1% betterment per 1,000 miles after 12,000 miles, not to exceed 75% of the cost on items subject to wear and tear. No deduction for betterment on aftermarket, reconditioned, rebuilt or remanufactured parts is to be applied. Note: Your state-specific regulations may further limit application of betterment.</w:t>
+        <w:t>No deductions should be taken on vehicles with less than 12,000 miles. On OEM parts, apply 1% betterment per 1,000 miles after 12,000 miles, not to exceed 75% of the cost on items subject to wear and tear. No deduction for betterment on aftermarket, reconditioned, rebuilt or remanufactured parts is to be applied. Note: Your state-specific regulations may further limit application of betterment.</w:t>
       </w:r>
     </w:p>
     <w:p>
@@ -4607,7 +3792,7 @@
           <w14:ligatures w14:val="none"/>
         </w:rPr>
         <w:pict w14:anchorId="573C4A37">
-          <v:rect id="_x0000_i1060" style="width:0;height:0" o:hrstd="t" o:hr="t" fillcolor="#a0a0a0" stroked="f"/>
+          <v:rect id="_x0000_i1034" style="width:0;height:0" o:hrstd="t" o:hr="t" fillcolor="#a0a0a0" stroked="f"/>
         </w:pict>
       </w:r>
     </w:p>
@@ -4635,7 +3820,7 @@
           <w:szCs w:val="26"/>
           <w14:ligatures w14:val="none"/>
         </w:rPr>
-        <w:t>Complete the Core appraisal report in its entirety and provide specific detailed inspection notes.</w:t>
+        <w:t>Complete the appraisal report in its entirety and provide specific detailed inspection notes.</w:t>
       </w:r>
     </w:p>
     <w:p>
@@ -4716,51 +3901,7 @@
           <w:szCs w:val="26"/>
           <w14:ligatures w14:val="none"/>
         </w:rPr>
-        <w:t xml:space="preserve">Comment </w:t>
-      </w:r>
-      <w:proofErr w:type="gramStart"/>
-      <w:r>
-        <w:rPr>
-          <w:rFonts w:ascii="Segoe UI" w:eastAsia="Times New Roman" w:hAnsi="Segoe UI" w:cs="Segoe UI"/>
-          <w:kern w:val="0"/>
-          <w:sz w:val="26"/>
-          <w:szCs w:val="26"/>
-          <w14:ligatures w14:val="none"/>
-        </w:rPr>
-        <w:t>in</w:t>
-      </w:r>
-      <w:proofErr w:type="gramEnd"/>
-      <w:r>
-        <w:rPr>
-          <w:rFonts w:ascii="Segoe UI" w:eastAsia="Times New Roman" w:hAnsi="Segoe UI" w:cs="Segoe UI"/>
-          <w:kern w:val="0"/>
-          <w:sz w:val="26"/>
-          <w:szCs w:val="26"/>
-          <w14:ligatures w14:val="none"/>
-        </w:rPr>
-        <w:t xml:space="preserve"> your Appraisal </w:t>
-      </w:r>
-      <w:proofErr w:type="gramStart"/>
-      <w:r>
-        <w:rPr>
-          <w:rFonts w:ascii="Segoe UI" w:eastAsia="Times New Roman" w:hAnsi="Segoe UI" w:cs="Segoe UI"/>
-          <w:kern w:val="0"/>
-          <w:sz w:val="26"/>
-          <w:szCs w:val="26"/>
-          <w14:ligatures w14:val="none"/>
-        </w:rPr>
-        <w:t>Report</w:t>
-      </w:r>
-      <w:proofErr w:type="gramEnd"/>
-      <w:r>
-        <w:rPr>
-          <w:rFonts w:ascii="Segoe UI" w:eastAsia="Times New Roman" w:hAnsi="Segoe UI" w:cs="Segoe UI"/>
-          <w:kern w:val="0"/>
-          <w:sz w:val="26"/>
-          <w:szCs w:val="26"/>
-          <w14:ligatures w14:val="none"/>
-        </w:rPr>
-        <w:t xml:space="preserve"> the "Approximate Market Value" of the unit. </w:t>
+        <w:t>Comment in your Appraisal Report the "Approximate Market Value" of the unit. </w:t>
       </w:r>
     </w:p>
     <w:p>
@@ -4828,7 +3969,7 @@
           <w14:ligatures w14:val="none"/>
         </w:rPr>
         <w:pict w14:anchorId="3EF8159E">
-          <v:rect id="_x0000_i1061" style="width:0;height:0" o:hrstd="t" o:hr="t" fillcolor="#a0a0a0" stroked="f"/>
+          <v:rect id="_x0000_i1035" style="width:0;height:0" o:hrstd="t" o:hr="t" fillcolor="#a0a0a0" stroked="f"/>
         </w:pict>
       </w:r>
     </w:p>
@@ -4999,7 +4140,7 @@
           <w14:ligatures w14:val="none"/>
         </w:rPr>
         <w:pict w14:anchorId="4E622EFB">
-          <v:rect id="_x0000_i1062" style="width:0;height:0" o:hrstd="t" o:hr="t" fillcolor="#a0a0a0" stroked="f"/>
+          <v:rect id="_x0000_i1036" style="width:0;height:0" o:hrstd="t" o:hr="t" fillcolor="#a0a0a0" stroked="f"/>
         </w:pict>
       </w:r>
     </w:p>
@@ -5108,95 +4249,7 @@
           <w:szCs w:val="24"/>
           <w14:ligatures w14:val="none"/>
         </w:rPr>
-        <w:t xml:space="preserve">IF THE VEHICLE IS NOT AT A SHOP: Do not include any </w:t>
-      </w:r>
-      <w:proofErr w:type="gramStart"/>
-      <w:r>
-        <w:rPr>
-          <w:rFonts w:ascii="Arial" w:eastAsia="Times New Roman" w:hAnsi="Arial" w:cs="Arial"/>
-          <w:kern w:val="0"/>
-          <w:sz w:val="24"/>
-          <w:szCs w:val="24"/>
-          <w14:ligatures w14:val="none"/>
-        </w:rPr>
-        <w:t>add-on’s</w:t>
-      </w:r>
-      <w:proofErr w:type="gramEnd"/>
-      <w:r>
-        <w:rPr>
-          <w:rFonts w:ascii="Arial" w:eastAsia="Times New Roman" w:hAnsi="Arial" w:cs="Arial"/>
-          <w:kern w:val="0"/>
-          <w:sz w:val="24"/>
-          <w:szCs w:val="24"/>
-          <w14:ligatures w14:val="none"/>
-        </w:rPr>
-        <w:t xml:space="preserve"> such as Blends, R&amp;I, De-nib, Feather/Block, </w:t>
-      </w:r>
-      <w:proofErr w:type="spellStart"/>
-      <w:r>
-        <w:rPr>
-          <w:rFonts w:ascii="Arial" w:eastAsia="Times New Roman" w:hAnsi="Arial" w:cs="Arial"/>
-          <w:kern w:val="0"/>
-          <w:sz w:val="24"/>
-          <w:szCs w:val="24"/>
-          <w14:ligatures w14:val="none"/>
-        </w:rPr>
-        <w:t>etc</w:t>
-      </w:r>
-      <w:proofErr w:type="spellEnd"/>
-      <w:r>
-        <w:rPr>
-          <w:rFonts w:ascii="Arial" w:eastAsia="Times New Roman" w:hAnsi="Arial" w:cs="Arial"/>
-          <w:kern w:val="0"/>
-          <w:sz w:val="24"/>
-          <w:szCs w:val="24"/>
-          <w14:ligatures w14:val="none"/>
-        </w:rPr>
-        <w:t xml:space="preserve"> </w:t>
-      </w:r>
-      <w:proofErr w:type="gramStart"/>
-      <w:r>
-        <w:rPr>
-          <w:rFonts w:ascii="Arial" w:eastAsia="Times New Roman" w:hAnsi="Arial" w:cs="Arial"/>
-          <w:kern w:val="0"/>
-          <w:sz w:val="24"/>
-          <w:szCs w:val="24"/>
-          <w14:ligatures w14:val="none"/>
-        </w:rPr>
-        <w:t>on</w:t>
-      </w:r>
-      <w:proofErr w:type="gramEnd"/>
-      <w:r>
-        <w:rPr>
-          <w:rFonts w:ascii="Arial" w:eastAsia="Times New Roman" w:hAnsi="Arial" w:cs="Arial"/>
-          <w:kern w:val="0"/>
-          <w:sz w:val="24"/>
-          <w:szCs w:val="24"/>
-          <w14:ligatures w14:val="none"/>
-        </w:rPr>
-        <w:t xml:space="preserve"> your estimate. The only add-on to an estimate should be ‘Hazardous Waste Removal’ @ 4.00…nothing else. No other add-on items should be estimated until the vehicle is at a </w:t>
-      </w:r>
-      <w:proofErr w:type="gramStart"/>
-      <w:r>
-        <w:rPr>
-          <w:rFonts w:ascii="Arial" w:eastAsia="Times New Roman" w:hAnsi="Arial" w:cs="Arial"/>
-          <w:kern w:val="0"/>
-          <w:sz w:val="24"/>
-          <w:szCs w:val="24"/>
-          <w14:ligatures w14:val="none"/>
-        </w:rPr>
-        <w:t>shop</w:t>
-      </w:r>
-      <w:proofErr w:type="gramEnd"/>
-      <w:r>
-        <w:rPr>
-          <w:rFonts w:ascii="Arial" w:eastAsia="Times New Roman" w:hAnsi="Arial" w:cs="Arial"/>
-          <w:kern w:val="0"/>
-          <w:sz w:val="24"/>
-          <w:szCs w:val="24"/>
-          <w14:ligatures w14:val="none"/>
-        </w:rPr>
-        <w:t xml:space="preserve"> and the items are negotiated.</w:t>
+        <w:t>IF THE VEHICLE IS NOT AT A SHOP: Do not include any add-on’s such as Blends, R&amp;I, De-nib, Feather/Block, etc on your estimate. The only add-on to an estimate should be ‘Hazardous Waste Removal’ @ 4.00…nothing else. No other add-on items should be estimated until the vehicle is at a shop and the items are negotiated.</w:t>
       </w:r>
     </w:p>
     <w:p>
@@ -5277,29 +4330,7 @@
           <w:szCs w:val="24"/>
           <w14:ligatures w14:val="none"/>
         </w:rPr>
-        <w:t xml:space="preserve">Flex Additive (All auto paint already has Flex Additive in it) unless the shop can provide </w:t>
-      </w:r>
-      <w:proofErr w:type="gramStart"/>
-      <w:r>
-        <w:rPr>
-          <w:rFonts w:ascii="Arial" w:eastAsia="Times New Roman" w:hAnsi="Arial" w:cs="Arial"/>
-          <w:kern w:val="0"/>
-          <w:sz w:val="24"/>
-          <w:szCs w:val="24"/>
-          <w14:ligatures w14:val="none"/>
-        </w:rPr>
-        <w:t>supports</w:t>
-      </w:r>
-      <w:proofErr w:type="gramEnd"/>
-      <w:r>
-        <w:rPr>
-          <w:rFonts w:ascii="Arial" w:eastAsia="Times New Roman" w:hAnsi="Arial" w:cs="Arial"/>
-          <w:kern w:val="0"/>
-          <w:sz w:val="24"/>
-          <w:szCs w:val="24"/>
-          <w14:ligatures w14:val="none"/>
-        </w:rPr>
-        <w:t xml:space="preserve"> that it was required</w:t>
+        <w:t>Flex Additive (All auto paint already has Flex Additive in it) unless the shop can provide supports that it was required</w:t>
       </w:r>
     </w:p>
     <w:p>
@@ -5353,29 +4384,7 @@
           <w:szCs w:val="24"/>
           <w14:ligatures w14:val="none"/>
         </w:rPr>
-        <w:t xml:space="preserve">Color Sand &amp; Buff (Unless it’s a custom </w:t>
-      </w:r>
-      <w:proofErr w:type="gramStart"/>
-      <w:r>
-        <w:rPr>
-          <w:rFonts w:ascii="Arial" w:eastAsia="Times New Roman" w:hAnsi="Arial" w:cs="Arial"/>
-          <w:kern w:val="0"/>
-          <w:sz w:val="24"/>
-          <w:szCs w:val="24"/>
-          <w14:ligatures w14:val="none"/>
-        </w:rPr>
-        <w:t>paint</w:t>
-      </w:r>
-      <w:proofErr w:type="gramEnd"/>
-      <w:r>
-        <w:rPr>
-          <w:rFonts w:ascii="Arial" w:eastAsia="Times New Roman" w:hAnsi="Arial" w:cs="Arial"/>
-          <w:kern w:val="0"/>
-          <w:sz w:val="24"/>
-          <w:szCs w:val="24"/>
-          <w14:ligatures w14:val="none"/>
-        </w:rPr>
-        <w:t xml:space="preserve"> job with no orange peel at all, don’t allow it)</w:t>
+        <w:t>Color Sand &amp; Buff (Unless it’s a custom paint job with no orange peel at all, don’t allow it)</w:t>
       </w:r>
     </w:p>
     <w:p>
@@ -5403,29 +4412,7 @@
           <w14:ligatures w14:val="none"/>
         </w:rPr>
         <w:lastRenderedPageBreak/>
-        <w:t xml:space="preserve">Cover Car – (This is included in Audatex and CCC refinishing </w:t>
-      </w:r>
-      <w:proofErr w:type="gramStart"/>
-      <w:r>
-        <w:rPr>
-          <w:rFonts w:ascii="Arial" w:eastAsia="Times New Roman" w:hAnsi="Arial" w:cs="Arial"/>
-          <w:kern w:val="0"/>
-          <w:sz w:val="24"/>
-          <w:szCs w:val="24"/>
-          <w14:ligatures w14:val="none"/>
-        </w:rPr>
-        <w:t>times)  Only</w:t>
-      </w:r>
-      <w:proofErr w:type="gramEnd"/>
-      <w:r>
-        <w:rPr>
-          <w:rFonts w:ascii="Arial" w:eastAsia="Times New Roman" w:hAnsi="Arial" w:cs="Arial"/>
-          <w:kern w:val="0"/>
-          <w:sz w:val="24"/>
-          <w:szCs w:val="24"/>
-          <w14:ligatures w14:val="none"/>
-        </w:rPr>
-        <w:t xml:space="preserve"> ONE car cover per estimate if needed</w:t>
+        <w:t>Cover Car – (This is included in Audatex and CCC refinishing times)  Only ONE car cover per estimate if needed</w:t>
       </w:r>
     </w:p>
     <w:p>
@@ -5479,29 +4466,7 @@
           <w:szCs w:val="24"/>
           <w14:ligatures w14:val="none"/>
         </w:rPr>
-        <w:t xml:space="preserve">Corrosion Protection (Only </w:t>
-      </w:r>
-      <w:proofErr w:type="gramStart"/>
-      <w:r>
-        <w:rPr>
-          <w:rFonts w:ascii="Arial" w:eastAsia="Times New Roman" w:hAnsi="Arial" w:cs="Arial"/>
-          <w:kern w:val="0"/>
-          <w:sz w:val="24"/>
-          <w:szCs w:val="24"/>
-          <w14:ligatures w14:val="none"/>
-        </w:rPr>
-        <w:t>allow</w:t>
-      </w:r>
-      <w:proofErr w:type="gramEnd"/>
-      <w:r>
-        <w:rPr>
-          <w:rFonts w:ascii="Arial" w:eastAsia="Times New Roman" w:hAnsi="Arial" w:cs="Arial"/>
-          <w:kern w:val="0"/>
-          <w:sz w:val="24"/>
-          <w:szCs w:val="24"/>
-          <w14:ligatures w14:val="none"/>
-        </w:rPr>
-        <w:t xml:space="preserve"> if there is welding involved) There must be a repaired panel on the estimate for this to be allowed.</w:t>
+        <w:t>Corrosion Protection (Only allow if there is welding involved) There must be a repaired panel on the estimate for this to be allowed.</w:t>
       </w:r>
     </w:p>
     <w:p>
@@ -5606,51 +4571,7 @@
           <w:szCs w:val="24"/>
           <w14:ligatures w14:val="none"/>
         </w:rPr>
-        <w:t xml:space="preserve"> which sells replacement tape </w:t>
-      </w:r>
-      <w:proofErr w:type="gramStart"/>
-      <w:r>
-        <w:rPr>
-          <w:rFonts w:ascii="Arial" w:eastAsia="Times New Roman" w:hAnsi="Arial" w:cs="Arial"/>
-          <w:kern w:val="0"/>
-          <w:sz w:val="24"/>
-          <w:szCs w:val="24"/>
-          <w14:ligatures w14:val="none"/>
-        </w:rPr>
-        <w:t>template</w:t>
-      </w:r>
-      <w:proofErr w:type="gramEnd"/>
-      <w:r>
-        <w:rPr>
-          <w:rFonts w:ascii="Arial" w:eastAsia="Times New Roman" w:hAnsi="Arial" w:cs="Arial"/>
-          <w:kern w:val="0"/>
-          <w:sz w:val="24"/>
-          <w:szCs w:val="24"/>
-          <w14:ligatures w14:val="none"/>
-        </w:rPr>
-        <w:t xml:space="preserve"> for all emblems. If the emblem price is over 25.00, search the adhesivetemplates.com website for template prices. If you allow for an emblem adhesive template on your estimate, allow </w:t>
-      </w:r>
-      <w:proofErr w:type="gramStart"/>
-      <w:r>
-        <w:rPr>
-          <w:rFonts w:ascii="Arial" w:eastAsia="Times New Roman" w:hAnsi="Arial" w:cs="Arial"/>
-          <w:kern w:val="0"/>
-          <w:sz w:val="24"/>
-          <w:szCs w:val="24"/>
-          <w14:ligatures w14:val="none"/>
-        </w:rPr>
-        <w:t>the shop</w:t>
-      </w:r>
-      <w:proofErr w:type="gramEnd"/>
-      <w:r>
-        <w:rPr>
-          <w:rFonts w:ascii="Arial" w:eastAsia="Times New Roman" w:hAnsi="Arial" w:cs="Arial"/>
-          <w:kern w:val="0"/>
-          <w:sz w:val="24"/>
-          <w:szCs w:val="24"/>
-          <w14:ligatures w14:val="none"/>
-        </w:rPr>
-        <w:t xml:space="preserve"> .1 to clean the old tape off the emblem.      </w:t>
+        <w:t> which sells replacement tape template for all emblems. If the emblem price is over 25.00, search the adhesivetemplates.com website for template prices. If you allow for an emblem adhesive template on your estimate, allow the shop .1 to clean the old tape off the emblem.      </w:t>
       </w:r>
     </w:p>
     <w:p>
@@ -5731,29 +4652,7 @@
           <w:szCs w:val="24"/>
           <w14:ligatures w14:val="none"/>
         </w:rPr>
-        <w:t xml:space="preserve">Freon- R134 up to $10 per pound, not to exceed $30 (avg vehicle holds 1.8 </w:t>
-      </w:r>
-      <w:proofErr w:type="spellStart"/>
-      <w:r>
-        <w:rPr>
-          <w:rFonts w:ascii="Arial" w:eastAsia="Times New Roman" w:hAnsi="Arial" w:cs="Arial"/>
-          <w:kern w:val="0"/>
-          <w:sz w:val="24"/>
-          <w:szCs w:val="24"/>
-          <w14:ligatures w14:val="none"/>
-        </w:rPr>
-        <w:t>lbs</w:t>
-      </w:r>
-      <w:proofErr w:type="spellEnd"/>
-      <w:r>
-        <w:rPr>
-          <w:rFonts w:ascii="Arial" w:eastAsia="Times New Roman" w:hAnsi="Arial" w:cs="Arial"/>
-          <w:kern w:val="0"/>
-          <w:sz w:val="24"/>
-          <w:szCs w:val="24"/>
-          <w14:ligatures w14:val="none"/>
-        </w:rPr>
-        <w:t>)</w:t>
+        <w:t>Freon- R134 up to $10 per pound, not to exceed $30 (avg vehicle holds 1.8 lbs)</w:t>
       </w:r>
     </w:p>
     <w:p>
@@ -5807,51 +4706,7 @@
           <w:szCs w:val="24"/>
           <w14:ligatures w14:val="none"/>
         </w:rPr>
-        <w:t xml:space="preserve">Tape stripe 0.2 </w:t>
-      </w:r>
-      <w:proofErr w:type="gramStart"/>
-      <w:r>
-        <w:rPr>
-          <w:rFonts w:ascii="Arial" w:eastAsia="Times New Roman" w:hAnsi="Arial" w:cs="Arial"/>
-          <w:kern w:val="0"/>
-          <w:sz w:val="24"/>
-          <w:szCs w:val="24"/>
-          <w14:ligatures w14:val="none"/>
-        </w:rPr>
-        <w:t>hour</w:t>
-      </w:r>
-      <w:proofErr w:type="gramEnd"/>
-      <w:r>
-        <w:rPr>
-          <w:rFonts w:ascii="Arial" w:eastAsia="Times New Roman" w:hAnsi="Arial" w:cs="Arial"/>
-          <w:kern w:val="0"/>
-          <w:sz w:val="24"/>
-          <w:szCs w:val="24"/>
-          <w14:ligatures w14:val="none"/>
-        </w:rPr>
-        <w:t xml:space="preserve"> per panel not to exceed .5 </w:t>
-      </w:r>
-      <w:proofErr w:type="gramStart"/>
-      <w:r>
-        <w:rPr>
-          <w:rFonts w:ascii="Arial" w:eastAsia="Times New Roman" w:hAnsi="Arial" w:cs="Arial"/>
-          <w:kern w:val="0"/>
-          <w:sz w:val="24"/>
-          <w:szCs w:val="24"/>
-          <w14:ligatures w14:val="none"/>
-        </w:rPr>
-        <w:t>hour</w:t>
-      </w:r>
-      <w:proofErr w:type="gramEnd"/>
-      <w:r>
-        <w:rPr>
-          <w:rFonts w:ascii="Arial" w:eastAsia="Times New Roman" w:hAnsi="Arial" w:cs="Arial"/>
-          <w:kern w:val="0"/>
-          <w:sz w:val="24"/>
-          <w:szCs w:val="24"/>
-          <w14:ligatures w14:val="none"/>
-        </w:rPr>
-        <w:t>, allow 10.00 for materials.</w:t>
+        <w:t>Tape stripe 0.2 hour per panel not to exceed .5 hour, allow 10.00 for materials.</w:t>
       </w:r>
     </w:p>
     <w:p>
@@ -5878,51 +4733,7 @@
           <w:szCs w:val="24"/>
           <w14:ligatures w14:val="none"/>
         </w:rPr>
-        <w:t xml:space="preserve">Painted stripe </w:t>
-      </w:r>
-      <w:proofErr w:type="gramStart"/>
-      <w:r>
-        <w:rPr>
-          <w:rFonts w:ascii="Arial" w:eastAsia="Times New Roman" w:hAnsi="Arial" w:cs="Arial"/>
-          <w:kern w:val="0"/>
-          <w:sz w:val="24"/>
-          <w:szCs w:val="24"/>
-          <w14:ligatures w14:val="none"/>
-        </w:rPr>
-        <w:t>0.4 hour</w:t>
-      </w:r>
-      <w:proofErr w:type="gramEnd"/>
-      <w:r>
-        <w:rPr>
-          <w:rFonts w:ascii="Arial" w:eastAsia="Times New Roman" w:hAnsi="Arial" w:cs="Arial"/>
-          <w:kern w:val="0"/>
-          <w:sz w:val="24"/>
-          <w:szCs w:val="24"/>
-          <w14:ligatures w14:val="none"/>
-        </w:rPr>
-        <w:t xml:space="preserve"> first panel, </w:t>
-      </w:r>
-      <w:proofErr w:type="gramStart"/>
-      <w:r>
-        <w:rPr>
-          <w:rFonts w:ascii="Arial" w:eastAsia="Times New Roman" w:hAnsi="Arial" w:cs="Arial"/>
-          <w:kern w:val="0"/>
-          <w:sz w:val="24"/>
-          <w:szCs w:val="24"/>
-          <w14:ligatures w14:val="none"/>
-        </w:rPr>
-        <w:t>0.2 hour</w:t>
-      </w:r>
-      <w:proofErr w:type="gramEnd"/>
-      <w:r>
-        <w:rPr>
-          <w:rFonts w:ascii="Arial" w:eastAsia="Times New Roman" w:hAnsi="Arial" w:cs="Arial"/>
-          <w:kern w:val="0"/>
-          <w:sz w:val="24"/>
-          <w:szCs w:val="24"/>
-          <w14:ligatures w14:val="none"/>
-        </w:rPr>
-        <w:t xml:space="preserve"> additional panels up to 1.0 hour.</w:t>
+        <w:t>Painted stripe 0.4 hour first panel, 0.2 hour additional panels up to 1.0 hour.</w:t>
       </w:r>
     </w:p>
     <w:p>
@@ -5949,29 +4760,7 @@
           <w:szCs w:val="24"/>
           <w14:ligatures w14:val="none"/>
         </w:rPr>
-        <w:t xml:space="preserve">Gravel guard 0.2 </w:t>
-      </w:r>
-      <w:proofErr w:type="spellStart"/>
-      <w:r>
-        <w:rPr>
-          <w:rFonts w:ascii="Arial" w:eastAsia="Times New Roman" w:hAnsi="Arial" w:cs="Arial"/>
-          <w:kern w:val="0"/>
-          <w:sz w:val="24"/>
-          <w:szCs w:val="24"/>
-          <w14:ligatures w14:val="none"/>
-        </w:rPr>
-        <w:t>hr</w:t>
-      </w:r>
-      <w:proofErr w:type="spellEnd"/>
-      <w:r>
-        <w:rPr>
-          <w:rFonts w:ascii="Arial" w:eastAsia="Times New Roman" w:hAnsi="Arial" w:cs="Arial"/>
-          <w:kern w:val="0"/>
-          <w:sz w:val="24"/>
-          <w:szCs w:val="24"/>
-          <w14:ligatures w14:val="none"/>
-        </w:rPr>
-        <w:t xml:space="preserve"> per panel not to exceed 1.0 hour.</w:t>
+        <w:t>Gravel guard 0.2 hr per panel not to exceed 1.0 hour.</w:t>
       </w:r>
     </w:p>
     <w:p>
